--- a/public/templates/convention/ConventionDEC.docx
+++ b/public/templates/convention/ConventionDEC.docx
@@ -1,26 +1,17 @@
 
 <file path=word/document.xml><?xml version="1.0" encoding="utf-8"?>
-<w:document xmlns:o="urn:schemas-microsoft-com:office:office" xmlns:r="http://schemas.openxmlformats.org/officeDocument/2006/relationships" xmlns:v="urn:schemas-microsoft-com:vml" xmlns:w="http://schemas.openxmlformats.org/wordprocessingml/2006/main" xmlns:w10="urn:schemas-microsoft-com:office:word" xmlns:wp="http://schemas.openxmlformats.org/drawingml/2006/wordprocessingDrawing" xmlns:pic="http://schemas.openxmlformats.org/drawingml/2006/picture" xmlns:wps="http://schemas.microsoft.com/office/word/2010/wordprocessingShape" xmlns:wpg="http://schemas.microsoft.com/office/word/2010/wordprocessingGroup" xmlns:mc="http://schemas.openxmlformats.org/markup-compatibility/2006" xmlns:wp14="http://schemas.microsoft.com/office/word/2010/wordprocessingDrawing" xmlns:w14="http://schemas.microsoft.com/office/word/2010/wordml" xmlns:w15="http://schemas.microsoft.com/office/word/2012/wordml" mc:Ignorable="w14 wp14 w15">
+<w:document xmlns:wpc="http://schemas.microsoft.com/office/word/2010/wordprocessingCanvas" xmlns:cx="http://schemas.microsoft.com/office/drawing/2014/chartex" xmlns:cx1="http://schemas.microsoft.com/office/drawing/2015/9/8/chartex" xmlns:cx2="http://schemas.microsoft.com/office/drawing/2015/10/21/chartex" xmlns:cx3="http://schemas.microsoft.com/office/drawing/2016/5/9/chartex" xmlns:cx4="http://schemas.microsoft.com/office/drawing/2016/5/10/chartex" xmlns:cx5="http://schemas.microsoft.com/office/drawing/2016/5/11/chartex" xmlns:cx6="http://schemas.microsoft.com/office/drawing/2016/5/12/chartex" xmlns:cx7="http://schemas.microsoft.com/office/drawing/2016/5/13/chartex" xmlns:cx8="http://schemas.microsoft.com/office/drawing/2016/5/14/chartex" xmlns:mc="http://schemas.openxmlformats.org/markup-compatibility/2006" xmlns:aink="http://schemas.microsoft.com/office/drawing/2016/ink" xmlns:am3d="http://schemas.microsoft.com/office/drawing/2017/model3d" xmlns:o="urn:schemas-microsoft-com:office:office" xmlns:oel="http://schemas.microsoft.com/office/2019/extlst" xmlns:r="http://schemas.openxmlformats.org/officeDocument/2006/relationships" xmlns:m="http://schemas.openxmlformats.org/officeDocument/2006/math" xmlns:v="urn:schemas-microsoft-com:vml" xmlns:wp14="http://schemas.microsoft.com/office/word/2010/wordprocessingDrawing" xmlns:wp="http://schemas.openxmlformats.org/drawingml/2006/wordprocessingDrawing" xmlns:w10="urn:schemas-microsoft-com:office:word" xmlns:w="http://schemas.openxmlformats.org/wordprocessingml/2006/main" xmlns:w14="http://schemas.microsoft.com/office/word/2010/wordml" xmlns:w15="http://schemas.microsoft.com/office/word/2012/wordml" xmlns:w16cex="http://schemas.microsoft.com/office/word/2018/wordml/cex" xmlns:w16cid="http://schemas.microsoft.com/office/word/2016/wordml/cid" xmlns:w16="http://schemas.microsoft.com/office/word/2018/wordml" xmlns:w16du="http://schemas.microsoft.com/office/word/2023/wordml/word16du" xmlns:w16sdtdh="http://schemas.microsoft.com/office/word/2020/wordml/sdtdatahash" xmlns:w16sdtfl="http://schemas.microsoft.com/office/word/2024/wordml/sdtformatlock" xmlns:w16se="http://schemas.microsoft.com/office/word/2015/wordml/symex" xmlns:wpg="http://schemas.microsoft.com/office/word/2010/wordprocessingGroup" xmlns:wpi="http://schemas.microsoft.com/office/word/2010/wordprocessingInk" xmlns:wne="http://schemas.microsoft.com/office/word/2006/wordml" xmlns:wps="http://schemas.microsoft.com/office/word/2010/wordprocessingShape" mc:Ignorable="w14 w15 w16se w16cid w16 w16cex w16sdtdh w16sdtfl w16du wp14">
   <w:body>
     <w:tbl>
       <w:tblPr>
         <w:tblW w:w="8630" w:type="dxa"/>
-        <w:jc w:val="left"/>
-        <w:tblInd w:w="0" w:type="dxa"/>
         <w:tblLayout w:type="fixed"/>
-        <w:tblCellMar>
-          <w:top w:w="0" w:type="dxa"/>
-          <w:left w:w="108" w:type="dxa"/>
-          <w:bottom w:w="0" w:type="dxa"/>
-          <w:right w:w="108" w:type="dxa"/>
-        </w:tblCellMar>
-        <w:tblLook w:val="04a0" w:noHBand="0" w:noVBand="1" w:firstColumn="1" w:lastRow="0" w:lastColumn="0" w:firstRow="1"/>
+        <w:tblLook w:val="04A0" w:firstRow="1" w:lastRow="0" w:firstColumn="1" w:lastColumn="0" w:noHBand="0" w:noVBand="1"/>
       </w:tblPr>
       <w:tblGrid>
         <w:gridCol w:w="8630"/>
       </w:tblGrid>
       <w:tr>
-        <w:trPr/>
         <w:tc>
           <w:tcPr>
             <w:tcW w:w="8630" w:type="dxa"/>
@@ -30,17 +21,13 @@
               <w:bottom w:val="single" w:sz="4" w:space="0" w:color="000000"/>
               <w:right w:val="single" w:sz="4" w:space="0" w:color="000000"/>
             </w:tcBorders>
-            <w:shd w:color="auto" w:fill="auto" w:val="clear"/>
           </w:tcPr>
           <w:p>
             <w:pPr>
-              <w:pStyle w:val="Normal"/>
               <w:tabs>
-                <w:tab w:val="clear" w:pos="708"/>
-                <w:tab w:val="center" w:pos="5040" w:leader="none"/>
-                <w:tab w:val="right" w:pos="9720" w:leader="none"/>
+                <w:tab w:val="center" w:pos="5040"/>
+                <w:tab w:val="right" w:pos="9720"/>
               </w:tabs>
-              <w:spacing w:before="0" w:after="200"/>
               <w:jc w:val="center"/>
               <w:rPr>
                 <w:rFonts w:eastAsia="Calibri" w:cs="Calibri"/>
@@ -63,7 +50,7 @@
       </w:tr>
       <w:tr>
         <w:trPr>
-          <w:trHeight w:val="1667" w:hRule="atLeast"/>
+          <w:trHeight w:val="1667"/>
         </w:trPr>
         <w:tc>
           <w:tcPr>
@@ -73,17 +60,14 @@
               <w:left w:val="single" w:sz="4" w:space="0" w:color="000000"/>
               <w:right w:val="single" w:sz="4" w:space="0" w:color="000000"/>
             </w:tcBorders>
-            <w:shd w:color="auto" w:fill="auto" w:val="clear"/>
           </w:tcPr>
           <w:p>
             <w:pPr>
-              <w:pStyle w:val="Normal"/>
               <w:tabs>
-                <w:tab w:val="clear" w:pos="708"/>
-                <w:tab w:val="left" w:pos="860" w:leader="none"/>
+                <w:tab w:val="left" w:pos="860"/>
               </w:tabs>
-              <w:spacing w:lineRule="atLeast" w:line="360"/>
-              <w:ind w:hanging="29" w:left="29"/>
+              <w:spacing w:line="360" w:lineRule="atLeast"/>
+              <w:ind w:left="29" w:hanging="29"/>
               <w:jc w:val="center"/>
               <w:rPr>
                 <w:rFonts w:eastAsia="Calibri" w:cs="Calibri"/>
@@ -100,7 +84,6 @@
               <w:t xml:space="preserve">Entente relative aux stages des participants et participantes au programme de </w:t>
             </w:r>
             <w:r>
-              <w:rPr/>
               <w:br/>
             </w:r>
             <w:r>
@@ -116,13 +99,11 @@
           </w:p>
           <w:p>
             <w:pPr>
-              <w:pStyle w:val="Normal"/>
               <w:tabs>
-                <w:tab w:val="clear" w:pos="708"/>
-                <w:tab w:val="left" w:pos="860" w:leader="none"/>
+                <w:tab w:val="left" w:pos="860"/>
               </w:tabs>
-              <w:spacing w:lineRule="atLeast" w:line="360" w:before="0" w:after="200"/>
-              <w:ind w:hanging="380" w:left="380"/>
+              <w:spacing w:line="360" w:lineRule="atLeast"/>
+              <w:ind w:left="380" w:hanging="380"/>
               <w:jc w:val="left"/>
               <w:rPr>
                 <w:rFonts w:eastAsia="Calibri" w:cs="Calibri"/>
@@ -132,6 +113,7 @@
                 <w:szCs w:val="22"/>
               </w:rPr>
             </w:pPr>
+            <w:proofErr w:type="gramStart"/>
             <w:r>
               <w:rPr>
                 <w:rFonts w:eastAsia="Calibri" w:cs="Calibri"/>
@@ -140,12 +122,13 @@
               </w:rPr>
               <w:t>entre</w:t>
             </w:r>
+            <w:proofErr w:type="gramEnd"/>
           </w:p>
         </w:tc>
       </w:tr>
       <w:tr>
         <w:trPr>
-          <w:trHeight w:val="877" w:hRule="atLeast"/>
+          <w:trHeight w:val="877"/>
         </w:trPr>
         <w:tc>
           <w:tcPr>
@@ -154,17 +137,14 @@
               <w:left w:val="single" w:sz="4" w:space="0" w:color="000000"/>
               <w:right w:val="single" w:sz="4" w:space="0" w:color="000000"/>
             </w:tcBorders>
-            <w:shd w:color="auto" w:fill="auto" w:val="clear"/>
           </w:tcPr>
           <w:p>
             <w:pPr>
-              <w:pStyle w:val="Normal"/>
               <w:tabs>
-                <w:tab w:val="clear" w:pos="708"/>
-                <w:tab w:val="left" w:pos="860" w:leader="none"/>
+                <w:tab w:val="left" w:pos="860"/>
               </w:tabs>
-              <w:spacing w:lineRule="atLeast" w:line="360"/>
-              <w:ind w:hanging="29" w:left="29"/>
+              <w:spacing w:line="360" w:lineRule="atLeast"/>
+              <w:ind w:left="29" w:hanging="29"/>
               <w:jc w:val="left"/>
               <w:rPr>
                 <w:rFonts w:eastAsia="Calibri" w:cs="Calibri"/>
@@ -190,14 +170,12 @@
           </w:p>
           <w:p>
             <w:pPr>
-              <w:pStyle w:val="Normal"/>
               <w:tabs>
-                <w:tab w:val="clear" w:pos="708"/>
-                <w:tab w:val="left" w:pos="860" w:leader="none"/>
-                <w:tab w:val="left" w:pos="3600" w:leader="none"/>
-                <w:tab w:val="right" w:pos="5760" w:leader="none"/>
+                <w:tab w:val="left" w:pos="860"/>
+                <w:tab w:val="left" w:pos="3600"/>
+                <w:tab w:val="right" w:pos="5760"/>
               </w:tabs>
-              <w:spacing w:lineRule="atLeast" w:line="360" w:before="0" w:after="200"/>
+              <w:spacing w:line="360" w:lineRule="atLeast"/>
               <w:jc w:val="left"/>
               <w:rPr>
                 <w:rFonts w:eastAsia="Calibri" w:cs="Calibri"/>
@@ -220,7 +198,7 @@
       </w:tr>
       <w:tr>
         <w:trPr>
-          <w:trHeight w:val="1468" w:hRule="atLeast"/>
+          <w:trHeight w:val="1468"/>
         </w:trPr>
         <w:tc>
           <w:tcPr>
@@ -229,17 +207,14 @@
               <w:left w:val="single" w:sz="4" w:space="0" w:color="000000"/>
               <w:right w:val="single" w:sz="4" w:space="0" w:color="000000"/>
             </w:tcBorders>
-            <w:shd w:color="auto" w:fill="auto" w:val="clear"/>
           </w:tcPr>
           <w:p>
             <w:pPr>
-              <w:pStyle w:val="Normal"/>
               <w:tabs>
-                <w:tab w:val="clear" w:pos="708"/>
-                <w:tab w:val="left" w:pos="860" w:leader="none"/>
+                <w:tab w:val="left" w:pos="860"/>
               </w:tabs>
-              <w:spacing w:lineRule="atLeast" w:line="360" w:before="200" w:after="200"/>
-              <w:ind w:hanging="28" w:left="28"/>
+              <w:spacing w:before="200" w:line="360" w:lineRule="atLeast"/>
+              <w:ind w:left="28" w:hanging="28"/>
               <w:jc w:val="left"/>
               <w:rPr>
                 <w:rFonts w:eastAsia="Calibri" w:cs="Calibri"/>
@@ -261,13 +236,23 @@
               </w:rPr>
               <w:t>ayant le siège de ses affaires au {</w:t>
             </w:r>
+            <w:proofErr w:type="spellStart"/>
             <w:r>
               <w:rPr>
                 <w:rFonts w:eastAsia="Calibri" w:cs="Calibri"/>
                 <w:b/>
                 <w:bCs/>
               </w:rPr>
-              <w:t>adresseEntreprise}</w:t>
+              <w:t>adresseEntreprise</w:t>
+            </w:r>
+            <w:proofErr w:type="spellEnd"/>
+            <w:r>
+              <w:rPr>
+                <w:rFonts w:eastAsia="Calibri" w:cs="Calibri"/>
+                <w:b/>
+                <w:bCs/>
+              </w:rPr>
+              <w:t>}</w:t>
             </w:r>
             <w:r>
               <w:rPr>
@@ -275,13 +260,41 @@
               </w:rPr>
               <w:t>, représenté par {</w:t>
             </w:r>
+            <w:proofErr w:type="spellStart"/>
             <w:r>
               <w:rPr>
                 <w:rFonts w:eastAsia="Calibri" w:cs="Calibri"/>
                 <w:b/>
                 <w:bCs/>
               </w:rPr>
-              <w:t xml:space="preserve">nomRepresentant}, {titreRepresentant} </w:t>
+              <w:t>nomRepresentant</w:t>
+            </w:r>
+            <w:proofErr w:type="spellEnd"/>
+            <w:r>
+              <w:rPr>
+                <w:rFonts w:eastAsia="Calibri" w:cs="Calibri"/>
+                <w:b/>
+                <w:bCs/>
+              </w:rPr>
+              <w:t>}, {</w:t>
+            </w:r>
+            <w:proofErr w:type="spellStart"/>
+            <w:r>
+              <w:rPr>
+                <w:rFonts w:eastAsia="Calibri" w:cs="Calibri"/>
+                <w:b/>
+                <w:bCs/>
+              </w:rPr>
+              <w:t>titreRepresentant</w:t>
+            </w:r>
+            <w:proofErr w:type="spellEnd"/>
+            <w:r>
+              <w:rPr>
+                <w:rFonts w:eastAsia="Calibri" w:cs="Calibri"/>
+                <w:b/>
+                <w:bCs/>
+              </w:rPr>
+              <w:t xml:space="preserve">} </w:t>
             </w:r>
             <w:r>
               <w:rPr>
@@ -292,15 +305,13 @@
           </w:p>
           <w:p>
             <w:pPr>
-              <w:pStyle w:val="Normal"/>
               <w:tabs>
-                <w:tab w:val="clear" w:pos="708"/>
-                <w:tab w:val="left" w:pos="860" w:leader="none"/>
-                <w:tab w:val="left" w:pos="3600" w:leader="none"/>
-                <w:tab w:val="right" w:pos="5760" w:leader="none"/>
+                <w:tab w:val="left" w:pos="860"/>
+                <w:tab w:val="left" w:pos="3600"/>
+                <w:tab w:val="right" w:pos="5760"/>
               </w:tabs>
-              <w:spacing w:lineRule="atLeast" w:line="360" w:before="0" w:after="200"/>
-              <w:ind w:hanging="380" w:left="380"/>
+              <w:spacing w:line="360" w:lineRule="atLeast"/>
+              <w:ind w:left="380" w:hanging="380"/>
               <w:jc w:val="left"/>
               <w:rPr>
                 <w:rFonts w:eastAsia="Calibri" w:cs="Calibri"/>
@@ -323,7 +334,7 @@
       </w:tr>
       <w:tr>
         <w:trPr>
-          <w:trHeight w:val="1622" w:hRule="atLeast"/>
+          <w:trHeight w:val="1622"/>
         </w:trPr>
         <w:tc>
           <w:tcPr>
@@ -332,17 +343,14 @@
               <w:left w:val="single" w:sz="4" w:space="0" w:color="000000"/>
               <w:right w:val="single" w:sz="4" w:space="0" w:color="000000"/>
             </w:tcBorders>
-            <w:shd w:color="auto" w:fill="auto" w:val="clear"/>
           </w:tcPr>
           <w:p>
             <w:pPr>
-              <w:pStyle w:val="Normal"/>
               <w:tabs>
-                <w:tab w:val="clear" w:pos="708"/>
-                <w:tab w:val="left" w:pos="860" w:leader="none"/>
+                <w:tab w:val="left" w:pos="860"/>
               </w:tabs>
-              <w:spacing w:lineRule="atLeast" w:line="360"/>
-              <w:ind w:hanging="29" w:left="29"/>
+              <w:spacing w:line="360" w:lineRule="atLeast"/>
+              <w:ind w:left="29" w:hanging="29"/>
               <w:jc w:val="left"/>
               <w:rPr>
                 <w:rFonts w:eastAsia="Calibri" w:cs="Calibri"/>
@@ -409,13 +417,10 @@
           </w:p>
           <w:p>
             <w:pPr>
-              <w:pStyle w:val="Normal"/>
               <w:tabs>
-                <w:tab w:val="clear" w:pos="708"/>
-                <w:tab w:val="center" w:pos="5040" w:leader="none"/>
-                <w:tab w:val="right" w:pos="9720" w:leader="none"/>
+                <w:tab w:val="center" w:pos="5040"/>
+                <w:tab w:val="right" w:pos="9720"/>
               </w:tabs>
-              <w:spacing w:before="0" w:after="200"/>
               <w:rPr>
                 <w:rFonts w:eastAsia="Calibri" w:cs="Calibri"/>
                 <w:b/>
@@ -434,7 +439,6 @@
         </w:tc>
       </w:tr>
       <w:tr>
-        <w:trPr/>
         <w:tc>
           <w:tcPr>
             <w:tcW w:w="8630" w:type="dxa"/>
@@ -442,17 +446,13 @@
               <w:left w:val="single" w:sz="4" w:space="0" w:color="000000"/>
               <w:right w:val="single" w:sz="4" w:space="0" w:color="000000"/>
             </w:tcBorders>
-            <w:shd w:color="auto" w:fill="auto" w:val="clear"/>
           </w:tcPr>
           <w:p>
             <w:pPr>
-              <w:pStyle w:val="Normal"/>
               <w:tabs>
-                <w:tab w:val="clear" w:pos="708"/>
-                <w:tab w:val="center" w:pos="5040" w:leader="none"/>
-                <w:tab w:val="right" w:pos="9720" w:leader="none"/>
+                <w:tab w:val="center" w:pos="5040"/>
+                <w:tab w:val="right" w:pos="9720"/>
               </w:tabs>
-              <w:spacing w:before="0" w:after="200"/>
               <w:rPr>
                 <w:rFonts w:eastAsia="Calibri" w:cs="Calibri"/>
                 <w:b/>
@@ -489,41 +489,12 @@
                 <w:rFonts w:eastAsia="Calibri" w:cs="Calibri"/>
                 <w:szCs w:val="22"/>
               </w:rPr>
-              <w:t xml:space="preserve">partenaire pour accueillir l’ÉTUDIANT pour la réalisation d’un stage qui s’inscrit dans le cadre d’un cours qui, s’il est réussi, lui sera crédité par la </w:t>
-            </w:r>
-            <w:r>
-              <w:rPr>
-                <w:rFonts w:eastAsia="Calibri" w:cs="Calibri"/>
-                <w:szCs w:val="22"/>
-              </w:rPr>
-              <w:t>{</w:t>
-            </w:r>
-            <w:r>
-              <w:rPr>
-                <w:rFonts w:eastAsia="Calibri" w:cs="Calibri"/>
-                <w:szCs w:val="22"/>
-              </w:rPr>
-              <w:t>NOMDIRECTION</w:t>
-            </w:r>
-            <w:r>
-              <w:rPr>
-                <w:rFonts w:eastAsia="Calibri" w:cs="Calibri"/>
-                <w:szCs w:val="22"/>
-              </w:rPr>
-              <w:t>}</w:t>
-            </w:r>
-            <w:r>
-              <w:rPr>
-                <w:rFonts w:eastAsia="Calibri" w:cs="Calibri"/>
-                <w:szCs w:val="22"/>
-              </w:rPr>
-              <w:t>.</w:t>
+              <w:t>partenaire pour accueillir l’ÉTUDIANT pour la réalisation d’un stage qui s’inscrit dans le cadre d’un cours qui, s’il est réussi, lui sera crédité par la {NOMDIRECTION}.</w:t>
             </w:r>
           </w:p>
         </w:tc>
       </w:tr>
       <w:tr>
-        <w:trPr/>
         <w:tc>
           <w:tcPr>
             <w:tcW w:w="8630" w:type="dxa"/>
@@ -532,15 +503,12 @@
               <w:bottom w:val="single" w:sz="4" w:space="0" w:color="000000"/>
               <w:right w:val="single" w:sz="4" w:space="0" w:color="000000"/>
             </w:tcBorders>
-            <w:shd w:color="auto" w:fill="auto" w:val="clear"/>
           </w:tcPr>
           <w:p>
             <w:pPr>
-              <w:pStyle w:val="Normal"/>
               <w:tabs>
-                <w:tab w:val="clear" w:pos="708"/>
-                <w:tab w:val="center" w:pos="5040" w:leader="none"/>
-                <w:tab w:val="right" w:pos="9720" w:leader="none"/>
+                <w:tab w:val="center" w:pos="5040"/>
+                <w:tab w:val="right" w:pos="9720"/>
               </w:tabs>
               <w:rPr>
                 <w:rFonts w:eastAsia="Calibri" w:cs="Calibri"/>
@@ -582,13 +550,10 @@
           </w:p>
           <w:p>
             <w:pPr>
-              <w:pStyle w:val="Normal"/>
               <w:tabs>
-                <w:tab w:val="clear" w:pos="708"/>
-                <w:tab w:val="center" w:pos="5040" w:leader="none"/>
-                <w:tab w:val="right" w:pos="9720" w:leader="none"/>
+                <w:tab w:val="center" w:pos="5040"/>
+                <w:tab w:val="right" w:pos="9720"/>
               </w:tabs>
-              <w:spacing w:before="0" w:after="200"/>
               <w:rPr>
                 <w:rFonts w:eastAsia="Calibri" w:cs="Calibri"/>
                 <w:szCs w:val="22"/>
@@ -605,7 +570,6 @@
         </w:tc>
       </w:tr>
       <w:tr>
-        <w:trPr/>
         <w:tc>
           <w:tcPr>
             <w:tcW w:w="8630" w:type="dxa"/>
@@ -614,16 +578,14 @@
               <w:left w:val="single" w:sz="4" w:space="0" w:color="000000"/>
               <w:right w:val="single" w:sz="4" w:space="0" w:color="000000"/>
             </w:tcBorders>
-            <w:shd w:color="auto" w:fill="auto" w:val="clear"/>
           </w:tcPr>
           <w:p>
             <w:pPr>
-              <w:pStyle w:val="Normal"/>
               <w:numPr>
                 <w:ilvl w:val="0"/>
                 <w:numId w:val="2"/>
               </w:numPr>
-              <w:ind w:hanging="454" w:left="454"/>
+              <w:ind w:left="454" w:hanging="454"/>
               <w:rPr>
                 <w:rFonts w:eastAsia="Calibri"/>
                 <w:b/>
@@ -639,14 +601,12 @@
           </w:p>
           <w:p>
             <w:pPr>
-              <w:pStyle w:val="Normal"/>
               <w:tabs>
-                <w:tab w:val="clear" w:pos="708"/>
-                <w:tab w:val="left" w:pos="1163" w:leader="none"/>
-                <w:tab w:val="center" w:pos="5040" w:leader="none"/>
-                <w:tab w:val="right" w:pos="9720" w:leader="none"/>
+                <w:tab w:val="left" w:pos="1163"/>
+                <w:tab w:val="center" w:pos="5040"/>
+                <w:tab w:val="right" w:pos="9720"/>
               </w:tabs>
-              <w:ind w:hanging="1163" w:left="1163"/>
+              <w:ind w:left="1163" w:hanging="1163"/>
               <w:rPr>
                 <w:rFonts w:eastAsia="Calibri" w:cs="Calibri"/>
                 <w:szCs w:val="22"/>
@@ -666,22 +626,39 @@
                 <w:szCs w:val="22"/>
               </w:rPr>
               <w:t xml:space="preserve"> : </w:t>
+            </w:r>
+            <w:r>
+              <w:rPr>
+                <w:rFonts w:eastAsia="Calibri" w:cs="Calibri"/>
+                <w:szCs w:val="22"/>
+              </w:rPr>
               <w:tab/>
+            </w:r>
+            <w:r>
+              <w:rPr>
+                <w:rFonts w:eastAsia="Calibri" w:cs="Calibri"/>
+                <w:szCs w:val="22"/>
+              </w:rPr>
               <w:tab/>
-              <w:t>Le stage est une période de formation pratique prévue dans un programme d’études. Il s’agit d’une période supervisée ou encadrée réalisée dans un milieu de travail.</w:t>
-            </w:r>
-          </w:p>
-          <w:p>
-            <w:pPr>
-              <w:pStyle w:val="Normal"/>
+              <w:t xml:space="preserve">Le stage est une période de formation pratique prévue dans un programme d’études. Il s’agit d’une période supervisée ou encadrée réalisée dans un milieu </w:t>
+            </w:r>
+            <w:r>
+              <w:rPr>
+                <w:rFonts w:eastAsia="Calibri" w:cs="Calibri"/>
+                <w:szCs w:val="22"/>
+              </w:rPr>
+              <w:lastRenderedPageBreak/>
+              <w:t>de travail.</w:t>
+            </w:r>
+          </w:p>
+          <w:p>
+            <w:pPr>
               <w:tabs>
-                <w:tab w:val="clear" w:pos="708"/>
-                <w:tab w:val="left" w:pos="454" w:leader="none"/>
-                <w:tab w:val="center" w:pos="5040" w:leader="none"/>
-                <w:tab w:val="right" w:pos="9720" w:leader="none"/>
+                <w:tab w:val="left" w:pos="454"/>
+                <w:tab w:val="center" w:pos="5040"/>
+                <w:tab w:val="right" w:pos="9720"/>
               </w:tabs>
-              <w:spacing w:before="0" w:after="200"/>
-              <w:ind w:hanging="454" w:left="454"/>
+              <w:ind w:left="454" w:hanging="454"/>
               <w:rPr>
                 <w:rFonts w:eastAsia="Calibri" w:cs="Calibri"/>
                 <w:b/>
@@ -698,7 +675,6 @@
               <w:t>1.1</w:t>
             </w:r>
             <w:r>
-              <w:rPr/>
               <w:tab/>
             </w:r>
             <w:r>
@@ -707,13 +683,23 @@
               </w:rPr>
               <w:t>La durée prévue du stage est de {</w:t>
             </w:r>
+            <w:proofErr w:type="spellStart"/>
             <w:r>
               <w:rPr>
                 <w:rFonts w:eastAsia="Calibri" w:cs="Calibri"/>
                 <w:b/>
                 <w:bCs/>
               </w:rPr>
-              <w:t xml:space="preserve">nombreSemaineStage} </w:t>
+              <w:t>nombreSemaineStage</w:t>
+            </w:r>
+            <w:proofErr w:type="spellEnd"/>
+            <w:r>
+              <w:rPr>
+                <w:rFonts w:eastAsia="Calibri" w:cs="Calibri"/>
+                <w:b/>
+                <w:bCs/>
+              </w:rPr>
+              <w:t xml:space="preserve">} </w:t>
             </w:r>
             <w:r>
               <w:rPr>
@@ -749,13 +735,23 @@
               </w:rPr>
               <w:t>, à raison de {</w:t>
             </w:r>
+            <w:proofErr w:type="spellStart"/>
             <w:r>
               <w:rPr>
                 <w:rFonts w:eastAsia="Calibri" w:cs="Calibri"/>
                 <w:b/>
                 <w:bCs/>
               </w:rPr>
-              <w:t>nombreHeuresSemaine}</w:t>
+              <w:t>nombreHeuresSemaine</w:t>
+            </w:r>
+            <w:proofErr w:type="spellEnd"/>
+            <w:r>
+              <w:rPr>
+                <w:rFonts w:eastAsia="Calibri" w:cs="Calibri"/>
+                <w:b/>
+                <w:bCs/>
+              </w:rPr>
+              <w:t>}</w:t>
             </w:r>
             <w:r>
               <w:rPr>
@@ -767,7 +763,6 @@
         </w:tc>
       </w:tr>
       <w:tr>
-        <w:trPr/>
         <w:tc>
           <w:tcPr>
             <w:tcW w:w="8630" w:type="dxa"/>
@@ -775,19 +770,15 @@
               <w:left w:val="single" w:sz="4" w:space="0" w:color="000000"/>
               <w:right w:val="single" w:sz="4" w:space="0" w:color="000000"/>
             </w:tcBorders>
-            <w:shd w:color="auto" w:fill="auto" w:val="clear"/>
           </w:tcPr>
           <w:p>
             <w:pPr>
-              <w:pStyle w:val="Normal"/>
               <w:tabs>
-                <w:tab w:val="clear" w:pos="708"/>
-                <w:tab w:val="left" w:pos="454" w:leader="none"/>
-                <w:tab w:val="center" w:pos="5040" w:leader="none"/>
-                <w:tab w:val="right" w:pos="9720" w:leader="none"/>
+                <w:tab w:val="left" w:pos="454"/>
+                <w:tab w:val="center" w:pos="5040"/>
+                <w:tab w:val="right" w:pos="9720"/>
               </w:tabs>
-              <w:spacing w:before="0" w:after="200"/>
-              <w:ind w:hanging="454" w:left="454"/>
+              <w:ind w:left="454" w:hanging="454"/>
               <w:rPr>
                 <w:rFonts w:eastAsia="Calibri" w:cs="Calibri"/>
                 <w:b/>
@@ -801,7 +792,14 @@
                 <w:rFonts w:eastAsia="Calibri" w:cs="Calibri"/>
                 <w:szCs w:val="22"/>
               </w:rPr>
+              <w:lastRenderedPageBreak/>
               <w:t xml:space="preserve">1.2 </w:t>
+            </w:r>
+            <w:r>
+              <w:rPr>
+                <w:rFonts w:eastAsia="Calibri" w:cs="Calibri"/>
+                <w:szCs w:val="22"/>
+              </w:rPr>
               <w:tab/>
               <w:t>Le stage de l’ÉTUDIANT prévoit des activités de développement des compétences et fait partie intégrante du programme d’études. Ainsi, le stage de l’ÉTUDIANT devra respecter la description de stage qui a été approuvée par la coordination de stage figurant en annexe</w:t>
             </w:r>
@@ -818,7 +816,6 @@
         </w:tc>
       </w:tr>
       <w:tr>
-        <w:trPr/>
         <w:tc>
           <w:tcPr>
             <w:tcW w:w="8630" w:type="dxa"/>
@@ -826,19 +823,15 @@
               <w:left w:val="single" w:sz="4" w:space="0" w:color="000000"/>
               <w:right w:val="single" w:sz="4" w:space="0" w:color="000000"/>
             </w:tcBorders>
-            <w:shd w:color="auto" w:fill="auto" w:val="clear"/>
           </w:tcPr>
           <w:p>
             <w:pPr>
-              <w:pStyle w:val="Normal"/>
               <w:tabs>
-                <w:tab w:val="clear" w:pos="708"/>
-                <w:tab w:val="left" w:pos="454" w:leader="none"/>
-                <w:tab w:val="center" w:pos="5040" w:leader="none"/>
-                <w:tab w:val="right" w:pos="9720" w:leader="none"/>
+                <w:tab w:val="left" w:pos="454"/>
+                <w:tab w:val="center" w:pos="5040"/>
+                <w:tab w:val="right" w:pos="9720"/>
               </w:tabs>
-              <w:spacing w:before="0" w:after="200"/>
-              <w:ind w:hanging="454" w:left="454"/>
+              <w:ind w:left="454" w:hanging="454"/>
               <w:rPr>
                 <w:rFonts w:eastAsia="Calibri" w:cs="Calibri"/>
               </w:rPr>
@@ -850,7 +843,6 @@
               <w:t xml:space="preserve">1.3 </w:t>
             </w:r>
             <w:r>
-              <w:rPr/>
               <w:tab/>
             </w:r>
             <w:r>
@@ -859,13 +851,23 @@
               </w:rPr>
               <w:t>L’ÉTUDIANT, pendant la durée du stage, sera supervisé par {</w:t>
             </w:r>
+            <w:proofErr w:type="spellStart"/>
             <w:r>
               <w:rPr>
                 <w:rFonts w:eastAsia="Calibri" w:cs="Calibri"/>
                 <w:b/>
                 <w:bCs/>
               </w:rPr>
-              <w:t>nomSuperviseur}</w:t>
+              <w:t>nomSuperviseur</w:t>
+            </w:r>
+            <w:proofErr w:type="spellEnd"/>
+            <w:r>
+              <w:rPr>
+                <w:rFonts w:eastAsia="Calibri" w:cs="Calibri"/>
+                <w:b/>
+                <w:bCs/>
+              </w:rPr>
+              <w:t>}</w:t>
             </w:r>
             <w:r>
               <w:rPr>
@@ -881,13 +883,23 @@
               </w:rPr>
               <w:t xml:space="preserve"> désigné par L’ORGANISME et par {</w:t>
             </w:r>
+            <w:proofErr w:type="spellStart"/>
             <w:r>
               <w:rPr>
                 <w:rFonts w:eastAsia="Calibri" w:cs="Calibri"/>
                 <w:b/>
                 <w:bCs/>
               </w:rPr>
-              <w:t>nomProfSuperviseur}</w:t>
+              <w:t>nomProfSuperviseur</w:t>
+            </w:r>
+            <w:proofErr w:type="spellEnd"/>
+            <w:r>
+              <w:rPr>
+                <w:rFonts w:eastAsia="Calibri" w:cs="Calibri"/>
+                <w:b/>
+                <w:bCs/>
+              </w:rPr>
+              <w:t>}</w:t>
             </w:r>
             <w:r>
               <w:rPr>
@@ -908,7 +920,7 @@
       </w:tr>
       <w:tr>
         <w:trPr>
-          <w:trHeight w:val="133" w:hRule="atLeast"/>
+          <w:trHeight w:val="133"/>
         </w:trPr>
         <w:tc>
           <w:tcPr>
@@ -918,18 +930,15 @@
               <w:bottom w:val="single" w:sz="4" w:space="0" w:color="000000"/>
               <w:right w:val="single" w:sz="4" w:space="0" w:color="000000"/>
             </w:tcBorders>
-            <w:shd w:color="auto" w:fill="auto" w:val="clear"/>
           </w:tcPr>
           <w:p>
             <w:pPr>
-              <w:pStyle w:val="Normal"/>
               <w:tabs>
-                <w:tab w:val="clear" w:pos="708"/>
-                <w:tab w:val="left" w:pos="454" w:leader="none"/>
-                <w:tab w:val="center" w:pos="5040" w:leader="none"/>
-                <w:tab w:val="right" w:pos="9720" w:leader="none"/>
+                <w:tab w:val="left" w:pos="454"/>
+                <w:tab w:val="center" w:pos="5040"/>
+                <w:tab w:val="right" w:pos="9720"/>
               </w:tabs>
-              <w:ind w:hanging="454" w:left="454"/>
+              <w:ind w:left="454" w:hanging="454"/>
               <w:rPr>
                 <w:rFonts w:eastAsia="Calibri" w:cs="Calibri"/>
               </w:rPr>
@@ -941,7 +950,6 @@
               <w:t xml:space="preserve">1.4 </w:t>
             </w:r>
             <w:r>
-              <w:rPr/>
               <w:tab/>
             </w:r>
             <w:r>
@@ -950,13 +958,23 @@
               </w:rPr>
               <w:t>Au cours du stage, l’ÉTUDIANT recevra la rémunération suivante pour le travail qu’il réalise : salaire horaire de {</w:t>
             </w:r>
+            <w:proofErr w:type="spellStart"/>
             <w:r>
               <w:rPr>
                 <w:rFonts w:eastAsia="Calibri" w:cs="Calibri"/>
                 <w:b/>
                 <w:bCs/>
               </w:rPr>
-              <w:t>salaireHoraire}</w:t>
+              <w:t>salaireHoraire</w:t>
+            </w:r>
+            <w:proofErr w:type="spellEnd"/>
+            <w:r>
+              <w:rPr>
+                <w:rFonts w:eastAsia="Calibri" w:cs="Calibri"/>
+                <w:b/>
+                <w:bCs/>
+              </w:rPr>
+              <w:t>}</w:t>
             </w:r>
             <w:r>
               <w:rPr>
@@ -967,14 +985,12 @@
           </w:p>
           <w:p>
             <w:pPr>
-              <w:pStyle w:val="Normal"/>
               <w:tabs>
-                <w:tab w:val="clear" w:pos="708"/>
-                <w:tab w:val="left" w:pos="454" w:leader="none"/>
-                <w:tab w:val="center" w:pos="5040" w:leader="none"/>
-                <w:tab w:val="right" w:pos="9720" w:leader="none"/>
+                <w:tab w:val="left" w:pos="454"/>
+                <w:tab w:val="center" w:pos="5040"/>
+                <w:tab w:val="right" w:pos="9720"/>
               </w:tabs>
-              <w:ind w:hanging="454" w:left="454"/>
+              <w:ind w:left="454" w:hanging="454"/>
               <w:rPr>
                 <w:rFonts w:eastAsia="Calibri" w:cs="Calibri"/>
                 <w:szCs w:val="22"/>
@@ -986,21 +1002,24 @@
                 <w:szCs w:val="22"/>
               </w:rPr>
               <w:t xml:space="preserve">1.5 </w:t>
+            </w:r>
+            <w:r>
+              <w:rPr>
+                <w:rFonts w:eastAsia="Calibri" w:cs="Calibri"/>
+                <w:szCs w:val="22"/>
+              </w:rPr>
               <w:tab/>
               <w:t>Durant le stage, l’ÉTUDIANT demeure un étudiant du CÉGEP bien qu’il puisse avoir, durant la durée de son stage, le statut d’employé de l’ORGANISME. Ainsi l’ÉTUDIANT continuera à bénéficier des assurances en responsabilité civile du CÉGEP.</w:t>
             </w:r>
           </w:p>
           <w:p>
             <w:pPr>
-              <w:pStyle w:val="Normal"/>
               <w:tabs>
-                <w:tab w:val="clear" w:pos="708"/>
-                <w:tab w:val="left" w:pos="454" w:leader="none"/>
-                <w:tab w:val="center" w:pos="5040" w:leader="none"/>
-                <w:tab w:val="right" w:pos="9720" w:leader="none"/>
+                <w:tab w:val="left" w:pos="454"/>
+                <w:tab w:val="center" w:pos="5040"/>
+                <w:tab w:val="right" w:pos="9720"/>
               </w:tabs>
-              <w:spacing w:before="0" w:after="200"/>
-              <w:ind w:hanging="454" w:left="454"/>
+              <w:ind w:left="454" w:hanging="454"/>
               <w:rPr>
                 <w:rFonts w:eastAsia="Calibri" w:cs="Calibri"/>
                 <w:sz w:val="2"/>
@@ -1013,6 +1032,12 @@
                 <w:szCs w:val="22"/>
               </w:rPr>
               <w:t xml:space="preserve">1.6 </w:t>
+            </w:r>
+            <w:r>
+              <w:rPr>
+                <w:rFonts w:eastAsia="Calibri" w:cs="Calibri"/>
+                <w:szCs w:val="22"/>
+              </w:rPr>
               <w:tab/>
               <w:t>Puisque le stage est rémunéré, l’ORGANISME devient l’employeur du stagiaire et doit alors prendre à sa charge les responsabilités qui lui incombent quant à la protection individuelle de l’employé stagiaire en regard de la Commission des normes, de l’équité, de la santé et de la sécurité au travail (CNESST).</w:t>
             </w:r>
@@ -1020,7 +1045,6 @@
         </w:tc>
       </w:tr>
       <w:tr>
-        <w:trPr/>
         <w:tc>
           <w:tcPr>
             <w:tcW w:w="8630" w:type="dxa"/>
@@ -1030,17 +1054,15 @@
               <w:bottom w:val="single" w:sz="4" w:space="0" w:color="000000"/>
               <w:right w:val="single" w:sz="4" w:space="0" w:color="000000"/>
             </w:tcBorders>
-            <w:shd w:color="auto" w:fill="auto" w:val="clear"/>
           </w:tcPr>
           <w:p>
             <w:pPr>
-              <w:pStyle w:val="Normal"/>
               <w:numPr>
                 <w:ilvl w:val="0"/>
                 <w:numId w:val="2"/>
               </w:numPr>
-              <w:spacing w:lineRule="auto" w:line="240" w:before="0" w:after="0"/>
-              <w:ind w:hanging="454" w:left="454"/>
+              <w:spacing w:after="0" w:line="240" w:lineRule="auto"/>
+              <w:ind w:left="454" w:hanging="454"/>
               <w:jc w:val="left"/>
               <w:rPr>
                 <w:rFonts w:eastAsia="Calibri" w:cs="Calibri"/>
@@ -1058,19 +1080,26 @@
           </w:p>
           <w:p>
             <w:pPr>
-              <w:pStyle w:val="Normal"/>
-              <w:spacing w:lineRule="auto" w:line="240" w:before="0" w:after="0"/>
+              <w:spacing w:after="0" w:line="240" w:lineRule="auto"/>
               <w:ind w:left="454"/>
               <w:jc w:val="left"/>
               <w:rPr>
                 <w:rFonts w:eastAsia="Calibri" w:cs="Calibri"/>
               </w:rPr>
             </w:pPr>
-            <w:r>
-              <w:rPr>
-                <w:rFonts w:eastAsia="Calibri" w:cs="Calibri"/>
-              </w:rPr>
-              <w:t>incluant la {</w:t>
+            <w:proofErr w:type="gramStart"/>
+            <w:r>
+              <w:rPr>
+                <w:rFonts w:eastAsia="Calibri" w:cs="Calibri"/>
+              </w:rPr>
+              <w:t>incluant</w:t>
+            </w:r>
+            <w:proofErr w:type="gramEnd"/>
+            <w:r>
+              <w:rPr>
+                <w:rFonts w:eastAsia="Calibri" w:cs="Calibri"/>
+              </w:rPr>
+              <w:t xml:space="preserve"> la {</w:t>
             </w:r>
             <w:r>
               <w:rPr>
@@ -1089,13 +1118,11 @@
           </w:p>
           <w:p>
             <w:pPr>
-              <w:pStyle w:val="Normal"/>
               <w:tabs>
-                <w:tab w:val="clear" w:pos="708"/>
-                <w:tab w:val="center" w:pos="5040" w:leader="none"/>
-                <w:tab w:val="right" w:pos="9720" w:leader="none"/>
+                <w:tab w:val="center" w:pos="5040"/>
+                <w:tab w:val="right" w:pos="9720"/>
               </w:tabs>
-              <w:spacing w:lineRule="atLeast" w:line="22"/>
+              <w:spacing w:line="22" w:lineRule="atLeast"/>
               <w:rPr>
                 <w:rFonts w:eastAsia="Calibri" w:cs="Calibri"/>
                 <w:szCs w:val="22"/>
@@ -1111,124 +1138,123 @@
           </w:p>
           <w:p>
             <w:pPr>
-              <w:pStyle w:val="Normal"/>
               <w:tabs>
-                <w:tab w:val="clear" w:pos="708"/>
-                <w:tab w:val="left" w:pos="454" w:leader="none"/>
-                <w:tab w:val="center" w:pos="5040" w:leader="none"/>
-                <w:tab w:val="right" w:pos="9720" w:leader="none"/>
+                <w:tab w:val="left" w:pos="454"/>
+                <w:tab w:val="center" w:pos="5040"/>
+                <w:tab w:val="right" w:pos="9720"/>
               </w:tabs>
-              <w:spacing w:lineRule="exact" w:line="240"/>
-              <w:ind w:hanging="454" w:left="454"/>
-              <w:rPr>
-                <w:rFonts w:eastAsia="Calibri" w:cs="Calibri"/>
-                <w:szCs w:val="22"/>
-              </w:rPr>
-            </w:pPr>
-            <w:r>
-              <w:rPr/>
+              <w:spacing w:line="240" w:lineRule="exact"/>
+              <w:ind w:left="454" w:hanging="454"/>
+              <w:rPr>
+                <w:rFonts w:eastAsia="Calibri" w:cs="Calibri"/>
+                <w:szCs w:val="22"/>
+              </w:rPr>
+            </w:pPr>
+            <w:r>
               <w:t>2.1</w:t>
+            </w:r>
+            <w:r>
               <w:tab/>
               <w:t>S’assurer de l’application des lois et des documents institutionnels liés aux programmes d’études dans lesquels s’inscrivent les stages.</w:t>
             </w:r>
           </w:p>
           <w:p>
             <w:pPr>
-              <w:pStyle w:val="Normal"/>
               <w:tabs>
-                <w:tab w:val="clear" w:pos="708"/>
-                <w:tab w:val="left" w:pos="454" w:leader="none"/>
-                <w:tab w:val="center" w:pos="5040" w:leader="none"/>
-                <w:tab w:val="right" w:pos="9720" w:leader="none"/>
+                <w:tab w:val="left" w:pos="454"/>
+                <w:tab w:val="center" w:pos="5040"/>
+                <w:tab w:val="right" w:pos="9720"/>
               </w:tabs>
-              <w:spacing w:lineRule="exact" w:line="240"/>
-              <w:ind w:hanging="454" w:left="454"/>
-              <w:rPr/>
-            </w:pPr>
-            <w:r>
-              <w:rPr/>
+              <w:spacing w:line="240" w:lineRule="exact"/>
+              <w:ind w:left="454" w:hanging="454"/>
+            </w:pPr>
+            <w:r>
               <w:t>2.2</w:t>
+            </w:r>
+            <w:r>
               <w:tab/>
               <w:t>Informer les milieux de stage des objectifs d’apprentissage poursuivis par le stage, des règles qui s’appliquent en stage et de leurs responsabilités à l’égard du stagiaire.</w:t>
             </w:r>
           </w:p>
           <w:p>
             <w:pPr>
-              <w:pStyle w:val="Normal"/>
               <w:tabs>
-                <w:tab w:val="clear" w:pos="708"/>
-                <w:tab w:val="left" w:pos="454" w:leader="none"/>
-                <w:tab w:val="center" w:pos="5040" w:leader="none"/>
-                <w:tab w:val="right" w:pos="9720" w:leader="none"/>
+                <w:tab w:val="left" w:pos="454"/>
+                <w:tab w:val="center" w:pos="5040"/>
+                <w:tab w:val="right" w:pos="9720"/>
               </w:tabs>
-              <w:spacing w:lineRule="exact" w:line="240"/>
-              <w:ind w:hanging="454" w:left="454"/>
-              <w:rPr/>
-            </w:pPr>
-            <w:r>
-              <w:rPr/>
+              <w:spacing w:line="240" w:lineRule="exact"/>
+              <w:ind w:left="454" w:hanging="454"/>
+            </w:pPr>
+            <w:r>
               <w:t>2.3</w:t>
+            </w:r>
+            <w:r>
               <w:tab/>
               <w:t>S’assurer du respect de la description approuvée du stage.</w:t>
             </w:r>
           </w:p>
           <w:p>
             <w:pPr>
-              <w:pStyle w:val="Normal"/>
               <w:tabs>
-                <w:tab w:val="clear" w:pos="708"/>
-                <w:tab w:val="left" w:pos="454" w:leader="none"/>
-                <w:tab w:val="center" w:pos="5040" w:leader="none"/>
-                <w:tab w:val="right" w:pos="9720" w:leader="none"/>
+                <w:tab w:val="left" w:pos="454"/>
+                <w:tab w:val="center" w:pos="5040"/>
+                <w:tab w:val="right" w:pos="9720"/>
               </w:tabs>
-              <w:spacing w:lineRule="exact" w:line="240"/>
-              <w:ind w:hanging="454" w:left="454"/>
-              <w:rPr/>
-            </w:pPr>
-            <w:r>
-              <w:rPr/>
+              <w:spacing w:line="240" w:lineRule="exact"/>
+              <w:ind w:left="454" w:hanging="454"/>
+            </w:pPr>
+            <w:r>
               <w:t>2.4</w:t>
+            </w:r>
+            <w:r>
               <w:tab/>
               <w:t xml:space="preserve">Gérer les situations particulières ou problématiques en milieu de stage, en collaboration avec les acteurs concernés. </w:t>
             </w:r>
           </w:p>
           <w:p>
             <w:pPr>
-              <w:pStyle w:val="Normal"/>
               <w:tabs>
-                <w:tab w:val="clear" w:pos="708"/>
-                <w:tab w:val="left" w:pos="454" w:leader="none"/>
-                <w:tab w:val="center" w:pos="5040" w:leader="none"/>
-                <w:tab w:val="right" w:pos="9720" w:leader="none"/>
+                <w:tab w:val="left" w:pos="454"/>
+                <w:tab w:val="center" w:pos="5040"/>
+                <w:tab w:val="right" w:pos="9720"/>
               </w:tabs>
-              <w:spacing w:lineRule="exact" w:line="240"/>
-              <w:ind w:hanging="454" w:left="454"/>
-              <w:rPr>
-                <w:rFonts w:eastAsia="Calibri" w:cs="Calibri"/>
-                <w:szCs w:val="22"/>
-              </w:rPr>
-            </w:pPr>
-            <w:r>
-              <w:rPr/>
+              <w:spacing w:line="240" w:lineRule="exact"/>
+              <w:ind w:left="454" w:hanging="454"/>
+              <w:rPr>
+                <w:rFonts w:eastAsia="Calibri" w:cs="Calibri"/>
+                <w:szCs w:val="22"/>
+              </w:rPr>
+            </w:pPr>
+            <w:r>
               <w:t>2.5</w:t>
+            </w:r>
+            <w:r>
               <w:tab/>
-              <w:t>Encadrer, soutenir et évaluer l’ÉTUDIANT pendant toute la durée de son stage. Cette responsabilité est assumée par le professeur de stage qui doit notamment :</w:t>
-            </w:r>
-          </w:p>
-          <w:p>
-            <w:pPr>
-              <w:pStyle w:val="ListParagraph"/>
+              <w:t xml:space="preserve">Encadrer, soutenir et évaluer l’ÉTUDIANT pendant toute la durée de son stage. Cette </w:t>
+            </w:r>
+            <w:proofErr w:type="gramStart"/>
+            <w:r>
+              <w:lastRenderedPageBreak/>
+              <w:t>responsabilité</w:t>
+            </w:r>
+            <w:proofErr w:type="gramEnd"/>
+            <w:r>
+              <w:t xml:space="preserve"> est assumée par le professeur de stage qui doit notamment :</w:t>
+            </w:r>
+          </w:p>
+          <w:p>
+            <w:pPr>
+              <w:pStyle w:val="Paragraphedeliste"/>
               <w:numPr>
                 <w:ilvl w:val="0"/>
                 <w:numId w:val="3"/>
               </w:numPr>
-              <w:spacing w:lineRule="atLeast" w:line="22" w:before="0" w:after="0"/>
-              <w:contextualSpacing/>
-              <w:rPr/>
-            </w:pPr>
-            <w:r>
-              <w:rPr>
-                <w:rFonts w:eastAsia="Times New Roman" w:ascii="Calibri Light" w:hAnsi="Calibri Light"/>
+              <w:spacing w:after="0" w:line="22" w:lineRule="atLeast"/>
+            </w:pPr>
+            <w:r>
+              <w:rPr>
+                <w:rFonts w:ascii="Calibri Light" w:eastAsia="Times New Roman" w:hAnsi="Calibri Light"/>
                 <w:szCs w:val="24"/>
                 <w:lang w:eastAsia="fr-CA"/>
               </w:rPr>
@@ -1237,42 +1263,37 @@
           </w:p>
           <w:p>
             <w:pPr>
-              <w:pStyle w:val="ListParagraph"/>
+              <w:pStyle w:val="Paragraphedeliste"/>
               <w:numPr>
                 <w:ilvl w:val="0"/>
                 <w:numId w:val="3"/>
               </w:numPr>
-              <w:spacing w:lineRule="atLeast" w:line="22" w:before="0" w:after="0"/>
-              <w:contextualSpacing/>
-              <w:rPr/>
-            </w:pPr>
-            <w:r>
-              <w:rPr>
-                <w:rFonts w:eastAsia="Times New Roman" w:ascii="Calibri Light" w:hAnsi="Calibri Light"/>
+              <w:spacing w:after="0" w:line="22" w:lineRule="atLeast"/>
+            </w:pPr>
+            <w:r>
+              <w:rPr>
+                <w:rFonts w:ascii="Calibri Light" w:eastAsia="Times New Roman" w:hAnsi="Calibri Light"/>
                 <w:szCs w:val="24"/>
                 <w:lang w:eastAsia="fr-CA"/>
               </w:rPr>
               <w:t>Fournir une rétroaction au stagiaire quant aux observations effectuées</w:t>
             </w:r>
             <w:r>
-              <w:rPr/>
               <w:t>.</w:t>
             </w:r>
           </w:p>
           <w:p>
             <w:pPr>
-              <w:pStyle w:val="ListParagraph"/>
+              <w:pStyle w:val="Paragraphedeliste"/>
               <w:numPr>
                 <w:ilvl w:val="0"/>
                 <w:numId w:val="3"/>
               </w:numPr>
-              <w:spacing w:lineRule="atLeast" w:line="22" w:before="0" w:after="0"/>
-              <w:contextualSpacing/>
-              <w:rPr/>
-            </w:pPr>
-            <w:r>
-              <w:rPr>
-                <w:rFonts w:eastAsia="Times New Roman" w:ascii="Calibri Light" w:hAnsi="Calibri Light"/>
+              <w:spacing w:after="0" w:line="22" w:lineRule="atLeast"/>
+            </w:pPr>
+            <w:r>
+              <w:rPr>
+                <w:rFonts w:ascii="Calibri Light" w:eastAsia="Times New Roman" w:hAnsi="Calibri Light"/>
                 <w:szCs w:val="24"/>
                 <w:lang w:eastAsia="fr-CA"/>
               </w:rPr>
@@ -1281,19 +1302,17 @@
           </w:p>
           <w:p>
             <w:pPr>
-              <w:pStyle w:val="ListParagraph"/>
+              <w:pStyle w:val="Paragraphedeliste"/>
               <w:numPr>
                 <w:ilvl w:val="0"/>
                 <w:numId w:val="3"/>
               </w:numPr>
-              <w:spacing w:lineRule="atLeast" w:line="22" w:before="0" w:after="100"/>
-              <w:ind w:hanging="357" w:left="1145"/>
-              <w:contextualSpacing/>
-              <w:rPr/>
-            </w:pPr>
-            <w:r>
-              <w:rPr>
-                <w:rFonts w:eastAsia="Times New Roman" w:ascii="Calibri Light" w:hAnsi="Calibri Light"/>
+              <w:spacing w:after="100" w:line="22" w:lineRule="atLeast"/>
+              <w:ind w:left="1145" w:hanging="357"/>
+            </w:pPr>
+            <w:r>
+              <w:rPr>
+                <w:rFonts w:ascii="Calibri Light" w:eastAsia="Times New Roman" w:hAnsi="Calibri Light"/>
                 <w:szCs w:val="24"/>
                 <w:lang w:eastAsia="fr-CA"/>
               </w:rPr>
@@ -1302,20 +1321,18 @@
           </w:p>
           <w:p>
             <w:pPr>
-              <w:pStyle w:val="Normal"/>
               <w:tabs>
-                <w:tab w:val="clear" w:pos="708"/>
-                <w:tab w:val="left" w:pos="454" w:leader="none"/>
-                <w:tab w:val="center" w:pos="5040" w:leader="none"/>
-                <w:tab w:val="right" w:pos="9720" w:leader="none"/>
+                <w:tab w:val="left" w:pos="454"/>
+                <w:tab w:val="center" w:pos="5040"/>
+                <w:tab w:val="right" w:pos="9720"/>
               </w:tabs>
-              <w:spacing w:lineRule="atLeast" w:line="22" w:before="0" w:after="200"/>
-              <w:ind w:hanging="454" w:left="454"/>
-              <w:rPr/>
-            </w:pPr>
-            <w:r>
-              <w:rPr/>
+              <w:spacing w:line="22" w:lineRule="atLeast"/>
+              <w:ind w:left="454" w:hanging="454"/>
+            </w:pPr>
+            <w:r>
               <w:t>2.6</w:t>
+            </w:r>
+            <w:r>
               <w:tab/>
               <w:t>Recueillir les observations et les commentaires du milieu de stage.</w:t>
             </w:r>
@@ -1323,7 +1340,6 @@
         </w:tc>
       </w:tr>
       <w:tr>
-        <w:trPr/>
         <w:tc>
           <w:tcPr>
             <w:tcW w:w="8630" w:type="dxa"/>
@@ -1332,40 +1348,36 @@
               <w:left w:val="single" w:sz="4" w:space="0" w:color="000000"/>
               <w:right w:val="single" w:sz="4" w:space="0" w:color="000000"/>
             </w:tcBorders>
-            <w:shd w:color="auto" w:fill="auto" w:val="clear"/>
           </w:tcPr>
           <w:p>
             <w:pPr>
-              <w:pStyle w:val="Normal"/>
               <w:numPr>
                 <w:ilvl w:val="0"/>
                 <w:numId w:val="2"/>
               </w:numPr>
-              <w:ind w:hanging="454" w:left="454"/>
-              <w:rPr>
-                <w:rFonts w:eastAsia="Calibri" w:cs="Calibri"/>
-                <w:b/>
-                <w:szCs w:val="22"/>
-              </w:rPr>
-            </w:pPr>
-            <w:r>
-              <w:rPr>
-                <w:rFonts w:eastAsia="Calibri" w:cs="Calibri"/>
-                <w:b/>
-                <w:szCs w:val="22"/>
-              </w:rPr>
+              <w:ind w:left="454" w:hanging="454"/>
+              <w:rPr>
+                <w:rFonts w:eastAsia="Calibri" w:cs="Calibri"/>
+                <w:b/>
+                <w:szCs w:val="22"/>
+              </w:rPr>
+            </w:pPr>
+            <w:r>
+              <w:rPr>
+                <w:rFonts w:eastAsia="Calibri" w:cs="Calibri"/>
+                <w:b/>
+                <w:szCs w:val="22"/>
+              </w:rPr>
+              <w:lastRenderedPageBreak/>
               <w:t xml:space="preserve">OBLIGATIONS DE L’ORGANISME </w:t>
             </w:r>
           </w:p>
           <w:p>
             <w:pPr>
-              <w:pStyle w:val="Normal"/>
               <w:tabs>
-                <w:tab w:val="clear" w:pos="708"/>
-                <w:tab w:val="center" w:pos="5040" w:leader="none"/>
-                <w:tab w:val="right" w:pos="9720" w:leader="none"/>
+                <w:tab w:val="center" w:pos="5040"/>
+                <w:tab w:val="right" w:pos="9720"/>
               </w:tabs>
-              <w:spacing w:before="0" w:after="200"/>
               <w:rPr>
                 <w:rFonts w:eastAsia="Calibri" w:cs="Calibri"/>
                 <w:szCs w:val="22"/>
@@ -1382,7 +1394,6 @@
         </w:tc>
       </w:tr>
       <w:tr>
-        <w:trPr/>
         <w:tc>
           <w:tcPr>
             <w:tcW w:w="8630" w:type="dxa"/>
@@ -1390,104 +1401,93 @@
               <w:left w:val="single" w:sz="4" w:space="0" w:color="000000"/>
               <w:right w:val="single" w:sz="4" w:space="0" w:color="000000"/>
             </w:tcBorders>
-            <w:shd w:color="auto" w:fill="auto" w:val="clear"/>
           </w:tcPr>
           <w:p>
             <w:pPr>
-              <w:pStyle w:val="Normal"/>
               <w:tabs>
-                <w:tab w:val="clear" w:pos="708"/>
-                <w:tab w:val="left" w:pos="454" w:leader="none"/>
-                <w:tab w:val="center" w:pos="5040" w:leader="none"/>
-                <w:tab w:val="right" w:pos="9720" w:leader="none"/>
+                <w:tab w:val="left" w:pos="454"/>
+                <w:tab w:val="center" w:pos="5040"/>
+                <w:tab w:val="right" w:pos="9720"/>
               </w:tabs>
-              <w:spacing w:lineRule="atLeast" w:line="22"/>
-              <w:ind w:hanging="454" w:left="454"/>
-              <w:rPr/>
-            </w:pPr>
-            <w:r>
-              <w:rPr/>
+              <w:spacing w:line="22" w:lineRule="atLeast"/>
+              <w:ind w:left="454" w:hanging="454"/>
+            </w:pPr>
+            <w:r>
               <w:t>3.1</w:t>
+            </w:r>
+            <w:r>
               <w:tab/>
               <w:t>Offrir à l’ÉTUDIANT un milieu sécuritaire et propice à la réalisation des apprentissages visés.</w:t>
             </w:r>
           </w:p>
           <w:p>
             <w:pPr>
-              <w:pStyle w:val="Normal"/>
               <w:tabs>
-                <w:tab w:val="clear" w:pos="708"/>
-                <w:tab w:val="left" w:pos="454" w:leader="none"/>
-                <w:tab w:val="center" w:pos="5040" w:leader="none"/>
-                <w:tab w:val="right" w:pos="9720" w:leader="none"/>
+                <w:tab w:val="left" w:pos="454"/>
+                <w:tab w:val="center" w:pos="5040"/>
+                <w:tab w:val="right" w:pos="9720"/>
               </w:tabs>
-              <w:spacing w:lineRule="atLeast" w:line="22"/>
-              <w:ind w:hanging="454" w:left="454"/>
-              <w:rPr/>
-            </w:pPr>
-            <w:r>
-              <w:rPr/>
+              <w:spacing w:line="22" w:lineRule="atLeast"/>
+              <w:ind w:left="454" w:hanging="454"/>
+            </w:pPr>
+            <w:r>
               <w:t>3.2</w:t>
+            </w:r>
+            <w:r>
               <w:tab/>
               <w:t xml:space="preserve">Accueillir l’ÉTUDIANT, l’intégrer au milieu de travail et lui assigner des tâches professionnelles respectant la description approuvée du stage. </w:t>
             </w:r>
           </w:p>
           <w:p>
             <w:pPr>
-              <w:pStyle w:val="Normal"/>
               <w:tabs>
-                <w:tab w:val="clear" w:pos="708"/>
-                <w:tab w:val="left" w:pos="454" w:leader="none"/>
-                <w:tab w:val="center" w:pos="5040" w:leader="none"/>
-                <w:tab w:val="right" w:pos="9720" w:leader="none"/>
+                <w:tab w:val="left" w:pos="454"/>
+                <w:tab w:val="center" w:pos="5040"/>
+                <w:tab w:val="right" w:pos="9720"/>
               </w:tabs>
-              <w:spacing w:lineRule="atLeast" w:line="22"/>
-              <w:ind w:hanging="454" w:left="454"/>
-              <w:rPr/>
-            </w:pPr>
-            <w:r>
-              <w:rPr/>
+              <w:spacing w:line="22" w:lineRule="atLeast"/>
+              <w:ind w:left="454" w:hanging="454"/>
+            </w:pPr>
+            <w:r>
               <w:t>3.3</w:t>
+            </w:r>
+            <w:r>
               <w:tab/>
               <w:t>Superviser le travail de l’ÉTUDIANT et formuler des rétroactions constructives.</w:t>
             </w:r>
           </w:p>
           <w:p>
             <w:pPr>
-              <w:pStyle w:val="Normal"/>
               <w:tabs>
-                <w:tab w:val="clear" w:pos="708"/>
-                <w:tab w:val="left" w:pos="454" w:leader="none"/>
-                <w:tab w:val="center" w:pos="5040" w:leader="none"/>
-                <w:tab w:val="right" w:pos="9720" w:leader="none"/>
+                <w:tab w:val="left" w:pos="454"/>
+                <w:tab w:val="center" w:pos="5040"/>
+                <w:tab w:val="right" w:pos="9720"/>
               </w:tabs>
-              <w:spacing w:lineRule="atLeast" w:line="22"/>
-              <w:ind w:hanging="454" w:left="454"/>
-              <w:rPr/>
-            </w:pPr>
-            <w:r>
-              <w:rPr/>
+              <w:spacing w:line="22" w:lineRule="atLeast"/>
+              <w:ind w:left="454" w:hanging="454"/>
+            </w:pPr>
+            <w:r>
               <w:t>3.4</w:t>
+            </w:r>
+            <w:r>
               <w:tab/>
               <w:t>Informer rapidement l’ÉTUDIANT et le professeur de stage de tout changement apporté aux tâches décrites dans la description approuvée du stage.</w:t>
             </w:r>
           </w:p>
           <w:p>
             <w:pPr>
-              <w:pStyle w:val="Normal"/>
               <w:tabs>
-                <w:tab w:val="clear" w:pos="708"/>
-                <w:tab w:val="left" w:pos="454" w:leader="none"/>
-                <w:tab w:val="center" w:pos="5040" w:leader="none"/>
-                <w:tab w:val="right" w:pos="9720" w:leader="none"/>
+                <w:tab w:val="left" w:pos="454"/>
+                <w:tab w:val="center" w:pos="5040"/>
+                <w:tab w:val="right" w:pos="9720"/>
               </w:tabs>
-              <w:spacing w:lineRule="atLeast" w:line="22" w:before="0" w:after="200"/>
-              <w:ind w:hanging="454" w:left="454"/>
-              <w:rPr/>
-            </w:pPr>
-            <w:r>
-              <w:rPr/>
+              <w:spacing w:line="22" w:lineRule="atLeast"/>
+              <w:ind w:left="454" w:hanging="454"/>
+            </w:pPr>
+            <w:r>
               <w:t>3.5</w:t>
+            </w:r>
+            <w:r>
               <w:tab/>
               <w:t>Informer rapidement le professeur de stage et/ou la coordination de stage de toute situation particulière ou problématique entourant le stage.</w:t>
             </w:r>
@@ -1495,7 +1495,6 @@
         </w:tc>
       </w:tr>
       <w:tr>
-        <w:trPr/>
         <w:tc>
           <w:tcPr>
             <w:tcW w:w="8630" w:type="dxa"/>
@@ -1503,44 +1502,39 @@
               <w:left w:val="single" w:sz="4" w:space="0" w:color="000000"/>
               <w:right w:val="single" w:sz="4" w:space="0" w:color="000000"/>
             </w:tcBorders>
-            <w:shd w:color="auto" w:fill="auto" w:val="clear"/>
           </w:tcPr>
           <w:p>
             <w:pPr>
-              <w:pStyle w:val="Normal"/>
               <w:tabs>
-                <w:tab w:val="clear" w:pos="708"/>
-                <w:tab w:val="left" w:pos="454" w:leader="none"/>
-                <w:tab w:val="center" w:pos="5040" w:leader="none"/>
-                <w:tab w:val="right" w:pos="9720" w:leader="none"/>
+                <w:tab w:val="left" w:pos="454"/>
+                <w:tab w:val="center" w:pos="5040"/>
+                <w:tab w:val="right" w:pos="9720"/>
               </w:tabs>
-              <w:spacing w:lineRule="atLeast" w:line="22"/>
-              <w:ind w:hanging="454" w:left="454"/>
-              <w:rPr/>
-            </w:pPr>
-            <w:r>
-              <w:rPr/>
+              <w:spacing w:line="22" w:lineRule="atLeast"/>
+              <w:ind w:left="454" w:hanging="454"/>
+            </w:pPr>
+            <w:r>
               <w:t>3.6</w:t>
+            </w:r>
+            <w:r>
               <w:tab/>
               <w:t>Collaborer avec le CÉGEP pour le suivi de l’accompagnement des étudiants, ce qui implique l’acceptation d’être possiblement contacté par le professeur de stage ou par la coordination.</w:t>
             </w:r>
           </w:p>
           <w:p>
             <w:pPr>
-              <w:pStyle w:val="Normal"/>
               <w:tabs>
-                <w:tab w:val="clear" w:pos="708"/>
-                <w:tab w:val="left" w:pos="454" w:leader="none"/>
-                <w:tab w:val="center" w:pos="5040" w:leader="none"/>
-                <w:tab w:val="right" w:pos="9720" w:leader="none"/>
+                <w:tab w:val="left" w:pos="454"/>
+                <w:tab w:val="center" w:pos="5040"/>
+                <w:tab w:val="right" w:pos="9720"/>
               </w:tabs>
-              <w:spacing w:lineRule="atLeast" w:line="22" w:before="0" w:after="200"/>
-              <w:ind w:hanging="454" w:left="454"/>
-              <w:rPr/>
-            </w:pPr>
-            <w:r>
-              <w:rPr/>
+              <w:spacing w:line="22" w:lineRule="atLeast"/>
+              <w:ind w:left="454" w:hanging="454"/>
+            </w:pPr>
+            <w:r>
               <w:t>3.7</w:t>
+            </w:r>
+            <w:r>
               <w:tab/>
               <w:t>En cas d’accident du travail impliquant l’étudiant, le superviseur en milieu de travail doit faire parvenir dans les meilleurs délais une déclaration au cégep Édouard-Montpetit.</w:t>
             </w:r>
@@ -1548,7 +1542,6 @@
         </w:tc>
       </w:tr>
       <w:tr>
-        <w:trPr/>
         <w:tc>
           <w:tcPr>
             <w:tcW w:w="8630" w:type="dxa"/>
@@ -1557,52 +1550,50 @@
               <w:bottom w:val="single" w:sz="4" w:space="0" w:color="000000"/>
               <w:right w:val="single" w:sz="4" w:space="0" w:color="000000"/>
             </w:tcBorders>
-            <w:shd w:color="auto" w:fill="auto" w:val="clear"/>
           </w:tcPr>
           <w:p>
             <w:pPr>
-              <w:pStyle w:val="Normal"/>
               <w:tabs>
-                <w:tab w:val="clear" w:pos="708"/>
-                <w:tab w:val="left" w:pos="454" w:leader="none"/>
-                <w:tab w:val="center" w:pos="5040" w:leader="none"/>
-                <w:tab w:val="right" w:pos="9720" w:leader="none"/>
+                <w:tab w:val="left" w:pos="454"/>
+                <w:tab w:val="center" w:pos="5040"/>
+                <w:tab w:val="right" w:pos="9720"/>
               </w:tabs>
-              <w:spacing w:lineRule="atLeast" w:line="22"/>
-              <w:ind w:hanging="454" w:left="454"/>
-              <w:rPr/>
-            </w:pPr>
-            <w:r>
-              <w:rPr/>
+              <w:spacing w:line="22" w:lineRule="atLeast"/>
+              <w:ind w:left="454" w:hanging="454"/>
+            </w:pPr>
+            <w:r>
               <w:t>3.8</w:t>
+            </w:r>
+            <w:r>
               <w:tab/>
               <w:t>Autoriser le CÉGEP à communiquer avec lui lors de l’évaluation du programme d’études. Ce qui implique l’acceptation de recevoir par courriel ou par la poste un questionnaire portant, entre autres, sur l’appréciation des compétences démontrées par les étudiants lors du stage.</w:t>
             </w:r>
           </w:p>
           <w:p>
             <w:pPr>
-              <w:pStyle w:val="Normal"/>
               <w:tabs>
-                <w:tab w:val="clear" w:pos="708"/>
-                <w:tab w:val="left" w:pos="454" w:leader="none"/>
-                <w:tab w:val="center" w:pos="5040" w:leader="none"/>
-                <w:tab w:val="right" w:pos="9720" w:leader="none"/>
+                <w:tab w:val="left" w:pos="454"/>
+                <w:tab w:val="center" w:pos="5040"/>
+                <w:tab w:val="right" w:pos="9720"/>
               </w:tabs>
-              <w:spacing w:lineRule="atLeast" w:line="22" w:before="0" w:after="200"/>
-              <w:ind w:hanging="454" w:left="454"/>
-              <w:rPr/>
-            </w:pPr>
-            <w:r>
-              <w:rPr/>
+              <w:spacing w:line="22" w:lineRule="atLeast"/>
+              <w:ind w:left="454" w:hanging="454"/>
+            </w:pPr>
+            <w:r>
               <w:t>3.9</w:t>
+            </w:r>
+            <w:r>
               <w:tab/>
-              <w:t>Respecter la confidentialité de l’information qu’il a obtenue dans le cadre de la supervision de l’ÉTUDIANT et s’engager à ne pas divulguer celle-ci sans autorisation expresse et par écrit de la personne concernée.</w:t>
+              <w:t xml:space="preserve">Respecter la confidentialité de l’information qu’il a obtenue dans le cadre de la supervision de l’ÉTUDIANT et s’engager à ne pas divulguer celle-ci sans autorisation </w:t>
+            </w:r>
+            <w:r>
+              <w:lastRenderedPageBreak/>
+              <w:t>expresse et par écrit de la personne concernée.</w:t>
             </w:r>
           </w:p>
         </w:tc>
       </w:tr>
       <w:tr>
-        <w:trPr/>
         <w:tc>
           <w:tcPr>
             <w:tcW w:w="8630" w:type="dxa"/>
@@ -1611,36 +1602,33 @@
               <w:left w:val="single" w:sz="4" w:space="0" w:color="000000"/>
               <w:right w:val="single" w:sz="4" w:space="0" w:color="000000"/>
             </w:tcBorders>
-            <w:shd w:color="auto" w:fill="auto" w:val="clear"/>
           </w:tcPr>
           <w:p>
             <w:pPr>
-              <w:pStyle w:val="Normal"/>
               <w:numPr>
                 <w:ilvl w:val="0"/>
                 <w:numId w:val="2"/>
               </w:numPr>
-              <w:spacing w:before="0" w:after="200"/>
-              <w:ind w:hanging="454" w:left="454"/>
-              <w:rPr>
-                <w:rFonts w:eastAsia="Calibri" w:cs="Calibri"/>
-                <w:b/>
-                <w:szCs w:val="22"/>
-              </w:rPr>
-            </w:pPr>
-            <w:r>
-              <w:rPr>
-                <w:rFonts w:eastAsia="Calibri" w:cs="Calibri"/>
-                <w:b/>
-                <w:szCs w:val="22"/>
-              </w:rPr>
+              <w:ind w:left="454" w:hanging="454"/>
+              <w:rPr>
+                <w:rFonts w:eastAsia="Calibri" w:cs="Calibri"/>
+                <w:b/>
+                <w:szCs w:val="22"/>
+              </w:rPr>
+            </w:pPr>
+            <w:r>
+              <w:rPr>
+                <w:rFonts w:eastAsia="Calibri" w:cs="Calibri"/>
+                <w:b/>
+                <w:szCs w:val="22"/>
+              </w:rPr>
+              <w:lastRenderedPageBreak/>
               <w:t>OBLIGATIONS DE L’ÉTUDIANT</w:t>
             </w:r>
           </w:p>
         </w:tc>
       </w:tr>
       <w:tr>
-        <w:trPr/>
         <w:tc>
           <w:tcPr>
             <w:tcW w:w="8630" w:type="dxa"/>
@@ -1648,24 +1636,21 @@
               <w:left w:val="single" w:sz="4" w:space="0" w:color="000000"/>
               <w:right w:val="single" w:sz="4" w:space="0" w:color="000000"/>
             </w:tcBorders>
-            <w:shd w:color="auto" w:fill="auto" w:val="clear"/>
           </w:tcPr>
           <w:p>
             <w:pPr>
-              <w:pStyle w:val="Normal"/>
               <w:tabs>
-                <w:tab w:val="clear" w:pos="708"/>
-                <w:tab w:val="left" w:pos="454" w:leader="none"/>
-                <w:tab w:val="center" w:pos="5040" w:leader="none"/>
-                <w:tab w:val="right" w:pos="9720" w:leader="none"/>
+                <w:tab w:val="left" w:pos="454"/>
+                <w:tab w:val="center" w:pos="5040"/>
+                <w:tab w:val="right" w:pos="9720"/>
               </w:tabs>
-              <w:spacing w:lineRule="atLeast" w:line="22" w:before="0" w:after="200"/>
-              <w:ind w:hanging="454" w:left="454"/>
-              <w:rPr/>
-            </w:pPr>
-            <w:r>
-              <w:rPr/>
+              <w:spacing w:line="22" w:lineRule="atLeast"/>
+              <w:ind w:left="454" w:hanging="454"/>
+            </w:pPr>
+            <w:r>
               <w:t>4.1</w:t>
+            </w:r>
+            <w:r>
               <w:tab/>
               <w:t>Pendant la durée de son séjour dans l’ORGANISME, l’ÉTUDIANT demeure étudiant du CÉGEP mais est soumis aux règles et directives internes de l’ORGANISME, notamment en ce qui concerne la discipline, les règlements, l’horaire de travail, les règles de sécurité ainsi que celles relatives à la confidentialité. Par ailleurs, il doit s’intégrer le mieux possible à ce milieu d’apprentissage en se conformant à ses méthodes de travail, à ses habitudes sociales ou vestimentaires et en manifestant du respect aux personnes qui l’entourent.</w:t>
             </w:r>
@@ -1673,7 +1658,6 @@
         </w:tc>
       </w:tr>
       <w:tr>
-        <w:trPr/>
         <w:tc>
           <w:tcPr>
             <w:tcW w:w="8630" w:type="dxa"/>
@@ -1681,84 +1665,75 @@
               <w:left w:val="single" w:sz="4" w:space="0" w:color="000000"/>
               <w:right w:val="single" w:sz="4" w:space="0" w:color="000000"/>
             </w:tcBorders>
-            <w:shd w:color="auto" w:fill="auto" w:val="clear"/>
           </w:tcPr>
           <w:p>
             <w:pPr>
-              <w:pStyle w:val="Normal"/>
               <w:tabs>
-                <w:tab w:val="clear" w:pos="708"/>
-                <w:tab w:val="left" w:pos="454" w:leader="none"/>
-                <w:tab w:val="center" w:pos="5040" w:leader="none"/>
-                <w:tab w:val="right" w:pos="9720" w:leader="none"/>
+                <w:tab w:val="left" w:pos="454"/>
+                <w:tab w:val="center" w:pos="5040"/>
+                <w:tab w:val="right" w:pos="9720"/>
               </w:tabs>
-              <w:spacing w:lineRule="atLeast" w:line="22"/>
-              <w:ind w:hanging="454" w:left="454"/>
-              <w:rPr/>
-            </w:pPr>
-            <w:r>
-              <w:rPr/>
+              <w:spacing w:line="22" w:lineRule="atLeast"/>
+              <w:ind w:left="454" w:hanging="454"/>
+            </w:pPr>
+            <w:r>
               <w:t>4.2</w:t>
+            </w:r>
+            <w:r>
               <w:tab/>
               <w:t>L’ÉTUDIANT s’engage à réaliser les tâches prévues par le stage. Il s’engage également à transmettre à son professeur de stage tout document requis pour le suivi et l’évaluation de son stage selon les modalités prévues.</w:t>
             </w:r>
           </w:p>
           <w:p>
             <w:pPr>
-              <w:pStyle w:val="Normal"/>
               <w:tabs>
-                <w:tab w:val="clear" w:pos="708"/>
-                <w:tab w:val="left" w:pos="454" w:leader="none"/>
-                <w:tab w:val="center" w:pos="5040" w:leader="none"/>
-                <w:tab w:val="right" w:pos="9720" w:leader="none"/>
+                <w:tab w:val="left" w:pos="454"/>
+                <w:tab w:val="center" w:pos="5040"/>
+                <w:tab w:val="right" w:pos="9720"/>
               </w:tabs>
-              <w:spacing w:lineRule="atLeast" w:line="22"/>
-              <w:ind w:hanging="454" w:left="454"/>
-              <w:rPr/>
-            </w:pPr>
-            <w:r>
-              <w:rPr/>
+              <w:spacing w:line="22" w:lineRule="atLeast"/>
+              <w:ind w:left="454" w:hanging="454"/>
+            </w:pPr>
+            <w:r>
               <w:t>4.3</w:t>
+            </w:r>
+            <w:r>
               <w:tab/>
               <w:t>L’ÉTUDIANT s’engage à faire rapidement tous les suivis requis auprès du CÉGEP et auprès de l’ORGANISME, notamment en cas d’absence du milieu de stage pour cause de maladie ou toute autre urgence.</w:t>
             </w:r>
           </w:p>
           <w:p>
             <w:pPr>
-              <w:pStyle w:val="Normal"/>
               <w:tabs>
-                <w:tab w:val="clear" w:pos="708"/>
-                <w:tab w:val="left" w:pos="454" w:leader="none"/>
-                <w:tab w:val="center" w:pos="5040" w:leader="none"/>
-                <w:tab w:val="right" w:pos="9720" w:leader="none"/>
+                <w:tab w:val="left" w:pos="454"/>
+                <w:tab w:val="center" w:pos="5040"/>
+                <w:tab w:val="right" w:pos="9720"/>
               </w:tabs>
-              <w:spacing w:lineRule="atLeast" w:line="22"/>
-              <w:ind w:hanging="454" w:left="454"/>
-              <w:rPr/>
-            </w:pPr>
-            <w:r>
-              <w:rPr/>
+              <w:spacing w:line="22" w:lineRule="atLeast"/>
+              <w:ind w:left="454" w:hanging="454"/>
+            </w:pPr>
+            <w:r>
               <w:t>4.4</w:t>
+            </w:r>
+            <w:r>
               <w:tab/>
               <w:t>L’ÉTUDIANT s’engage à ne pas divulguer, sans l’autorisation expresse et par écrit de l’ORGANISME, toute information qu’il aurait pu recueillir pendant la durée de son stage et dont l’ORGANISME lui aurait indiqué la nature confidentielle.</w:t>
             </w:r>
           </w:p>
           <w:p>
             <w:pPr>
-              <w:pStyle w:val="Normal"/>
               <w:tabs>
-                <w:tab w:val="clear" w:pos="708"/>
-                <w:tab w:val="left" w:pos="454" w:leader="none"/>
-                <w:tab w:val="center" w:pos="5040" w:leader="none"/>
-                <w:tab w:val="right" w:pos="9720" w:leader="none"/>
+                <w:tab w:val="left" w:pos="454"/>
+                <w:tab w:val="center" w:pos="5040"/>
+                <w:tab w:val="right" w:pos="9720"/>
               </w:tabs>
-              <w:spacing w:lineRule="atLeast" w:line="22" w:before="0" w:after="200"/>
-              <w:ind w:hanging="454" w:left="454"/>
-              <w:rPr/>
-            </w:pPr>
-            <w:r>
-              <w:rPr/>
+              <w:spacing w:line="22" w:lineRule="atLeast"/>
+              <w:ind w:left="454" w:hanging="454"/>
+            </w:pPr>
+            <w:r>
               <w:t>4.5</w:t>
+            </w:r>
+            <w:r>
               <w:tab/>
               <w:t>L’ÉTUDIANT s’engage à ne pas faire de copie illicite des logiciels informatiques appartenant à l’organisme ni implanter dans les systèmes internes de celui-ci des logiciels en provenance externe, sans l’autorisation expresse de l’ORGANISME.</w:t>
             </w:r>
@@ -1766,7 +1741,6 @@
         </w:tc>
       </w:tr>
       <w:tr>
-        <w:trPr/>
         <w:tc>
           <w:tcPr>
             <w:tcW w:w="8630" w:type="dxa"/>
@@ -1775,24 +1749,21 @@
               <w:bottom w:val="single" w:sz="4" w:space="0" w:color="000000"/>
               <w:right w:val="single" w:sz="4" w:space="0" w:color="000000"/>
             </w:tcBorders>
-            <w:shd w:color="auto" w:fill="auto" w:val="clear"/>
           </w:tcPr>
           <w:p>
             <w:pPr>
-              <w:pStyle w:val="Normal"/>
               <w:tabs>
-                <w:tab w:val="clear" w:pos="708"/>
-                <w:tab w:val="left" w:pos="454" w:leader="none"/>
-                <w:tab w:val="center" w:pos="5040" w:leader="none"/>
-                <w:tab w:val="right" w:pos="9720" w:leader="none"/>
+                <w:tab w:val="left" w:pos="454"/>
+                <w:tab w:val="center" w:pos="5040"/>
+                <w:tab w:val="right" w:pos="9720"/>
               </w:tabs>
-              <w:spacing w:lineRule="atLeast" w:line="22" w:before="0" w:after="200"/>
-              <w:ind w:hanging="454" w:left="454"/>
-              <w:rPr/>
-            </w:pPr>
-            <w:r>
-              <w:rPr/>
+              <w:spacing w:line="22" w:lineRule="atLeast"/>
+              <w:ind w:left="454" w:hanging="454"/>
+            </w:pPr>
+            <w:r>
               <w:t>4.6</w:t>
+            </w:r>
+            <w:r>
               <w:tab/>
               <w:t>L’ÉTUDIANT doit se référer à son professeur ou à la coordination de stage pour toute situation problématique ou situation pouvant lui causer préjudice.</w:t>
             </w:r>
@@ -1800,7 +1771,6 @@
         </w:tc>
       </w:tr>
       <w:tr>
-        <w:trPr/>
         <w:tc>
           <w:tcPr>
             <w:tcW w:w="8630" w:type="dxa"/>
@@ -1809,17 +1779,14 @@
               <w:left w:val="single" w:sz="4" w:space="0" w:color="000000"/>
               <w:right w:val="single" w:sz="4" w:space="0" w:color="000000"/>
             </w:tcBorders>
-            <w:shd w:color="auto" w:fill="auto" w:val="clear"/>
           </w:tcPr>
           <w:p>
             <w:pPr>
-              <w:pStyle w:val="Normal"/>
               <w:numPr>
                 <w:ilvl w:val="0"/>
                 <w:numId w:val="2"/>
               </w:numPr>
-              <w:spacing w:before="0" w:after="200"/>
-              <w:ind w:hanging="454" w:left="454"/>
+              <w:ind w:left="454" w:hanging="454"/>
               <w:rPr>
                 <w:rFonts w:eastAsia="Calibri" w:cs="Calibri"/>
                 <w:b/>
@@ -1839,7 +1806,6 @@
         </w:tc>
       </w:tr>
       <w:tr>
-        <w:trPr/>
         <w:tc>
           <w:tcPr>
             <w:tcW w:w="8630" w:type="dxa"/>
@@ -1848,26 +1814,24 @@
               <w:bottom w:val="single" w:sz="4" w:space="0" w:color="000000"/>
               <w:right w:val="single" w:sz="4" w:space="0" w:color="000000"/>
             </w:tcBorders>
-            <w:shd w:color="auto" w:fill="auto" w:val="clear"/>
           </w:tcPr>
           <w:p>
             <w:pPr>
-              <w:pStyle w:val="Normal"/>
               <w:tabs>
-                <w:tab w:val="clear" w:pos="708"/>
-                <w:tab w:val="left" w:pos="454" w:leader="none"/>
-                <w:tab w:val="center" w:pos="5040" w:leader="none"/>
-                <w:tab w:val="right" w:pos="9720" w:leader="none"/>
+                <w:tab w:val="left" w:pos="454"/>
+                <w:tab w:val="center" w:pos="5040"/>
+                <w:tab w:val="right" w:pos="9720"/>
               </w:tabs>
-              <w:spacing w:lineRule="atLeast" w:line="22" w:before="0" w:after="200"/>
-              <w:ind w:hanging="454" w:left="454"/>
+              <w:spacing w:line="22" w:lineRule="atLeast"/>
+              <w:ind w:left="454" w:hanging="454"/>
               <w:rPr>
                 <w:rFonts w:eastAsia="Calibri"/>
               </w:rPr>
             </w:pPr>
             <w:r>
-              <w:rPr/>
               <w:t>5.1</w:t>
+            </w:r>
+            <w:r>
               <w:tab/>
               <w:t>L’ÉTUDIANT</w:t>
             </w:r>
@@ -1894,7 +1858,6 @@
         </w:tc>
       </w:tr>
       <w:tr>
-        <w:trPr/>
         <w:tc>
           <w:tcPr>
             <w:tcW w:w="8630" w:type="dxa"/>
@@ -1903,17 +1866,14 @@
               <w:left w:val="single" w:sz="4" w:space="0" w:color="000000"/>
               <w:right w:val="single" w:sz="4" w:space="0" w:color="000000"/>
             </w:tcBorders>
-            <w:shd w:color="auto" w:fill="auto" w:val="clear"/>
           </w:tcPr>
           <w:p>
             <w:pPr>
-              <w:pStyle w:val="Normal"/>
               <w:numPr>
                 <w:ilvl w:val="0"/>
                 <w:numId w:val="2"/>
               </w:numPr>
-              <w:spacing w:before="0" w:after="200"/>
-              <w:ind w:hanging="454" w:left="454"/>
+              <w:ind w:left="454" w:hanging="454"/>
               <w:rPr>
                 <w:rFonts w:eastAsia="Calibri" w:cs="Calibri"/>
                 <w:b/>
@@ -1933,7 +1893,6 @@
         </w:tc>
       </w:tr>
       <w:tr>
-        <w:trPr/>
         <w:tc>
           <w:tcPr>
             <w:tcW w:w="8630" w:type="dxa"/>
@@ -1942,12 +1901,9 @@
               <w:bottom w:val="single" w:sz="4" w:space="0" w:color="000000"/>
               <w:right w:val="single" w:sz="4" w:space="0" w:color="000000"/>
             </w:tcBorders>
-            <w:shd w:color="auto" w:fill="auto" w:val="clear"/>
           </w:tcPr>
           <w:p>
             <w:pPr>
-              <w:pStyle w:val="Normal"/>
-              <w:spacing w:before="0" w:after="200"/>
               <w:rPr>
                 <w:rFonts w:eastAsia="Calibri"/>
               </w:rPr>
@@ -1964,35 +1920,25 @@
     </w:tbl>
     <w:p>
       <w:pPr>
-        <w:pStyle w:val="Normal"/>
-        <w:spacing w:lineRule="auto" w:line="240" w:before="0" w:after="0"/>
+        <w:spacing w:after="0" w:line="240" w:lineRule="auto"/>
         <w:jc w:val="left"/>
-        <w:rPr/>
       </w:pPr>
-      <w:r>
-        <w:rPr/>
-      </w:r>
     </w:p>
     <w:tbl>
       <w:tblPr>
         <w:tblW w:w="8630" w:type="dxa"/>
         <w:jc w:val="center"/>
-        <w:tblInd w:w="0" w:type="dxa"/>
         <w:tblLayout w:type="fixed"/>
-        <w:tblCellMar>
-          <w:top w:w="0" w:type="dxa"/>
-          <w:left w:w="108" w:type="dxa"/>
-          <w:bottom w:w="0" w:type="dxa"/>
-          <w:right w:w="108" w:type="dxa"/>
-        </w:tblCellMar>
-        <w:tblLook w:val="04a0" w:noHBand="0" w:noVBand="1" w:firstColumn="1" w:lastRow="0" w:lastColumn="0" w:firstRow="1"/>
+        <w:tblLook w:val="04A0" w:firstRow="1" w:lastRow="0" w:firstColumn="1" w:lastColumn="0" w:noHBand="0" w:noVBand="1"/>
       </w:tblPr>
       <w:tblGrid>
-        <w:gridCol w:w="4315"/>
+        <w:gridCol w:w="4316"/>
         <w:gridCol w:w="4314"/>
       </w:tblGrid>
       <w:tr>
-        <w:trPr/>
+        <w:trPr>
+          <w:jc w:val="center"/>
+        </w:trPr>
         <w:tc>
           <w:tcPr>
             <w:tcW w:w="8629" w:type="dxa"/>
@@ -2003,17 +1949,14 @@
               <w:bottom w:val="single" w:sz="4" w:space="0" w:color="000000"/>
               <w:right w:val="single" w:sz="4" w:space="0" w:color="000000"/>
             </w:tcBorders>
-            <w:shd w:color="auto" w:fill="auto" w:val="clear"/>
           </w:tcPr>
           <w:p>
             <w:pPr>
-              <w:pStyle w:val="Normal"/>
               <w:numPr>
                 <w:ilvl w:val="0"/>
                 <w:numId w:val="2"/>
               </w:numPr>
-              <w:spacing w:before="0" w:after="200"/>
-              <w:ind w:hanging="454" w:left="454"/>
+              <w:ind w:left="454" w:hanging="454"/>
               <w:rPr>
                 <w:rFonts w:eastAsia="Calibri" w:cs="Calibri"/>
                 <w:b/>
@@ -2027,13 +1970,16 @@
                 <w:b/>
                 <w:szCs w:val="22"/>
               </w:rPr>
+              <w:lastRenderedPageBreak/>
               <w:t>SIGNATURES</w:t>
             </w:r>
           </w:p>
         </w:tc>
       </w:tr>
       <w:tr>
-        <w:trPr/>
+        <w:trPr>
+          <w:jc w:val="center"/>
+        </w:trPr>
         <w:tc>
           <w:tcPr>
             <w:tcW w:w="4315" w:type="dxa"/>
@@ -2046,8 +1992,7 @@
           </w:tcPr>
           <w:p>
             <w:pPr>
-              <w:pStyle w:val="Normal"/>
-              <w:spacing w:lineRule="auto" w:line="240" w:before="0" w:after="0"/>
+              <w:spacing w:after="0" w:line="240" w:lineRule="auto"/>
               <w:rPr>
                 <w:rFonts w:eastAsia="Calibri" w:cs="Tahoma"/>
                 <w:b/>
@@ -2071,46 +2016,39 @@
           </w:p>
           <w:p>
             <w:pPr>
-              <w:pStyle w:val="Normal"/>
-              <w:spacing w:lineRule="auto" w:line="240" w:before="0" w:after="0"/>
+              <w:spacing w:after="0" w:line="240" w:lineRule="auto"/>
               <w:rPr>
                 <w:rFonts w:eastAsia="Calibri" w:cs="Tahoma"/>
               </w:rPr>
             </w:pPr>
-            <w:r>
+          </w:p>
+          <w:p>
+            <w:pPr>
+              <w:spacing w:after="0" w:line="240" w:lineRule="auto"/>
+              <w:jc w:val="left"/>
+            </w:pPr>
+            <w:r>
+              <w:t>{IMAGE SIGNATURE_DIRECTEUR}</w:t>
+            </w:r>
+          </w:p>
+          <w:p>
+            <w:pPr>
+              <w:spacing w:after="0" w:line="240" w:lineRule="auto"/>
+              <w:jc w:val="left"/>
               <w:rPr>
                 <w:rFonts w:eastAsia="Calibri" w:cs="Tahoma"/>
               </w:rPr>
-            </w:r>
-          </w:p>
-          <w:p>
-            <w:pPr>
-              <w:pStyle w:val="Normal"/>
-              <w:spacing w:lineRule="auto" w:line="240" w:before="0" w:after="0"/>
+            </w:pPr>
+            <w:r>
+              <w:rPr>
+                <w:rFonts w:eastAsia="Calibri" w:cs="Tahoma"/>
+              </w:rPr>
+              <w:t>_________________________________</w:t>
+            </w:r>
+          </w:p>
+          <w:p>
+            <w:pPr>
               <w:jc w:val="left"/>
-              <w:rPr/>
-            </w:pPr>
-            <w:r>
-              <w:rPr/>
-              <w:t xml:space="preserve">{IMAGE </w:t>
-            </w:r>
-            <w:r>
-              <w:rPr>
-                <w:b w:val="false"/>
-                <w:bCs w:val="false"/>
-              </w:rPr>
-              <w:t>SIGNATURE_DIRECTEUR</w:t>
-            </w:r>
-            <w:r>
-              <w:rPr/>
-              <w:t>}</w:t>
-            </w:r>
-          </w:p>
-          <w:p>
-            <w:pPr>
-              <w:pStyle w:val="Normal"/>
-              <w:spacing w:lineRule="auto" w:line="240" w:before="0" w:after="0"/>
-              <w:jc w:val="left"/>
               <w:rPr>
                 <w:rFonts w:eastAsia="Calibri" w:cs="Tahoma"/>
               </w:rPr>
@@ -2118,42 +2056,21 @@
             <w:r>
               <w:rPr>
                 <w:rFonts w:eastAsia="Calibri" w:cs="Tahoma"/>
-              </w:rPr>
-              <w:t>_________________________________</w:t>
-            </w:r>
-          </w:p>
-          <w:p>
-            <w:pPr>
-              <w:pStyle w:val="Normal"/>
-              <w:suppressLineNumbers w:val="0"/>
-              <w:bidi w:val="0"/>
-              <w:spacing w:lineRule="auto" w:line="276" w:beforeAutospacing="0" w:before="0" w:afterAutospacing="0" w:after="200"/>
-              <w:ind w:left="0" w:right="0"/>
-              <w:jc w:val="left"/>
+                <w:b/>
+                <w:bCs/>
+              </w:rPr>
+              <w:t>{NOM_DIRECTEUR}</w:t>
+            </w:r>
+            <w:r>
+              <w:br/>
+            </w:r>
+            <w:r>
               <w:rPr>
                 <w:rFonts w:eastAsia="Calibri" w:cs="Tahoma"/>
               </w:rPr>
-            </w:pPr>
-            <w:r>
-              <w:rPr>
-                <w:rFonts w:eastAsia="Calibri" w:cs="Tahoma"/>
-                <w:b/>
-                <w:bCs/>
-              </w:rPr>
-              <w:t>{NOM_DIRECTEUR}</w:t>
-            </w:r>
-            <w:r>
-              <w:rPr/>
-              <w:br/>
-            </w:r>
-            <w:r>
-              <w:rPr>
-                <w:rFonts w:eastAsia="Calibri" w:cs="Tahoma"/>
-              </w:rPr>
               <w:t xml:space="preserve">Direction adjointe aux études </w:t>
             </w:r>
             <w:r>
-              <w:rPr/>
               <w:br/>
             </w:r>
             <w:r>
@@ -2176,8 +2093,7 @@
           </w:tcPr>
           <w:p>
             <w:pPr>
-              <w:pStyle w:val="Normal"/>
-              <w:spacing w:lineRule="auto" w:line="240" w:before="0" w:after="0"/>
+              <w:spacing w:after="0" w:line="240" w:lineRule="auto"/>
               <w:rPr>
                 <w:rFonts w:eastAsia="Calibri" w:cs="Tahoma"/>
               </w:rPr>
@@ -2199,46 +2115,40 @@
           </w:p>
           <w:p>
             <w:pPr>
-              <w:pStyle w:val="Normal"/>
-              <w:spacing w:lineRule="auto" w:line="240" w:before="0" w:after="0"/>
+              <w:spacing w:after="0" w:line="240" w:lineRule="auto"/>
               <w:rPr>
                 <w:rFonts w:eastAsia="Calibri" w:cs="Tahoma"/>
               </w:rPr>
             </w:pPr>
-            <w:r>
+          </w:p>
+          <w:p>
+            <w:pPr>
+              <w:spacing w:after="0" w:line="240" w:lineRule="auto"/>
+              <w:jc w:val="left"/>
+            </w:pPr>
+            <w:r>
+              <w:t>{IMAGE SIGNATURE_COORDONNATEUR}</w:t>
+            </w:r>
+          </w:p>
+          <w:p>
+            <w:pPr>
+              <w:spacing w:after="0" w:line="240" w:lineRule="auto"/>
+              <w:jc w:val="left"/>
               <w:rPr>
                 <w:rFonts w:eastAsia="Calibri" w:cs="Tahoma"/>
               </w:rPr>
-            </w:r>
-          </w:p>
-          <w:p>
-            <w:pPr>
-              <w:pStyle w:val="Normal"/>
-              <w:spacing w:lineRule="auto" w:line="240" w:before="0" w:after="0"/>
+            </w:pPr>
+            <w:r>
+              <w:rPr>
+                <w:rFonts w:eastAsia="Calibri" w:cs="Tahoma"/>
+              </w:rPr>
+              <w:t>________________________________</w:t>
+            </w:r>
+          </w:p>
+          <w:p>
+            <w:pPr>
+              <w:spacing w:after="0" w:line="240" w:lineRule="auto"/>
               <w:jc w:val="left"/>
-              <w:rPr/>
-            </w:pPr>
-            <w:r>
-              <w:rPr/>
-              <w:t xml:space="preserve">{IMAGE </w:t>
-            </w:r>
-            <w:r>
-              <w:rPr>
-                <w:b w:val="false"/>
-                <w:bCs w:val="false"/>
-              </w:rPr>
-              <w:t>SIGNATURE_COORDONNATEUR</w:t>
-            </w:r>
-            <w:r>
-              <w:rPr/>
-              <w:t>}</w:t>
-            </w:r>
-          </w:p>
-          <w:p>
-            <w:pPr>
-              <w:pStyle w:val="Normal"/>
-              <w:spacing w:lineRule="auto" w:line="240" w:before="0" w:after="0"/>
-              <w:jc w:val="left"/>
               <w:rPr>
                 <w:rFonts w:eastAsia="Calibri" w:cs="Tahoma"/>
               </w:rPr>
@@ -2246,59 +2156,36 @@
             <w:r>
               <w:rPr>
                 <w:rFonts w:eastAsia="Calibri" w:cs="Tahoma"/>
-              </w:rPr>
-              <w:t>________________________________</w:t>
-            </w:r>
-          </w:p>
-          <w:p>
-            <w:pPr>
-              <w:pStyle w:val="Normal"/>
-              <w:suppressLineNumbers w:val="0"/>
-              <w:bidi w:val="0"/>
-              <w:spacing w:lineRule="auto" w:line="240" w:beforeAutospacing="0" w:before="0" w:afterAutospacing="0" w:after="0"/>
-              <w:ind w:left="0" w:right="0"/>
-              <w:jc w:val="left"/>
+                <w:b/>
+                <w:bCs/>
+              </w:rPr>
+              <w:t>{NOM_COORDONNATEUR}</w:t>
+            </w:r>
+            <w:r>
+              <w:br/>
+            </w:r>
+            <w:r>
               <w:rPr>
                 <w:rFonts w:eastAsia="Calibri" w:cs="Tahoma"/>
               </w:rPr>
-            </w:pPr>
+              <w:t xml:space="preserve">Coordination des stages pour le programme </w:t>
+            </w:r>
+            <w:r>
+              <w:br/>
+            </w:r>
             <w:r>
               <w:rPr>
                 <w:rFonts w:eastAsia="Calibri" w:cs="Tahoma"/>
-                <w:b/>
-                <w:bCs/>
-              </w:rPr>
-              <w:t>{NOM_COORDONNATEUR}</w:t>
-            </w:r>
-            <w:r>
-              <w:rPr/>
-              <w:br/>
-            </w:r>
-            <w:r>
-              <w:rPr>
-                <w:rFonts w:eastAsia="Calibri" w:cs="Tahoma"/>
-              </w:rPr>
-              <w:t xml:space="preserve">Coordination des stages pour le programme </w:t>
-            </w:r>
-            <w:r>
-              <w:rPr/>
-              <w:br/>
-            </w:r>
-            <w:r>
-              <w:rPr>
-                <w:rFonts w:eastAsia="Calibri" w:cs="Tahoma"/>
               </w:rPr>
               <w:t>Techniques de l’informatique</w:t>
             </w:r>
           </w:p>
           <w:p>
             <w:pPr>
-              <w:pStyle w:val="Normal"/>
               <w:tabs>
-                <w:tab w:val="clear" w:pos="708"/>
-                <w:tab w:val="left" w:pos="612" w:leader="none"/>
+                <w:tab w:val="left" w:pos="612"/>
               </w:tabs>
-              <w:spacing w:lineRule="auto" w:line="240" w:before="0" w:after="0"/>
+              <w:spacing w:after="0" w:line="240" w:lineRule="auto"/>
               <w:rPr>
                 <w:rFonts w:eastAsia="Calibri" w:cs="Tahoma"/>
                 <w:bCs/>
@@ -2314,7 +2201,9 @@
         </w:tc>
       </w:tr>
       <w:tr>
-        <w:trPr/>
+        <w:trPr>
+          <w:jc w:val="center"/>
+        </w:trPr>
         <w:tc>
           <w:tcPr>
             <w:tcW w:w="4315" w:type="dxa"/>
@@ -2327,8 +2216,7 @@
           </w:tcPr>
           <w:p>
             <w:pPr>
-              <w:pStyle w:val="Normal"/>
-              <w:spacing w:lineRule="auto" w:line="240" w:before="0" w:after="0"/>
+              <w:spacing w:after="0" w:line="240" w:lineRule="auto"/>
               <w:rPr>
                 <w:rFonts w:eastAsia="Calibri" w:cs="Tahoma"/>
               </w:rPr>
@@ -2342,36 +2230,39 @@
           </w:p>
           <w:p>
             <w:pPr>
-              <w:pStyle w:val="Normal"/>
-              <w:spacing w:lineRule="auto" w:line="240" w:before="0" w:after="0"/>
+              <w:spacing w:after="0" w:line="240" w:lineRule="auto"/>
               <w:rPr>
                 <w:rFonts w:eastAsia="Calibri" w:cs="Tahoma"/>
               </w:rPr>
             </w:pPr>
-            <w:r>
+          </w:p>
+          <w:p>
+            <w:pPr>
+              <w:spacing w:after="0" w:line="240" w:lineRule="auto"/>
               <w:rPr>
                 <w:rFonts w:eastAsia="Calibri" w:cs="Tahoma"/>
               </w:rPr>
-            </w:r>
-          </w:p>
-          <w:p>
-            <w:pPr>
-              <w:pStyle w:val="Normal"/>
-              <w:spacing w:lineRule="auto" w:line="240" w:before="0" w:after="0"/>
+            </w:pPr>
+          </w:p>
+          <w:p>
+            <w:pPr>
+              <w:spacing w:after="0" w:line="240" w:lineRule="auto"/>
               <w:rPr>
                 <w:rFonts w:eastAsia="Calibri" w:cs="Tahoma"/>
               </w:rPr>
             </w:pPr>
-            <w:r>
+          </w:p>
+          <w:p>
+            <w:pPr>
+              <w:spacing w:after="0" w:line="240" w:lineRule="auto"/>
               <w:rPr>
                 <w:rFonts w:eastAsia="Calibri" w:cs="Tahoma"/>
               </w:rPr>
-            </w:r>
-          </w:p>
-          <w:p>
-            <w:pPr>
-              <w:pStyle w:val="Normal"/>
-              <w:spacing w:lineRule="auto" w:line="240" w:before="0" w:after="0"/>
+            </w:pPr>
+          </w:p>
+          <w:p>
+            <w:pPr>
+              <w:spacing w:after="0" w:line="240" w:lineRule="auto"/>
               <w:rPr>
                 <w:rFonts w:eastAsia="Calibri" w:cs="Tahoma"/>
               </w:rPr>
@@ -2380,60 +2271,30 @@
               <w:rPr>
                 <w:rFonts w:eastAsia="Calibri" w:cs="Tahoma"/>
               </w:rPr>
-            </w:r>
-          </w:p>
-          <w:p>
-            <w:pPr>
-              <w:pStyle w:val="Normal"/>
-              <w:spacing w:lineRule="auto" w:line="240" w:before="0" w:after="0"/>
+              <w:t>___________________________________</w:t>
+            </w:r>
+          </w:p>
+          <w:p>
+            <w:pPr>
+              <w:spacing w:after="0" w:line="240" w:lineRule="auto"/>
               <w:rPr>
                 <w:rFonts w:eastAsia="Calibri" w:cs="Tahoma"/>
+                <w:b/>
+                <w:bCs/>
               </w:rPr>
             </w:pPr>
             <w:r>
               <w:rPr>
                 <w:rFonts w:eastAsia="Calibri" w:cs="Tahoma"/>
-              </w:rPr>
-            </w:r>
-          </w:p>
-          <w:p>
-            <w:pPr>
-              <w:pStyle w:val="Normal"/>
-              <w:spacing w:lineRule="auto" w:line="240" w:before="0" w:after="0"/>
-              <w:rPr>
-                <w:rFonts w:eastAsia="Calibri" w:cs="Tahoma"/>
-              </w:rPr>
-            </w:pPr>
-            <w:r>
-              <w:rPr>
-                <w:rFonts w:eastAsia="Calibri" w:cs="Tahoma"/>
-              </w:rPr>
-              <w:t>___________________________________</w:t>
-            </w:r>
-          </w:p>
-          <w:p>
-            <w:pPr>
-              <w:pStyle w:val="Normal"/>
-              <w:spacing w:lineRule="auto" w:line="240" w:before="0" w:after="0"/>
-              <w:rPr>
-                <w:rFonts w:eastAsia="Calibri" w:cs="Tahoma"/>
                 <w:b/>
                 <w:bCs/>
               </w:rPr>
-            </w:pPr>
-            <w:r>
-              <w:rPr>
-                <w:rFonts w:eastAsia="Calibri" w:cs="Tahoma"/>
-                <w:b/>
-                <w:bCs/>
-              </w:rPr>
               <w:t>{ETUDIANTNOM}</w:t>
             </w:r>
           </w:p>
           <w:p>
             <w:pPr>
-              <w:pStyle w:val="Normal"/>
-              <w:spacing w:lineRule="auto" w:line="240" w:before="0" w:after="0"/>
+              <w:spacing w:after="0" w:line="240" w:lineRule="auto"/>
               <w:rPr>
                 <w:rFonts w:eastAsia="Calibri" w:cs="Tahoma"/>
                 <w:b/>
@@ -2449,32 +2310,18 @@
           </w:p>
           <w:p>
             <w:pPr>
-              <w:pStyle w:val="Normal"/>
               <w:rPr>
                 <w:rFonts w:eastAsia="Calibri" w:cs="Tahoma"/>
                 <w:b/>
               </w:rPr>
             </w:pPr>
-            <w:r>
+          </w:p>
+          <w:p>
+            <w:pPr>
               <w:rPr>
                 <w:rFonts w:eastAsia="Calibri" w:cs="Tahoma"/>
-                <w:b/>
-              </w:rPr>
-            </w:r>
-          </w:p>
-          <w:p>
-            <w:pPr>
-              <w:pStyle w:val="Normal"/>
-              <w:spacing w:before="0" w:after="200"/>
-              <w:rPr>
-                <w:rFonts w:eastAsia="Calibri" w:cs="Tahoma"/>
-              </w:rPr>
-            </w:pPr>
-            <w:r>
-              <w:rPr>
-                <w:rFonts w:eastAsia="Calibri" w:cs="Tahoma"/>
-              </w:rPr>
-            </w:r>
+              </w:rPr>
+            </w:pPr>
           </w:p>
         </w:tc>
         <w:tc>
@@ -2489,8 +2336,7 @@
           </w:tcPr>
           <w:p>
             <w:pPr>
-              <w:pStyle w:val="Normal"/>
-              <w:spacing w:lineRule="auto" w:line="240" w:before="0" w:after="0"/>
+              <w:spacing w:after="0" w:line="240" w:lineRule="auto"/>
               <w:rPr>
                 <w:rFonts w:eastAsia="Calibri" w:cs="Tahoma"/>
               </w:rPr>
@@ -2499,55 +2345,58 @@
               <w:rPr>
                 <w:rFonts w:eastAsia="Calibri" w:cs="Tahoma"/>
               </w:rPr>
-              <w:t xml:space="preserve">Signé à                                , le </w:t>
-            </w:r>
-          </w:p>
-          <w:p>
-            <w:pPr>
-              <w:pStyle w:val="Normal"/>
-              <w:spacing w:lineRule="auto" w:line="240" w:before="0" w:after="0"/>
+              <w:t xml:space="preserve">Signé à                              </w:t>
+            </w:r>
+            <w:proofErr w:type="gramStart"/>
+            <w:r>
               <w:rPr>
                 <w:rFonts w:eastAsia="Calibri" w:cs="Tahoma"/>
               </w:rPr>
-            </w:pPr>
+              <w:t xml:space="preserve">  ,</w:t>
+            </w:r>
+            <w:proofErr w:type="gramEnd"/>
             <w:r>
               <w:rPr>
                 <w:rFonts w:eastAsia="Calibri" w:cs="Tahoma"/>
               </w:rPr>
-            </w:r>
-          </w:p>
-          <w:p>
-            <w:pPr>
-              <w:pStyle w:val="Normal"/>
-              <w:spacing w:lineRule="auto" w:line="240" w:before="0" w:after="0"/>
+              <w:t xml:space="preserve"> le </w:t>
+            </w:r>
+          </w:p>
+          <w:p>
+            <w:pPr>
+              <w:spacing w:after="0" w:line="240" w:lineRule="auto"/>
               <w:rPr>
                 <w:rFonts w:eastAsia="Calibri" w:cs="Tahoma"/>
               </w:rPr>
             </w:pPr>
-            <w:r>
+          </w:p>
+          <w:p>
+            <w:pPr>
+              <w:spacing w:after="0" w:line="240" w:lineRule="auto"/>
               <w:rPr>
                 <w:rFonts w:eastAsia="Calibri" w:cs="Tahoma"/>
               </w:rPr>
-            </w:r>
-          </w:p>
-          <w:p>
-            <w:pPr>
-              <w:pStyle w:val="Normal"/>
-              <w:spacing w:lineRule="auto" w:line="240" w:before="0" w:after="0"/>
+            </w:pPr>
+          </w:p>
+          <w:p>
+            <w:pPr>
+              <w:spacing w:after="0" w:line="240" w:lineRule="auto"/>
               <w:rPr>
                 <w:rFonts w:eastAsia="Calibri" w:cs="Tahoma"/>
               </w:rPr>
             </w:pPr>
-            <w:r>
+          </w:p>
+          <w:p>
+            <w:pPr>
+              <w:spacing w:after="0" w:line="240" w:lineRule="auto"/>
               <w:rPr>
                 <w:rFonts w:eastAsia="Calibri" w:cs="Tahoma"/>
               </w:rPr>
-            </w:r>
-          </w:p>
-          <w:p>
-            <w:pPr>
-              <w:pStyle w:val="Normal"/>
-              <w:spacing w:lineRule="auto" w:line="240" w:before="0" w:after="0"/>
+            </w:pPr>
+          </w:p>
+          <w:p>
+            <w:pPr>
+              <w:spacing w:after="0" w:line="240" w:lineRule="auto"/>
               <w:rPr>
                 <w:rFonts w:eastAsia="Calibri" w:cs="Tahoma"/>
               </w:rPr>
@@ -2556,64 +2405,72 @@
               <w:rPr>
                 <w:rFonts w:eastAsia="Calibri" w:cs="Tahoma"/>
               </w:rPr>
-            </w:r>
-          </w:p>
-          <w:p>
-            <w:pPr>
-              <w:pStyle w:val="Normal"/>
-              <w:spacing w:lineRule="auto" w:line="240" w:before="0" w:after="0"/>
+              <w:t>_____________________________________</w:t>
+            </w:r>
+          </w:p>
+          <w:p>
+            <w:pPr>
+              <w:spacing w:after="0"/>
+              <w:rPr>
+                <w:rFonts w:eastAsia="Calibri" w:cs="Calibri"/>
+                <w:b/>
+                <w:bCs/>
+              </w:rPr>
+            </w:pPr>
+            <w:r>
+              <w:rPr>
+                <w:rFonts w:eastAsia="Calibri" w:cs="Calibri"/>
+                <w:b/>
+                <w:bCs/>
+              </w:rPr>
+              <w:t>{</w:t>
+            </w:r>
+            <w:proofErr w:type="spellStart"/>
+            <w:proofErr w:type="gramStart"/>
+            <w:r>
+              <w:rPr>
+                <w:rFonts w:eastAsia="Calibri" w:cs="Calibri"/>
+                <w:b/>
+                <w:bCs/>
+              </w:rPr>
+              <w:t>nomRepresentant</w:t>
+            </w:r>
+            <w:proofErr w:type="spellEnd"/>
+            <w:proofErr w:type="gramEnd"/>
+            <w:r>
+              <w:rPr>
+                <w:rFonts w:eastAsia="Calibri" w:cs="Calibri"/>
+                <w:b/>
+                <w:bCs/>
+              </w:rPr>
+              <w:t>}</w:t>
+            </w:r>
+          </w:p>
+          <w:p>
+            <w:pPr>
+              <w:spacing w:after="0"/>
               <w:rPr>
                 <w:rFonts w:eastAsia="Calibri" w:cs="Tahoma"/>
               </w:rPr>
             </w:pPr>
             <w:r>
               <w:rPr>
-                <w:rFonts w:eastAsia="Calibri" w:cs="Tahoma"/>
-              </w:rPr>
-              <w:t>_____________________________________</w:t>
-            </w:r>
-          </w:p>
-          <w:p>
-            <w:pPr>
-              <w:pStyle w:val="Normal"/>
-              <w:spacing w:before="0" w:after="0"/>
+                <w:rFonts w:eastAsia="Calibri" w:cs="Calibri"/>
+              </w:rPr>
+              <w:t>{</w:t>
+            </w:r>
+            <w:proofErr w:type="spellStart"/>
+            <w:proofErr w:type="gramStart"/>
+            <w:r>
               <w:rPr>
                 <w:rFonts w:eastAsia="Calibri" w:cs="Calibri"/>
                 <w:b/>
                 <w:bCs/>
               </w:rPr>
-            </w:pPr>
-            <w:r>
-              <w:rPr>
-                <w:rFonts w:eastAsia="Calibri" w:cs="Calibri"/>
-                <w:b/>
-                <w:bCs/>
-              </w:rPr>
-              <w:t>{nomRepresentant}</w:t>
-            </w:r>
-          </w:p>
-          <w:p>
-            <w:pPr>
-              <w:pStyle w:val="Normal"/>
-              <w:spacing w:before="0" w:after="0"/>
-              <w:rPr>
-                <w:rFonts w:eastAsia="Calibri" w:cs="Tahoma"/>
-              </w:rPr>
-            </w:pPr>
-            <w:r>
-              <w:rPr>
-                <w:rFonts w:eastAsia="Calibri" w:cs="Calibri"/>
-              </w:rPr>
-              <w:t>{</w:t>
-            </w:r>
-            <w:r>
-              <w:rPr>
-                <w:rFonts w:eastAsia="Calibri" w:cs="Calibri"/>
-                <w:b/>
-                <w:bCs/>
-              </w:rPr>
               <w:t>titreRepresentant</w:t>
             </w:r>
+            <w:proofErr w:type="spellEnd"/>
+            <w:proofErr w:type="gramEnd"/>
             <w:r>
               <w:rPr>
                 <w:rFonts w:eastAsia="Calibri" w:cs="Calibri"/>
@@ -2623,8 +2480,7 @@
           </w:p>
           <w:p>
             <w:pPr>
-              <w:pStyle w:val="Normal"/>
-              <w:spacing w:lineRule="auto" w:line="240" w:before="0" w:after="0"/>
+              <w:spacing w:after="0" w:line="240" w:lineRule="auto"/>
               <w:jc w:val="left"/>
               <w:rPr>
                 <w:rFonts w:eastAsia="Calibri" w:cs="Tahoma"/>
@@ -2656,8 +2512,7 @@
     </w:tbl>
     <w:p>
       <w:pPr>
-        <w:pStyle w:val="Normal"/>
-        <w:spacing w:lineRule="auto" w:line="240" w:before="0" w:after="0"/>
+        <w:spacing w:after="0" w:line="240" w:lineRule="auto"/>
         <w:jc w:val="left"/>
         <w:rPr>
           <w:rFonts w:eastAsia="Arial"/>
@@ -2666,20 +2521,11 @@
         </w:rPr>
       </w:pPr>
       <w:r>
-        <w:rPr>
-          <w:rFonts w:eastAsia="Arial"/>
-          <w:b/>
-          <w:bCs/>
-        </w:rPr>
-      </w:r>
-      <w:r>
         <w:br w:type="page"/>
       </w:r>
     </w:p>
     <w:p>
       <w:pPr>
-        <w:pStyle w:val="Normal"/>
-        <w:spacing w:before="0" w:after="200"/>
         <w:jc w:val="center"/>
         <w:rPr>
           <w:rFonts w:eastAsia="Arial"/>
@@ -2693,26 +2539,19 @@
           <w:b/>
           <w:bCs/>
         </w:rPr>
+        <w:lastRenderedPageBreak/>
         <w:t>Annexe : description du mandat</w:t>
       </w:r>
     </w:p>
     <w:p>
       <w:pPr>
-        <w:pStyle w:val="Normal"/>
         <w:rPr>
           <w:rFonts w:eastAsia="Arial"/>
         </w:rPr>
       </w:pPr>
-      <w:r>
-        <w:rPr>
-          <w:rFonts w:eastAsia="Arial"/>
-        </w:rPr>
-      </w:r>
     </w:p>
     <w:p>
       <w:pPr>
-        <w:pStyle w:val="Normal"/>
-        <w:spacing w:before="0" w:after="200"/>
         <w:jc w:val="left"/>
         <w:rPr>
           <w:rFonts w:eastAsia="Arial"/>
@@ -2726,46 +2565,50 @@
       </w:r>
     </w:p>
     <w:sectPr>
-      <w:headerReference w:type="even" r:id="rId2"/>
-      <w:headerReference w:type="default" r:id="rId3"/>
-      <w:headerReference w:type="first" r:id="rId4"/>
-      <w:footerReference w:type="even" r:id="rId5"/>
-      <w:footerReference w:type="default" r:id="rId6"/>
-      <w:footerReference w:type="first" r:id="rId7"/>
-      <w:type w:val="nextPage"/>
+      <w:headerReference w:type="default" r:id="rId8"/>
+      <w:footerReference w:type="default" r:id="rId9"/>
+      <w:headerReference w:type="first" r:id="rId10"/>
+      <w:footerReference w:type="first" r:id="rId11"/>
       <w:pgSz w:w="12240" w:h="15840"/>
-      <w:pgMar w:left="1800" w:right="1800" w:gutter="0" w:header="708" w:top="1440" w:footer="708" w:bottom="1440"/>
-      <w:pgNumType w:fmt="decimal"/>
-      <w:formProt w:val="false"/>
-      <w:textDirection w:val="lrTb"/>
-      <w:docGrid w:type="default" w:linePitch="360" w:charSpace="0"/>
+      <w:pgMar w:top="1440" w:right="1800" w:bottom="1440" w:left="1800" w:header="708" w:footer="708" w:gutter="0"/>
+      <w:cols w:space="720"/>
+      <w:formProt w:val="0"/>
+      <w:docGrid w:linePitch="360"/>
     </w:sectPr>
   </w:body>
 </w:document>
 </file>
 
-<file path=word/footer1.xml><?xml version="1.0" encoding="utf-8"?>
-<w:ftr xmlns:o="urn:schemas-microsoft-com:office:office" xmlns:r="http://schemas.openxmlformats.org/officeDocument/2006/relationships" xmlns:v="urn:schemas-microsoft-com:vml" xmlns:w="http://schemas.openxmlformats.org/wordprocessingml/2006/main" xmlns:w10="urn:schemas-microsoft-com:office:word" xmlns:wp="http://schemas.openxmlformats.org/drawingml/2006/wordprocessingDrawing" xmlns:pic="http://schemas.openxmlformats.org/drawingml/2006/picture" xmlns:wps="http://schemas.microsoft.com/office/word/2010/wordprocessingShape" xmlns:wpg="http://schemas.microsoft.com/office/word/2010/wordprocessingGroup" xmlns:mc="http://schemas.openxmlformats.org/markup-compatibility/2006" xmlns:wp14="http://schemas.microsoft.com/office/word/2010/wordprocessingDrawing" xmlns:w14="http://schemas.microsoft.com/office/word/2010/wordml" xmlns:w15="http://schemas.microsoft.com/office/word/2012/wordml" mc:Ignorable="w14 wp14 w15">
-  <w:p>
-    <w:pPr>
-      <w:pStyle w:val="Footer"/>
-      <w:spacing w:before="0" w:after="200"/>
-      <w:rPr/>
-    </w:pPr>
-    <w:r>
-      <w:rPr/>
-    </w:r>
-  </w:p>
-</w:ftr>
+<file path=word/endnotes.xml><?xml version="1.0" encoding="utf-8"?>
+<w:endnotes xmlns:wpc="http://schemas.microsoft.com/office/word/2010/wordprocessingCanvas" xmlns:cx="http://schemas.microsoft.com/office/drawing/2014/chartex" xmlns:cx1="http://schemas.microsoft.com/office/drawing/2015/9/8/chartex" xmlns:cx2="http://schemas.microsoft.com/office/drawing/2015/10/21/chartex" xmlns:cx3="http://schemas.microsoft.com/office/drawing/2016/5/9/chartex" xmlns:cx4="http://schemas.microsoft.com/office/drawing/2016/5/10/chartex" xmlns:cx5="http://schemas.microsoft.com/office/drawing/2016/5/11/chartex" xmlns:cx6="http://schemas.microsoft.com/office/drawing/2016/5/12/chartex" xmlns:cx7="http://schemas.microsoft.com/office/drawing/2016/5/13/chartex" xmlns:cx8="http://schemas.microsoft.com/office/drawing/2016/5/14/chartex" xmlns:mc="http://schemas.openxmlformats.org/markup-compatibility/2006" xmlns:aink="http://schemas.microsoft.com/office/drawing/2016/ink" xmlns:am3d="http://schemas.microsoft.com/office/drawing/2017/model3d" xmlns:o="urn:schemas-microsoft-com:office:office" xmlns:oel="http://schemas.microsoft.com/office/2019/extlst" xmlns:r="http://schemas.openxmlformats.org/officeDocument/2006/relationships" xmlns:m="http://schemas.openxmlformats.org/officeDocument/2006/math" xmlns:v="urn:schemas-microsoft-com:vml" xmlns:wp14="http://schemas.microsoft.com/office/word/2010/wordprocessingDrawing" xmlns:wp="http://schemas.openxmlformats.org/drawingml/2006/wordprocessingDrawing" xmlns:w10="urn:schemas-microsoft-com:office:word" xmlns:w="http://schemas.openxmlformats.org/wordprocessingml/2006/main" xmlns:w14="http://schemas.microsoft.com/office/word/2010/wordml" xmlns:w15="http://schemas.microsoft.com/office/word/2012/wordml" xmlns:w16cex="http://schemas.microsoft.com/office/word/2018/wordml/cex" xmlns:w16cid="http://schemas.microsoft.com/office/word/2016/wordml/cid" xmlns:w16="http://schemas.microsoft.com/office/word/2018/wordml" xmlns:w16du="http://schemas.microsoft.com/office/word/2023/wordml/word16du" xmlns:w16sdtdh="http://schemas.microsoft.com/office/word/2020/wordml/sdtdatahash" xmlns:w16sdtfl="http://schemas.microsoft.com/office/word/2024/wordml/sdtformatlock" xmlns:w16se="http://schemas.microsoft.com/office/word/2015/wordml/symex" xmlns:wpg="http://schemas.microsoft.com/office/word/2010/wordprocessingGroup" xmlns:wpi="http://schemas.microsoft.com/office/word/2010/wordprocessingInk" xmlns:wne="http://schemas.microsoft.com/office/word/2006/wordml" xmlns:wps="http://schemas.microsoft.com/office/word/2010/wordprocessingShape" mc:Ignorable="w14 w15 w16se w16cid w16 w16cex w16sdtdh w16sdtfl w16du wp14">
+  <w:endnote w:type="separator" w:id="-1">
+    <w:p>
+      <w:pPr>
+        <w:spacing w:after="0" w:line="240" w:lineRule="auto"/>
+      </w:pPr>
+      <w:r>
+        <w:separator/>
+      </w:r>
+    </w:p>
+  </w:endnote>
+  <w:endnote w:type="continuationSeparator" w:id="0">
+    <w:p>
+      <w:pPr>
+        <w:spacing w:after="0" w:line="240" w:lineRule="auto"/>
+      </w:pPr>
+      <w:r>
+        <w:continuationSeparator/>
+      </w:r>
+    </w:p>
+  </w:endnote>
+</w:endnotes>
 </file>
 
-<file path=word/footer2.xml><?xml version="1.0" encoding="utf-8"?>
-<w:ftr xmlns:o="urn:schemas-microsoft-com:office:office" xmlns:r="http://schemas.openxmlformats.org/officeDocument/2006/relationships" xmlns:v="urn:schemas-microsoft-com:vml" xmlns:w="http://schemas.openxmlformats.org/wordprocessingml/2006/main" xmlns:w10="urn:schemas-microsoft-com:office:word" xmlns:wp="http://schemas.openxmlformats.org/drawingml/2006/wordprocessingDrawing" xmlns:pic="http://schemas.openxmlformats.org/drawingml/2006/picture" xmlns:wps="http://schemas.microsoft.com/office/word/2010/wordprocessingShape" xmlns:wpg="http://schemas.microsoft.com/office/word/2010/wordprocessingGroup" xmlns:mc="http://schemas.openxmlformats.org/markup-compatibility/2006" xmlns:wp14="http://schemas.microsoft.com/office/word/2010/wordprocessingDrawing" xmlns:w14="http://schemas.microsoft.com/office/word/2010/wordml" xmlns:w15="http://schemas.microsoft.com/office/word/2012/wordml" mc:Ignorable="w14 wp14 w15">
+<file path=word/footer1.xml><?xml version="1.0" encoding="utf-8"?>
+<w:ftr xmlns:wpc="http://schemas.microsoft.com/office/word/2010/wordprocessingCanvas" xmlns:cx="http://schemas.microsoft.com/office/drawing/2014/chartex" xmlns:cx1="http://schemas.microsoft.com/office/drawing/2015/9/8/chartex" xmlns:cx2="http://schemas.microsoft.com/office/drawing/2015/10/21/chartex" xmlns:cx3="http://schemas.microsoft.com/office/drawing/2016/5/9/chartex" xmlns:cx4="http://schemas.microsoft.com/office/drawing/2016/5/10/chartex" xmlns:cx5="http://schemas.microsoft.com/office/drawing/2016/5/11/chartex" xmlns:cx6="http://schemas.microsoft.com/office/drawing/2016/5/12/chartex" xmlns:cx7="http://schemas.microsoft.com/office/drawing/2016/5/13/chartex" xmlns:cx8="http://schemas.microsoft.com/office/drawing/2016/5/14/chartex" xmlns:mc="http://schemas.openxmlformats.org/markup-compatibility/2006" xmlns:aink="http://schemas.microsoft.com/office/drawing/2016/ink" xmlns:am3d="http://schemas.microsoft.com/office/drawing/2017/model3d" xmlns:o="urn:schemas-microsoft-com:office:office" xmlns:oel="http://schemas.microsoft.com/office/2019/extlst" xmlns:r="http://schemas.openxmlformats.org/officeDocument/2006/relationships" xmlns:m="http://schemas.openxmlformats.org/officeDocument/2006/math" xmlns:v="urn:schemas-microsoft-com:vml" xmlns:wp14="http://schemas.microsoft.com/office/word/2010/wordprocessingDrawing" xmlns:wp="http://schemas.openxmlformats.org/drawingml/2006/wordprocessingDrawing" xmlns:w10="urn:schemas-microsoft-com:office:word" xmlns:w="http://schemas.openxmlformats.org/wordprocessingml/2006/main" xmlns:w14="http://schemas.microsoft.com/office/word/2010/wordml" xmlns:w15="http://schemas.microsoft.com/office/word/2012/wordml" xmlns:w16cex="http://schemas.microsoft.com/office/word/2018/wordml/cex" xmlns:w16cid="http://schemas.microsoft.com/office/word/2016/wordml/cid" xmlns:w16="http://schemas.microsoft.com/office/word/2018/wordml" xmlns:w16du="http://schemas.microsoft.com/office/word/2023/wordml/word16du" xmlns:w16sdtdh="http://schemas.microsoft.com/office/word/2020/wordml/sdtdatahash" xmlns:w16sdtfl="http://schemas.microsoft.com/office/word/2024/wordml/sdtformatlock" xmlns:w16se="http://schemas.microsoft.com/office/word/2015/wordml/symex" xmlns:wpg="http://schemas.microsoft.com/office/word/2010/wordprocessingGroup" xmlns:wpi="http://schemas.microsoft.com/office/word/2010/wordprocessingInk" xmlns:wne="http://schemas.microsoft.com/office/word/2006/wordml" xmlns:wps="http://schemas.microsoft.com/office/word/2010/wordprocessingShape" mc:Ignorable="w14 w15 w16se w16cid w16 w16cex w16sdtdh w16sdtfl w16du wp14">
   <w:tbl>
     <w:tblPr>
       <w:tblW w:w="5000" w:type="pct"/>
-      <w:jc w:val="left"/>
-      <w:tblInd w:w="0" w:type="dxa"/>
       <w:tblLayout w:type="fixed"/>
       <w:tblCellMar>
         <w:top w:w="72" w:type="dxa"/>
@@ -2773,15 +2616,15 @@
         <w:bottom w:w="72" w:type="dxa"/>
         <w:right w:w="115" w:type="dxa"/>
       </w:tblCellMar>
-      <w:tblLook w:val="04a0" w:noHBand="0" w:noVBand="1" w:firstColumn="1" w:lastRow="0" w:lastColumn="0" w:firstRow="1"/>
+      <w:tblLook w:val="04A0" w:firstRow="1" w:lastRow="0" w:firstColumn="1" w:lastColumn="0" w:noHBand="0" w:noVBand="1"/>
     </w:tblPr>
     <w:tblGrid>
-      <w:gridCol w:w="8073"/>
-      <w:gridCol w:w="566"/>
+      <w:gridCol w:w="8289"/>
+      <w:gridCol w:w="581"/>
     </w:tblGrid>
     <w:tr>
       <w:trPr>
-        <w:trHeight w:val="344" w:hRule="atLeast"/>
+        <w:trHeight w:val="344"/>
       </w:trPr>
       <w:tc>
         <w:tcPr>
@@ -2793,16 +2636,14 @@
         </w:tcPr>
         <w:p>
           <w:pPr>
-            <w:pStyle w:val="Footer"/>
+            <w:pStyle w:val="Pieddepage"/>
             <w:tabs>
               <w:tab w:val="clear" w:pos="8640"/>
-              <w:tab w:val="center" w:pos="4320" w:leader="none"/>
-              <w:tab w:val="right" w:pos="9371" w:leader="none"/>
-              <w:tab w:val="right" w:pos="9661" w:leader="none"/>
+              <w:tab w:val="right" w:pos="9371"/>
+              <w:tab w:val="right" w:pos="9661"/>
             </w:tabs>
-            <w:spacing w:lineRule="auto" w:line="240" w:before="0" w:after="0"/>
+            <w:spacing w:after="0" w:line="240" w:lineRule="auto"/>
             <w:rPr>
-              <w:i/>
               <w:i/>
               <w:szCs w:val="20"/>
             </w:rPr>
@@ -2814,9 +2655,63 @@
               <w:szCs w:val="18"/>
             </w:rPr>
             <w:t>Cégep Édouard-Montpetit – Service des programmes</w:t>
+          </w:r>
+          <w:r>
+            <w:rPr>
+              <w:i/>
+              <w:sz w:val="18"/>
+              <w:szCs w:val="18"/>
+            </w:rPr>
             <w:tab/>
+          </w:r>
+          <w:r>
+            <w:rPr>
+              <w:i/>
+              <w:sz w:val="18"/>
+              <w:szCs w:val="18"/>
+            </w:rPr>
             <w:tab/>
-            <w:t>Dernière mise à jour : 2023-09-25</w:t>
+            <w:t>Dernière mise à jour</w:t>
+          </w:r>
+          <w:r>
+            <w:rPr>
+              <w:i/>
+              <w:sz w:val="18"/>
+              <w:szCs w:val="18"/>
+            </w:rPr>
+            <w:t xml:space="preserve"> </w:t>
+          </w:r>
+          <w:r>
+            <w:rPr>
+              <w:i/>
+              <w:sz w:val="18"/>
+              <w:szCs w:val="18"/>
+            </w:rPr>
+            <w:t>: 2023-09</w:t>
+          </w:r>
+          <w:r>
+            <w:rPr>
+              <w:i/>
+              <w:sz w:val="18"/>
+              <w:szCs w:val="18"/>
+            </w:rPr>
+            <w:t xml:space="preserve">-23                           </w:t>
+          </w:r>
+          <w:r>
+            <w:rPr>
+              <w:i/>
+              <w:sz w:val="18"/>
+              <w:szCs w:val="18"/>
+            </w:rPr>
+            <w:t>25</w:t>
+          </w:r>
+          <w:r>
+            <w:rPr>
+              <w:i/>
+              <w:sz w:val="18"/>
+              <w:szCs w:val="18"/>
+            </w:rPr>
+            <w:t xml:space="preserve">      </w:t>
           </w:r>
         </w:p>
       </w:tc>
@@ -2826,35 +2721,30 @@
           <w:tcBorders>
             <w:top w:val="single" w:sz="4" w:space="0" w:color="34B616"/>
           </w:tcBorders>
-          <w:shd w:color="auto" w:fill="34B616" w:val="clear"/>
+          <w:shd w:val="clear" w:color="auto" w:fill="34B616"/>
         </w:tcPr>
         <w:p>
           <w:pPr>
-            <w:pStyle w:val="Header"/>
-            <w:spacing w:lineRule="auto" w:line="240" w:before="0" w:after="0"/>
+            <w:pStyle w:val="En-tte"/>
+            <w:spacing w:after="0" w:line="240" w:lineRule="auto"/>
             <w:jc w:val="right"/>
             <w:rPr>
               <w:color w:val="34B616"/>
             </w:rPr>
           </w:pPr>
           <w:r>
-            <w:rPr/>
             <w:fldChar w:fldCharType="begin"/>
           </w:r>
           <w:r>
-            <w:rPr/>
             <w:instrText xml:space="preserve"> PAGE </w:instrText>
           </w:r>
           <w:r>
-            <w:rPr/>
             <w:fldChar w:fldCharType="separate"/>
           </w:r>
           <w:r>
-            <w:rPr/>
             <w:t>6</w:t>
           </w:r>
           <w:r>
-            <w:rPr/>
             <w:fldChar w:fldCharType="end"/>
           </w:r>
         </w:p>
@@ -2863,42 +2753,27 @@
   </w:tbl>
   <w:p>
     <w:pPr>
-      <w:pStyle w:val="Footer"/>
+      <w:pStyle w:val="Pieddepage"/>
       <w:rPr>
         <w:color w:val="34B616"/>
         <w:sz w:val="2"/>
         <w:szCs w:val="2"/>
       </w:rPr>
     </w:pPr>
-    <w:r>
-      <w:rPr>
-        <w:color w:val="34B616"/>
-        <w:sz w:val="2"/>
-        <w:szCs w:val="2"/>
-      </w:rPr>
-    </w:r>
   </w:p>
   <w:p>
     <w:pPr>
-      <w:pStyle w:val="Footer"/>
+      <w:pStyle w:val="Pieddepage"/>
       <w:rPr>
         <w:color w:val="34B616"/>
         <w:sz w:val="2"/>
         <w:szCs w:val="2"/>
       </w:rPr>
     </w:pPr>
-    <w:r>
-      <w:rPr>
-        <w:color w:val="34B616"/>
-        <w:sz w:val="2"/>
-        <w:szCs w:val="2"/>
-      </w:rPr>
-    </w:r>
   </w:p>
   <w:p>
     <w:pPr>
-      <w:pStyle w:val="Footer"/>
-      <w:spacing w:before="0" w:after="200"/>
+      <w:pStyle w:val="Pieddepage"/>
       <w:rPr>
         <w:color w:val="34B616"/>
         <w:sz w:val="2"/>
@@ -2912,20 +2787,40 @@
         <w:szCs w:val="2"/>
       </w:rPr>
       <w:tab/>
+    </w:r>
+    <w:r>
+      <w:rPr>
+        <w:color w:val="34B616"/>
+        <w:sz w:val="2"/>
+        <w:szCs w:val="2"/>
+      </w:rPr>
       <w:tab/>
+    </w:r>
+    <w:r>
+      <w:rPr>
+        <w:color w:val="34B616"/>
+        <w:sz w:val="2"/>
+        <w:szCs w:val="2"/>
+      </w:rPr>
       <w:tab/>
+    </w:r>
+    <w:r>
+      <w:rPr>
+        <w:color w:val="34B616"/>
+        <w:sz w:val="2"/>
+        <w:szCs w:val="2"/>
+      </w:rPr>
+      <w:t xml:space="preserve">                    </w:t>
     </w:r>
   </w:p>
 </w:ftr>
 </file>
 
-<file path=word/footer3.xml><?xml version="1.0" encoding="utf-8"?>
-<w:ftr xmlns:o="urn:schemas-microsoft-com:office:office" xmlns:r="http://schemas.openxmlformats.org/officeDocument/2006/relationships" xmlns:v="urn:schemas-microsoft-com:vml" xmlns:w="http://schemas.openxmlformats.org/wordprocessingml/2006/main" xmlns:w10="urn:schemas-microsoft-com:office:word" xmlns:wp="http://schemas.openxmlformats.org/drawingml/2006/wordprocessingDrawing" xmlns:pic="http://schemas.openxmlformats.org/drawingml/2006/picture" xmlns:wps="http://schemas.microsoft.com/office/word/2010/wordprocessingShape" xmlns:wpg="http://schemas.microsoft.com/office/word/2010/wordprocessingGroup" xmlns:mc="http://schemas.openxmlformats.org/markup-compatibility/2006" xmlns:wp14="http://schemas.microsoft.com/office/word/2010/wordprocessingDrawing" xmlns:w14="http://schemas.microsoft.com/office/word/2010/wordml" xmlns:w15="http://schemas.microsoft.com/office/word/2012/wordml" mc:Ignorable="w14 wp14 w15">
+<file path=word/footer2.xml><?xml version="1.0" encoding="utf-8"?>
+<w:ftr xmlns:wpc="http://schemas.microsoft.com/office/word/2010/wordprocessingCanvas" xmlns:cx="http://schemas.microsoft.com/office/drawing/2014/chartex" xmlns:cx1="http://schemas.microsoft.com/office/drawing/2015/9/8/chartex" xmlns:cx2="http://schemas.microsoft.com/office/drawing/2015/10/21/chartex" xmlns:cx3="http://schemas.microsoft.com/office/drawing/2016/5/9/chartex" xmlns:cx4="http://schemas.microsoft.com/office/drawing/2016/5/10/chartex" xmlns:cx5="http://schemas.microsoft.com/office/drawing/2016/5/11/chartex" xmlns:cx6="http://schemas.microsoft.com/office/drawing/2016/5/12/chartex" xmlns:cx7="http://schemas.microsoft.com/office/drawing/2016/5/13/chartex" xmlns:cx8="http://schemas.microsoft.com/office/drawing/2016/5/14/chartex" xmlns:mc="http://schemas.openxmlformats.org/markup-compatibility/2006" xmlns:aink="http://schemas.microsoft.com/office/drawing/2016/ink" xmlns:am3d="http://schemas.microsoft.com/office/drawing/2017/model3d" xmlns:o="urn:schemas-microsoft-com:office:office" xmlns:oel="http://schemas.microsoft.com/office/2019/extlst" xmlns:r="http://schemas.openxmlformats.org/officeDocument/2006/relationships" xmlns:m="http://schemas.openxmlformats.org/officeDocument/2006/math" xmlns:v="urn:schemas-microsoft-com:vml" xmlns:wp14="http://schemas.microsoft.com/office/word/2010/wordprocessingDrawing" xmlns:wp="http://schemas.openxmlformats.org/drawingml/2006/wordprocessingDrawing" xmlns:w10="urn:schemas-microsoft-com:office:word" xmlns:w="http://schemas.openxmlformats.org/wordprocessingml/2006/main" xmlns:w14="http://schemas.microsoft.com/office/word/2010/wordml" xmlns:w15="http://schemas.microsoft.com/office/word/2012/wordml" xmlns:w16cex="http://schemas.microsoft.com/office/word/2018/wordml/cex" xmlns:w16cid="http://schemas.microsoft.com/office/word/2016/wordml/cid" xmlns:w16="http://schemas.microsoft.com/office/word/2018/wordml" xmlns:w16du="http://schemas.microsoft.com/office/word/2023/wordml/word16du" xmlns:w16sdtdh="http://schemas.microsoft.com/office/word/2020/wordml/sdtdatahash" xmlns:w16sdtfl="http://schemas.microsoft.com/office/word/2024/wordml/sdtformatlock" xmlns:w16se="http://schemas.microsoft.com/office/word/2015/wordml/symex" xmlns:wpg="http://schemas.microsoft.com/office/word/2010/wordprocessingGroup" xmlns:wpi="http://schemas.microsoft.com/office/word/2010/wordprocessingInk" xmlns:wne="http://schemas.microsoft.com/office/word/2006/wordml" xmlns:wps="http://schemas.microsoft.com/office/word/2010/wordprocessingShape" mc:Ignorable="w14 w15 w16se w16cid w16 w16cex w16sdtdh w16sdtfl w16du wp14">
   <w:tbl>
     <w:tblPr>
       <w:tblW w:w="5000" w:type="pct"/>
-      <w:jc w:val="left"/>
-      <w:tblInd w:w="0" w:type="dxa"/>
       <w:tblLayout w:type="fixed"/>
       <w:tblCellMar>
         <w:top w:w="72" w:type="dxa"/>
@@ -2933,15 +2828,15 @@
         <w:bottom w:w="72" w:type="dxa"/>
         <w:right w:w="115" w:type="dxa"/>
       </w:tblCellMar>
-      <w:tblLook w:val="04a0" w:noHBand="0" w:noVBand="1" w:firstColumn="1" w:lastRow="0" w:lastColumn="0" w:firstRow="1"/>
+      <w:tblLook w:val="04A0" w:firstRow="1" w:lastRow="0" w:firstColumn="1" w:lastColumn="0" w:noHBand="0" w:noVBand="1"/>
     </w:tblPr>
     <w:tblGrid>
-      <w:gridCol w:w="8073"/>
-      <w:gridCol w:w="566"/>
+      <w:gridCol w:w="8289"/>
+      <w:gridCol w:w="581"/>
     </w:tblGrid>
     <w:tr>
       <w:trPr>
-        <w:trHeight w:val="344" w:hRule="atLeast"/>
+        <w:trHeight w:val="344"/>
       </w:trPr>
       <w:tc>
         <w:tcPr>
@@ -2953,16 +2848,14 @@
         </w:tcPr>
         <w:p>
           <w:pPr>
-            <w:pStyle w:val="Footer"/>
+            <w:pStyle w:val="Pieddepage"/>
             <w:tabs>
               <w:tab w:val="clear" w:pos="8640"/>
-              <w:tab w:val="center" w:pos="4320" w:leader="none"/>
-              <w:tab w:val="right" w:pos="9371" w:leader="none"/>
-              <w:tab w:val="right" w:pos="9661" w:leader="none"/>
+              <w:tab w:val="right" w:pos="9371"/>
+              <w:tab w:val="right" w:pos="9661"/>
             </w:tabs>
-            <w:spacing w:lineRule="auto" w:line="240" w:before="0" w:after="0"/>
+            <w:spacing w:after="0" w:line="240" w:lineRule="auto"/>
             <w:rPr>
-              <w:i/>
               <w:i/>
               <w:szCs w:val="20"/>
             </w:rPr>
@@ -2974,7 +2867,21 @@
               <w:szCs w:val="18"/>
             </w:rPr>
             <w:t>Cégep Édouard-Montpetit – Service des programmes</w:t>
+          </w:r>
+          <w:r>
+            <w:rPr>
+              <w:i/>
+              <w:sz w:val="18"/>
+              <w:szCs w:val="18"/>
+            </w:rPr>
             <w:tab/>
+          </w:r>
+          <w:r>
+            <w:rPr>
+              <w:i/>
+              <w:sz w:val="18"/>
+              <w:szCs w:val="18"/>
+            </w:rPr>
             <w:tab/>
             <w:t>Dernière mise à jour : 2023-09-25</w:t>
           </w:r>
@@ -2986,35 +2893,30 @@
           <w:tcBorders>
             <w:top w:val="single" w:sz="4" w:space="0" w:color="34B616"/>
           </w:tcBorders>
-          <w:shd w:color="auto" w:fill="34B616" w:val="clear"/>
+          <w:shd w:val="clear" w:color="auto" w:fill="34B616"/>
         </w:tcPr>
         <w:p>
           <w:pPr>
-            <w:pStyle w:val="Header"/>
-            <w:spacing w:lineRule="auto" w:line="240" w:before="0" w:after="0"/>
+            <w:pStyle w:val="En-tte"/>
+            <w:spacing w:after="0" w:line="240" w:lineRule="auto"/>
             <w:jc w:val="right"/>
             <w:rPr>
               <w:color w:val="34B616"/>
             </w:rPr>
           </w:pPr>
           <w:r>
-            <w:rPr/>
             <w:fldChar w:fldCharType="begin"/>
           </w:r>
           <w:r>
-            <w:rPr/>
             <w:instrText xml:space="preserve"> PAGE </w:instrText>
           </w:r>
           <w:r>
-            <w:rPr/>
             <w:fldChar w:fldCharType="separate"/>
           </w:r>
           <w:r>
-            <w:rPr/>
             <w:t>6</w:t>
           </w:r>
           <w:r>
-            <w:rPr/>
             <w:fldChar w:fldCharType="end"/>
           </w:r>
         </w:p>
@@ -3023,42 +2925,27 @@
   </w:tbl>
   <w:p>
     <w:pPr>
-      <w:pStyle w:val="Footer"/>
+      <w:pStyle w:val="Pieddepage"/>
       <w:rPr>
         <w:color w:val="34B616"/>
         <w:sz w:val="2"/>
         <w:szCs w:val="2"/>
       </w:rPr>
     </w:pPr>
-    <w:r>
-      <w:rPr>
-        <w:color w:val="34B616"/>
-        <w:sz w:val="2"/>
-        <w:szCs w:val="2"/>
-      </w:rPr>
-    </w:r>
   </w:p>
   <w:p>
     <w:pPr>
-      <w:pStyle w:val="Footer"/>
+      <w:pStyle w:val="Pieddepage"/>
       <w:rPr>
         <w:color w:val="34B616"/>
         <w:sz w:val="2"/>
         <w:szCs w:val="2"/>
       </w:rPr>
     </w:pPr>
-    <w:r>
-      <w:rPr>
-        <w:color w:val="34B616"/>
-        <w:sz w:val="2"/>
-        <w:szCs w:val="2"/>
-      </w:rPr>
-    </w:r>
   </w:p>
   <w:p>
     <w:pPr>
-      <w:pStyle w:val="Footer"/>
-      <w:spacing w:before="0" w:after="200"/>
+      <w:pStyle w:val="Pieddepage"/>
       <w:rPr>
         <w:color w:val="34B616"/>
         <w:sz w:val="2"/>
@@ -3072,48 +2959,70 @@
         <w:szCs w:val="2"/>
       </w:rPr>
       <w:tab/>
+    </w:r>
+    <w:r>
+      <w:rPr>
+        <w:color w:val="34B616"/>
+        <w:sz w:val="2"/>
+        <w:szCs w:val="2"/>
+      </w:rPr>
       <w:tab/>
+    </w:r>
+    <w:r>
+      <w:rPr>
+        <w:color w:val="34B616"/>
+        <w:sz w:val="2"/>
+        <w:szCs w:val="2"/>
+      </w:rPr>
       <w:tab/>
     </w:r>
   </w:p>
 </w:ftr>
 </file>
 
+<file path=word/footnotes.xml><?xml version="1.0" encoding="utf-8"?>
+<w:footnotes xmlns:wpc="http://schemas.microsoft.com/office/word/2010/wordprocessingCanvas" xmlns:cx="http://schemas.microsoft.com/office/drawing/2014/chartex" xmlns:cx1="http://schemas.microsoft.com/office/drawing/2015/9/8/chartex" xmlns:cx2="http://schemas.microsoft.com/office/drawing/2015/10/21/chartex" xmlns:cx3="http://schemas.microsoft.com/office/drawing/2016/5/9/chartex" xmlns:cx4="http://schemas.microsoft.com/office/drawing/2016/5/10/chartex" xmlns:cx5="http://schemas.microsoft.com/office/drawing/2016/5/11/chartex" xmlns:cx6="http://schemas.microsoft.com/office/drawing/2016/5/12/chartex" xmlns:cx7="http://schemas.microsoft.com/office/drawing/2016/5/13/chartex" xmlns:cx8="http://schemas.microsoft.com/office/drawing/2016/5/14/chartex" xmlns:mc="http://schemas.openxmlformats.org/markup-compatibility/2006" xmlns:aink="http://schemas.microsoft.com/office/drawing/2016/ink" xmlns:am3d="http://schemas.microsoft.com/office/drawing/2017/model3d" xmlns:o="urn:schemas-microsoft-com:office:office" xmlns:oel="http://schemas.microsoft.com/office/2019/extlst" xmlns:r="http://schemas.openxmlformats.org/officeDocument/2006/relationships" xmlns:m="http://schemas.openxmlformats.org/officeDocument/2006/math" xmlns:v="urn:schemas-microsoft-com:vml" xmlns:wp14="http://schemas.microsoft.com/office/word/2010/wordprocessingDrawing" xmlns:wp="http://schemas.openxmlformats.org/drawingml/2006/wordprocessingDrawing" xmlns:w10="urn:schemas-microsoft-com:office:word" xmlns:w="http://schemas.openxmlformats.org/wordprocessingml/2006/main" xmlns:w14="http://schemas.microsoft.com/office/word/2010/wordml" xmlns:w15="http://schemas.microsoft.com/office/word/2012/wordml" xmlns:w16cex="http://schemas.microsoft.com/office/word/2018/wordml/cex" xmlns:w16cid="http://schemas.microsoft.com/office/word/2016/wordml/cid" xmlns:w16="http://schemas.microsoft.com/office/word/2018/wordml" xmlns:w16du="http://schemas.microsoft.com/office/word/2023/wordml/word16du" xmlns:w16sdtdh="http://schemas.microsoft.com/office/word/2020/wordml/sdtdatahash" xmlns:w16sdtfl="http://schemas.microsoft.com/office/word/2024/wordml/sdtformatlock" xmlns:w16se="http://schemas.microsoft.com/office/word/2015/wordml/symex" xmlns:wpg="http://schemas.microsoft.com/office/word/2010/wordprocessingGroup" xmlns:wpi="http://schemas.microsoft.com/office/word/2010/wordprocessingInk" xmlns:wne="http://schemas.microsoft.com/office/word/2006/wordml" xmlns:wps="http://schemas.microsoft.com/office/word/2010/wordprocessingShape" mc:Ignorable="w14 w15 w16se w16cid w16 w16cex w16sdtdh w16sdtfl w16du wp14">
+  <w:footnote w:type="separator" w:id="-1">
+    <w:p>
+      <w:pPr>
+        <w:spacing w:after="0" w:line="240" w:lineRule="auto"/>
+      </w:pPr>
+      <w:r>
+        <w:separator/>
+      </w:r>
+    </w:p>
+  </w:footnote>
+  <w:footnote w:type="continuationSeparator" w:id="0">
+    <w:p>
+      <w:pPr>
+        <w:spacing w:after="0" w:line="240" w:lineRule="auto"/>
+      </w:pPr>
+      <w:r>
+        <w:continuationSeparator/>
+      </w:r>
+    </w:p>
+  </w:footnote>
+</w:footnotes>
+</file>
+
 <file path=word/header1.xml><?xml version="1.0" encoding="utf-8"?>
-<w:hdr xmlns:o="urn:schemas-microsoft-com:office:office" xmlns:r="http://schemas.openxmlformats.org/officeDocument/2006/relationships" xmlns:v="urn:schemas-microsoft-com:vml" xmlns:w="http://schemas.openxmlformats.org/wordprocessingml/2006/main" xmlns:w10="urn:schemas-microsoft-com:office:word" xmlns:wp="http://schemas.openxmlformats.org/drawingml/2006/wordprocessingDrawing" xmlns:pic="http://schemas.openxmlformats.org/drawingml/2006/picture" xmlns:wps="http://schemas.microsoft.com/office/word/2010/wordprocessingShape" xmlns:wpg="http://schemas.microsoft.com/office/word/2010/wordprocessingGroup" xmlns:mc="http://schemas.openxmlformats.org/markup-compatibility/2006" xmlns:wp14="http://schemas.microsoft.com/office/word/2010/wordprocessingDrawing" xmlns:w14="http://schemas.microsoft.com/office/word/2010/wordml" xmlns:w15="http://schemas.microsoft.com/office/word/2012/wordml" mc:Ignorable="w14 wp14 w15">
+<w:hdr xmlns:wpc="http://schemas.microsoft.com/office/word/2010/wordprocessingCanvas" xmlns:cx="http://schemas.microsoft.com/office/drawing/2014/chartex" xmlns:cx1="http://schemas.microsoft.com/office/drawing/2015/9/8/chartex" xmlns:cx2="http://schemas.microsoft.com/office/drawing/2015/10/21/chartex" xmlns:cx3="http://schemas.microsoft.com/office/drawing/2016/5/9/chartex" xmlns:cx4="http://schemas.microsoft.com/office/drawing/2016/5/10/chartex" xmlns:cx5="http://schemas.microsoft.com/office/drawing/2016/5/11/chartex" xmlns:cx6="http://schemas.microsoft.com/office/drawing/2016/5/12/chartex" xmlns:cx7="http://schemas.microsoft.com/office/drawing/2016/5/13/chartex" xmlns:cx8="http://schemas.microsoft.com/office/drawing/2016/5/14/chartex" xmlns:mc="http://schemas.openxmlformats.org/markup-compatibility/2006" xmlns:aink="http://schemas.microsoft.com/office/drawing/2016/ink" xmlns:am3d="http://schemas.microsoft.com/office/drawing/2017/model3d" xmlns:o="urn:schemas-microsoft-com:office:office" xmlns:oel="http://schemas.microsoft.com/office/2019/extlst" xmlns:r="http://schemas.openxmlformats.org/officeDocument/2006/relationships" xmlns:m="http://schemas.openxmlformats.org/officeDocument/2006/math" xmlns:v="urn:schemas-microsoft-com:vml" xmlns:wp14="http://schemas.microsoft.com/office/word/2010/wordprocessingDrawing" xmlns:wp="http://schemas.openxmlformats.org/drawingml/2006/wordprocessingDrawing" xmlns:w10="urn:schemas-microsoft-com:office:word" xmlns:w="http://schemas.openxmlformats.org/wordprocessingml/2006/main" xmlns:w14="http://schemas.microsoft.com/office/word/2010/wordml" xmlns:w15="http://schemas.microsoft.com/office/word/2012/wordml" xmlns:w16cex="http://schemas.microsoft.com/office/word/2018/wordml/cex" xmlns:w16cid="http://schemas.microsoft.com/office/word/2016/wordml/cid" xmlns:w16="http://schemas.microsoft.com/office/word/2018/wordml" xmlns:w16du="http://schemas.microsoft.com/office/word/2023/wordml/word16du" xmlns:w16sdtdh="http://schemas.microsoft.com/office/word/2020/wordml/sdtdatahash" xmlns:w16sdtfl="http://schemas.microsoft.com/office/word/2024/wordml/sdtformatlock" xmlns:w16se="http://schemas.microsoft.com/office/word/2015/wordml/symex" xmlns:wpg="http://schemas.microsoft.com/office/word/2010/wordprocessingGroup" xmlns:wpi="http://schemas.microsoft.com/office/word/2010/wordprocessingInk" xmlns:wne="http://schemas.microsoft.com/office/word/2006/wordml" xmlns:wps="http://schemas.microsoft.com/office/word/2010/wordprocessingShape" mc:Ignorable="w14 w15 w16se w16cid w16 w16cex w16sdtdh w16sdtfl w16du wp14">
   <w:p>
     <w:pPr>
-      <w:pStyle w:val="Header"/>
-      <w:spacing w:before="0" w:after="200"/>
-      <w:rPr/>
-    </w:pPr>
-    <w:r>
-      <w:rPr/>
-    </w:r>
-  </w:p>
-</w:hdr>
-</file>
-
-<file path=word/header2.xml><?xml version="1.0" encoding="utf-8"?>
-<w:hdr xmlns:o="urn:schemas-microsoft-com:office:office" xmlns:r="http://schemas.openxmlformats.org/officeDocument/2006/relationships" xmlns:v="urn:schemas-microsoft-com:vml" xmlns:w="http://schemas.openxmlformats.org/wordprocessingml/2006/main" xmlns:w10="urn:schemas-microsoft-com:office:word" xmlns:wp="http://schemas.openxmlformats.org/drawingml/2006/wordprocessingDrawing" xmlns:pic="http://schemas.openxmlformats.org/drawingml/2006/picture" xmlns:wps="http://schemas.microsoft.com/office/word/2010/wordprocessingShape" xmlns:wpg="http://schemas.microsoft.com/office/word/2010/wordprocessingGroup" xmlns:mc="http://schemas.openxmlformats.org/markup-compatibility/2006" xmlns:wp14="http://schemas.microsoft.com/office/word/2010/wordprocessingDrawing" xmlns:w14="http://schemas.microsoft.com/office/word/2010/wordml" xmlns:w15="http://schemas.microsoft.com/office/word/2012/wordml" mc:Ignorable="w14 wp14 w15">
-  <w:p>
-    <w:pPr>
-      <w:pStyle w:val="Heading1"/>
+      <w:pStyle w:val="Titre1"/>
       <w:numPr>
         <w:ilvl w:val="0"/>
         <w:numId w:val="0"/>
       </w:numPr>
-      <w:spacing w:before="480" w:after="200"/>
-      <w:ind w:hanging="0" w:left="432"/>
+      <w:ind w:left="432"/>
       <w:jc w:val="right"/>
-      <w:rPr/>
     </w:pPr>
-    <w:bookmarkStart w:id="0" w:name="_Toc31780134"/>
-    <w:bookmarkStart w:id="1" w:name="_Toc255027"/>
-    <w:bookmarkStart w:id="2" w:name="_Toc254829"/>
     <w:r>
+      <w:rPr>
+        <w:noProof/>
+      </w:rPr>
       <w:drawing>
-        <wp:anchor behindDoc="1" distT="0" distB="0" distL="0" distR="0" simplePos="0" locked="0" layoutInCell="1" allowOverlap="1" relativeHeight="7">
+        <wp:anchor distT="0" distB="0" distL="0" distR="0" simplePos="0" relativeHeight="251657216" behindDoc="1" locked="0" layoutInCell="1" allowOverlap="1" wp14:anchorId="59106C48" wp14:editId="6616FAE4">
           <wp:simplePos x="0" y="0"/>
           <wp:positionH relativeFrom="column">
             <wp:posOffset>1690370</wp:posOffset>
@@ -3160,70 +3069,48 @@
       </w:drawing>
     </w:r>
     <w:r>
-      <w:rPr/>
-      <w:t xml:space="preserve"> </w:t>
-    </w:r>
-    <w:bookmarkEnd w:id="0"/>
-    <w:bookmarkEnd w:id="1"/>
-    <w:bookmarkEnd w:id="2"/>
-    <w:r>
-      <w:rPr/>
-      <w:t xml:space="preserve"> </w:t>
+      <w:t xml:space="preserve">  </w:t>
     </w:r>
   </w:p>
   <w:p>
     <w:pPr>
-      <w:pStyle w:val="Normal"/>
-      <w:spacing w:lineRule="auto" w:line="240" w:before="0" w:after="0"/>
-      <w:rPr/>
+      <w:spacing w:after="0" w:line="240" w:lineRule="auto"/>
     </w:pPr>
-    <w:r>
-      <w:rPr/>
-    </w:r>
   </w:p>
   <w:p>
     <w:pPr>
-      <w:pStyle w:val="Normal"/>
-      <w:spacing w:lineRule="auto" w:line="240" w:before="0" w:after="0"/>
-      <w:rPr/>
+      <w:spacing w:after="0" w:line="240" w:lineRule="auto"/>
     </w:pPr>
-    <w:r>
-      <w:rPr/>
-    </w:r>
   </w:p>
   <w:p>
     <w:pPr>
-      <w:pStyle w:val="Normal"/>
-      <w:spacing w:lineRule="auto" w:line="240" w:before="0" w:after="0"/>
-      <w:rPr/>
+      <w:spacing w:after="0" w:line="240" w:lineRule="auto"/>
     </w:pPr>
-    <w:r>
-      <w:rPr/>
-    </w:r>
   </w:p>
 </w:hdr>
 </file>
 
-<file path=word/header3.xml><?xml version="1.0" encoding="utf-8"?>
-<w:hdr xmlns:o="urn:schemas-microsoft-com:office:office" xmlns:r="http://schemas.openxmlformats.org/officeDocument/2006/relationships" xmlns:v="urn:schemas-microsoft-com:vml" xmlns:w="http://schemas.openxmlformats.org/wordprocessingml/2006/main" xmlns:w10="urn:schemas-microsoft-com:office:word" xmlns:wp="http://schemas.openxmlformats.org/drawingml/2006/wordprocessingDrawing" xmlns:pic="http://schemas.openxmlformats.org/drawingml/2006/picture" xmlns:wps="http://schemas.microsoft.com/office/word/2010/wordprocessingShape" xmlns:wpg="http://schemas.microsoft.com/office/word/2010/wordprocessingGroup" xmlns:mc="http://schemas.openxmlformats.org/markup-compatibility/2006" xmlns:wp14="http://schemas.microsoft.com/office/word/2010/wordprocessingDrawing" xmlns:w14="http://schemas.microsoft.com/office/word/2010/wordml" xmlns:w15="http://schemas.microsoft.com/office/word/2012/wordml" mc:Ignorable="w14 wp14 w15">
+<file path=word/header2.xml><?xml version="1.0" encoding="utf-8"?>
+<w:hdr xmlns:wpc="http://schemas.microsoft.com/office/word/2010/wordprocessingCanvas" xmlns:cx="http://schemas.microsoft.com/office/drawing/2014/chartex" xmlns:cx1="http://schemas.microsoft.com/office/drawing/2015/9/8/chartex" xmlns:cx2="http://schemas.microsoft.com/office/drawing/2015/10/21/chartex" xmlns:cx3="http://schemas.microsoft.com/office/drawing/2016/5/9/chartex" xmlns:cx4="http://schemas.microsoft.com/office/drawing/2016/5/10/chartex" xmlns:cx5="http://schemas.microsoft.com/office/drawing/2016/5/11/chartex" xmlns:cx6="http://schemas.microsoft.com/office/drawing/2016/5/12/chartex" xmlns:cx7="http://schemas.microsoft.com/office/drawing/2016/5/13/chartex" xmlns:cx8="http://schemas.microsoft.com/office/drawing/2016/5/14/chartex" xmlns:mc="http://schemas.openxmlformats.org/markup-compatibility/2006" xmlns:aink="http://schemas.microsoft.com/office/drawing/2016/ink" xmlns:am3d="http://schemas.microsoft.com/office/drawing/2017/model3d" xmlns:o="urn:schemas-microsoft-com:office:office" xmlns:oel="http://schemas.microsoft.com/office/2019/extlst" xmlns:r="http://schemas.openxmlformats.org/officeDocument/2006/relationships" xmlns:m="http://schemas.openxmlformats.org/officeDocument/2006/math" xmlns:v="urn:schemas-microsoft-com:vml" xmlns:wp14="http://schemas.microsoft.com/office/word/2010/wordprocessingDrawing" xmlns:wp="http://schemas.openxmlformats.org/drawingml/2006/wordprocessingDrawing" xmlns:w10="urn:schemas-microsoft-com:office:word" xmlns:w="http://schemas.openxmlformats.org/wordprocessingml/2006/main" xmlns:w14="http://schemas.microsoft.com/office/word/2010/wordml" xmlns:w15="http://schemas.microsoft.com/office/word/2012/wordml" xmlns:w16cex="http://schemas.microsoft.com/office/word/2018/wordml/cex" xmlns:w16cid="http://schemas.microsoft.com/office/word/2016/wordml/cid" xmlns:w16="http://schemas.microsoft.com/office/word/2018/wordml" xmlns:w16du="http://schemas.microsoft.com/office/word/2023/wordml/word16du" xmlns:w16sdtdh="http://schemas.microsoft.com/office/word/2020/wordml/sdtdatahash" xmlns:w16sdtfl="http://schemas.microsoft.com/office/word/2024/wordml/sdtformatlock" xmlns:w16se="http://schemas.microsoft.com/office/word/2015/wordml/symex" xmlns:wpg="http://schemas.microsoft.com/office/word/2010/wordprocessingGroup" xmlns:wpi="http://schemas.microsoft.com/office/word/2010/wordprocessingInk" xmlns:wne="http://schemas.microsoft.com/office/word/2006/wordml" xmlns:wps="http://schemas.microsoft.com/office/word/2010/wordprocessingShape" mc:Ignorable="w14 w15 w16se w16cid w16 w16cex w16sdtdh w16sdtfl w16du wp14">
   <w:p>
     <w:pPr>
-      <w:pStyle w:val="Heading1"/>
+      <w:pStyle w:val="Titre1"/>
       <w:numPr>
         <w:ilvl w:val="0"/>
         <w:numId w:val="0"/>
       </w:numPr>
-      <w:spacing w:before="480" w:after="200"/>
-      <w:ind w:hanging="0" w:left="432"/>
+      <w:ind w:left="432"/>
       <w:jc w:val="right"/>
-      <w:rPr/>
     </w:pPr>
-    <w:bookmarkStart w:id="3" w:name="_Toc31780134"/>
-    <w:bookmarkStart w:id="4" w:name="_Toc255027"/>
-    <w:bookmarkStart w:id="5" w:name="_Toc254829"/>
+    <w:bookmarkStart w:id="0" w:name="_Toc31780134"/>
+    <w:bookmarkStart w:id="1" w:name="_Toc255027"/>
+    <w:bookmarkStart w:id="2" w:name="_Toc254829"/>
     <w:r>
+      <w:rPr>
+        <w:noProof/>
+      </w:rPr>
       <w:drawing>
-        <wp:anchor behindDoc="1" distT="0" distB="0" distL="0" distR="0" simplePos="0" locked="0" layoutInCell="1" allowOverlap="1" relativeHeight="7">
+        <wp:anchor distT="0" distB="0" distL="0" distR="0" simplePos="0" relativeHeight="251658240" behindDoc="1" locked="0" layoutInCell="1" allowOverlap="1" wp14:anchorId="1AA3FCE2" wp14:editId="20292DD7">
           <wp:simplePos x="0" y="0"/>
           <wp:positionH relativeFrom="column">
             <wp:posOffset>1690370</wp:posOffset>
@@ -3270,310 +3157,39 @@
       </w:drawing>
     </w:r>
     <w:r>
-      <w:rPr/>
       <w:t xml:space="preserve"> </w:t>
     </w:r>
-    <w:bookmarkEnd w:id="3"/>
-    <w:bookmarkEnd w:id="4"/>
-    <w:bookmarkEnd w:id="5"/>
+    <w:bookmarkEnd w:id="0"/>
+    <w:bookmarkEnd w:id="1"/>
+    <w:bookmarkEnd w:id="2"/>
     <w:r>
-      <w:rPr/>
       <w:t xml:space="preserve"> </w:t>
     </w:r>
   </w:p>
   <w:p>
     <w:pPr>
-      <w:pStyle w:val="Normal"/>
-      <w:spacing w:lineRule="auto" w:line="240" w:before="0" w:after="0"/>
-      <w:rPr/>
+      <w:spacing w:after="0" w:line="240" w:lineRule="auto"/>
     </w:pPr>
-    <w:r>
-      <w:rPr/>
-    </w:r>
   </w:p>
   <w:p>
     <w:pPr>
-      <w:pStyle w:val="Normal"/>
-      <w:spacing w:lineRule="auto" w:line="240" w:before="0" w:after="0"/>
-      <w:rPr/>
+      <w:spacing w:after="0" w:line="240" w:lineRule="auto"/>
     </w:pPr>
-    <w:r>
-      <w:rPr/>
-    </w:r>
   </w:p>
   <w:p>
     <w:pPr>
-      <w:pStyle w:val="Normal"/>
-      <w:spacing w:lineRule="auto" w:line="240" w:before="0" w:after="0"/>
-      <w:rPr/>
+      <w:spacing w:after="0" w:line="240" w:lineRule="auto"/>
     </w:pPr>
-    <w:r>
-      <w:rPr/>
-    </w:r>
   </w:p>
 </w:hdr>
 </file>
 
 <file path=word/numbering.xml><?xml version="1.0" encoding="utf-8"?>
-<w:numbering xmlns:w="http://schemas.openxmlformats.org/wordprocessingml/2006/main" xmlns:o="urn:schemas-microsoft-com:office:office" xmlns:r="http://schemas.openxmlformats.org/officeDocument/2006/relationships" xmlns:v="urn:schemas-microsoft-com:vml" xmlns:mc="http://schemas.openxmlformats.org/markup-compatibility/2006" xmlns:w14="http://schemas.microsoft.com/office/word/2010/wordml" mc:Ignorable="w14">
-  <w:abstractNum w:abstractNumId="1">
-    <w:lvl w:ilvl="0">
-      <w:start w:val="1"/>
-      <w:pStyle w:val="Heading1"/>
-      <w:numFmt w:val="decimal"/>
-      <w:lvlText w:val="%1"/>
-      <w:lvlJc w:val="left"/>
-      <w:pPr>
-        <w:tabs>
-          <w:tab w:val="num" w:pos="0"/>
-        </w:tabs>
-        <w:ind w:left="432" w:hanging="432"/>
-      </w:pPr>
-      <w:rPr/>
-    </w:lvl>
-    <w:lvl w:ilvl="1">
-      <w:start w:val="1"/>
-      <w:pStyle w:val="Heading2"/>
-      <w:numFmt w:val="decimal"/>
-      <w:lvlText w:val="%1.%2"/>
-      <w:lvlJc w:val="left"/>
-      <w:pPr>
-        <w:tabs>
-          <w:tab w:val="num" w:pos="0"/>
-        </w:tabs>
-        <w:ind w:left="576" w:hanging="576"/>
-      </w:pPr>
-      <w:rPr/>
-    </w:lvl>
-    <w:lvl w:ilvl="2">
-      <w:start w:val="1"/>
-      <w:pStyle w:val="Heading3"/>
-      <w:numFmt w:val="decimal"/>
-      <w:lvlText w:val="%1.%2.%3"/>
-      <w:lvlJc w:val="left"/>
-      <w:pPr>
-        <w:tabs>
-          <w:tab w:val="num" w:pos="0"/>
-        </w:tabs>
-        <w:ind w:left="720" w:hanging="720"/>
-      </w:pPr>
-      <w:rPr/>
-    </w:lvl>
-    <w:lvl w:ilvl="3">
-      <w:start w:val="1"/>
-      <w:pStyle w:val="Heading4"/>
-      <w:numFmt w:val="decimal"/>
-      <w:lvlText w:val="%1.%2.%3.%4"/>
-      <w:lvlJc w:val="left"/>
-      <w:pPr>
-        <w:tabs>
-          <w:tab w:val="num" w:pos="0"/>
-        </w:tabs>
-        <w:ind w:left="864" w:hanging="864"/>
-      </w:pPr>
-      <w:rPr/>
-    </w:lvl>
-    <w:lvl w:ilvl="4">
-      <w:start w:val="1"/>
-      <w:pStyle w:val="Heading5"/>
-      <w:numFmt w:val="decimal"/>
-      <w:lvlText w:val="%1.%2.%3.%4.%5"/>
-      <w:lvlJc w:val="left"/>
-      <w:pPr>
-        <w:tabs>
-          <w:tab w:val="num" w:pos="0"/>
-        </w:tabs>
-        <w:ind w:left="1008" w:hanging="1008"/>
-      </w:pPr>
-      <w:rPr/>
-    </w:lvl>
-    <w:lvl w:ilvl="5">
-      <w:start w:val="1"/>
-      <w:pStyle w:val="Heading6"/>
-      <w:numFmt w:val="decimal"/>
-      <w:lvlText w:val="%1.%2.%3.%4.%5.%6"/>
-      <w:lvlJc w:val="left"/>
-      <w:pPr>
-        <w:tabs>
-          <w:tab w:val="num" w:pos="0"/>
-        </w:tabs>
-        <w:ind w:left="1152" w:hanging="1152"/>
-      </w:pPr>
-      <w:rPr/>
-    </w:lvl>
-    <w:lvl w:ilvl="6">
-      <w:start w:val="1"/>
-      <w:pStyle w:val="Heading7"/>
-      <w:numFmt w:val="decimal"/>
-      <w:lvlText w:val="%1.%2.%3.%4.%5.%6.%7"/>
-      <w:lvlJc w:val="left"/>
-      <w:pPr>
-        <w:tabs>
-          <w:tab w:val="num" w:pos="0"/>
-        </w:tabs>
-        <w:ind w:left="1296" w:hanging="1296"/>
-      </w:pPr>
-      <w:rPr/>
-    </w:lvl>
-    <w:lvl w:ilvl="7">
-      <w:start w:val="1"/>
-      <w:pStyle w:val="Heading8"/>
-      <w:numFmt w:val="decimal"/>
-      <w:lvlText w:val="%1.%2.%3.%4.%5.%6.%7.%8"/>
-      <w:lvlJc w:val="left"/>
-      <w:pPr>
-        <w:tabs>
-          <w:tab w:val="num" w:pos="0"/>
-        </w:tabs>
-        <w:ind w:left="1440" w:hanging="1440"/>
-      </w:pPr>
-      <w:rPr/>
-    </w:lvl>
-    <w:lvl w:ilvl="8">
-      <w:start w:val="1"/>
-      <w:pStyle w:val="Heading9"/>
-      <w:numFmt w:val="decimal"/>
-      <w:lvlText w:val="%1.%2.%3.%4.%5.%6.%7.%8.%9"/>
-      <w:lvlJc w:val="left"/>
-      <w:pPr>
-        <w:tabs>
-          <w:tab w:val="num" w:pos="0"/>
-        </w:tabs>
-        <w:ind w:left="1584" w:hanging="1584"/>
-      </w:pPr>
-      <w:rPr/>
-    </w:lvl>
-  </w:abstractNum>
-  <w:abstractNum w:abstractNumId="2">
-    <w:lvl w:ilvl="0">
-      <w:start w:val="1"/>
-      <w:numFmt w:val="upperRoman"/>
-      <w:lvlText w:val="%1."/>
-      <w:lvlJc w:val="left"/>
-      <w:pPr>
-        <w:tabs>
-          <w:tab w:val="num" w:pos="0"/>
-        </w:tabs>
-        <w:ind w:left="720" w:hanging="720"/>
-      </w:pPr>
-      <w:rPr>
-        <w:b/>
-      </w:rPr>
-    </w:lvl>
-    <w:lvl w:ilvl="1">
-      <w:start w:val="1"/>
-      <w:isLgl/>
-      <w:numFmt w:val="decimal"/>
-      <w:lvlText w:val="%1.%2."/>
-      <w:lvlJc w:val="left"/>
-      <w:pPr>
-        <w:tabs>
-          <w:tab w:val="num" w:pos="0"/>
-        </w:tabs>
-        <w:ind w:left="360" w:hanging="360"/>
-      </w:pPr>
-      <w:rPr/>
-    </w:lvl>
-    <w:lvl w:ilvl="2">
-      <w:start w:val="1"/>
-      <w:isLgl/>
-      <w:numFmt w:val="decimal"/>
-      <w:lvlText w:val="%1.%2.%3."/>
-      <w:lvlJc w:val="left"/>
-      <w:pPr>
-        <w:tabs>
-          <w:tab w:val="num" w:pos="0"/>
-        </w:tabs>
-        <w:ind w:left="720" w:hanging="720"/>
-      </w:pPr>
-      <w:rPr/>
-    </w:lvl>
-    <w:lvl w:ilvl="3">
-      <w:start w:val="1"/>
-      <w:isLgl/>
-      <w:numFmt w:val="decimal"/>
-      <w:lvlText w:val="%1.%2.%3.%4."/>
-      <w:lvlJc w:val="left"/>
-      <w:pPr>
-        <w:tabs>
-          <w:tab w:val="num" w:pos="0"/>
-        </w:tabs>
-        <w:ind w:left="720" w:hanging="720"/>
-      </w:pPr>
-      <w:rPr/>
-    </w:lvl>
-    <w:lvl w:ilvl="4">
-      <w:start w:val="1"/>
-      <w:isLgl/>
-      <w:numFmt w:val="decimal"/>
-      <w:lvlText w:val="%1.%2.%3.%4.%5."/>
-      <w:lvlJc w:val="left"/>
-      <w:pPr>
-        <w:tabs>
-          <w:tab w:val="num" w:pos="0"/>
-        </w:tabs>
-        <w:ind w:left="1080" w:hanging="1080"/>
-      </w:pPr>
-      <w:rPr/>
-    </w:lvl>
-    <w:lvl w:ilvl="5">
-      <w:start w:val="1"/>
-      <w:isLgl/>
-      <w:numFmt w:val="decimal"/>
-      <w:lvlText w:val="%1.%2.%3.%4.%5.%6."/>
-      <w:lvlJc w:val="left"/>
-      <w:pPr>
-        <w:tabs>
-          <w:tab w:val="num" w:pos="0"/>
-        </w:tabs>
-        <w:ind w:left="1080" w:hanging="1080"/>
-      </w:pPr>
-      <w:rPr/>
-    </w:lvl>
-    <w:lvl w:ilvl="6">
-      <w:start w:val="1"/>
-      <w:isLgl/>
-      <w:numFmt w:val="decimal"/>
-      <w:lvlText w:val="%1.%2.%3.%4.%5.%6.%7."/>
-      <w:lvlJc w:val="left"/>
-      <w:pPr>
-        <w:tabs>
-          <w:tab w:val="num" w:pos="0"/>
-        </w:tabs>
-        <w:ind w:left="1440" w:hanging="1440"/>
-      </w:pPr>
-      <w:rPr/>
-    </w:lvl>
-    <w:lvl w:ilvl="7">
-      <w:start w:val="1"/>
-      <w:isLgl/>
-      <w:numFmt w:val="decimal"/>
-      <w:lvlText w:val="%1.%2.%3.%4.%5.%6.%7.%8."/>
-      <w:lvlJc w:val="left"/>
-      <w:pPr>
-        <w:tabs>
-          <w:tab w:val="num" w:pos="0"/>
-        </w:tabs>
-        <w:ind w:left="1440" w:hanging="1440"/>
-      </w:pPr>
-      <w:rPr/>
-    </w:lvl>
-    <w:lvl w:ilvl="8">
-      <w:start w:val="1"/>
-      <w:isLgl/>
-      <w:numFmt w:val="decimal"/>
-      <w:lvlText w:val="%1.%2.%3.%4.%5.%6.%7.%8.%9."/>
-      <w:lvlJc w:val="left"/>
-      <w:pPr>
-        <w:tabs>
-          <w:tab w:val="num" w:pos="0"/>
-        </w:tabs>
-        <w:ind w:left="1800" w:hanging="1800"/>
-      </w:pPr>
-      <w:rPr/>
-    </w:lvl>
-  </w:abstractNum>
-  <w:abstractNum w:abstractNumId="3">
+<w:numbering xmlns:wpc="http://schemas.microsoft.com/office/word/2010/wordprocessingCanvas" xmlns:cx="http://schemas.microsoft.com/office/drawing/2014/chartex" xmlns:cx1="http://schemas.microsoft.com/office/drawing/2015/9/8/chartex" xmlns:cx2="http://schemas.microsoft.com/office/drawing/2015/10/21/chartex" xmlns:cx3="http://schemas.microsoft.com/office/drawing/2016/5/9/chartex" xmlns:cx4="http://schemas.microsoft.com/office/drawing/2016/5/10/chartex" xmlns:cx5="http://schemas.microsoft.com/office/drawing/2016/5/11/chartex" xmlns:cx6="http://schemas.microsoft.com/office/drawing/2016/5/12/chartex" xmlns:cx7="http://schemas.microsoft.com/office/drawing/2016/5/13/chartex" xmlns:cx8="http://schemas.microsoft.com/office/drawing/2016/5/14/chartex" xmlns:mc="http://schemas.openxmlformats.org/markup-compatibility/2006" xmlns:aink="http://schemas.microsoft.com/office/drawing/2016/ink" xmlns:am3d="http://schemas.microsoft.com/office/drawing/2017/model3d" xmlns:o="urn:schemas-microsoft-com:office:office" xmlns:oel="http://schemas.microsoft.com/office/2019/extlst" xmlns:r="http://schemas.openxmlformats.org/officeDocument/2006/relationships" xmlns:m="http://schemas.openxmlformats.org/officeDocument/2006/math" xmlns:v="urn:schemas-microsoft-com:vml" xmlns:wp14="http://schemas.microsoft.com/office/word/2010/wordprocessingDrawing" xmlns:wp="http://schemas.openxmlformats.org/drawingml/2006/wordprocessingDrawing" xmlns:w10="urn:schemas-microsoft-com:office:word" xmlns:w="http://schemas.openxmlformats.org/wordprocessingml/2006/main" xmlns:w14="http://schemas.microsoft.com/office/word/2010/wordml" xmlns:w15="http://schemas.microsoft.com/office/word/2012/wordml" xmlns:w16cex="http://schemas.microsoft.com/office/word/2018/wordml/cex" xmlns:w16cid="http://schemas.microsoft.com/office/word/2016/wordml/cid" xmlns:w16="http://schemas.microsoft.com/office/word/2018/wordml" xmlns:w16du="http://schemas.microsoft.com/office/word/2023/wordml/word16du" xmlns:w16sdtdh="http://schemas.microsoft.com/office/word/2020/wordml/sdtdatahash" xmlns:w16sdtfl="http://schemas.microsoft.com/office/word/2024/wordml/sdtformatlock" xmlns:w16se="http://schemas.microsoft.com/office/word/2015/wordml/symex" xmlns:wpg="http://schemas.microsoft.com/office/word/2010/wordprocessingGroup" xmlns:wpi="http://schemas.microsoft.com/office/word/2010/wordprocessingInk" xmlns:wne="http://schemas.microsoft.com/office/word/2006/wordml" xmlns:wps="http://schemas.microsoft.com/office/word/2010/wordprocessingShape" mc:Ignorable="w14 w15 w16se w16cid w16 w16cex w16sdtdh w16sdtfl w16du wp14">
+  <w:abstractNum w:abstractNumId="0" w15:restartNumberingAfterBreak="0">
+    <w:nsid w:val="30A4532C"/>
+    <w:multiLevelType w:val="multilevel"/>
+    <w:tmpl w:val="E8F4866E"/>
     <w:lvl w:ilvl="0">
       <w:start w:val="1"/>
       <w:numFmt w:val="bullet"/>
@@ -3710,44 +3326,290 @@
       </w:rPr>
     </w:lvl>
   </w:abstractNum>
-  <w:num w:numId="1">
+  <w:abstractNum w:abstractNumId="1" w15:restartNumberingAfterBreak="0">
+    <w:nsid w:val="4276605B"/>
+    <w:multiLevelType w:val="multilevel"/>
+    <w:tmpl w:val="7AE405F2"/>
+    <w:lvl w:ilvl="0">
+      <w:start w:val="1"/>
+      <w:numFmt w:val="upperRoman"/>
+      <w:lvlText w:val="%1."/>
+      <w:lvlJc w:val="left"/>
+      <w:pPr>
+        <w:tabs>
+          <w:tab w:val="num" w:pos="0"/>
+        </w:tabs>
+        <w:ind w:left="720" w:hanging="720"/>
+      </w:pPr>
+      <w:rPr>
+        <w:b/>
+      </w:rPr>
+    </w:lvl>
+    <w:lvl w:ilvl="1">
+      <w:start w:val="1"/>
+      <w:numFmt w:val="decimal"/>
+      <w:isLgl/>
+      <w:lvlText w:val="%1.%2."/>
+      <w:lvlJc w:val="left"/>
+      <w:pPr>
+        <w:tabs>
+          <w:tab w:val="num" w:pos="0"/>
+        </w:tabs>
+        <w:ind w:left="360" w:hanging="360"/>
+      </w:pPr>
+    </w:lvl>
+    <w:lvl w:ilvl="2">
+      <w:start w:val="1"/>
+      <w:numFmt w:val="decimal"/>
+      <w:isLgl/>
+      <w:lvlText w:val="%1.%2.%3."/>
+      <w:lvlJc w:val="left"/>
+      <w:pPr>
+        <w:tabs>
+          <w:tab w:val="num" w:pos="0"/>
+        </w:tabs>
+        <w:ind w:left="720" w:hanging="720"/>
+      </w:pPr>
+    </w:lvl>
+    <w:lvl w:ilvl="3">
+      <w:start w:val="1"/>
+      <w:numFmt w:val="decimal"/>
+      <w:isLgl/>
+      <w:lvlText w:val="%1.%2.%3.%4."/>
+      <w:lvlJc w:val="left"/>
+      <w:pPr>
+        <w:tabs>
+          <w:tab w:val="num" w:pos="0"/>
+        </w:tabs>
+        <w:ind w:left="720" w:hanging="720"/>
+      </w:pPr>
+    </w:lvl>
+    <w:lvl w:ilvl="4">
+      <w:start w:val="1"/>
+      <w:numFmt w:val="decimal"/>
+      <w:isLgl/>
+      <w:lvlText w:val="%1.%2.%3.%4.%5."/>
+      <w:lvlJc w:val="left"/>
+      <w:pPr>
+        <w:tabs>
+          <w:tab w:val="num" w:pos="0"/>
+        </w:tabs>
+        <w:ind w:left="1080" w:hanging="1080"/>
+      </w:pPr>
+    </w:lvl>
+    <w:lvl w:ilvl="5">
+      <w:start w:val="1"/>
+      <w:numFmt w:val="decimal"/>
+      <w:isLgl/>
+      <w:lvlText w:val="%1.%2.%3.%4.%5.%6."/>
+      <w:lvlJc w:val="left"/>
+      <w:pPr>
+        <w:tabs>
+          <w:tab w:val="num" w:pos="0"/>
+        </w:tabs>
+        <w:ind w:left="1080" w:hanging="1080"/>
+      </w:pPr>
+    </w:lvl>
+    <w:lvl w:ilvl="6">
+      <w:start w:val="1"/>
+      <w:numFmt w:val="decimal"/>
+      <w:isLgl/>
+      <w:lvlText w:val="%1.%2.%3.%4.%5.%6.%7."/>
+      <w:lvlJc w:val="left"/>
+      <w:pPr>
+        <w:tabs>
+          <w:tab w:val="num" w:pos="0"/>
+        </w:tabs>
+        <w:ind w:left="1440" w:hanging="1440"/>
+      </w:pPr>
+    </w:lvl>
+    <w:lvl w:ilvl="7">
+      <w:start w:val="1"/>
+      <w:numFmt w:val="decimal"/>
+      <w:isLgl/>
+      <w:lvlText w:val="%1.%2.%3.%4.%5.%6.%7.%8."/>
+      <w:lvlJc w:val="left"/>
+      <w:pPr>
+        <w:tabs>
+          <w:tab w:val="num" w:pos="0"/>
+        </w:tabs>
+        <w:ind w:left="1440" w:hanging="1440"/>
+      </w:pPr>
+    </w:lvl>
+    <w:lvl w:ilvl="8">
+      <w:start w:val="1"/>
+      <w:numFmt w:val="decimal"/>
+      <w:isLgl/>
+      <w:lvlText w:val="%1.%2.%3.%4.%5.%6.%7.%8.%9."/>
+      <w:lvlJc w:val="left"/>
+      <w:pPr>
+        <w:tabs>
+          <w:tab w:val="num" w:pos="0"/>
+        </w:tabs>
+        <w:ind w:left="1800" w:hanging="1800"/>
+      </w:pPr>
+    </w:lvl>
+  </w:abstractNum>
+  <w:abstractNum w:abstractNumId="2" w15:restartNumberingAfterBreak="0">
+    <w:nsid w:val="6337081D"/>
+    <w:multiLevelType w:val="multilevel"/>
+    <w:tmpl w:val="5538A294"/>
+    <w:lvl w:ilvl="0">
+      <w:start w:val="1"/>
+      <w:numFmt w:val="decimal"/>
+      <w:pStyle w:val="Titre1"/>
+      <w:lvlText w:val="%1"/>
+      <w:lvlJc w:val="left"/>
+      <w:pPr>
+        <w:tabs>
+          <w:tab w:val="num" w:pos="0"/>
+        </w:tabs>
+        <w:ind w:left="432" w:hanging="432"/>
+      </w:pPr>
+    </w:lvl>
+    <w:lvl w:ilvl="1">
+      <w:start w:val="1"/>
+      <w:numFmt w:val="decimal"/>
+      <w:pStyle w:val="Titre2"/>
+      <w:lvlText w:val="%1.%2"/>
+      <w:lvlJc w:val="left"/>
+      <w:pPr>
+        <w:tabs>
+          <w:tab w:val="num" w:pos="0"/>
+        </w:tabs>
+        <w:ind w:left="576" w:hanging="576"/>
+      </w:pPr>
+    </w:lvl>
+    <w:lvl w:ilvl="2">
+      <w:start w:val="1"/>
+      <w:numFmt w:val="decimal"/>
+      <w:pStyle w:val="Titre3"/>
+      <w:lvlText w:val="%1.%2.%3"/>
+      <w:lvlJc w:val="left"/>
+      <w:pPr>
+        <w:tabs>
+          <w:tab w:val="num" w:pos="0"/>
+        </w:tabs>
+        <w:ind w:left="720" w:hanging="720"/>
+      </w:pPr>
+    </w:lvl>
+    <w:lvl w:ilvl="3">
+      <w:start w:val="1"/>
+      <w:numFmt w:val="decimal"/>
+      <w:pStyle w:val="Titre4"/>
+      <w:lvlText w:val="%1.%2.%3.%4"/>
+      <w:lvlJc w:val="left"/>
+      <w:pPr>
+        <w:tabs>
+          <w:tab w:val="num" w:pos="0"/>
+        </w:tabs>
+        <w:ind w:left="864" w:hanging="864"/>
+      </w:pPr>
+    </w:lvl>
+    <w:lvl w:ilvl="4">
+      <w:start w:val="1"/>
+      <w:numFmt w:val="decimal"/>
+      <w:pStyle w:val="Titre5"/>
+      <w:lvlText w:val="%1.%2.%3.%4.%5"/>
+      <w:lvlJc w:val="left"/>
+      <w:pPr>
+        <w:tabs>
+          <w:tab w:val="num" w:pos="0"/>
+        </w:tabs>
+        <w:ind w:left="1008" w:hanging="1008"/>
+      </w:pPr>
+    </w:lvl>
+    <w:lvl w:ilvl="5">
+      <w:start w:val="1"/>
+      <w:numFmt w:val="decimal"/>
+      <w:pStyle w:val="Titre6"/>
+      <w:lvlText w:val="%1.%2.%3.%4.%5.%6"/>
+      <w:lvlJc w:val="left"/>
+      <w:pPr>
+        <w:tabs>
+          <w:tab w:val="num" w:pos="0"/>
+        </w:tabs>
+        <w:ind w:left="1152" w:hanging="1152"/>
+      </w:pPr>
+    </w:lvl>
+    <w:lvl w:ilvl="6">
+      <w:start w:val="1"/>
+      <w:numFmt w:val="decimal"/>
+      <w:pStyle w:val="Titre7"/>
+      <w:lvlText w:val="%1.%2.%3.%4.%5.%6.%7"/>
+      <w:lvlJc w:val="left"/>
+      <w:pPr>
+        <w:tabs>
+          <w:tab w:val="num" w:pos="0"/>
+        </w:tabs>
+        <w:ind w:left="1296" w:hanging="1296"/>
+      </w:pPr>
+    </w:lvl>
+    <w:lvl w:ilvl="7">
+      <w:start w:val="1"/>
+      <w:numFmt w:val="decimal"/>
+      <w:pStyle w:val="Titre8"/>
+      <w:lvlText w:val="%1.%2.%3.%4.%5.%6.%7.%8"/>
+      <w:lvlJc w:val="left"/>
+      <w:pPr>
+        <w:tabs>
+          <w:tab w:val="num" w:pos="0"/>
+        </w:tabs>
+        <w:ind w:left="1440" w:hanging="1440"/>
+      </w:pPr>
+    </w:lvl>
+    <w:lvl w:ilvl="8">
+      <w:start w:val="1"/>
+      <w:numFmt w:val="decimal"/>
+      <w:pStyle w:val="Titre9"/>
+      <w:lvlText w:val="%1.%2.%3.%4.%5.%6.%7.%8.%9"/>
+      <w:lvlJc w:val="left"/>
+      <w:pPr>
+        <w:tabs>
+          <w:tab w:val="num" w:pos="0"/>
+        </w:tabs>
+        <w:ind w:left="1584" w:hanging="1584"/>
+      </w:pPr>
+    </w:lvl>
+  </w:abstractNum>
+  <w:num w:numId="1" w16cid:durableId="551578698">
+    <w:abstractNumId w:val="2"/>
+  </w:num>
+  <w:num w:numId="2" w16cid:durableId="1333490058">
     <w:abstractNumId w:val="1"/>
   </w:num>
-  <w:num w:numId="2">
-    <w:abstractNumId w:val="2"/>
-  </w:num>
-  <w:num w:numId="3">
-    <w:abstractNumId w:val="3"/>
+  <w:num w:numId="3" w16cid:durableId="89981577">
+    <w:abstractNumId w:val="0"/>
   </w:num>
 </w:numbering>
 </file>
 
 <file path=word/styles.xml><?xml version="1.0" encoding="utf-8"?>
-<w:styles xmlns:w="http://schemas.openxmlformats.org/wordprocessingml/2006/main" xmlns:w14="http://schemas.microsoft.com/office/word/2010/wordml" xmlns:mc="http://schemas.openxmlformats.org/markup-compatibility/2006" mc:Ignorable="w14">
+<w:styles xmlns:mc="http://schemas.openxmlformats.org/markup-compatibility/2006" xmlns:r="http://schemas.openxmlformats.org/officeDocument/2006/relationships" xmlns:w="http://schemas.openxmlformats.org/wordprocessingml/2006/main" xmlns:w14="http://schemas.microsoft.com/office/word/2010/wordml" xmlns:w15="http://schemas.microsoft.com/office/word/2012/wordml" xmlns:w16cex="http://schemas.microsoft.com/office/word/2018/wordml/cex" xmlns:w16cid="http://schemas.microsoft.com/office/word/2016/wordml/cid" xmlns:w16="http://schemas.microsoft.com/office/word/2018/wordml" xmlns:w16du="http://schemas.microsoft.com/office/word/2023/wordml/word16du" xmlns:w16sdtdh="http://schemas.microsoft.com/office/word/2020/wordml/sdtdatahash" xmlns:w16sdtfl="http://schemas.microsoft.com/office/word/2024/wordml/sdtformatlock" xmlns:w16se="http://schemas.microsoft.com/office/word/2015/wordml/symex" mc:Ignorable="w14 w15 w16se w16cid w16 w16cex w16sdtdh w16sdtfl w16du">
   <w:docDefaults>
     <w:rPrDefault>
       <w:rPr>
-        <w:rFonts w:ascii="Calibri" w:hAnsi="Calibri" w:eastAsia="Times New Roman" w:cs="Times New Roman"/>
+        <w:rFonts w:ascii="Calibri" w:eastAsia="Times New Roman" w:hAnsi="Calibri" w:cs="Times New Roman"/>
         <w:lang w:val="fr-CA" w:eastAsia="fr-CA" w:bidi="ar-SA"/>
       </w:rPr>
     </w:rPrDefault>
     <w:pPrDefault>
       <w:pPr>
-        <w:suppressAutoHyphens w:val="true"/>
+        <w:suppressAutoHyphens/>
       </w:pPr>
     </w:pPrDefault>
   </w:docDefaults>
   <w:latentStyles w:defLockedState="0" w:defUIPriority="99" w:defSemiHidden="0" w:defUnhideWhenUsed="0" w:defQFormat="0" w:count="376">
     <w:lsdException w:name="Normal" w:uiPriority="0" w:qFormat="1"/>
     <w:lsdException w:name="heading 1" w:uiPriority="9" w:qFormat="1"/>
-    <w:lsdException w:name="heading 2" w:uiPriority="9" w:semiHidden="1" w:unhideWhenUsed="1" w:qFormat="1"/>
-    <w:lsdException w:name="heading 3" w:uiPriority="9" w:semiHidden="1" w:unhideWhenUsed="1" w:qFormat="1"/>
-    <w:lsdException w:name="heading 4" w:uiPriority="9" w:semiHidden="1" w:unhideWhenUsed="1" w:qFormat="1"/>
-    <w:lsdException w:name="heading 5" w:uiPriority="9" w:semiHidden="1" w:unhideWhenUsed="1" w:qFormat="1"/>
-    <w:lsdException w:name="heading 6" w:uiPriority="9" w:semiHidden="1" w:unhideWhenUsed="1" w:qFormat="1"/>
-    <w:lsdException w:name="heading 7" w:uiPriority="9" w:semiHidden="1" w:unhideWhenUsed="1" w:qFormat="1"/>
-    <w:lsdException w:name="heading 8" w:uiPriority="9" w:semiHidden="1" w:unhideWhenUsed="1" w:qFormat="1"/>
-    <w:lsdException w:name="heading 9" w:uiPriority="9" w:semiHidden="1" w:unhideWhenUsed="1" w:qFormat="1"/>
+    <w:lsdException w:name="heading 2" w:semiHidden="1" w:uiPriority="9" w:unhideWhenUsed="1" w:qFormat="1"/>
+    <w:lsdException w:name="heading 3" w:semiHidden="1" w:uiPriority="9" w:unhideWhenUsed="1" w:qFormat="1"/>
+    <w:lsdException w:name="heading 4" w:semiHidden="1" w:uiPriority="9" w:unhideWhenUsed="1" w:qFormat="1"/>
+    <w:lsdException w:name="heading 5" w:semiHidden="1" w:uiPriority="9" w:unhideWhenUsed="1" w:qFormat="1"/>
+    <w:lsdException w:name="heading 6" w:semiHidden="1" w:uiPriority="9" w:unhideWhenUsed="1" w:qFormat="1"/>
+    <w:lsdException w:name="heading 7" w:semiHidden="1" w:uiPriority="9" w:unhideWhenUsed="1" w:qFormat="1"/>
+    <w:lsdException w:name="heading 8" w:semiHidden="1" w:uiPriority="9" w:unhideWhenUsed="1" w:qFormat="1"/>
+    <w:lsdException w:name="heading 9" w:semiHidden="1" w:uiPriority="9" w:unhideWhenUsed="1" w:qFormat="1"/>
     <w:lsdException w:name="index 1" w:semiHidden="1" w:unhideWhenUsed="1"/>
     <w:lsdException w:name="index 2" w:semiHidden="1" w:unhideWhenUsed="1"/>
     <w:lsdException w:name="index 3" w:semiHidden="1" w:unhideWhenUsed="1"/>
@@ -3757,29 +3619,29 @@
     <w:lsdException w:name="index 7" w:semiHidden="1" w:unhideWhenUsed="1"/>
     <w:lsdException w:name="index 8" w:semiHidden="1" w:unhideWhenUsed="1"/>
     <w:lsdException w:name="index 9" w:semiHidden="1" w:unhideWhenUsed="1"/>
-    <w:lsdException w:name="toc 1" w:uiPriority="39" w:semiHidden="1" w:unhideWhenUsed="1"/>
-    <w:lsdException w:name="toc 2" w:uiPriority="39" w:semiHidden="1" w:unhideWhenUsed="1"/>
-    <w:lsdException w:name="toc 3" w:uiPriority="39" w:semiHidden="1" w:unhideWhenUsed="1"/>
-    <w:lsdException w:name="toc 4" w:uiPriority="39" w:semiHidden="1" w:unhideWhenUsed="1"/>
-    <w:lsdException w:name="toc 5" w:uiPriority="39" w:semiHidden="1" w:unhideWhenUsed="1"/>
-    <w:lsdException w:name="toc 6" w:uiPriority="39" w:semiHidden="1" w:unhideWhenUsed="1"/>
-    <w:lsdException w:name="toc 7" w:uiPriority="39" w:semiHidden="1" w:unhideWhenUsed="1"/>
-    <w:lsdException w:name="toc 8" w:uiPriority="39" w:semiHidden="1" w:unhideWhenUsed="1"/>
-    <w:lsdException w:name="toc 9" w:uiPriority="39" w:semiHidden="1" w:unhideWhenUsed="1"/>
+    <w:lsdException w:name="toc 1" w:semiHidden="1" w:uiPriority="39" w:unhideWhenUsed="1"/>
+    <w:lsdException w:name="toc 2" w:semiHidden="1" w:uiPriority="39" w:unhideWhenUsed="1"/>
+    <w:lsdException w:name="toc 3" w:semiHidden="1" w:uiPriority="39" w:unhideWhenUsed="1"/>
+    <w:lsdException w:name="toc 4" w:semiHidden="1" w:uiPriority="39" w:unhideWhenUsed="1"/>
+    <w:lsdException w:name="toc 5" w:semiHidden="1" w:uiPriority="39" w:unhideWhenUsed="1"/>
+    <w:lsdException w:name="toc 6" w:semiHidden="1" w:uiPriority="39" w:unhideWhenUsed="1"/>
+    <w:lsdException w:name="toc 7" w:semiHidden="1" w:uiPriority="39" w:unhideWhenUsed="1"/>
+    <w:lsdException w:name="toc 8" w:semiHidden="1" w:uiPriority="39" w:unhideWhenUsed="1"/>
+    <w:lsdException w:name="toc 9" w:semiHidden="1" w:uiPriority="39" w:unhideWhenUsed="1"/>
     <w:lsdException w:name="Normal Indent" w:semiHidden="1" w:unhideWhenUsed="1"/>
     <w:lsdException w:name="footnote text" w:semiHidden="1" w:unhideWhenUsed="1"/>
     <w:lsdException w:name="annotation text" w:semiHidden="1" w:unhideWhenUsed="1"/>
     <w:lsdException w:name="header" w:semiHidden="1" w:unhideWhenUsed="1"/>
     <w:lsdException w:name="footer" w:semiHidden="1" w:unhideWhenUsed="1"/>
     <w:lsdException w:name="index heading" w:semiHidden="1" w:unhideWhenUsed="1"/>
-    <w:lsdException w:name="caption" w:uiPriority="35" w:semiHidden="1" w:unhideWhenUsed="1" w:qFormat="1"/>
+    <w:lsdException w:name="caption" w:semiHidden="1" w:uiPriority="35" w:unhideWhenUsed="1" w:qFormat="1"/>
     <w:lsdException w:name="table of figures" w:semiHidden="1" w:unhideWhenUsed="1"/>
     <w:lsdException w:name="envelope address" w:semiHidden="1" w:unhideWhenUsed="1"/>
     <w:lsdException w:name="envelope return" w:semiHidden="1" w:unhideWhenUsed="1"/>
-    <w:lsdException w:name="footnote reference" w:uiPriority="0" w:semiHidden="1" w:unhideWhenUsed="1"/>
+    <w:lsdException w:name="footnote reference" w:semiHidden="1" w:uiPriority="0" w:unhideWhenUsed="1"/>
     <w:lsdException w:name="annotation reference" w:semiHidden="1" w:unhideWhenUsed="1"/>
     <w:lsdException w:name="line number" w:semiHidden="1" w:unhideWhenUsed="1"/>
-    <w:lsdException w:name="page number" w:uiPriority="0" w:semiHidden="1" w:unhideWhenUsed="1"/>
+    <w:lsdException w:name="page number" w:semiHidden="1" w:uiPriority="0" w:unhideWhenUsed="1"/>
     <w:lsdException w:name="endnote reference" w:semiHidden="1" w:unhideWhenUsed="1"/>
     <w:lsdException w:name="endnote text" w:semiHidden="1" w:unhideWhenUsed="1"/>
     <w:lsdException w:name="table of authorities" w:semiHidden="1" w:unhideWhenUsed="1"/>
@@ -3803,9 +3665,9 @@
     <w:lsdException w:name="Title" w:uiPriority="0" w:qFormat="1"/>
     <w:lsdException w:name="Closing" w:semiHidden="1" w:unhideWhenUsed="1"/>
     <w:lsdException w:name="Signature" w:semiHidden="1" w:unhideWhenUsed="1"/>
-    <w:lsdException w:name="Default Paragraph Font" w:uiPriority="1" w:semiHidden="1" w:unhideWhenUsed="1"/>
+    <w:lsdException w:name="Default Paragraph Font" w:semiHidden="1" w:uiPriority="1" w:unhideWhenUsed="1"/>
     <w:lsdException w:name="Body Text" w:semiHidden="1" w:unhideWhenUsed="1"/>
-    <w:lsdException w:name="Body Text Indent" w:uiPriority="0" w:semiHidden="1" w:unhideWhenUsed="1"/>
+    <w:lsdException w:name="Body Text Indent" w:semiHidden="1" w:uiPriority="0" w:unhideWhenUsed="1"/>
     <w:lsdException w:name="List Continue" w:semiHidden="1" w:unhideWhenUsed="1"/>
     <w:lsdException w:name="List Continue 2" w:semiHidden="1" w:unhideWhenUsed="1"/>
     <w:lsdException w:name="List Continue 3" w:semiHidden="1" w:unhideWhenUsed="1"/>
@@ -4003,8 +3865,8 @@
     <w:lsdException w:name="Subtle Reference" w:uiPriority="31" w:qFormat="1"/>
     <w:lsdException w:name="Intense Reference" w:uiPriority="32" w:qFormat="1"/>
     <w:lsdException w:name="Book Title" w:uiPriority="33" w:qFormat="1"/>
-    <w:lsdException w:name="Bibliography" w:uiPriority="37" w:semiHidden="1" w:unhideWhenUsed="1"/>
-    <w:lsdException w:name="TOC Heading" w:uiPriority="39" w:semiHidden="1" w:unhideWhenUsed="1" w:qFormat="1"/>
+    <w:lsdException w:name="Bibliography" w:semiHidden="1" w:uiPriority="37" w:unhideWhenUsed="1"/>
+    <w:lsdException w:name="TOC Heading" w:semiHidden="1" w:uiPriority="39" w:unhideWhenUsed="1" w:qFormat="1"/>
     <w:lsdException w:name="Plain Table 1" w:uiPriority="41"/>
     <w:lsdException w:name="Plain Table 2" w:uiPriority="42"/>
     <w:lsdException w:name="Plain Table 3" w:uiPriority="43"/>
@@ -4115,41 +3977,35 @@
     <w:lsdException w:name="Unresolved Mention" w:semiHidden="1" w:unhideWhenUsed="1"/>
     <w:lsdException w:name="Smart Link" w:semiHidden="1" w:unhideWhenUsed="1"/>
   </w:latentStyles>
-  <w:style w:type="paragraph" w:styleId="Normal" w:default="1">
+  <w:style w:type="paragraph" w:default="1" w:styleId="Normal">
     <w:name w:val="Normal"/>
     <w:qFormat/>
-    <w:rsid w:val="00315b86"/>
+    <w:rsid w:val="00315B86"/>
     <w:pPr>
-      <w:widowControl/>
-      <w:bidi w:val="0"/>
-      <w:spacing w:lineRule="auto" w:line="276" w:before="0" w:after="200"/>
+      <w:spacing w:after="200" w:line="276" w:lineRule="auto"/>
       <w:jc w:val="both"/>
     </w:pPr>
     <w:rPr>
-      <w:rFonts w:ascii="Calibri Light" w:hAnsi="Calibri Light" w:eastAsia="Times New Roman" w:cs="Times New Roman"/>
-      <w:color w:val="auto"/>
-      <w:kern w:val="0"/>
+      <w:rFonts w:ascii="Calibri Light" w:hAnsi="Calibri Light"/>
       <w:sz w:val="22"/>
       <w:szCs w:val="24"/>
-      <w:lang w:val="fr-CA" w:eastAsia="fr-CA" w:bidi="ar-SA"/>
-    </w:rPr>
-  </w:style>
-  <w:style w:type="paragraph" w:styleId="Heading1">
+    </w:rPr>
+  </w:style>
+  <w:style w:type="paragraph" w:styleId="Titre1">
     <w:name w:val="heading 1"/>
     <w:basedOn w:val="Normal"/>
     <w:next w:val="Normal"/>
-    <w:link w:val="Heading1Char"/>
+    <w:link w:val="Titre1Car"/>
     <w:uiPriority w:val="9"/>
     <w:qFormat/>
-    <w:rsid w:val="00540c8e"/>
+    <w:rsid w:val="00540C8E"/>
     <w:pPr>
-      <w:keepNext w:val="true"/>
+      <w:keepNext/>
       <w:keepLines/>
       <w:numPr>
-        <w:ilvl w:val="0"/>
         <w:numId w:val="1"/>
       </w:numPr>
-      <w:spacing w:before="480" w:after="200"/>
+      <w:spacing w:before="480"/>
       <w:outlineLvl w:val="0"/>
     </w:pPr>
     <w:rPr>
@@ -4161,23 +4017,23 @@
       <w:szCs w:val="28"/>
     </w:rPr>
   </w:style>
-  <w:style w:type="paragraph" w:styleId="Heading2">
+  <w:style w:type="paragraph" w:styleId="Titre2">
     <w:name w:val="heading 2"/>
     <w:basedOn w:val="Normal"/>
     <w:next w:val="Normal"/>
-    <w:link w:val="Heading2Char"/>
+    <w:link w:val="Titre2Car"/>
     <w:uiPriority w:val="9"/>
     <w:unhideWhenUsed/>
     <w:qFormat/>
-    <w:rsid w:val="00c51201"/>
+    <w:rsid w:val="00C51201"/>
     <w:pPr>
-      <w:keepNext w:val="true"/>
+      <w:keepNext/>
       <w:keepLines/>
       <w:numPr>
         <w:ilvl w:val="1"/>
         <w:numId w:val="1"/>
       </w:numPr>
-      <w:spacing w:before="200" w:after="200"/>
+      <w:spacing w:before="200"/>
       <w:outlineLvl w:val="1"/>
     </w:pPr>
     <w:rPr>
@@ -4188,23 +4044,23 @@
       <w:szCs w:val="26"/>
     </w:rPr>
   </w:style>
-  <w:style w:type="paragraph" w:styleId="Heading3">
+  <w:style w:type="paragraph" w:styleId="Titre3">
     <w:name w:val="heading 3"/>
     <w:basedOn w:val="Normal"/>
     <w:next w:val="Normal"/>
-    <w:link w:val="Heading3Char"/>
+    <w:link w:val="Titre3Car"/>
     <w:uiPriority w:val="9"/>
     <w:unhideWhenUsed/>
     <w:qFormat/>
-    <w:rsid w:val="00b71991"/>
+    <w:rsid w:val="00B71991"/>
     <w:pPr>
-      <w:keepNext w:val="true"/>
+      <w:keepNext/>
       <w:keepLines/>
       <w:numPr>
         <w:ilvl w:val="2"/>
         <w:numId w:val="1"/>
       </w:numPr>
-      <w:spacing w:before="200" w:after="200"/>
+      <w:spacing w:before="200"/>
       <w:outlineLvl w:val="2"/>
     </w:pPr>
     <w:rPr>
@@ -4213,28 +4069,27 @@
       <w:color w:val="92D050"/>
     </w:rPr>
   </w:style>
-  <w:style w:type="paragraph" w:styleId="Heading4">
+  <w:style w:type="paragraph" w:styleId="Titre4">
     <w:name w:val="heading 4"/>
     <w:basedOn w:val="Normal"/>
     <w:next w:val="Normal"/>
-    <w:link w:val="Heading4Char"/>
+    <w:link w:val="Titre4Car"/>
     <w:uiPriority w:val="9"/>
     <w:unhideWhenUsed/>
     <w:qFormat/>
-    <w:rsid w:val="00725e5f"/>
+    <w:rsid w:val="00725E5F"/>
     <w:pPr>
-      <w:keepNext w:val="true"/>
+      <w:keepNext/>
       <w:keepLines/>
       <w:numPr>
         <w:ilvl w:val="3"/>
         <w:numId w:val="1"/>
       </w:numPr>
       <w:tabs>
-        <w:tab w:val="clear" w:pos="708"/>
-        <w:tab w:val="left" w:pos="1440" w:leader="none"/>
+        <w:tab w:val="left" w:pos="1440"/>
       </w:tabs>
-      <w:spacing w:before="200" w:after="200"/>
-      <w:ind w:hanging="1440" w:left="1440"/>
+      <w:spacing w:before="200"/>
+      <w:ind w:left="1440" w:hanging="1440"/>
       <w:outlineLvl w:val="3"/>
     </w:pPr>
     <w:rPr>
@@ -4244,23 +4099,23 @@
       <w:color w:val="000000"/>
     </w:rPr>
   </w:style>
-  <w:style w:type="paragraph" w:styleId="Heading5">
+  <w:style w:type="paragraph" w:styleId="Titre5">
     <w:name w:val="heading 5"/>
     <w:basedOn w:val="Normal"/>
     <w:next w:val="Normal"/>
-    <w:link w:val="Heading5Char"/>
+    <w:link w:val="Titre5Car"/>
     <w:uiPriority w:val="9"/>
     <w:unhideWhenUsed/>
     <w:qFormat/>
-    <w:rsid w:val="00725e5f"/>
+    <w:rsid w:val="00725E5F"/>
     <w:pPr>
-      <w:keepNext w:val="true"/>
+      <w:keepNext/>
       <w:keepLines/>
       <w:numPr>
         <w:ilvl w:val="4"/>
         <w:numId w:val="1"/>
       </w:numPr>
-      <w:spacing w:before="200" w:after="200"/>
+      <w:spacing w:before="200"/>
       <w:outlineLvl w:val="4"/>
     </w:pPr>
     <w:rPr>
@@ -4268,23 +4123,23 @@
       <w:color w:val="243F60"/>
     </w:rPr>
   </w:style>
-  <w:style w:type="paragraph" w:styleId="Heading6">
+  <w:style w:type="paragraph" w:styleId="Titre6">
     <w:name w:val="heading 6"/>
     <w:basedOn w:val="Normal"/>
     <w:next w:val="Normal"/>
-    <w:link w:val="Heading6Char"/>
+    <w:link w:val="Titre6Car"/>
     <w:uiPriority w:val="9"/>
     <w:unhideWhenUsed/>
     <w:qFormat/>
-    <w:rsid w:val="00745a08"/>
+    <w:rsid w:val="00745A08"/>
     <w:pPr>
-      <w:keepNext w:val="true"/>
+      <w:keepNext/>
       <w:keepLines/>
       <w:numPr>
         <w:ilvl w:val="5"/>
         <w:numId w:val="1"/>
       </w:numPr>
-      <w:spacing w:before="200" w:after="200"/>
+      <w:spacing w:before="200"/>
       <w:outlineLvl w:val="5"/>
     </w:pPr>
     <w:rPr>
@@ -4294,24 +4149,24 @@
       <w:color w:val="243F60"/>
     </w:rPr>
   </w:style>
-  <w:style w:type="paragraph" w:styleId="Heading7">
+  <w:style w:type="paragraph" w:styleId="Titre7">
     <w:name w:val="heading 7"/>
     <w:basedOn w:val="Normal"/>
     <w:next w:val="Normal"/>
-    <w:link w:val="Heading7Char"/>
+    <w:link w:val="Titre7Car"/>
     <w:uiPriority w:val="9"/>
     <w:semiHidden/>
     <w:unhideWhenUsed/>
     <w:qFormat/>
-    <w:rsid w:val="00745a08"/>
+    <w:rsid w:val="00745A08"/>
     <w:pPr>
-      <w:keepNext w:val="true"/>
+      <w:keepNext/>
       <w:keepLines/>
       <w:numPr>
         <w:ilvl w:val="6"/>
         <w:numId w:val="1"/>
       </w:numPr>
-      <w:spacing w:before="200" w:after="200"/>
+      <w:spacing w:before="200"/>
       <w:outlineLvl w:val="6"/>
     </w:pPr>
     <w:rPr>
@@ -4321,24 +4176,24 @@
       <w:color w:val="404040"/>
     </w:rPr>
   </w:style>
-  <w:style w:type="paragraph" w:styleId="Heading8">
+  <w:style w:type="paragraph" w:styleId="Titre8">
     <w:name w:val="heading 8"/>
     <w:basedOn w:val="Normal"/>
     <w:next w:val="Normal"/>
-    <w:link w:val="Heading8Char"/>
+    <w:link w:val="Titre8Car"/>
     <w:uiPriority w:val="9"/>
     <w:semiHidden/>
     <w:unhideWhenUsed/>
     <w:qFormat/>
-    <w:rsid w:val="00745a08"/>
+    <w:rsid w:val="00745A08"/>
     <w:pPr>
-      <w:keepNext w:val="true"/>
+      <w:keepNext/>
       <w:keepLines/>
       <w:numPr>
         <w:ilvl w:val="7"/>
         <w:numId w:val="1"/>
       </w:numPr>
-      <w:spacing w:before="200" w:after="200"/>
+      <w:spacing w:before="200"/>
       <w:outlineLvl w:val="7"/>
     </w:pPr>
     <w:rPr>
@@ -4348,24 +4203,24 @@
       <w:szCs w:val="20"/>
     </w:rPr>
   </w:style>
-  <w:style w:type="paragraph" w:styleId="Heading9">
+  <w:style w:type="paragraph" w:styleId="Titre9">
     <w:name w:val="heading 9"/>
     <w:basedOn w:val="Normal"/>
     <w:next w:val="Normal"/>
-    <w:link w:val="Heading9Char"/>
+    <w:link w:val="Titre9Car"/>
     <w:uiPriority w:val="9"/>
     <w:semiHidden/>
     <w:unhideWhenUsed/>
     <w:qFormat/>
-    <w:rsid w:val="00745a08"/>
+    <w:rsid w:val="00745A08"/>
     <w:pPr>
-      <w:keepNext w:val="true"/>
+      <w:keepNext/>
       <w:keepLines/>
       <w:numPr>
         <w:ilvl w:val="8"/>
         <w:numId w:val="1"/>
       </w:numPr>
-      <w:spacing w:before="200" w:after="200"/>
+      <w:spacing w:before="200"/>
       <w:outlineLvl w:val="8"/>
     </w:pPr>
     <w:rPr>
@@ -4377,20 +4232,39 @@
       <w:szCs w:val="20"/>
     </w:rPr>
   </w:style>
-  <w:style w:type="character" w:styleId="DefaultParagraphFont" w:default="1">
+  <w:style w:type="character" w:default="1" w:styleId="Policepardfaut">
     <w:name w:val="Default Paragraph Font"/>
     <w:uiPriority w:val="1"/>
     <w:semiHidden/>
     <w:unhideWhenUsed/>
-    <w:qFormat/>
-    <w:rPr/>
-  </w:style>
-  <w:style w:type="character" w:styleId="Heading1Char" w:customStyle="1">
-    <w:name w:val="Heading 1 Char"/>
-    <w:link w:val="Heading1"/>
+  </w:style>
+  <w:style w:type="table" w:default="1" w:styleId="TableauNormal">
+    <w:name w:val="Normal Table"/>
+    <w:uiPriority w:val="99"/>
+    <w:semiHidden/>
+    <w:unhideWhenUsed/>
+    <w:tblPr>
+      <w:tblInd w:w="0" w:type="dxa"/>
+      <w:tblCellMar>
+        <w:top w:w="0" w:type="dxa"/>
+        <w:left w:w="108" w:type="dxa"/>
+        <w:bottom w:w="0" w:type="dxa"/>
+        <w:right w:w="108" w:type="dxa"/>
+      </w:tblCellMar>
+    </w:tblPr>
+  </w:style>
+  <w:style w:type="numbering" w:default="1" w:styleId="Aucuneliste">
+    <w:name w:val="No List"/>
+    <w:uiPriority w:val="99"/>
+    <w:semiHidden/>
+    <w:unhideWhenUsed/>
+  </w:style>
+  <w:style w:type="character" w:customStyle="1" w:styleId="Titre1Car">
+    <w:name w:val="Titre 1 Car"/>
+    <w:link w:val="Titre1"/>
     <w:uiPriority w:val="9"/>
     <w:qFormat/>
-    <w:rsid w:val="00540c8e"/>
+    <w:rsid w:val="00540C8E"/>
     <w:rPr>
       <w:rFonts w:ascii="Calibri Light" w:hAnsi="Calibri Light"/>
       <w:b/>
@@ -4401,12 +4275,12 @@
       <w:szCs w:val="28"/>
     </w:rPr>
   </w:style>
-  <w:style w:type="character" w:styleId="Heading2Char" w:customStyle="1">
-    <w:name w:val="Heading 2 Char"/>
-    <w:link w:val="Heading2"/>
+  <w:style w:type="character" w:customStyle="1" w:styleId="Titre2Car">
+    <w:name w:val="Titre 2 Car"/>
+    <w:link w:val="Titre2"/>
     <w:uiPriority w:val="9"/>
     <w:qFormat/>
-    <w:rsid w:val="00c51201"/>
+    <w:rsid w:val="00C51201"/>
     <w:rPr>
       <w:rFonts w:ascii="Calibri Light" w:hAnsi="Calibri Light"/>
       <w:b/>
@@ -4416,12 +4290,12 @@
       <w:szCs w:val="26"/>
     </w:rPr>
   </w:style>
-  <w:style w:type="character" w:styleId="Heading3Char" w:customStyle="1">
-    <w:name w:val="Heading 3 Char"/>
-    <w:link w:val="Heading3"/>
+  <w:style w:type="character" w:customStyle="1" w:styleId="Titre3Car">
+    <w:name w:val="Titre 3 Car"/>
+    <w:link w:val="Titre3"/>
     <w:uiPriority w:val="9"/>
     <w:qFormat/>
-    <w:rsid w:val="00b71991"/>
+    <w:rsid w:val="00B71991"/>
     <w:rPr>
       <w:rFonts w:ascii="Calibri Light" w:hAnsi="Calibri Light"/>
       <w:b/>
@@ -4431,12 +4305,12 @@
       <w:szCs w:val="24"/>
     </w:rPr>
   </w:style>
-  <w:style w:type="character" w:styleId="Heading4Char" w:customStyle="1">
-    <w:name w:val="Heading 4 Char"/>
-    <w:link w:val="Heading4"/>
+  <w:style w:type="character" w:customStyle="1" w:styleId="Titre4Car">
+    <w:name w:val="Titre 4 Car"/>
+    <w:link w:val="Titre4"/>
     <w:uiPriority w:val="9"/>
     <w:qFormat/>
-    <w:rsid w:val="00725e5f"/>
+    <w:rsid w:val="00725E5F"/>
     <w:rPr>
       <w:bCs/>
       <w:iCs/>
@@ -4445,24 +4319,24 @@
       <w:szCs w:val="24"/>
     </w:rPr>
   </w:style>
-  <w:style w:type="character" w:styleId="Heading5Char" w:customStyle="1">
-    <w:name w:val="Heading 5 Char"/>
-    <w:link w:val="Heading5"/>
+  <w:style w:type="character" w:customStyle="1" w:styleId="Titre5Car">
+    <w:name w:val="Titre 5 Car"/>
+    <w:link w:val="Titre5"/>
     <w:uiPriority w:val="9"/>
     <w:qFormat/>
-    <w:rsid w:val="00725e5f"/>
+    <w:rsid w:val="00725E5F"/>
     <w:rPr>
       <w:color w:val="243F60"/>
       <w:sz w:val="22"/>
       <w:szCs w:val="24"/>
     </w:rPr>
   </w:style>
-  <w:style w:type="character" w:styleId="Heading6Char" w:customStyle="1">
-    <w:name w:val="Heading 6 Char"/>
-    <w:link w:val="Heading6"/>
+  <w:style w:type="character" w:customStyle="1" w:styleId="Titre6Car">
+    <w:name w:val="Titre 6 Car"/>
+    <w:link w:val="Titre6"/>
     <w:uiPriority w:val="9"/>
     <w:qFormat/>
-    <w:rsid w:val="00745a08"/>
+    <w:rsid w:val="00745A08"/>
     <w:rPr>
       <w:rFonts w:ascii="Cambria" w:hAnsi="Cambria"/>
       <w:i/>
@@ -4472,13 +4346,13 @@
       <w:szCs w:val="24"/>
     </w:rPr>
   </w:style>
-  <w:style w:type="character" w:styleId="Heading7Char" w:customStyle="1">
-    <w:name w:val="Heading 7 Char"/>
-    <w:link w:val="Heading7"/>
+  <w:style w:type="character" w:customStyle="1" w:styleId="Titre7Car">
+    <w:name w:val="Titre 7 Car"/>
+    <w:link w:val="Titre7"/>
     <w:uiPriority w:val="9"/>
     <w:semiHidden/>
     <w:qFormat/>
-    <w:rsid w:val="00745a08"/>
+    <w:rsid w:val="00745A08"/>
     <w:rPr>
       <w:rFonts w:ascii="Cambria" w:hAnsi="Cambria"/>
       <w:i/>
@@ -4488,25 +4362,25 @@
       <w:szCs w:val="24"/>
     </w:rPr>
   </w:style>
-  <w:style w:type="character" w:styleId="Heading8Char" w:customStyle="1">
-    <w:name w:val="Heading 8 Char"/>
-    <w:link w:val="Heading8"/>
+  <w:style w:type="character" w:customStyle="1" w:styleId="Titre8Car">
+    <w:name w:val="Titre 8 Car"/>
+    <w:link w:val="Titre8"/>
     <w:uiPriority w:val="9"/>
     <w:semiHidden/>
     <w:qFormat/>
-    <w:rsid w:val="00745a08"/>
+    <w:rsid w:val="00745A08"/>
     <w:rPr>
       <w:rFonts w:ascii="Cambria" w:hAnsi="Cambria"/>
       <w:color w:val="404040"/>
     </w:rPr>
   </w:style>
-  <w:style w:type="character" w:styleId="Heading9Char" w:customStyle="1">
-    <w:name w:val="Heading 9 Char"/>
-    <w:link w:val="Heading9"/>
+  <w:style w:type="character" w:customStyle="1" w:styleId="Titre9Car">
+    <w:name w:val="Titre 9 Car"/>
+    <w:link w:val="Titre9"/>
     <w:uiPriority w:val="9"/>
     <w:semiHidden/>
     <w:qFormat/>
-    <w:rsid w:val="00745a08"/>
+    <w:rsid w:val="00745A08"/>
     <w:rPr>
       <w:rFonts w:ascii="Cambria" w:hAnsi="Cambria"/>
       <w:i/>
@@ -4514,42 +4388,42 @@
       <w:color w:val="404040"/>
     </w:rPr>
   </w:style>
-  <w:style w:type="character" w:styleId="HeaderChar" w:customStyle="1">
-    <w:name w:val="Header Char"/>
-    <w:link w:val="Header"/>
+  <w:style w:type="character" w:customStyle="1" w:styleId="En-tteCar">
+    <w:name w:val="En-tête Car"/>
+    <w:link w:val="En-tte"/>
     <w:uiPriority w:val="99"/>
     <w:qFormat/>
-    <w:rsid w:val="0004348a"/>
+    <w:rsid w:val="0004348A"/>
     <w:rPr>
       <w:sz w:val="24"/>
       <w:szCs w:val="24"/>
     </w:rPr>
   </w:style>
-  <w:style w:type="character" w:styleId="FooterChar" w:customStyle="1">
-    <w:name w:val="Footer Char"/>
-    <w:link w:val="Footer"/>
+  <w:style w:type="character" w:customStyle="1" w:styleId="PieddepageCar">
+    <w:name w:val="Pied de page Car"/>
+    <w:link w:val="Pieddepage"/>
     <w:uiPriority w:val="99"/>
     <w:qFormat/>
-    <w:rsid w:val="0004348a"/>
+    <w:rsid w:val="0004348A"/>
     <w:rPr>
       <w:sz w:val="24"/>
       <w:szCs w:val="24"/>
     </w:rPr>
   </w:style>
-  <w:style w:type="character" w:styleId="Hyperlink">
+  <w:style w:type="character" w:styleId="Lienhypertexte">
     <w:name w:val="Hyperlink"/>
     <w:uiPriority w:val="99"/>
     <w:unhideWhenUsed/>
-    <w:rsid w:val="001a51f3"/>
+    <w:rsid w:val="001A51F3"/>
     <w:rPr>
       <w:rFonts w:ascii="Calibri Light" w:hAnsi="Calibri Light"/>
-      <w:b w:val="false"/>
-      <w:i w:val="false"/>
-      <w:caps w:val="false"/>
-      <w:smallCaps w:val="false"/>
-      <w:strike w:val="false"/>
-      <w:dstrike w:val="false"/>
-      <w:vanish w:val="false"/>
+      <w:b w:val="0"/>
+      <w:i w:val="0"/>
+      <w:caps w:val="0"/>
+      <w:smallCaps w:val="0"/>
+      <w:strike w:val="0"/>
+      <w:dstrike w:val="0"/>
+      <w:vanish w:val="0"/>
       <w:color w:val="auto"/>
       <w:position w:val="0"/>
       <w:sz w:val="20"/>
@@ -4565,9 +4439,9 @@
       </w14:textOutline>
     </w:rPr>
   </w:style>
-  <w:style w:type="character" w:styleId="BalloonTextChar" w:customStyle="1">
-    <w:name w:val="Balloon Text Char"/>
-    <w:link w:val="BalloonText"/>
+  <w:style w:type="character" w:customStyle="1" w:styleId="TextedebullesCar">
+    <w:name w:val="Texte de bulles Car"/>
+    <w:link w:val="Textedebulles"/>
     <w:uiPriority w:val="99"/>
     <w:semiHidden/>
     <w:qFormat/>
@@ -4578,48 +4452,47 @@
       <w:szCs w:val="18"/>
     </w:rPr>
   </w:style>
-  <w:style w:type="character" w:styleId="FootnoteCharacters">
+  <w:style w:type="character" w:customStyle="1" w:styleId="FootnoteCharacters">
     <w:name w:val="Footnote Characters"/>
     <w:unhideWhenUsed/>
     <w:qFormat/>
-    <w:rsid w:val="00540c8e"/>
+    <w:rsid w:val="00540C8E"/>
     <w:rPr>
       <w:vertAlign w:val="superscript"/>
     </w:rPr>
   </w:style>
-  <w:style w:type="character" w:styleId="FootnoteReference">
+  <w:style w:type="character" w:styleId="Appelnotedebasdep">
     <w:name w:val="footnote reference"/>
     <w:rPr>
       <w:vertAlign w:val="superscript"/>
     </w:rPr>
   </w:style>
-  <w:style w:type="character" w:styleId="NotedebasdepageCar" w:customStyle="1">
+  <w:style w:type="character" w:customStyle="1" w:styleId="NotedebasdepageCar">
     <w:name w:val="Note de bas de page Car"/>
     <w:uiPriority w:val="99"/>
     <w:qFormat/>
-    <w:rsid w:val="00540c8e"/>
+    <w:rsid w:val="00540C8E"/>
     <w:rPr>
       <w:rFonts w:ascii="Calibri Light" w:hAnsi="Calibri Light"/>
     </w:rPr>
   </w:style>
-  <w:style w:type="character" w:styleId="FootnoteTextChar" w:customStyle="1">
-    <w:name w:val="Footnote Text Char"/>
-    <w:link w:val="FootnoteText"/>
+  <w:style w:type="character" w:customStyle="1" w:styleId="NotedebasdepageCar1">
+    <w:name w:val="Note de bas de page Car1"/>
+    <w:link w:val="Notedebasdepage"/>
     <w:uiPriority w:val="99"/>
     <w:qFormat/>
-    <w:rsid w:val="00540c8e"/>
+    <w:rsid w:val="00540C8E"/>
     <w:rPr>
       <w:rFonts w:eastAsia="Calibri"/>
       <w:lang w:eastAsia="en-US"/>
     </w:rPr>
   </w:style>
-  <w:style w:type="character" w:styleId="uppercase" w:customStyle="1">
+  <w:style w:type="character" w:customStyle="1" w:styleId="uppercase">
     <w:name w:val="uppercase"/>
     <w:qFormat/>
-    <w:rsid w:val="00540c8e"/>
-    <w:rPr/>
-  </w:style>
-  <w:style w:type="character" w:styleId="Mentionnonrsolue1" w:customStyle="1">
+    <w:rsid w:val="00540C8E"/>
+  </w:style>
+  <w:style w:type="character" w:customStyle="1" w:styleId="Mentionnonrsolue1">
     <w:name w:val="Mention non résolue1"/>
     <w:uiPriority w:val="99"/>
     <w:semiHidden/>
@@ -4628,25 +4501,26 @@
     <w:rsid w:val="00150613"/>
     <w:rPr>
       <w:color w:val="808080"/>
-      <w:shd w:fill="E6E6E6" w:val="clear"/>
-    </w:rPr>
-  </w:style>
-  <w:style w:type="character" w:styleId="NoSpacingChar" w:customStyle="1">
-    <w:name w:val="No Spacing Char"/>
-    <w:link w:val="NoSpacing"/>
+      <w:shd w:val="clear" w:color="auto" w:fill="E6E6E6"/>
+    </w:rPr>
+  </w:style>
+  <w:style w:type="character" w:customStyle="1" w:styleId="SansinterligneCar">
+    <w:name w:val="Sans interligne Car"/>
+    <w:link w:val="Sansinterligne"/>
     <w:qFormat/>
-    <w:rsid w:val="00345ef7"/>
+    <w:rsid w:val="00345EF7"/>
     <w:rPr>
       <w:rFonts w:eastAsia="Calibri" w:cs="Calibri"/>
       <w:lang w:eastAsia="en-US"/>
     </w:rPr>
   </w:style>
-  <w:style w:type="character" w:styleId="BodyTextIndentChar" w:customStyle="1">
-    <w:name w:val="Body Text Indent Char"/>
-    <w:basedOn w:val="DefaultParagraphFont"/>
+  <w:style w:type="character" w:customStyle="1" w:styleId="RetraitcorpsdetexteCar">
+    <w:name w:val="Retrait corps de texte Car"/>
+    <w:basedOn w:val="Policepardfaut"/>
+    <w:link w:val="Retraitcorpsdetexte"/>
     <w:semiHidden/>
     <w:qFormat/>
-    <w:rsid w:val="008755c9"/>
+    <w:rsid w:val="008755C9"/>
     <w:rPr>
       <w:rFonts w:ascii="Times New Roman" w:hAnsi="Times New Roman"/>
       <w:sz w:val="24"/>
@@ -4654,26 +4528,26 @@
       <w:lang w:eastAsia="en-US"/>
     </w:rPr>
   </w:style>
-  <w:style w:type="character" w:styleId="BodyTextIndent3Char" w:customStyle="1">
-    <w:name w:val="Body Text Indent 3 Char"/>
-    <w:basedOn w:val="DefaultParagraphFont"/>
-    <w:link w:val="BodyTextIndent3"/>
+  <w:style w:type="character" w:customStyle="1" w:styleId="Retraitcorpsdetexte3Car">
+    <w:name w:val="Retrait corps de texte 3 Car"/>
+    <w:basedOn w:val="Policepardfaut"/>
+    <w:link w:val="Retraitcorpsdetexte3"/>
     <w:uiPriority w:val="99"/>
     <w:semiHidden/>
     <w:qFormat/>
-    <w:rsid w:val="00013e32"/>
+    <w:rsid w:val="00013E32"/>
     <w:rPr>
       <w:rFonts w:ascii="Calibri Light" w:hAnsi="Calibri Light"/>
       <w:sz w:val="16"/>
       <w:szCs w:val="16"/>
     </w:rPr>
   </w:style>
-  <w:style w:type="character" w:styleId="TitleChar" w:customStyle="1">
-    <w:name w:val="Title Char"/>
-    <w:basedOn w:val="DefaultParagraphFont"/>
-    <w:link w:val="Title"/>
+  <w:style w:type="character" w:customStyle="1" w:styleId="TitreCar">
+    <w:name w:val="Titre Car"/>
+    <w:basedOn w:val="Policepardfaut"/>
+    <w:link w:val="Titre"/>
     <w:qFormat/>
-    <w:rsid w:val="00013e32"/>
+    <w:rsid w:val="00013E32"/>
     <w:rPr>
       <w:rFonts w:ascii="Times New Roman" w:hAnsi="Times New Roman"/>
       <w:sz w:val="28"/>
@@ -4681,150 +4555,147 @@
       <w:lang w:eastAsia="fr-FR"/>
     </w:rPr>
   </w:style>
-  <w:style w:type="character" w:styleId="BodyTextChar" w:customStyle="1">
-    <w:name w:val="Body Text Char"/>
-    <w:basedOn w:val="DefaultParagraphFont"/>
+  <w:style w:type="character" w:customStyle="1" w:styleId="CorpsdetexteCar">
+    <w:name w:val="Corps de texte Car"/>
+    <w:basedOn w:val="Policepardfaut"/>
+    <w:link w:val="Corpsdetexte"/>
     <w:uiPriority w:val="99"/>
     <w:semiHidden/>
     <w:qFormat/>
-    <w:rsid w:val="008b26c2"/>
+    <w:rsid w:val="008B26C2"/>
     <w:rPr>
       <w:rFonts w:ascii="Calibri Light" w:hAnsi="Calibri Light"/>
       <w:sz w:val="22"/>
       <w:szCs w:val="24"/>
     </w:rPr>
   </w:style>
-  <w:style w:type="character" w:styleId="CommentReference">
+  <w:style w:type="character" w:styleId="Marquedecommentaire">
     <w:name w:val="annotation reference"/>
-    <w:basedOn w:val="DefaultParagraphFont"/>
+    <w:basedOn w:val="Policepardfaut"/>
     <w:uiPriority w:val="99"/>
     <w:semiHidden/>
     <w:unhideWhenUsed/>
     <w:qFormat/>
-    <w:rsid w:val="00030d3d"/>
+    <w:rsid w:val="00030D3D"/>
     <w:rPr>
       <w:sz w:val="16"/>
       <w:szCs w:val="16"/>
     </w:rPr>
   </w:style>
-  <w:style w:type="character" w:styleId="CommentTextChar" w:customStyle="1">
-    <w:name w:val="Comment Text Char"/>
-    <w:basedOn w:val="DefaultParagraphFont"/>
-    <w:link w:val="CommentText"/>
+  <w:style w:type="character" w:customStyle="1" w:styleId="CommentaireCar">
+    <w:name w:val="Commentaire Car"/>
+    <w:basedOn w:val="Policepardfaut"/>
+    <w:link w:val="Commentaire"/>
     <w:uiPriority w:val="99"/>
     <w:semiHidden/>
     <w:qFormat/>
-    <w:rsid w:val="00030d3d"/>
+    <w:rsid w:val="00030D3D"/>
     <w:rPr>
       <w:rFonts w:ascii="Calibri Light" w:hAnsi="Calibri Light"/>
     </w:rPr>
   </w:style>
-  <w:style w:type="character" w:styleId="CommentSubjectChar" w:customStyle="1">
-    <w:name w:val="Comment Subject Char"/>
-    <w:basedOn w:val="CommentTextChar"/>
-    <w:link w:val="annotationsubject"/>
+  <w:style w:type="character" w:customStyle="1" w:styleId="ObjetducommentaireCar">
+    <w:name w:val="Objet du commentaire Car"/>
+    <w:basedOn w:val="CommentaireCar"/>
+    <w:link w:val="Objetducommentaire"/>
     <w:uiPriority w:val="99"/>
     <w:semiHidden/>
     <w:qFormat/>
-    <w:rsid w:val="00030d3d"/>
+    <w:rsid w:val="00030D3D"/>
     <w:rPr>
       <w:rFonts w:ascii="Calibri Light" w:hAnsi="Calibri Light"/>
       <w:b/>
       <w:bCs/>
     </w:rPr>
   </w:style>
-  <w:style w:type="character" w:styleId="PageNumber">
+  <w:style w:type="character" w:styleId="Numrodepage">
     <w:name w:val="page number"/>
-    <w:basedOn w:val="DefaultParagraphFont"/>
-    <w:rsid w:val="00bd4a41"/>
-    <w:rPr/>
-  </w:style>
-  <w:style w:type="character" w:styleId="EndnoteTextChar" w:customStyle="1">
-    <w:name w:val="Endnote Text Char"/>
-    <w:basedOn w:val="DefaultParagraphFont"/>
-    <w:link w:val="EndnoteText"/>
+    <w:basedOn w:val="Policepardfaut"/>
+    <w:rsid w:val="00BD4A41"/>
+  </w:style>
+  <w:style w:type="character" w:customStyle="1" w:styleId="NotedefinCar">
+    <w:name w:val="Note de fin Car"/>
+    <w:basedOn w:val="Policepardfaut"/>
+    <w:link w:val="Notedefin"/>
     <w:uiPriority w:val="99"/>
     <w:semiHidden/>
     <w:qFormat/>
-    <w:rsid w:val="003b39ae"/>
+    <w:rsid w:val="003B39AE"/>
     <w:rPr>
       <w:rFonts w:ascii="Calibri Light" w:hAnsi="Calibri Light"/>
     </w:rPr>
   </w:style>
-  <w:style w:type="character" w:styleId="EndnoteCharacters">
+  <w:style w:type="character" w:customStyle="1" w:styleId="EndnoteCharacters">
     <w:name w:val="Endnote Characters"/>
-    <w:basedOn w:val="DefaultParagraphFont"/>
+    <w:basedOn w:val="Policepardfaut"/>
     <w:uiPriority w:val="99"/>
     <w:semiHidden/>
     <w:unhideWhenUsed/>
     <w:qFormat/>
-    <w:rsid w:val="003b39ae"/>
+    <w:rsid w:val="003B39AE"/>
     <w:rPr>
       <w:vertAlign w:val="superscript"/>
     </w:rPr>
   </w:style>
-  <w:style w:type="character" w:styleId="EndnoteReference">
+  <w:style w:type="character" w:styleId="Appeldenotedefin">
     <w:name w:val="endnote reference"/>
     <w:rPr>
       <w:vertAlign w:val="superscript"/>
     </w:rPr>
   </w:style>
-  <w:style w:type="character" w:styleId="PieddepageCar1" w:customStyle="1">
+  <w:style w:type="character" w:customStyle="1" w:styleId="PieddepageCar1">
     <w:name w:val="Pied de page Car1"/>
-    <w:basedOn w:val="DefaultParagraphFont"/>
+    <w:basedOn w:val="Policepardfaut"/>
     <w:uiPriority w:val="99"/>
     <w:qFormat/>
-    <w:rsid w:val="00d22458"/>
-    <w:rPr/>
-  </w:style>
-  <w:style w:type="character" w:styleId="Strong">
+    <w:rsid w:val="00D22458"/>
+  </w:style>
+  <w:style w:type="character" w:styleId="lev">
     <w:name w:val="Strong"/>
-    <w:basedOn w:val="DefaultParagraphFont"/>
+    <w:basedOn w:val="Policepardfaut"/>
     <w:uiPriority w:val="22"/>
     <w:qFormat/>
-    <w:rsid w:val="001163f9"/>
+    <w:rsid w:val="001163F9"/>
     <w:rPr>
       <w:b/>
       <w:bCs/>
     </w:rPr>
   </w:style>
-  <w:style w:type="paragraph" w:styleId="Heading">
+  <w:style w:type="paragraph" w:customStyle="1" w:styleId="Heading">
     <w:name w:val="Heading"/>
     <w:basedOn w:val="Normal"/>
-    <w:next w:val="BodyText"/>
+    <w:next w:val="Corpsdetexte"/>
     <w:qFormat/>
     <w:pPr>
-      <w:keepNext w:val="true"/>
+      <w:keepNext/>
       <w:spacing w:before="240" w:after="120"/>
     </w:pPr>
     <w:rPr>
-      <w:rFonts w:ascii="Liberation Sans" w:hAnsi="Liberation Sans" w:eastAsia="Nimbus Sans" w:cs="FreeSans"/>
+      <w:rFonts w:ascii="Liberation Sans" w:eastAsia="Nimbus Sans" w:hAnsi="Liberation Sans" w:cs="FreeSans"/>
       <w:sz w:val="28"/>
       <w:szCs w:val="28"/>
     </w:rPr>
   </w:style>
-  <w:style w:type="paragraph" w:styleId="BodyText">
+  <w:style w:type="paragraph" w:styleId="Corpsdetexte">
     <w:name w:val="Body Text"/>
     <w:basedOn w:val="Normal"/>
-    <w:link w:val="BodyTextChar"/>
+    <w:link w:val="CorpsdetexteCar"/>
     <w:uiPriority w:val="99"/>
     <w:semiHidden/>
     <w:unhideWhenUsed/>
-    <w:rsid w:val="008b26c2"/>
+    <w:rsid w:val="008B26C2"/>
     <w:pPr>
-      <w:spacing w:before="0" w:after="120"/>
+      <w:spacing w:after="120"/>
     </w:pPr>
-    <w:rPr/>
-  </w:style>
-  <w:style w:type="paragraph" w:styleId="List">
+  </w:style>
+  <w:style w:type="paragraph" w:styleId="Liste">
     <w:name w:val="List"/>
-    <w:basedOn w:val="BodyText"/>
-    <w:pPr/>
+    <w:basedOn w:val="Corpsdetexte"/>
     <w:rPr>
       <w:rFonts w:cs="FreeSans"/>
     </w:rPr>
   </w:style>
-  <w:style w:type="paragraph" w:styleId="Caption">
+  <w:style w:type="paragraph" w:styleId="Lgende">
     <w:name w:val="caption"/>
     <w:basedOn w:val="Normal"/>
     <w:qFormat/>
@@ -4837,10 +4708,9 @@
       <w:i/>
       <w:iCs/>
       <w:sz w:val="24"/>
-      <w:szCs w:val="24"/>
-    </w:rPr>
-  </w:style>
-  <w:style w:type="paragraph" w:styleId="Index">
+    </w:rPr>
+  </w:style>
+  <w:style w:type="paragraph" w:customStyle="1" w:styleId="Index">
     <w:name w:val="Index"/>
     <w:basedOn w:val="Normal"/>
     <w:qFormat/>
@@ -4851,132 +4721,123 @@
       <w:rFonts w:cs="FreeSans"/>
     </w:rPr>
   </w:style>
-  <w:style w:type="paragraph" w:styleId="HeaderandFooter">
+  <w:style w:type="paragraph" w:customStyle="1" w:styleId="HeaderandFooter">
     <w:name w:val="Header and Footer"/>
     <w:basedOn w:val="Normal"/>
     <w:qFormat/>
-    <w:pPr/>
-    <w:rPr/>
-  </w:style>
-  <w:style w:type="paragraph" w:styleId="Header">
+  </w:style>
+  <w:style w:type="paragraph" w:styleId="En-tte">
     <w:name w:val="header"/>
     <w:basedOn w:val="Normal"/>
-    <w:link w:val="HeaderChar"/>
+    <w:link w:val="En-tteCar"/>
     <w:uiPriority w:val="99"/>
     <w:unhideWhenUsed/>
-    <w:rsid w:val="0004348a"/>
+    <w:rsid w:val="0004348A"/>
     <w:pPr>
       <w:tabs>
-        <w:tab w:val="clear" w:pos="708"/>
-        <w:tab w:val="center" w:pos="4320" w:leader="none"/>
-        <w:tab w:val="right" w:pos="8640" w:leader="none"/>
+        <w:tab w:val="center" w:pos="4320"/>
+        <w:tab w:val="right" w:pos="8640"/>
       </w:tabs>
     </w:pPr>
-    <w:rPr/>
-  </w:style>
-  <w:style w:type="paragraph" w:styleId="Footer">
+  </w:style>
+  <w:style w:type="paragraph" w:styleId="Pieddepage">
     <w:name w:val="footer"/>
     <w:basedOn w:val="Normal"/>
-    <w:link w:val="FooterChar"/>
+    <w:link w:val="PieddepageCar"/>
     <w:uiPriority w:val="99"/>
     <w:unhideWhenUsed/>
-    <w:rsid w:val="0004348a"/>
+    <w:rsid w:val="0004348A"/>
     <w:pPr>
       <w:tabs>
-        <w:tab w:val="clear" w:pos="708"/>
-        <w:tab w:val="center" w:pos="4320" w:leader="none"/>
-        <w:tab w:val="right" w:pos="8640" w:leader="none"/>
+        <w:tab w:val="center" w:pos="4320"/>
+        <w:tab w:val="right" w:pos="8640"/>
       </w:tabs>
     </w:pPr>
-    <w:rPr/>
-  </w:style>
-  <w:style w:type="paragraph" w:styleId="Pieddepage1" w:customStyle="1">
+  </w:style>
+  <w:style w:type="paragraph" w:customStyle="1" w:styleId="Pieddepage1">
     <w:name w:val="Pied de page1"/>
     <w:basedOn w:val="Normal"/>
-    <w:next w:val="Footer"/>
+    <w:next w:val="Pieddepage"/>
     <w:uiPriority w:val="99"/>
     <w:unhideWhenUsed/>
     <w:qFormat/>
     <w:rsid w:val="00510433"/>
     <w:pPr>
       <w:tabs>
-        <w:tab w:val="clear" w:pos="708"/>
-        <w:tab w:val="center" w:pos="4320" w:leader="none"/>
-        <w:tab w:val="right" w:pos="8640" w:leader="none"/>
+        <w:tab w:val="center" w:pos="4320"/>
+        <w:tab w:val="right" w:pos="8640"/>
       </w:tabs>
       <w:jc w:val="left"/>
     </w:pPr>
     <w:rPr>
-      <w:rFonts w:ascii="Calibri" w:hAnsi="Calibri" w:eastAsia="Calibri"/>
+      <w:rFonts w:ascii="Calibri" w:eastAsia="Calibri" w:hAnsi="Calibri"/>
       <w:szCs w:val="22"/>
       <w:lang w:eastAsia="en-US"/>
     </w:rPr>
   </w:style>
-  <w:style w:type="paragraph" w:styleId="BalloonText">
+  <w:style w:type="paragraph" w:styleId="Textedebulles">
     <w:name w:val="Balloon Text"/>
     <w:basedOn w:val="Normal"/>
-    <w:link w:val="BalloonTextChar"/>
+    <w:link w:val="TextedebullesCar"/>
     <w:uiPriority w:val="99"/>
     <w:semiHidden/>
     <w:unhideWhenUsed/>
     <w:qFormat/>
     <w:rsid w:val="00510433"/>
-    <w:pPr/>
     <w:rPr>
       <w:rFonts w:ascii="Segoe UI" w:hAnsi="Segoe UI" w:cs="Segoe UI"/>
       <w:sz w:val="18"/>
       <w:szCs w:val="18"/>
     </w:rPr>
   </w:style>
-  <w:style w:type="paragraph" w:styleId="FootnoteText">
+  <w:style w:type="paragraph" w:styleId="Notedebasdepage">
     <w:name w:val="footnote text"/>
     <w:basedOn w:val="Normal"/>
-    <w:link w:val="FootnoteTextChar"/>
+    <w:link w:val="NotedebasdepageCar1"/>
     <w:uiPriority w:val="99"/>
     <w:unhideWhenUsed/>
-    <w:rsid w:val="00540c8e"/>
+    <w:rsid w:val="00540C8E"/>
     <w:pPr>
-      <w:spacing w:lineRule="auto" w:line="240" w:before="0" w:after="0"/>
+      <w:spacing w:after="0" w:line="240" w:lineRule="auto"/>
       <w:jc w:val="left"/>
     </w:pPr>
     <w:rPr>
-      <w:rFonts w:ascii="Calibri" w:hAnsi="Calibri" w:eastAsia="Calibri"/>
+      <w:rFonts w:ascii="Calibri" w:eastAsia="Calibri" w:hAnsi="Calibri"/>
       <w:sz w:val="20"/>
       <w:szCs w:val="20"/>
       <w:lang w:eastAsia="en-US"/>
     </w:rPr>
   </w:style>
-  <w:style w:type="paragraph" w:styleId="ListParagraph">
+  <w:style w:type="paragraph" w:styleId="Paragraphedeliste">
     <w:name w:val="List Paragraph"/>
     <w:basedOn w:val="Normal"/>
     <w:uiPriority w:val="34"/>
     <w:qFormat/>
-    <w:rsid w:val="0048363d"/>
+    <w:rsid w:val="0048363D"/>
     <w:pPr>
-      <w:spacing w:lineRule="auto" w:line="259" w:before="0" w:after="160"/>
+      <w:spacing w:after="160" w:line="259" w:lineRule="auto"/>
       <w:ind w:left="720"/>
       <w:contextualSpacing/>
       <w:jc w:val="left"/>
     </w:pPr>
     <w:rPr>
-      <w:rFonts w:ascii="Calibri" w:hAnsi="Calibri" w:eastAsia="Calibri"/>
+      <w:rFonts w:ascii="Calibri" w:eastAsia="Calibri" w:hAnsi="Calibri"/>
       <w:szCs w:val="22"/>
       <w:lang w:eastAsia="en-US"/>
     </w:rPr>
   </w:style>
-  <w:style w:type="paragraph" w:styleId="TOC1">
+  <w:style w:type="paragraph" w:styleId="TM1">
     <w:name w:val="toc 1"/>
     <w:basedOn w:val="Normal"/>
     <w:next w:val="Normal"/>
     <w:autoRedefine/>
     <w:uiPriority w:val="39"/>
     <w:unhideWhenUsed/>
-    <w:rsid w:val="002c3b79"/>
+    <w:rsid w:val="002C3B79"/>
     <w:pPr>
       <w:tabs>
-        <w:tab w:val="clear" w:pos="708"/>
-        <w:tab w:val="left" w:pos="426" w:leader="none"/>
-        <w:tab w:val="right" w:pos="8630" w:leader="dot"/>
+        <w:tab w:val="left" w:pos="426"/>
+        <w:tab w:val="right" w:leader="dot" w:pos="8630"/>
       </w:tabs>
       <w:spacing w:before="120" w:after="120"/>
       <w:jc w:val="left"/>
@@ -4990,22 +4851,21 @@
       <w:szCs w:val="20"/>
     </w:rPr>
   </w:style>
-  <w:style w:type="paragraph" w:styleId="TOC2">
+  <w:style w:type="paragraph" w:styleId="TM2">
     <w:name w:val="toc 2"/>
     <w:basedOn w:val="Normal"/>
     <w:next w:val="Normal"/>
     <w:autoRedefine/>
     <w:uiPriority w:val="39"/>
     <w:unhideWhenUsed/>
-    <w:rsid w:val="00d22458"/>
+    <w:rsid w:val="00D22458"/>
     <w:pPr>
       <w:tabs>
-        <w:tab w:val="clear" w:pos="708"/>
-        <w:tab w:val="left" w:pos="880" w:leader="none"/>
-        <w:tab w:val="right" w:pos="8630" w:leader="dot"/>
+        <w:tab w:val="left" w:pos="880"/>
+        <w:tab w:val="right" w:leader="dot" w:pos="8630"/>
       </w:tabs>
-      <w:spacing w:before="0" w:after="0"/>
-      <w:ind w:hanging="470" w:left="896"/>
+      <w:spacing w:after="0"/>
+      <w:ind w:left="896" w:hanging="470"/>
       <w:jc w:val="left"/>
     </w:pPr>
     <w:rPr>
@@ -5015,71 +4875,66 @@
       <w:szCs w:val="20"/>
     </w:rPr>
   </w:style>
-  <w:style w:type="paragraph" w:styleId="NoSpacing">
+  <w:style w:type="paragraph" w:styleId="Sansinterligne">
     <w:name w:val="No Spacing"/>
     <w:basedOn w:val="Normal"/>
-    <w:link w:val="NoSpacingChar"/>
+    <w:link w:val="SansinterligneCar"/>
     <w:qFormat/>
-    <w:rsid w:val="00345ef7"/>
+    <w:rsid w:val="00345EF7"/>
     <w:pPr>
-      <w:spacing w:lineRule="auto" w:line="240" w:before="240" w:after="0"/>
+      <w:spacing w:before="240" w:after="0" w:line="240" w:lineRule="auto"/>
     </w:pPr>
     <w:rPr>
-      <w:rFonts w:ascii="Calibri" w:hAnsi="Calibri" w:eastAsia="Calibri" w:cs="Calibri"/>
+      <w:rFonts w:ascii="Calibri" w:eastAsia="Calibri" w:hAnsi="Calibri" w:cs="Calibri"/>
       <w:sz w:val="20"/>
       <w:szCs w:val="20"/>
       <w:lang w:eastAsia="en-US"/>
     </w:rPr>
   </w:style>
-  <w:style w:type="paragraph" w:styleId="IndexHeading">
+  <w:style w:type="paragraph" w:styleId="Titreindex">
     <w:name w:val="index heading"/>
     <w:basedOn w:val="Heading"/>
-    <w:pPr/>
-    <w:rPr/>
-  </w:style>
-  <w:style w:type="paragraph" w:styleId="TOCHeading">
+  </w:style>
+  <w:style w:type="paragraph" w:styleId="En-ttedetabledesmatires">
     <w:name w:val="TOC Heading"/>
-    <w:basedOn w:val="Heading1"/>
+    <w:basedOn w:val="Titre1"/>
     <w:next w:val="Normal"/>
     <w:uiPriority w:val="39"/>
     <w:unhideWhenUsed/>
     <w:qFormat/>
-    <w:rsid w:val="00c51201"/>
+    <w:rsid w:val="00C51201"/>
     <w:pPr>
       <w:numPr>
-        <w:ilvl w:val="0"/>
         <w:numId w:val="0"/>
       </w:numPr>
-      <w:spacing w:lineRule="auto" w:line="259" w:before="240" w:after="0"/>
+      <w:spacing w:before="240" w:after="0" w:line="259" w:lineRule="auto"/>
       <w:jc w:val="left"/>
       <w:outlineLvl w:val="9"/>
     </w:pPr>
     <w:rPr>
-      <w:b w:val="false"/>
-      <w:bCs w:val="false"/>
-      <w:caps w:val="false"/>
-      <w:smallCaps w:val="false"/>
+      <w:b w:val="0"/>
+      <w:bCs w:val="0"/>
+      <w:smallCaps w:val="0"/>
       <w:color w:val="2F5496"/>
       <w:sz w:val="32"/>
       <w:szCs w:val="32"/>
     </w:rPr>
   </w:style>
-  <w:style w:type="paragraph" w:styleId="TOC3">
+  <w:style w:type="paragraph" w:styleId="TM3">
     <w:name w:val="toc 3"/>
     <w:basedOn w:val="Normal"/>
     <w:next w:val="Normal"/>
     <w:autoRedefine/>
     <w:uiPriority w:val="39"/>
     <w:unhideWhenUsed/>
-    <w:rsid w:val="00d22458"/>
+    <w:rsid w:val="00D22458"/>
     <w:pPr>
       <w:tabs>
-        <w:tab w:val="clear" w:pos="708"/>
-        <w:tab w:val="left" w:pos="1418" w:leader="none"/>
-        <w:tab w:val="right" w:pos="8630" w:leader="dot"/>
+        <w:tab w:val="left" w:pos="1418"/>
+        <w:tab w:val="right" w:leader="dot" w:pos="8630"/>
       </w:tabs>
-      <w:spacing w:before="0" w:after="0"/>
-      <w:ind w:hanging="567" w:left="1418"/>
+      <w:spacing w:after="0"/>
+      <w:ind w:left="1418" w:hanging="567"/>
       <w:jc w:val="left"/>
     </w:pPr>
     <w:rPr>
@@ -5090,16 +4945,16 @@
       <w:szCs w:val="20"/>
     </w:rPr>
   </w:style>
-  <w:style w:type="paragraph" w:styleId="TOC4">
+  <w:style w:type="paragraph" w:styleId="TM4">
     <w:name w:val="toc 4"/>
     <w:basedOn w:val="Normal"/>
     <w:next w:val="Normal"/>
     <w:autoRedefine/>
     <w:uiPriority w:val="39"/>
     <w:unhideWhenUsed/>
-    <w:rsid w:val="001a51f3"/>
+    <w:rsid w:val="001A51F3"/>
     <w:pPr>
-      <w:spacing w:before="0" w:after="0"/>
+      <w:spacing w:after="0"/>
       <w:ind w:left="660"/>
       <w:jc w:val="left"/>
     </w:pPr>
@@ -5109,16 +4964,16 @@
       <w:szCs w:val="18"/>
     </w:rPr>
   </w:style>
-  <w:style w:type="paragraph" w:styleId="TOC5">
+  <w:style w:type="paragraph" w:styleId="TM5">
     <w:name w:val="toc 5"/>
     <w:basedOn w:val="Normal"/>
     <w:next w:val="Normal"/>
     <w:autoRedefine/>
     <w:uiPriority w:val="39"/>
     <w:unhideWhenUsed/>
-    <w:rsid w:val="001a51f3"/>
+    <w:rsid w:val="001A51F3"/>
     <w:pPr>
-      <w:spacing w:before="0" w:after="0"/>
+      <w:spacing w:after="0"/>
       <w:ind w:left="880"/>
       <w:jc w:val="left"/>
     </w:pPr>
@@ -5128,16 +4983,16 @@
       <w:szCs w:val="18"/>
     </w:rPr>
   </w:style>
-  <w:style w:type="paragraph" w:styleId="TOC6">
+  <w:style w:type="paragraph" w:styleId="TM6">
     <w:name w:val="toc 6"/>
     <w:basedOn w:val="Normal"/>
     <w:next w:val="Normal"/>
     <w:autoRedefine/>
     <w:uiPriority w:val="39"/>
     <w:unhideWhenUsed/>
-    <w:rsid w:val="001a51f3"/>
+    <w:rsid w:val="001A51F3"/>
     <w:pPr>
-      <w:spacing w:before="0" w:after="0"/>
+      <w:spacing w:after="0"/>
       <w:ind w:left="1100"/>
       <w:jc w:val="left"/>
     </w:pPr>
@@ -5147,16 +5002,16 @@
       <w:szCs w:val="18"/>
     </w:rPr>
   </w:style>
-  <w:style w:type="paragraph" w:styleId="TOC7">
+  <w:style w:type="paragraph" w:styleId="TM7">
     <w:name w:val="toc 7"/>
     <w:basedOn w:val="Normal"/>
     <w:next w:val="Normal"/>
     <w:autoRedefine/>
     <w:uiPriority w:val="39"/>
     <w:unhideWhenUsed/>
-    <w:rsid w:val="001a51f3"/>
+    <w:rsid w:val="001A51F3"/>
     <w:pPr>
-      <w:spacing w:before="0" w:after="0"/>
+      <w:spacing w:after="0"/>
       <w:ind w:left="1320"/>
       <w:jc w:val="left"/>
     </w:pPr>
@@ -5166,16 +5021,16 @@
       <w:szCs w:val="18"/>
     </w:rPr>
   </w:style>
-  <w:style w:type="paragraph" w:styleId="TOC8">
+  <w:style w:type="paragraph" w:styleId="TM8">
     <w:name w:val="toc 8"/>
     <w:basedOn w:val="Normal"/>
     <w:next w:val="Normal"/>
     <w:autoRedefine/>
     <w:uiPriority w:val="39"/>
     <w:unhideWhenUsed/>
-    <w:rsid w:val="001a51f3"/>
+    <w:rsid w:val="001A51F3"/>
     <w:pPr>
-      <w:spacing w:before="0" w:after="0"/>
+      <w:spacing w:after="0"/>
       <w:ind w:left="1540"/>
       <w:jc w:val="left"/>
     </w:pPr>
@@ -5185,16 +5040,16 @@
       <w:szCs w:val="18"/>
     </w:rPr>
   </w:style>
-  <w:style w:type="paragraph" w:styleId="TOC9">
+  <w:style w:type="paragraph" w:styleId="TM9">
     <w:name w:val="toc 9"/>
     <w:basedOn w:val="Normal"/>
     <w:next w:val="Normal"/>
     <w:autoRedefine/>
     <w:uiPriority w:val="39"/>
     <w:unhideWhenUsed/>
-    <w:rsid w:val="001a51f3"/>
+    <w:rsid w:val="001A51F3"/>
     <w:pPr>
-      <w:spacing w:before="0" w:after="0"/>
+      <w:spacing w:after="0"/>
       <w:ind w:left="1760"/>
       <w:jc w:val="left"/>
     </w:pPr>
@@ -5204,16 +5059,16 @@
       <w:szCs w:val="18"/>
     </w:rPr>
   </w:style>
-  <w:style w:type="paragraph" w:styleId="BodyTextIndent">
+  <w:style w:type="paragraph" w:styleId="Retraitcorpsdetexte">
     <w:name w:val="Body Text Indent"/>
     <w:basedOn w:val="Normal"/>
-    <w:link w:val="BodyTextIndentChar"/>
+    <w:link w:val="RetraitcorpsdetexteCar"/>
     <w:semiHidden/>
     <w:unhideWhenUsed/>
-    <w:rsid w:val="008755c9"/>
+    <w:rsid w:val="008755C9"/>
     <w:pPr>
-      <w:spacing w:lineRule="auto" w:line="240" w:before="0" w:after="0"/>
-      <w:ind w:hanging="180" w:left="360"/>
+      <w:spacing w:after="0" w:line="240" w:lineRule="auto"/>
+      <w:ind w:left="360" w:hanging="180"/>
       <w:jc w:val="left"/>
     </w:pPr>
     <w:rPr>
@@ -5222,17 +5077,17 @@
       <w:lang w:eastAsia="en-US"/>
     </w:rPr>
   </w:style>
-  <w:style w:type="paragraph" w:styleId="BodyTextIndent3">
+  <w:style w:type="paragraph" w:styleId="Retraitcorpsdetexte3">
     <w:name w:val="Body Text Indent 3"/>
     <w:basedOn w:val="Normal"/>
-    <w:link w:val="BodyTextIndent3Char"/>
+    <w:link w:val="Retraitcorpsdetexte3Car"/>
     <w:uiPriority w:val="99"/>
     <w:semiHidden/>
     <w:unhideWhenUsed/>
     <w:qFormat/>
-    <w:rsid w:val="00013e32"/>
+    <w:rsid w:val="00013E32"/>
     <w:pPr>
-      <w:spacing w:before="0" w:after="120"/>
+      <w:spacing w:after="120"/>
       <w:ind w:left="283"/>
     </w:pPr>
     <w:rPr>
@@ -5240,14 +5095,14 @@
       <w:szCs w:val="16"/>
     </w:rPr>
   </w:style>
-  <w:style w:type="paragraph" w:styleId="Title">
+  <w:style w:type="paragraph" w:styleId="Titre">
     <w:name w:val="Title"/>
     <w:basedOn w:val="Normal"/>
-    <w:link w:val="TitleChar"/>
+    <w:link w:val="TitreCar"/>
     <w:qFormat/>
-    <w:rsid w:val="00013e32"/>
+    <w:rsid w:val="00013E32"/>
     <w:pPr>
-      <w:spacing w:lineRule="auto" w:line="240" w:before="0" w:after="0"/>
+      <w:spacing w:after="0" w:line="240" w:lineRule="auto"/>
       <w:jc w:val="center"/>
     </w:pPr>
     <w:rPr>
@@ -5256,132 +5111,101 @@
       <w:lang w:eastAsia="fr-FR"/>
     </w:rPr>
   </w:style>
-  <w:style w:type="paragraph" w:styleId="CommentText">
+  <w:style w:type="paragraph" w:styleId="Commentaire">
     <w:name w:val="annotation text"/>
     <w:basedOn w:val="Normal"/>
-    <w:link w:val="CommentTextChar"/>
+    <w:link w:val="CommentaireCar"/>
     <w:uiPriority w:val="99"/>
     <w:semiHidden/>
     <w:unhideWhenUsed/>
-    <w:rsid w:val="00030d3d"/>
+    <w:rsid w:val="00030D3D"/>
     <w:pPr>
-      <w:spacing w:lineRule="auto" w:line="240"/>
+      <w:spacing w:line="240" w:lineRule="auto"/>
     </w:pPr>
     <w:rPr>
       <w:sz w:val="20"/>
       <w:szCs w:val="20"/>
     </w:rPr>
   </w:style>
-  <w:style w:type="paragraph" w:styleId="annotationsubject">
+  <w:style w:type="paragraph" w:styleId="Objetducommentaire">
     <w:name w:val="annotation subject"/>
-    <w:basedOn w:val="CommentText"/>
-    <w:next w:val="CommentText"/>
-    <w:link w:val="CommentSubjectChar"/>
+    <w:basedOn w:val="Commentaire"/>
+    <w:next w:val="Commentaire"/>
+    <w:link w:val="ObjetducommentaireCar"/>
     <w:uiPriority w:val="99"/>
     <w:semiHidden/>
     <w:unhideWhenUsed/>
     <w:qFormat/>
-    <w:rsid w:val="00030d3d"/>
-    <w:pPr/>
+    <w:rsid w:val="00030D3D"/>
     <w:rPr>
       <w:b/>
       <w:bCs/>
     </w:rPr>
   </w:style>
-  <w:style w:type="paragraph" w:styleId="EndnoteText">
+  <w:style w:type="paragraph" w:styleId="Notedefin">
     <w:name w:val="endnote text"/>
     <w:basedOn w:val="Normal"/>
-    <w:link w:val="EndnoteTextChar"/>
+    <w:link w:val="NotedefinCar"/>
     <w:uiPriority w:val="99"/>
     <w:semiHidden/>
     <w:unhideWhenUsed/>
-    <w:rsid w:val="003b39ae"/>
+    <w:rsid w:val="003B39AE"/>
     <w:pPr>
-      <w:spacing w:lineRule="auto" w:line="240" w:before="0" w:after="0"/>
+      <w:spacing w:after="0" w:line="240" w:lineRule="auto"/>
     </w:pPr>
     <w:rPr>
       <w:sz w:val="20"/>
       <w:szCs w:val="20"/>
     </w:rPr>
   </w:style>
-  <w:style w:type="paragraph" w:styleId="Revision">
+  <w:style w:type="paragraph" w:styleId="Rvision">
     <w:name w:val="Revision"/>
     <w:uiPriority w:val="99"/>
     <w:semiHidden/>
     <w:qFormat/>
     <w:rsid w:val="00711121"/>
-    <w:pPr>
-      <w:widowControl/>
-      <w:bidi w:val="0"/>
-      <w:spacing w:before="0" w:after="0"/>
-      <w:jc w:val="left"/>
-    </w:pPr>
-    <w:rPr>
-      <w:rFonts w:ascii="Calibri Light" w:hAnsi="Calibri Light" w:eastAsia="Times New Roman" w:cs="Times New Roman"/>
-      <w:color w:val="auto"/>
-      <w:kern w:val="0"/>
+    <w:rPr>
+      <w:rFonts w:ascii="Calibri Light" w:hAnsi="Calibri Light"/>
       <w:sz w:val="22"/>
       <w:szCs w:val="24"/>
-      <w:lang w:val="fr-CA" w:eastAsia="fr-CA" w:bidi="ar-SA"/>
-    </w:rPr>
-  </w:style>
-  <w:style w:type="numbering" w:styleId="NoList" w:default="1">
-    <w:name w:val="No List"/>
-    <w:uiPriority w:val="99"/>
-    <w:semiHidden/>
-    <w:unhideWhenUsed/>
-    <w:qFormat/>
-  </w:style>
-  <w:style w:type="table" w:default="1" w:styleId="TableNormal">
-    <w:name w:val="Normal Table"/>
-    <w:uiPriority w:val="99"/>
-    <w:semiHidden/>
-    <w:unhideWhenUsed/>
-    <w:tblPr>
-      <w:tblCellMar>
-        <w:top w:w="0" w:type="dxa"/>
-        <w:left w:w="108" w:type="dxa"/>
-        <w:bottom w:w="0" w:type="dxa"/>
-        <w:right w:w="108" w:type="dxa"/>
-      </w:tblCellMar>
-    </w:tblPr>
-  </w:style>
-  <w:style w:type="table" w:styleId="TableGrid">
+    </w:rPr>
+  </w:style>
+  <w:style w:type="table" w:styleId="Grilledutableau">
     <w:name w:val="Table Grid"/>
-    <w:basedOn w:val="TableNormal"/>
+    <w:basedOn w:val="TableauNormal"/>
     <w:uiPriority w:val="59"/>
-    <w:rsid w:val="009937be"/>
+    <w:rsid w:val="009937BE"/>
     <w:tblPr>
       <w:tblBorders>
-        <w:top w:val="single" w:color="auto" w:sz="4" w:space="0"/>
-        <w:left w:val="single" w:color="auto" w:sz="4" w:space="0"/>
-        <w:bottom w:val="single" w:color="auto" w:sz="4" w:space="0"/>
-        <w:right w:val="single" w:color="auto" w:sz="4" w:space="0"/>
-        <w:insideH w:val="single" w:color="auto" w:sz="4" w:space="0"/>
-        <w:insideV w:val="single" w:color="auto" w:sz="4" w:space="0"/>
+        <w:top w:val="single" w:sz="4" w:space="0" w:color="auto"/>
+        <w:left w:val="single" w:sz="4" w:space="0" w:color="auto"/>
+        <w:bottom w:val="single" w:sz="4" w:space="0" w:color="auto"/>
+        <w:right w:val="single" w:sz="4" w:space="0" w:color="auto"/>
+        <w:insideH w:val="single" w:sz="4" w:space="0" w:color="auto"/>
+        <w:insideV w:val="single" w:sz="4" w:space="0" w:color="auto"/>
       </w:tblBorders>
     </w:tblPr>
   </w:style>
-  <w:style w:type="table" w:styleId="GridTable1Light">
+  <w:style w:type="table" w:styleId="TableauGrille1Clair">
     <w:name w:val="Grid Table 1 Light"/>
-    <w:basedOn w:val="TableNormal"/>
+    <w:basedOn w:val="TableauNormal"/>
     <w:uiPriority w:val="46"/>
-    <w:rsid w:val="006c36ce"/>
-    <w:rPr>
-      <w:lang w:eastAsia="en-US"/>
+    <w:rsid w:val="006C36CE"/>
+    <w:rPr>
       <w:sz w:val="22"/>
       <w:szCs w:val="22"/>
+      <w:lang w:eastAsia="en-US"/>
     </w:rPr>
     <w:tblPr>
       <w:tblStyleRowBandSize w:val="1"/>
       <w:tblStyleColBandSize w:val="1"/>
       <w:tblBorders>
-        <w:top w:val="single" w:color="999999" w:sz="4" w:space="0"/>
-        <w:left w:val="single" w:color="999999" w:sz="4" w:space="0"/>
-        <w:bottom w:val="single" w:color="999999" w:sz="4" w:space="0"/>
-        <w:right w:val="single" w:color="999999" w:sz="4" w:space="0"/>
-        <w:insideH w:val="single" w:color="999999" w:sz="4" w:space="0"/>
-        <w:insideV w:val="single" w:color="999999" w:sz="4" w:space="0"/>
+        <w:top w:val="single" w:sz="4" w:space="0" w:color="999999"/>
+        <w:left w:val="single" w:sz="4" w:space="0" w:color="999999"/>
+        <w:bottom w:val="single" w:sz="4" w:space="0" w:color="999999"/>
+        <w:right w:val="single" w:sz="4" w:space="0" w:color="999999"/>
+        <w:insideH w:val="single" w:sz="4" w:space="0" w:color="999999"/>
+        <w:insideV w:val="single" w:sz="4" w:space="0" w:color="999999"/>
       </w:tblBorders>
     </w:tblPr>
     <w:tblStylePr w:type="firstRow">
@@ -5392,7 +5216,7 @@
       <w:tblPr/>
       <w:tcPr>
         <w:tcBorders>
-          <w:bottom w:val="single" w:color="666666" w:sz="12" w:space="0"/>
+          <w:bottom w:val="single" w:sz="12" w:space="0" w:color="666666"/>
         </w:tcBorders>
       </w:tcPr>
     </w:tblStylePr>
@@ -5404,7 +5228,7 @@
       <w:tblPr/>
       <w:tcPr>
         <w:tcBorders>
-          <w:top w:val="double" w:color="666666" w:sz="2" w:space="0"/>
+          <w:top w:val="double" w:sz="2" w:space="0" w:color="666666"/>
         </w:tcBorders>
       </w:tcPr>
     </w:tblStylePr>
@@ -5413,34 +5237,32 @@
         <w:b/>
         <w:bCs/>
       </w:rPr>
-      <w:tblPr/>
     </w:tblStylePr>
     <w:tblStylePr w:type="lastCol">
       <w:rPr>
         <w:b/>
         <w:bCs/>
       </w:rPr>
-      <w:tblPr/>
     </w:tblStylePr>
   </w:style>
   <w:style w:type="table" w:customStyle="1" w:styleId="Grilledutableau2">
     <w:name w:val="Grille du tableau2"/>
-    <w:basedOn w:val="TableNormal"/>
+    <w:basedOn w:val="TableauNormal"/>
     <w:uiPriority w:val="59"/>
-    <w:rsid w:val="00bf7fbb"/>
-    <w:rPr>
-      <w:lang w:eastAsia="en-US"/>
+    <w:rsid w:val="00BF7FBB"/>
+    <w:rPr>
       <w:sz w:val="22"/>
       <w:szCs w:val="22"/>
+      <w:lang w:eastAsia="en-US"/>
     </w:rPr>
     <w:tblPr>
       <w:tblBorders>
-        <w:top w:val="single" w:color="auto" w:sz="4" w:space="0"/>
-        <w:left w:val="single" w:color="auto" w:sz="4" w:space="0"/>
-        <w:bottom w:val="single" w:color="auto" w:sz="4" w:space="0"/>
-        <w:right w:val="single" w:color="auto" w:sz="4" w:space="0"/>
-        <w:insideH w:val="single" w:color="auto" w:sz="4" w:space="0"/>
-        <w:insideV w:val="single" w:color="auto" w:sz="4" w:space="0"/>
+        <w:top w:val="single" w:sz="4" w:space="0" w:color="auto"/>
+        <w:left w:val="single" w:sz="4" w:space="0" w:color="auto"/>
+        <w:bottom w:val="single" w:sz="4" w:space="0" w:color="auto"/>
+        <w:right w:val="single" w:sz="4" w:space="0" w:color="auto"/>
+        <w:insideH w:val="single" w:sz="4" w:space="0" w:color="auto"/>
+        <w:insideV w:val="single" w:sz="4" w:space="0" w:color="auto"/>
       </w:tblBorders>
     </w:tblPr>
   </w:style>
@@ -5448,54 +5270,54 @@
 </file>
 
 <file path=word/theme/theme1.xml><?xml version="1.0" encoding="utf-8"?>
-<a:theme xmlns:a="http://schemas.openxmlformats.org/drawingml/2006/main" xmlns:r="http://schemas.openxmlformats.org/officeDocument/2006/relationships" name="Thème Office">
+<a:theme xmlns:a="http://schemas.openxmlformats.org/drawingml/2006/main" name="Thème Office">
   <a:themeElements>
     <a:clrScheme name="Office">
       <a:dk1>
         <a:srgbClr val="000000"/>
       </a:dk1>
       <a:lt1>
-        <a:srgbClr val="ffffff"/>
+        <a:srgbClr val="FFFFFF"/>
       </a:lt1>
       <a:dk2>
-        <a:srgbClr val="44546a"/>
+        <a:srgbClr val="44546A"/>
       </a:dk2>
       <a:lt2>
-        <a:srgbClr val="e7e6e6"/>
+        <a:srgbClr val="E7E6E6"/>
       </a:lt2>
       <a:accent1>
-        <a:srgbClr val="4472c4"/>
+        <a:srgbClr val="4472C4"/>
       </a:accent1>
       <a:accent2>
-        <a:srgbClr val="ed7d31"/>
+        <a:srgbClr val="ED7D31"/>
       </a:accent2>
       <a:accent3>
-        <a:srgbClr val="a5a5a5"/>
+        <a:srgbClr val="A5A5A5"/>
       </a:accent3>
       <a:accent4>
-        <a:srgbClr val="ffc000"/>
+        <a:srgbClr val="FFC000"/>
       </a:accent4>
       <a:accent5>
-        <a:srgbClr val="5b9bd5"/>
+        <a:srgbClr val="5B9BD5"/>
       </a:accent5>
       <a:accent6>
-        <a:srgbClr val="70ad47"/>
+        <a:srgbClr val="70AD47"/>
       </a:accent6>
       <a:hlink>
-        <a:srgbClr val="0563c1"/>
+        <a:srgbClr val="0563C1"/>
       </a:hlink>
       <a:folHlink>
-        <a:srgbClr val="954f72"/>
+        <a:srgbClr val="954F72"/>
       </a:folHlink>
     </a:clrScheme>
     <a:fontScheme name="Office">
       <a:majorFont>
-        <a:latin typeface="Calibri Light" panose="020F0302020204030204" pitchFamily="0" charset="1"/>
+        <a:latin typeface="Calibri Light" panose="020F0302020204030204"/>
         <a:ea typeface=""/>
         <a:cs typeface=""/>
       </a:majorFont>
       <a:minorFont>
-        <a:latin typeface="Calibri" panose="020F0502020204030204" pitchFamily="0" charset="1"/>
+        <a:latin typeface="Calibri" panose="020F0502020204030204"/>
         <a:ea typeface=""/>
         <a:cs typeface=""/>
       </a:minorFont>
@@ -5527,7 +5349,7 @@
             </a:gs>
           </a:gsLst>
           <a:lin ang="5400000" scaled="0"/>
-          <a:tileRect l="0" t="0" r="0" b="0"/>
+          <a:tileRect/>
         </a:gradFill>
         <a:gradFill>
           <a:gsLst>
@@ -5551,7 +5373,7 @@
             </a:gs>
           </a:gsLst>
           <a:lin ang="5400000" scaled="0"/>
-          <a:tileRect l="0" t="0" r="0" b="0"/>
+          <a:tileRect/>
         </a:gradFill>
       </a:fillStyleLst>
       <a:lnStyleLst>
@@ -5611,11 +5433,13 @@
             </a:gs>
           </a:gsLst>
           <a:lin ang="5400000" scaled="0"/>
-          <a:tileRect l="0" t="0" r="0" b="0"/>
+          <a:tileRect/>
         </a:gradFill>
       </a:bgFillStyleLst>
     </a:fmtScheme>
   </a:themeElements>
+  <a:objectDefaults/>
+  <a:extraClrSchemeLst/>
 </a:theme>
 </file>
 

--- a/public/templates/convention/ConventionDEC.docx
+++ b/public/templates/convention/ConventionDEC.docx
@@ -1,17 +1,26 @@
 
 <file path=word/document.xml><?xml version="1.0" encoding="utf-8"?>
-<w:document xmlns:wpc="http://schemas.microsoft.com/office/word/2010/wordprocessingCanvas" xmlns:cx="http://schemas.microsoft.com/office/drawing/2014/chartex" xmlns:cx1="http://schemas.microsoft.com/office/drawing/2015/9/8/chartex" xmlns:cx2="http://schemas.microsoft.com/office/drawing/2015/10/21/chartex" xmlns:cx3="http://schemas.microsoft.com/office/drawing/2016/5/9/chartex" xmlns:cx4="http://schemas.microsoft.com/office/drawing/2016/5/10/chartex" xmlns:cx5="http://schemas.microsoft.com/office/drawing/2016/5/11/chartex" xmlns:cx6="http://schemas.microsoft.com/office/drawing/2016/5/12/chartex" xmlns:cx7="http://schemas.microsoft.com/office/drawing/2016/5/13/chartex" xmlns:cx8="http://schemas.microsoft.com/office/drawing/2016/5/14/chartex" xmlns:mc="http://schemas.openxmlformats.org/markup-compatibility/2006" xmlns:aink="http://schemas.microsoft.com/office/drawing/2016/ink" xmlns:am3d="http://schemas.microsoft.com/office/drawing/2017/model3d" xmlns:o="urn:schemas-microsoft-com:office:office" xmlns:oel="http://schemas.microsoft.com/office/2019/extlst" xmlns:r="http://schemas.openxmlformats.org/officeDocument/2006/relationships" xmlns:m="http://schemas.openxmlformats.org/officeDocument/2006/math" xmlns:v="urn:schemas-microsoft-com:vml" xmlns:wp14="http://schemas.microsoft.com/office/word/2010/wordprocessingDrawing" xmlns:wp="http://schemas.openxmlformats.org/drawingml/2006/wordprocessingDrawing" xmlns:w10="urn:schemas-microsoft-com:office:word" xmlns:w="http://schemas.openxmlformats.org/wordprocessingml/2006/main" xmlns:w14="http://schemas.microsoft.com/office/word/2010/wordml" xmlns:w15="http://schemas.microsoft.com/office/word/2012/wordml" xmlns:w16cex="http://schemas.microsoft.com/office/word/2018/wordml/cex" xmlns:w16cid="http://schemas.microsoft.com/office/word/2016/wordml/cid" xmlns:w16="http://schemas.microsoft.com/office/word/2018/wordml" xmlns:w16du="http://schemas.microsoft.com/office/word/2023/wordml/word16du" xmlns:w16sdtdh="http://schemas.microsoft.com/office/word/2020/wordml/sdtdatahash" xmlns:w16sdtfl="http://schemas.microsoft.com/office/word/2024/wordml/sdtformatlock" xmlns:w16se="http://schemas.microsoft.com/office/word/2015/wordml/symex" xmlns:wpg="http://schemas.microsoft.com/office/word/2010/wordprocessingGroup" xmlns:wpi="http://schemas.microsoft.com/office/word/2010/wordprocessingInk" xmlns:wne="http://schemas.microsoft.com/office/word/2006/wordml" xmlns:wps="http://schemas.microsoft.com/office/word/2010/wordprocessingShape" mc:Ignorable="w14 w15 w16se w16cid w16 w16cex w16sdtdh w16sdtfl w16du wp14">
+<w:document xmlns:o="urn:schemas-microsoft-com:office:office" xmlns:r="http://schemas.openxmlformats.org/officeDocument/2006/relationships" xmlns:v="urn:schemas-microsoft-com:vml" xmlns:w="http://schemas.openxmlformats.org/wordprocessingml/2006/main" xmlns:w10="urn:schemas-microsoft-com:office:word" xmlns:wp="http://schemas.openxmlformats.org/drawingml/2006/wordprocessingDrawing" xmlns:pic="http://schemas.openxmlformats.org/drawingml/2006/picture" xmlns:wps="http://schemas.microsoft.com/office/word/2010/wordprocessingShape" xmlns:wpg="http://schemas.microsoft.com/office/word/2010/wordprocessingGroup" xmlns:mc="http://schemas.openxmlformats.org/markup-compatibility/2006" xmlns:wp14="http://schemas.microsoft.com/office/word/2010/wordprocessingDrawing" xmlns:w14="http://schemas.microsoft.com/office/word/2010/wordml" xmlns:w15="http://schemas.microsoft.com/office/word/2012/wordml" mc:Ignorable="w14 wp14 w15">
   <w:body>
     <w:tbl>
       <w:tblPr>
         <w:tblW w:w="8630" w:type="dxa"/>
+        <w:jc w:val="left"/>
+        <w:tblInd w:w="0" w:type="dxa"/>
         <w:tblLayout w:type="fixed"/>
-        <w:tblLook w:val="04A0" w:firstRow="1" w:lastRow="0" w:firstColumn="1" w:lastColumn="0" w:noHBand="0" w:noVBand="1"/>
+        <w:tblCellMar>
+          <w:top w:w="0" w:type="dxa"/>
+          <w:left w:w="108" w:type="dxa"/>
+          <w:bottom w:w="0" w:type="dxa"/>
+          <w:right w:w="108" w:type="dxa"/>
+        </w:tblCellMar>
+        <w:tblLook w:val="04a0" w:noHBand="0" w:noVBand="1" w:firstColumn="1" w:lastRow="0" w:lastColumn="0" w:firstRow="1"/>
       </w:tblPr>
       <w:tblGrid>
         <w:gridCol w:w="8630"/>
       </w:tblGrid>
       <w:tr>
+        <w:trPr/>
         <w:tc>
           <w:tcPr>
             <w:tcW w:w="8630" w:type="dxa"/>
@@ -24,10 +33,13 @@
           </w:tcPr>
           <w:p>
             <w:pPr>
+              <w:pStyle w:val="Normal"/>
               <w:tabs>
-                <w:tab w:val="center" w:pos="5040"/>
-                <w:tab w:val="right" w:pos="9720"/>
+                <w:tab w:val="clear" w:pos="708"/>
+                <w:tab w:val="center" w:pos="5040" w:leader="none"/>
+                <w:tab w:val="right" w:pos="9720" w:leader="none"/>
               </w:tabs>
+              <w:spacing w:before="0" w:after="200"/>
               <w:jc w:val="center"/>
               <w:rPr>
                 <w:rFonts w:eastAsia="Calibri" w:cs="Calibri"/>
@@ -50,7 +62,7 @@
       </w:tr>
       <w:tr>
         <w:trPr>
-          <w:trHeight w:val="1667"/>
+          <w:trHeight w:val="1667" w:hRule="atLeast"/>
         </w:trPr>
         <w:tc>
           <w:tcPr>
@@ -63,11 +75,13 @@
           </w:tcPr>
           <w:p>
             <w:pPr>
+              <w:pStyle w:val="Normal"/>
               <w:tabs>
-                <w:tab w:val="left" w:pos="860"/>
+                <w:tab w:val="clear" w:pos="708"/>
+                <w:tab w:val="left" w:pos="860" w:leader="none"/>
               </w:tabs>
-              <w:spacing w:line="360" w:lineRule="atLeast"/>
-              <w:ind w:left="29" w:hanging="29"/>
+              <w:spacing w:lineRule="atLeast" w:line="360"/>
+              <w:ind w:hanging="29" w:left="29"/>
               <w:jc w:val="center"/>
               <w:rPr>
                 <w:rFonts w:eastAsia="Calibri" w:cs="Calibri"/>
@@ -84,6 +98,7 @@
               <w:t xml:space="preserve">Entente relative aux stages des participants et participantes au programme de </w:t>
             </w:r>
             <w:r>
+              <w:rPr/>
               <w:br/>
             </w:r>
             <w:r>
@@ -99,11 +114,13 @@
           </w:p>
           <w:p>
             <w:pPr>
+              <w:pStyle w:val="Normal"/>
               <w:tabs>
-                <w:tab w:val="left" w:pos="860"/>
+                <w:tab w:val="clear" w:pos="708"/>
+                <w:tab w:val="left" w:pos="860" w:leader="none"/>
               </w:tabs>
-              <w:spacing w:line="360" w:lineRule="atLeast"/>
-              <w:ind w:left="380" w:hanging="380"/>
+              <w:spacing w:lineRule="atLeast" w:line="360" w:before="0" w:after="200"/>
+              <w:ind w:hanging="380" w:left="380"/>
               <w:jc w:val="left"/>
               <w:rPr>
                 <w:rFonts w:eastAsia="Calibri" w:cs="Calibri"/>
@@ -113,7 +130,6 @@
                 <w:szCs w:val="22"/>
               </w:rPr>
             </w:pPr>
-            <w:proofErr w:type="gramStart"/>
             <w:r>
               <w:rPr>
                 <w:rFonts w:eastAsia="Calibri" w:cs="Calibri"/>
@@ -122,13 +138,12 @@
               </w:rPr>
               <w:t>entre</w:t>
             </w:r>
-            <w:proofErr w:type="gramEnd"/>
           </w:p>
         </w:tc>
       </w:tr>
       <w:tr>
         <w:trPr>
-          <w:trHeight w:val="877"/>
+          <w:trHeight w:val="877" w:hRule="atLeast"/>
         </w:trPr>
         <w:tc>
           <w:tcPr>
@@ -140,11 +155,13 @@
           </w:tcPr>
           <w:p>
             <w:pPr>
+              <w:pStyle w:val="Normal"/>
               <w:tabs>
-                <w:tab w:val="left" w:pos="860"/>
+                <w:tab w:val="clear" w:pos="708"/>
+                <w:tab w:val="left" w:pos="860" w:leader="none"/>
               </w:tabs>
-              <w:spacing w:line="360" w:lineRule="atLeast"/>
-              <w:ind w:left="29" w:hanging="29"/>
+              <w:spacing w:lineRule="atLeast" w:line="360"/>
+              <w:ind w:hanging="29" w:left="29"/>
               <w:jc w:val="left"/>
               <w:rPr>
                 <w:rFonts w:eastAsia="Calibri" w:cs="Calibri"/>
@@ -165,17 +182,19 @@
                 <w:rFonts w:eastAsia="Calibri" w:cs="Calibri"/>
                 <w:szCs w:val="22"/>
               </w:rPr>
-              <w:t xml:space="preserve">établissement légalement constitué, ayant son siège social au 945, chemin de Chambly, Longueuil </w:t>
-            </w:r>
-          </w:p>
-          <w:p>
-            <w:pPr>
+              <w:t>établissement légalement constitué, ayant son siège social au 945, chemin de Chambly, Longueuil</w:t>
+            </w:r>
+          </w:p>
+          <w:p>
+            <w:pPr>
+              <w:pStyle w:val="Normal"/>
               <w:tabs>
-                <w:tab w:val="left" w:pos="860"/>
-                <w:tab w:val="left" w:pos="3600"/>
-                <w:tab w:val="right" w:pos="5760"/>
+                <w:tab w:val="clear" w:pos="708"/>
+                <w:tab w:val="left" w:pos="860" w:leader="none"/>
+                <w:tab w:val="left" w:pos="3600" w:leader="none"/>
+                <w:tab w:val="right" w:pos="5760" w:leader="none"/>
               </w:tabs>
-              <w:spacing w:line="360" w:lineRule="atLeast"/>
+              <w:spacing w:lineRule="atLeast" w:line="360" w:before="0" w:after="200"/>
               <w:jc w:val="left"/>
               <w:rPr>
                 <w:rFonts w:eastAsia="Calibri" w:cs="Calibri"/>
@@ -198,7 +217,7 @@
       </w:tr>
       <w:tr>
         <w:trPr>
-          <w:trHeight w:val="1468"/>
+          <w:trHeight w:val="1468" w:hRule="atLeast"/>
         </w:trPr>
         <w:tc>
           <w:tcPr>
@@ -210,11 +229,13 @@
           </w:tcPr>
           <w:p>
             <w:pPr>
+              <w:pStyle w:val="Normal"/>
               <w:tabs>
-                <w:tab w:val="left" w:pos="860"/>
+                <w:tab w:val="clear" w:pos="708"/>
+                <w:tab w:val="left" w:pos="860" w:leader="none"/>
               </w:tabs>
-              <w:spacing w:before="200" w:line="360" w:lineRule="atLeast"/>
-              <w:ind w:left="28" w:hanging="28"/>
+              <w:spacing w:lineRule="atLeast" w:line="360" w:before="200" w:after="200"/>
+              <w:ind w:hanging="28" w:left="28"/>
               <w:jc w:val="left"/>
               <w:rPr>
                 <w:rFonts w:eastAsia="Calibri" w:cs="Calibri"/>
@@ -236,82 +257,46 @@
               </w:rPr>
               <w:t>ayant le siège de ses affaires au {</w:t>
             </w:r>
-            <w:proofErr w:type="spellStart"/>
             <w:r>
               <w:rPr>
                 <w:rFonts w:eastAsia="Calibri" w:cs="Calibri"/>
                 <w:b/>
                 <w:bCs/>
               </w:rPr>
-              <w:t>adresseEntreprise</w:t>
-            </w:r>
-            <w:proofErr w:type="spellEnd"/>
+              <w:t>adresseEntreprise}</w:t>
+            </w:r>
+            <w:r>
+              <w:rPr>
+                <w:rFonts w:eastAsia="Calibri" w:cs="Calibri"/>
+              </w:rPr>
+              <w:t>, représenté par {</w:t>
+            </w:r>
             <w:r>
               <w:rPr>
                 <w:rFonts w:eastAsia="Calibri" w:cs="Calibri"/>
                 <w:b/>
                 <w:bCs/>
               </w:rPr>
-              <w:t>}</w:t>
-            </w:r>
-            <w:r>
-              <w:rPr>
-                <w:rFonts w:eastAsia="Calibri" w:cs="Calibri"/>
-              </w:rPr>
-              <w:t>, représenté par {</w:t>
-            </w:r>
-            <w:proofErr w:type="spellStart"/>
-            <w:r>
-              <w:rPr>
-                <w:rFonts w:eastAsia="Calibri" w:cs="Calibri"/>
-                <w:b/>
-                <w:bCs/>
-              </w:rPr>
-              <w:t>nomRepresentant</w:t>
-            </w:r>
-            <w:proofErr w:type="spellEnd"/>
-            <w:r>
-              <w:rPr>
-                <w:rFonts w:eastAsia="Calibri" w:cs="Calibri"/>
-                <w:b/>
-                <w:bCs/>
-              </w:rPr>
-              <w:t>}, {</w:t>
-            </w:r>
-            <w:proofErr w:type="spellStart"/>
-            <w:r>
-              <w:rPr>
-                <w:rFonts w:eastAsia="Calibri" w:cs="Calibri"/>
-                <w:b/>
-                <w:bCs/>
-              </w:rPr>
-              <w:t>titreRepresentant</w:t>
-            </w:r>
-            <w:proofErr w:type="spellEnd"/>
-            <w:r>
-              <w:rPr>
-                <w:rFonts w:eastAsia="Calibri" w:cs="Calibri"/>
-                <w:b/>
-                <w:bCs/>
-              </w:rPr>
-              <w:t xml:space="preserve">} </w:t>
-            </w:r>
-            <w:r>
-              <w:rPr>
-                <w:rFonts w:eastAsia="Calibri" w:cs="Calibri"/>
-              </w:rPr>
-              <w:t xml:space="preserve">dûment autorisé tel qu’il le déclare </w:t>
-            </w:r>
-          </w:p>
-          <w:p>
-            <w:pPr>
+              <w:t xml:space="preserve">nomRepresentant}, {titreRepresentant} </w:t>
+            </w:r>
+            <w:r>
+              <w:rPr>
+                <w:rFonts w:eastAsia="Calibri" w:cs="Calibri"/>
+              </w:rPr>
+              <w:t>dûment autorisé tel qu’il le déclare</w:t>
+            </w:r>
+          </w:p>
+          <w:p>
+            <w:pPr>
+              <w:pStyle w:val="Normal"/>
               <w:tabs>
-                <w:tab w:val="left" w:pos="860"/>
-                <w:tab w:val="left" w:pos="3600"/>
-                <w:tab w:val="right" w:pos="5760"/>
+                <w:tab w:val="clear" w:pos="708"/>
+                <w:tab w:val="left" w:pos="860" w:leader="none"/>
+                <w:tab w:val="left" w:pos="3600" w:leader="none"/>
+                <w:tab w:val="right" w:pos="5760" w:leader="none"/>
               </w:tabs>
-              <w:spacing w:line="360" w:lineRule="atLeast"/>
-              <w:ind w:left="380" w:hanging="380"/>
+              <w:spacing w:lineRule="atLeast" w:line="360" w:before="0" w:after="200"/>
+              <w:ind w:hanging="380" w:left="380"/>
               <w:jc w:val="left"/>
               <w:rPr>
                 <w:rFonts w:eastAsia="Calibri" w:cs="Calibri"/>
@@ -334,7 +319,7 @@
       </w:tr>
       <w:tr>
         <w:trPr>
-          <w:trHeight w:val="1622"/>
+          <w:trHeight w:val="1622" w:hRule="atLeast"/>
         </w:trPr>
         <w:tc>
           <w:tcPr>
@@ -346,11 +331,13 @@
           </w:tcPr>
           <w:p>
             <w:pPr>
+              <w:pStyle w:val="Normal"/>
               <w:tabs>
-                <w:tab w:val="left" w:pos="860"/>
+                <w:tab w:val="clear" w:pos="708"/>
+                <w:tab w:val="left" w:pos="860" w:leader="none"/>
               </w:tabs>
-              <w:spacing w:line="360" w:lineRule="atLeast"/>
-              <w:ind w:left="29" w:hanging="29"/>
+              <w:spacing w:lineRule="atLeast" w:line="360"/>
+              <w:ind w:hanging="29" w:left="29"/>
               <w:jc w:val="left"/>
               <w:rPr>
                 <w:rFonts w:eastAsia="Calibri" w:cs="Calibri"/>
@@ -417,10 +404,13 @@
           </w:p>
           <w:p>
             <w:pPr>
+              <w:pStyle w:val="Normal"/>
               <w:tabs>
-                <w:tab w:val="center" w:pos="5040"/>
-                <w:tab w:val="right" w:pos="9720"/>
+                <w:tab w:val="clear" w:pos="708"/>
+                <w:tab w:val="center" w:pos="5040" w:leader="none"/>
+                <w:tab w:val="right" w:pos="9720" w:leader="none"/>
               </w:tabs>
+              <w:spacing w:before="0" w:after="200"/>
               <w:rPr>
                 <w:rFonts w:eastAsia="Calibri" w:cs="Calibri"/>
                 <w:b/>
@@ -439,6 +429,7 @@
         </w:tc>
       </w:tr>
       <w:tr>
+        <w:trPr/>
         <w:tc>
           <w:tcPr>
             <w:tcW w:w="8630" w:type="dxa"/>
@@ -449,10 +440,13 @@
           </w:tcPr>
           <w:p>
             <w:pPr>
+              <w:pStyle w:val="Normal"/>
               <w:tabs>
-                <w:tab w:val="center" w:pos="5040"/>
-                <w:tab w:val="right" w:pos="9720"/>
+                <w:tab w:val="clear" w:pos="708"/>
+                <w:tab w:val="center" w:pos="5040" w:leader="none"/>
+                <w:tab w:val="right" w:pos="9720" w:leader="none"/>
               </w:tabs>
+              <w:spacing w:before="0" w:after="200"/>
               <w:rPr>
                 <w:rFonts w:eastAsia="Calibri" w:cs="Calibri"/>
                 <w:b/>
@@ -495,6 +489,7 @@
         </w:tc>
       </w:tr>
       <w:tr>
+        <w:trPr/>
         <w:tc>
           <w:tcPr>
             <w:tcW w:w="8630" w:type="dxa"/>
@@ -506,9 +501,11 @@
           </w:tcPr>
           <w:p>
             <w:pPr>
+              <w:pStyle w:val="Normal"/>
               <w:tabs>
-                <w:tab w:val="center" w:pos="5040"/>
-                <w:tab w:val="right" w:pos="9720"/>
+                <w:tab w:val="clear" w:pos="708"/>
+                <w:tab w:val="center" w:pos="5040" w:leader="none"/>
+                <w:tab w:val="right" w:pos="9720" w:leader="none"/>
               </w:tabs>
               <w:rPr>
                 <w:rFonts w:eastAsia="Calibri" w:cs="Calibri"/>
@@ -550,10 +547,13 @@
           </w:p>
           <w:p>
             <w:pPr>
+              <w:pStyle w:val="Normal"/>
               <w:tabs>
-                <w:tab w:val="center" w:pos="5040"/>
-                <w:tab w:val="right" w:pos="9720"/>
+                <w:tab w:val="clear" w:pos="708"/>
+                <w:tab w:val="center" w:pos="5040" w:leader="none"/>
+                <w:tab w:val="right" w:pos="9720" w:leader="none"/>
               </w:tabs>
+              <w:spacing w:before="0" w:after="200"/>
               <w:rPr>
                 <w:rFonts w:eastAsia="Calibri" w:cs="Calibri"/>
                 <w:szCs w:val="22"/>
@@ -570,6 +570,7 @@
         </w:tc>
       </w:tr>
       <w:tr>
+        <w:trPr/>
         <w:tc>
           <w:tcPr>
             <w:tcW w:w="8630" w:type="dxa"/>
@@ -581,11 +582,12 @@
           </w:tcPr>
           <w:p>
             <w:pPr>
+              <w:pStyle w:val="Normal"/>
               <w:numPr>
                 <w:ilvl w:val="0"/>
                 <w:numId w:val="2"/>
               </w:numPr>
-              <w:ind w:left="454" w:hanging="454"/>
+              <w:ind w:hanging="454" w:left="454"/>
               <w:rPr>
                 <w:rFonts w:eastAsia="Calibri"/>
                 <w:b/>
@@ -601,12 +603,14 @@
           </w:p>
           <w:p>
             <w:pPr>
+              <w:pStyle w:val="Normal"/>
               <w:tabs>
-                <w:tab w:val="left" w:pos="1163"/>
-                <w:tab w:val="center" w:pos="5040"/>
-                <w:tab w:val="right" w:pos="9720"/>
+                <w:tab w:val="clear" w:pos="708"/>
+                <w:tab w:val="left" w:pos="1163" w:leader="none"/>
+                <w:tab w:val="center" w:pos="5040" w:leader="none"/>
+                <w:tab w:val="right" w:pos="9720" w:leader="none"/>
               </w:tabs>
-              <w:ind w:left="1163" w:hanging="1163"/>
+              <w:ind w:hanging="1163" w:left="1163"/>
               <w:rPr>
                 <w:rFonts w:eastAsia="Calibri" w:cs="Calibri"/>
                 <w:szCs w:val="22"/>
@@ -626,39 +630,22 @@
                 <w:szCs w:val="22"/>
               </w:rPr>
               <w:t xml:space="preserve"> : </w:t>
-            </w:r>
-            <w:r>
-              <w:rPr>
-                <w:rFonts w:eastAsia="Calibri" w:cs="Calibri"/>
-                <w:szCs w:val="22"/>
-              </w:rPr>
               <w:tab/>
-            </w:r>
-            <w:r>
-              <w:rPr>
-                <w:rFonts w:eastAsia="Calibri" w:cs="Calibri"/>
-                <w:szCs w:val="22"/>
-              </w:rPr>
               <w:tab/>
-              <w:t xml:space="preserve">Le stage est une période de formation pratique prévue dans un programme d’études. Il s’agit d’une période supervisée ou encadrée réalisée dans un milieu </w:t>
-            </w:r>
-            <w:r>
-              <w:rPr>
-                <w:rFonts w:eastAsia="Calibri" w:cs="Calibri"/>
-                <w:szCs w:val="22"/>
-              </w:rPr>
-              <w:lastRenderedPageBreak/>
-              <w:t>de travail.</w:t>
-            </w:r>
-          </w:p>
-          <w:p>
-            <w:pPr>
+              <w:t>Le stage est une période de formation pratique prévue dans un programme d’études. Il s’agit d’une période supervisée ou encadrée réalisée dans un milieu de travail.</w:t>
+            </w:r>
+          </w:p>
+          <w:p>
+            <w:pPr>
+              <w:pStyle w:val="Normal"/>
               <w:tabs>
-                <w:tab w:val="left" w:pos="454"/>
-                <w:tab w:val="center" w:pos="5040"/>
-                <w:tab w:val="right" w:pos="9720"/>
+                <w:tab w:val="clear" w:pos="708"/>
+                <w:tab w:val="left" w:pos="454" w:leader="none"/>
+                <w:tab w:val="center" w:pos="5040" w:leader="none"/>
+                <w:tab w:val="right" w:pos="9720" w:leader="none"/>
               </w:tabs>
-              <w:ind w:left="454" w:hanging="454"/>
+              <w:spacing w:before="0" w:after="200"/>
+              <w:ind w:hanging="454" w:left="454"/>
               <w:rPr>
                 <w:rFonts w:eastAsia="Calibri" w:cs="Calibri"/>
                 <w:b/>
@@ -675,6 +662,7 @@
               <w:t>1.1</w:t>
             </w:r>
             <w:r>
+              <w:rPr/>
               <w:tab/>
             </w:r>
             <w:r>
@@ -683,29 +671,33 @@
               </w:rPr>
               <w:t>La durée prévue du stage est de {</w:t>
             </w:r>
-            <w:proofErr w:type="spellStart"/>
             <w:r>
               <w:rPr>
                 <w:rFonts w:eastAsia="Calibri" w:cs="Calibri"/>
                 <w:b/>
                 <w:bCs/>
               </w:rPr>
-              <w:t>nombreSemaineStage</w:t>
-            </w:r>
-            <w:proofErr w:type="spellEnd"/>
+              <w:t xml:space="preserve">nombreSemaineStage} </w:t>
+            </w:r>
+            <w:r>
+              <w:rPr>
+                <w:rFonts w:eastAsia="Calibri" w:cs="Calibri"/>
+              </w:rPr>
+              <w:t>semaines, du {</w:t>
+            </w:r>
             <w:r>
               <w:rPr>
                 <w:rFonts w:eastAsia="Calibri" w:cs="Calibri"/>
                 <w:b/>
                 <w:bCs/>
               </w:rPr>
-              <w:t xml:space="preserve">} </w:t>
-            </w:r>
-            <w:r>
-              <w:rPr>
-                <w:rFonts w:eastAsia="Calibri" w:cs="Calibri"/>
-              </w:rPr>
-              <w:t>semaines, du {</w:t>
+              <w:t>DATE_STAGE_DEBUT}</w:t>
+            </w:r>
+            <w:r>
+              <w:rPr>
+                <w:rFonts w:eastAsia="Calibri" w:cs="Calibri"/>
+              </w:rPr>
+              <w:t xml:space="preserve"> au {</w:t>
             </w:r>
             <w:r>
               <w:rPr>
@@ -713,13 +705,13 @@
                 <w:b/>
                 <w:bCs/>
               </w:rPr>
-              <w:t>DATE_STAGE_DEBUT}</w:t>
-            </w:r>
-            <w:r>
-              <w:rPr>
-                <w:rFonts w:eastAsia="Calibri" w:cs="Calibri"/>
-              </w:rPr>
-              <w:t xml:space="preserve"> au {</w:t>
+              <w:t>DATE_STAGE_FIN}</w:t>
+            </w:r>
+            <w:r>
+              <w:rPr>
+                <w:rFonts w:eastAsia="Calibri" w:cs="Calibri"/>
+              </w:rPr>
+              <w:t>, à raison de {</w:t>
             </w:r>
             <w:r>
               <w:rPr>
@@ -727,31 +719,7 @@
                 <w:b/>
                 <w:bCs/>
               </w:rPr>
-              <w:t>DATE_STAGE_FIN}</w:t>
-            </w:r>
-            <w:r>
-              <w:rPr>
-                <w:rFonts w:eastAsia="Calibri" w:cs="Calibri"/>
-              </w:rPr>
-              <w:t>, à raison de {</w:t>
-            </w:r>
-            <w:proofErr w:type="spellStart"/>
-            <w:r>
-              <w:rPr>
-                <w:rFonts w:eastAsia="Calibri" w:cs="Calibri"/>
-                <w:b/>
-                <w:bCs/>
-              </w:rPr>
-              <w:t>nombreHeuresSemaine</w:t>
-            </w:r>
-            <w:proofErr w:type="spellEnd"/>
-            <w:r>
-              <w:rPr>
-                <w:rFonts w:eastAsia="Calibri" w:cs="Calibri"/>
-                <w:b/>
-                <w:bCs/>
-              </w:rPr>
-              <w:t>}</w:t>
+              <w:t>nombreHeuresSemaine}</w:t>
             </w:r>
             <w:r>
               <w:rPr>
@@ -763,6 +731,7 @@
         </w:tc>
       </w:tr>
       <w:tr>
+        <w:trPr/>
         <w:tc>
           <w:tcPr>
             <w:tcW w:w="8630" w:type="dxa"/>
@@ -773,12 +742,15 @@
           </w:tcPr>
           <w:p>
             <w:pPr>
+              <w:pStyle w:val="Normal"/>
               <w:tabs>
-                <w:tab w:val="left" w:pos="454"/>
-                <w:tab w:val="center" w:pos="5040"/>
-                <w:tab w:val="right" w:pos="9720"/>
+                <w:tab w:val="clear" w:pos="708"/>
+                <w:tab w:val="left" w:pos="454" w:leader="none"/>
+                <w:tab w:val="center" w:pos="5040" w:leader="none"/>
+                <w:tab w:val="right" w:pos="9720" w:leader="none"/>
               </w:tabs>
-              <w:ind w:left="454" w:hanging="454"/>
+              <w:spacing w:before="0" w:after="200"/>
+              <w:ind w:hanging="454" w:left="454"/>
               <w:rPr>
                 <w:rFonts w:eastAsia="Calibri" w:cs="Calibri"/>
                 <w:b/>
@@ -792,14 +764,7 @@
                 <w:rFonts w:eastAsia="Calibri" w:cs="Calibri"/>
                 <w:szCs w:val="22"/>
               </w:rPr>
-              <w:lastRenderedPageBreak/>
               <w:t xml:space="preserve">1.2 </w:t>
-            </w:r>
-            <w:r>
-              <w:rPr>
-                <w:rFonts w:eastAsia="Calibri" w:cs="Calibri"/>
-                <w:szCs w:val="22"/>
-              </w:rPr>
               <w:tab/>
               <w:t>Le stage de l’ÉTUDIANT prévoit des activités de développement des compétences et fait partie intégrante du programme d’études. Ainsi, le stage de l’ÉTUDIANT devra respecter la description de stage qui a été approuvée par la coordination de stage figurant en annexe</w:t>
             </w:r>
@@ -816,6 +781,7 @@
         </w:tc>
       </w:tr>
       <w:tr>
+        <w:trPr/>
         <w:tc>
           <w:tcPr>
             <w:tcW w:w="8630" w:type="dxa"/>
@@ -826,12 +792,15 @@
           </w:tcPr>
           <w:p>
             <w:pPr>
+              <w:pStyle w:val="Normal"/>
               <w:tabs>
-                <w:tab w:val="left" w:pos="454"/>
-                <w:tab w:val="center" w:pos="5040"/>
-                <w:tab w:val="right" w:pos="9720"/>
+                <w:tab w:val="clear" w:pos="708"/>
+                <w:tab w:val="left" w:pos="454" w:leader="none"/>
+                <w:tab w:val="center" w:pos="5040" w:leader="none"/>
+                <w:tab w:val="right" w:pos="9720" w:leader="none"/>
               </w:tabs>
-              <w:ind w:left="454" w:hanging="454"/>
+              <w:spacing w:before="0" w:after="200"/>
+              <w:ind w:hanging="454" w:left="454"/>
               <w:rPr>
                 <w:rFonts w:eastAsia="Calibri" w:cs="Calibri"/>
               </w:rPr>
@@ -843,6 +812,7 @@
               <w:t xml:space="preserve">1.3 </w:t>
             </w:r>
             <w:r>
+              <w:rPr/>
               <w:tab/>
             </w:r>
             <w:r>
@@ -851,23 +821,13 @@
               </w:rPr>
               <w:t>L’ÉTUDIANT, pendant la durée du stage, sera supervisé par {</w:t>
             </w:r>
-            <w:proofErr w:type="spellStart"/>
             <w:r>
               <w:rPr>
                 <w:rFonts w:eastAsia="Calibri" w:cs="Calibri"/>
                 <w:b/>
                 <w:bCs/>
               </w:rPr>
-              <w:t>nomSuperviseur</w:t>
-            </w:r>
-            <w:proofErr w:type="spellEnd"/>
-            <w:r>
-              <w:rPr>
-                <w:rFonts w:eastAsia="Calibri" w:cs="Calibri"/>
-                <w:b/>
-                <w:bCs/>
-              </w:rPr>
-              <w:t>}</w:t>
+              <w:t>nomSuperviseur}</w:t>
             </w:r>
             <w:r>
               <w:rPr>
@@ -883,23 +843,13 @@
               </w:rPr>
               <w:t xml:space="preserve"> désigné par L’ORGANISME et par {</w:t>
             </w:r>
-            <w:proofErr w:type="spellStart"/>
             <w:r>
               <w:rPr>
                 <w:rFonts w:eastAsia="Calibri" w:cs="Calibri"/>
                 <w:b/>
                 <w:bCs/>
               </w:rPr>
-              <w:t>nomProfSuperviseur</w:t>
-            </w:r>
-            <w:proofErr w:type="spellEnd"/>
-            <w:r>
-              <w:rPr>
-                <w:rFonts w:eastAsia="Calibri" w:cs="Calibri"/>
-                <w:b/>
-                <w:bCs/>
-              </w:rPr>
-              <w:t>}</w:t>
+              <w:t>nomProfSuperviseur}</w:t>
             </w:r>
             <w:r>
               <w:rPr>
@@ -920,7 +870,7 @@
       </w:tr>
       <w:tr>
         <w:trPr>
-          <w:trHeight w:val="133"/>
+          <w:trHeight w:val="133" w:hRule="atLeast"/>
         </w:trPr>
         <w:tc>
           <w:tcPr>
@@ -933,12 +883,14 @@
           </w:tcPr>
           <w:p>
             <w:pPr>
+              <w:pStyle w:val="Normal"/>
               <w:tabs>
-                <w:tab w:val="left" w:pos="454"/>
-                <w:tab w:val="center" w:pos="5040"/>
-                <w:tab w:val="right" w:pos="9720"/>
+                <w:tab w:val="clear" w:pos="708"/>
+                <w:tab w:val="left" w:pos="454" w:leader="none"/>
+                <w:tab w:val="center" w:pos="5040" w:leader="none"/>
+                <w:tab w:val="right" w:pos="9720" w:leader="none"/>
               </w:tabs>
-              <w:ind w:left="454" w:hanging="454"/>
+              <w:ind w:hanging="454" w:left="454"/>
               <w:rPr>
                 <w:rFonts w:eastAsia="Calibri" w:cs="Calibri"/>
               </w:rPr>
@@ -950,47 +902,36 @@
               <w:t xml:space="preserve">1.4 </w:t>
             </w:r>
             <w:r>
+              <w:rPr/>
               <w:tab/>
             </w:r>
             <w:r>
-              <w:rPr>
-                <w:rFonts w:eastAsia="Calibri" w:cs="Calibri"/>
-              </w:rPr>
-              <w:t>Au cours du stage, l’ÉTUDIANT recevra la rémunération suivante pour le travail qu’il réalise : salaire horaire de {</w:t>
-            </w:r>
-            <w:proofErr w:type="spellStart"/>
-            <w:r>
-              <w:rPr>
-                <w:rFonts w:eastAsia="Calibri" w:cs="Calibri"/>
-                <w:b/>
-                <w:bCs/>
-              </w:rPr>
-              <w:t>salaireHoraire</w:t>
-            </w:r>
-            <w:proofErr w:type="spellEnd"/>
-            <w:r>
-              <w:rPr>
-                <w:rFonts w:eastAsia="Calibri" w:cs="Calibri"/>
-                <w:b/>
-                <w:bCs/>
+              <w:rPr/>
+              <w:t>{</w:t>
+            </w:r>
+            <w:r>
+              <w:rPr>
+                <w:rFonts w:eastAsia="Calibri" w:cs="Calibri"/>
+              </w:rPr>
+              <w:t>CLAUSE_1_4</w:t>
+            </w:r>
+            <w:r>
+              <w:rPr>
+                <w:rFonts w:eastAsia="Calibri" w:cs="Calibri"/>
               </w:rPr>
               <w:t>}</w:t>
             </w:r>
-            <w:r>
-              <w:rPr>
-                <w:rFonts w:eastAsia="Calibri" w:cs="Calibri"/>
-              </w:rPr>
-              <w:t xml:space="preserve"> dollars.</w:t>
-            </w:r>
-          </w:p>
-          <w:p>
-            <w:pPr>
+          </w:p>
+          <w:p>
+            <w:pPr>
+              <w:pStyle w:val="Normal"/>
               <w:tabs>
-                <w:tab w:val="left" w:pos="454"/>
-                <w:tab w:val="center" w:pos="5040"/>
-                <w:tab w:val="right" w:pos="9720"/>
+                <w:tab w:val="clear" w:pos="708"/>
+                <w:tab w:val="left" w:pos="454" w:leader="none"/>
+                <w:tab w:val="center" w:pos="5040" w:leader="none"/>
+                <w:tab w:val="right" w:pos="9720" w:leader="none"/>
               </w:tabs>
-              <w:ind w:left="454" w:hanging="454"/>
+              <w:ind w:hanging="454" w:left="454"/>
               <w:rPr>
                 <w:rFonts w:eastAsia="Calibri" w:cs="Calibri"/>
                 <w:szCs w:val="22"/>
@@ -1002,24 +943,41 @@
                 <w:szCs w:val="22"/>
               </w:rPr>
               <w:t xml:space="preserve">1.5 </w:t>
+              <w:tab/>
             </w:r>
             <w:r>
               <w:rPr>
                 <w:rFonts w:eastAsia="Calibri" w:cs="Calibri"/>
                 <w:szCs w:val="22"/>
               </w:rPr>
-              <w:tab/>
-              <w:t>Durant le stage, l’ÉTUDIANT demeure un étudiant du CÉGEP bien qu’il puisse avoir, durant la durée de son stage, le statut d’employé de l’ORGANISME. Ainsi l’ÉTUDIANT continuera à bénéficier des assurances en responsabilité civile du CÉGEP.</w:t>
-            </w:r>
-          </w:p>
-          <w:p>
-            <w:pPr>
+              <w:t>{</w:t>
+            </w:r>
+            <w:r>
+              <w:rPr>
+                <w:rFonts w:eastAsia="Calibri" w:cs="Calibri"/>
+                <w:szCs w:val="22"/>
+              </w:rPr>
+              <w:t>CLAUSE_1_</w:t>
+            </w:r>
+            <w:r>
+              <w:rPr>
+                <w:rFonts w:eastAsia="Calibri" w:cs="Calibri"/>
+                <w:szCs w:val="22"/>
+              </w:rPr>
+              <w:t>5}</w:t>
+            </w:r>
+          </w:p>
+          <w:p>
+            <w:pPr>
+              <w:pStyle w:val="Normal"/>
               <w:tabs>
-                <w:tab w:val="left" w:pos="454"/>
-                <w:tab w:val="center" w:pos="5040"/>
-                <w:tab w:val="right" w:pos="9720"/>
+                <w:tab w:val="clear" w:pos="708"/>
+                <w:tab w:val="left" w:pos="454" w:leader="none"/>
+                <w:tab w:val="center" w:pos="5040" w:leader="none"/>
+                <w:tab w:val="right" w:pos="9720" w:leader="none"/>
               </w:tabs>
-              <w:ind w:left="454" w:hanging="454"/>
+              <w:spacing w:before="0" w:after="200"/>
+              <w:ind w:hanging="454" w:left="454"/>
               <w:rPr>
                 <w:rFonts w:eastAsia="Calibri" w:cs="Calibri"/>
                 <w:sz w:val="2"/>
@@ -1032,19 +990,34 @@
                 <w:szCs w:val="22"/>
               </w:rPr>
               <w:t xml:space="preserve">1.6 </w:t>
+              <w:tab/>
             </w:r>
             <w:r>
               <w:rPr>
                 <w:rFonts w:eastAsia="Calibri" w:cs="Calibri"/>
                 <w:szCs w:val="22"/>
               </w:rPr>
-              <w:tab/>
-              <w:t>Puisque le stage est rémunéré, l’ORGANISME devient l’employeur du stagiaire et doit alors prendre à sa charge les responsabilités qui lui incombent quant à la protection individuelle de l’employé stagiaire en regard de la Commission des normes, de l’équité, de la santé et de la sécurité au travail (CNESST).</w:t>
+              <w:t>{</w:t>
+            </w:r>
+            <w:r>
+              <w:rPr>
+                <w:rFonts w:eastAsia="Calibri" w:cs="Calibri"/>
+                <w:szCs w:val="22"/>
+              </w:rPr>
+              <w:t>CLAUSE_1_</w:t>
+            </w:r>
+            <w:r>
+              <w:rPr>
+                <w:rFonts w:eastAsia="Calibri" w:cs="Calibri"/>
+                <w:szCs w:val="22"/>
+              </w:rPr>
+              <w:t>6}</w:t>
             </w:r>
           </w:p>
         </w:tc>
       </w:tr>
       <w:tr>
+        <w:trPr/>
         <w:tc>
           <w:tcPr>
             <w:tcW w:w="8630" w:type="dxa"/>
@@ -1057,12 +1030,13 @@
           </w:tcPr>
           <w:p>
             <w:pPr>
+              <w:pStyle w:val="Normal"/>
               <w:numPr>
                 <w:ilvl w:val="0"/>
                 <w:numId w:val="2"/>
               </w:numPr>
-              <w:spacing w:after="0" w:line="240" w:lineRule="auto"/>
-              <w:ind w:left="454" w:hanging="454"/>
+              <w:spacing w:lineRule="auto" w:line="240" w:before="0" w:after="0"/>
+              <w:ind w:hanging="454" w:left="454"/>
               <w:jc w:val="left"/>
               <w:rPr>
                 <w:rFonts w:eastAsia="Calibri" w:cs="Calibri"/>
@@ -1080,26 +1054,19 @@
           </w:p>
           <w:p>
             <w:pPr>
-              <w:spacing w:after="0" w:line="240" w:lineRule="auto"/>
+              <w:pStyle w:val="Normal"/>
+              <w:spacing w:lineRule="auto" w:line="240" w:before="0" w:after="0"/>
               <w:ind w:left="454"/>
               <w:jc w:val="left"/>
               <w:rPr>
                 <w:rFonts w:eastAsia="Calibri" w:cs="Calibri"/>
               </w:rPr>
             </w:pPr>
-            <w:proofErr w:type="gramStart"/>
-            <w:r>
-              <w:rPr>
-                <w:rFonts w:eastAsia="Calibri" w:cs="Calibri"/>
-              </w:rPr>
-              <w:t>incluant</w:t>
-            </w:r>
-            <w:proofErr w:type="gramEnd"/>
-            <w:r>
-              <w:rPr>
-                <w:rFonts w:eastAsia="Calibri" w:cs="Calibri"/>
-              </w:rPr>
-              <w:t xml:space="preserve"> la {</w:t>
+            <w:r>
+              <w:rPr>
+                <w:rFonts w:eastAsia="Calibri" w:cs="Calibri"/>
+              </w:rPr>
+              <w:t>incluant la {</w:t>
             </w:r>
             <w:r>
               <w:rPr>
@@ -1118,11 +1085,13 @@
           </w:p>
           <w:p>
             <w:pPr>
+              <w:pStyle w:val="Normal"/>
               <w:tabs>
-                <w:tab w:val="center" w:pos="5040"/>
-                <w:tab w:val="right" w:pos="9720"/>
+                <w:tab w:val="clear" w:pos="708"/>
+                <w:tab w:val="center" w:pos="5040" w:leader="none"/>
+                <w:tab w:val="right" w:pos="9720" w:leader="none"/>
               </w:tabs>
-              <w:spacing w:line="22" w:lineRule="atLeast"/>
+              <w:spacing w:lineRule="atLeast" w:line="22"/>
               <w:rPr>
                 <w:rFonts w:eastAsia="Calibri" w:cs="Calibri"/>
                 <w:szCs w:val="22"/>
@@ -1138,123 +1107,124 @@
           </w:p>
           <w:p>
             <w:pPr>
+              <w:pStyle w:val="Normal"/>
               <w:tabs>
-                <w:tab w:val="left" w:pos="454"/>
-                <w:tab w:val="center" w:pos="5040"/>
-                <w:tab w:val="right" w:pos="9720"/>
+                <w:tab w:val="clear" w:pos="708"/>
+                <w:tab w:val="left" w:pos="454" w:leader="none"/>
+                <w:tab w:val="center" w:pos="5040" w:leader="none"/>
+                <w:tab w:val="right" w:pos="9720" w:leader="none"/>
               </w:tabs>
-              <w:spacing w:line="240" w:lineRule="exact"/>
-              <w:ind w:left="454" w:hanging="454"/>
+              <w:spacing w:lineRule="exact" w:line="240"/>
+              <w:ind w:hanging="454" w:left="454"/>
               <w:rPr>
                 <w:rFonts w:eastAsia="Calibri" w:cs="Calibri"/>
                 <w:szCs w:val="22"/>
               </w:rPr>
             </w:pPr>
             <w:r>
+              <w:rPr/>
               <w:t>2.1</w:t>
-            </w:r>
-            <w:r>
               <w:tab/>
               <w:t>S’assurer de l’application des lois et des documents institutionnels liés aux programmes d’études dans lesquels s’inscrivent les stages.</w:t>
             </w:r>
           </w:p>
           <w:p>
             <w:pPr>
+              <w:pStyle w:val="Normal"/>
               <w:tabs>
-                <w:tab w:val="left" w:pos="454"/>
-                <w:tab w:val="center" w:pos="5040"/>
-                <w:tab w:val="right" w:pos="9720"/>
+                <w:tab w:val="clear" w:pos="708"/>
+                <w:tab w:val="left" w:pos="454" w:leader="none"/>
+                <w:tab w:val="center" w:pos="5040" w:leader="none"/>
+                <w:tab w:val="right" w:pos="9720" w:leader="none"/>
               </w:tabs>
-              <w:spacing w:line="240" w:lineRule="exact"/>
-              <w:ind w:left="454" w:hanging="454"/>
-            </w:pPr>
-            <w:r>
+              <w:spacing w:lineRule="exact" w:line="240"/>
+              <w:ind w:hanging="454" w:left="454"/>
+              <w:rPr/>
+            </w:pPr>
+            <w:r>
+              <w:rPr/>
               <w:t>2.2</w:t>
-            </w:r>
-            <w:r>
               <w:tab/>
               <w:t>Informer les milieux de stage des objectifs d’apprentissage poursuivis par le stage, des règles qui s’appliquent en stage et de leurs responsabilités à l’égard du stagiaire.</w:t>
             </w:r>
           </w:p>
           <w:p>
             <w:pPr>
+              <w:pStyle w:val="Normal"/>
               <w:tabs>
-                <w:tab w:val="left" w:pos="454"/>
-                <w:tab w:val="center" w:pos="5040"/>
-                <w:tab w:val="right" w:pos="9720"/>
+                <w:tab w:val="clear" w:pos="708"/>
+                <w:tab w:val="left" w:pos="454" w:leader="none"/>
+                <w:tab w:val="center" w:pos="5040" w:leader="none"/>
+                <w:tab w:val="right" w:pos="9720" w:leader="none"/>
               </w:tabs>
-              <w:spacing w:line="240" w:lineRule="exact"/>
-              <w:ind w:left="454" w:hanging="454"/>
-            </w:pPr>
-            <w:r>
+              <w:spacing w:lineRule="exact" w:line="240"/>
+              <w:ind w:hanging="454" w:left="454"/>
+              <w:rPr/>
+            </w:pPr>
+            <w:r>
+              <w:rPr/>
               <w:t>2.3</w:t>
-            </w:r>
-            <w:r>
               <w:tab/>
               <w:t>S’assurer du respect de la description approuvée du stage.</w:t>
             </w:r>
           </w:p>
           <w:p>
             <w:pPr>
+              <w:pStyle w:val="Normal"/>
               <w:tabs>
-                <w:tab w:val="left" w:pos="454"/>
-                <w:tab w:val="center" w:pos="5040"/>
-                <w:tab w:val="right" w:pos="9720"/>
+                <w:tab w:val="clear" w:pos="708"/>
+                <w:tab w:val="left" w:pos="454" w:leader="none"/>
+                <w:tab w:val="center" w:pos="5040" w:leader="none"/>
+                <w:tab w:val="right" w:pos="9720" w:leader="none"/>
               </w:tabs>
-              <w:spacing w:line="240" w:lineRule="exact"/>
-              <w:ind w:left="454" w:hanging="454"/>
-            </w:pPr>
-            <w:r>
+              <w:spacing w:lineRule="exact" w:line="240"/>
+              <w:ind w:hanging="454" w:left="454"/>
+              <w:rPr/>
+            </w:pPr>
+            <w:r>
+              <w:rPr/>
               <w:t>2.4</w:t>
-            </w:r>
-            <w:r>
               <w:tab/>
-              <w:t xml:space="preserve">Gérer les situations particulières ou problématiques en milieu de stage, en collaboration avec les acteurs concernés. </w:t>
-            </w:r>
-          </w:p>
-          <w:p>
-            <w:pPr>
+              <w:t>Gérer les situations particulières ou problématiques en milieu de stage, en collaboration avec les acteurs concernés.</w:t>
+            </w:r>
+          </w:p>
+          <w:p>
+            <w:pPr>
+              <w:pStyle w:val="Normal"/>
               <w:tabs>
-                <w:tab w:val="left" w:pos="454"/>
-                <w:tab w:val="center" w:pos="5040"/>
-                <w:tab w:val="right" w:pos="9720"/>
+                <w:tab w:val="clear" w:pos="708"/>
+                <w:tab w:val="left" w:pos="454" w:leader="none"/>
+                <w:tab w:val="center" w:pos="5040" w:leader="none"/>
+                <w:tab w:val="right" w:pos="9720" w:leader="none"/>
               </w:tabs>
-              <w:spacing w:line="240" w:lineRule="exact"/>
-              <w:ind w:left="454" w:hanging="454"/>
+              <w:spacing w:lineRule="exact" w:line="240"/>
+              <w:ind w:hanging="454" w:left="454"/>
               <w:rPr>
                 <w:rFonts w:eastAsia="Calibri" w:cs="Calibri"/>
                 <w:szCs w:val="22"/>
               </w:rPr>
             </w:pPr>
             <w:r>
+              <w:rPr/>
               <w:t>2.5</w:t>
-            </w:r>
-            <w:r>
               <w:tab/>
-              <w:t xml:space="preserve">Encadrer, soutenir et évaluer l’ÉTUDIANT pendant toute la durée de son stage. Cette </w:t>
-            </w:r>
-            <w:proofErr w:type="gramStart"/>
-            <w:r>
-              <w:lastRenderedPageBreak/>
-              <w:t>responsabilité</w:t>
-            </w:r>
-            <w:proofErr w:type="gramEnd"/>
-            <w:r>
-              <w:t xml:space="preserve"> est assumée par le professeur de stage qui doit notamment :</w:t>
-            </w:r>
-          </w:p>
-          <w:p>
-            <w:pPr>
-              <w:pStyle w:val="Paragraphedeliste"/>
+              <w:t>Encadrer, soutenir et évaluer l’ÉTUDIANT pendant toute la durée de son stage. Cette responsabilité est assumée par le professeur de stage qui doit notamment :</w:t>
+            </w:r>
+          </w:p>
+          <w:p>
+            <w:pPr>
+              <w:pStyle w:val="ListParagraph"/>
               <w:numPr>
                 <w:ilvl w:val="0"/>
                 <w:numId w:val="3"/>
               </w:numPr>
-              <w:spacing w:after="0" w:line="22" w:lineRule="atLeast"/>
-            </w:pPr>
-            <w:r>
-              <w:rPr>
-                <w:rFonts w:ascii="Calibri Light" w:eastAsia="Times New Roman" w:hAnsi="Calibri Light"/>
+              <w:spacing w:lineRule="atLeast" w:line="22" w:before="0" w:after="0"/>
+              <w:contextualSpacing/>
+              <w:rPr/>
+            </w:pPr>
+            <w:r>
+              <w:rPr>
+                <w:rFonts w:eastAsia="Times New Roman" w:ascii="Calibri Light" w:hAnsi="Calibri Light"/>
                 <w:szCs w:val="24"/>
                 <w:lang w:eastAsia="fr-CA"/>
               </w:rPr>
@@ -1263,37 +1233,42 @@
           </w:p>
           <w:p>
             <w:pPr>
-              <w:pStyle w:val="Paragraphedeliste"/>
+              <w:pStyle w:val="ListParagraph"/>
               <w:numPr>
                 <w:ilvl w:val="0"/>
                 <w:numId w:val="3"/>
               </w:numPr>
-              <w:spacing w:after="0" w:line="22" w:lineRule="atLeast"/>
-            </w:pPr>
-            <w:r>
-              <w:rPr>
-                <w:rFonts w:ascii="Calibri Light" w:eastAsia="Times New Roman" w:hAnsi="Calibri Light"/>
+              <w:spacing w:lineRule="atLeast" w:line="22" w:before="0" w:after="0"/>
+              <w:contextualSpacing/>
+              <w:rPr/>
+            </w:pPr>
+            <w:r>
+              <w:rPr>
+                <w:rFonts w:eastAsia="Times New Roman" w:ascii="Calibri Light" w:hAnsi="Calibri Light"/>
                 <w:szCs w:val="24"/>
                 <w:lang w:eastAsia="fr-CA"/>
               </w:rPr>
               <w:t>Fournir une rétroaction au stagiaire quant aux observations effectuées</w:t>
             </w:r>
             <w:r>
+              <w:rPr/>
               <w:t>.</w:t>
             </w:r>
           </w:p>
           <w:p>
             <w:pPr>
-              <w:pStyle w:val="Paragraphedeliste"/>
+              <w:pStyle w:val="ListParagraph"/>
               <w:numPr>
                 <w:ilvl w:val="0"/>
                 <w:numId w:val="3"/>
               </w:numPr>
-              <w:spacing w:after="0" w:line="22" w:lineRule="atLeast"/>
-            </w:pPr>
-            <w:r>
-              <w:rPr>
-                <w:rFonts w:ascii="Calibri Light" w:eastAsia="Times New Roman" w:hAnsi="Calibri Light"/>
+              <w:spacing w:lineRule="atLeast" w:line="22" w:before="0" w:after="0"/>
+              <w:contextualSpacing/>
+              <w:rPr/>
+            </w:pPr>
+            <w:r>
+              <w:rPr>
+                <w:rFonts w:eastAsia="Times New Roman" w:ascii="Calibri Light" w:hAnsi="Calibri Light"/>
                 <w:szCs w:val="24"/>
                 <w:lang w:eastAsia="fr-CA"/>
               </w:rPr>
@@ -1302,17 +1277,19 @@
           </w:p>
           <w:p>
             <w:pPr>
-              <w:pStyle w:val="Paragraphedeliste"/>
+              <w:pStyle w:val="ListParagraph"/>
               <w:numPr>
                 <w:ilvl w:val="0"/>
                 <w:numId w:val="3"/>
               </w:numPr>
-              <w:spacing w:after="100" w:line="22" w:lineRule="atLeast"/>
-              <w:ind w:left="1145" w:hanging="357"/>
-            </w:pPr>
-            <w:r>
-              <w:rPr>
-                <w:rFonts w:ascii="Calibri Light" w:eastAsia="Times New Roman" w:hAnsi="Calibri Light"/>
+              <w:spacing w:lineRule="atLeast" w:line="22" w:before="0" w:after="100"/>
+              <w:ind w:hanging="357" w:left="1145"/>
+              <w:contextualSpacing/>
+              <w:rPr/>
+            </w:pPr>
+            <w:r>
+              <w:rPr>
+                <w:rFonts w:eastAsia="Times New Roman" w:ascii="Calibri Light" w:hAnsi="Calibri Light"/>
                 <w:szCs w:val="24"/>
                 <w:lang w:eastAsia="fr-CA"/>
               </w:rPr>
@@ -1321,18 +1298,20 @@
           </w:p>
           <w:p>
             <w:pPr>
+              <w:pStyle w:val="Normal"/>
               <w:tabs>
-                <w:tab w:val="left" w:pos="454"/>
-                <w:tab w:val="center" w:pos="5040"/>
-                <w:tab w:val="right" w:pos="9720"/>
+                <w:tab w:val="clear" w:pos="708"/>
+                <w:tab w:val="left" w:pos="454" w:leader="none"/>
+                <w:tab w:val="center" w:pos="5040" w:leader="none"/>
+                <w:tab w:val="right" w:pos="9720" w:leader="none"/>
               </w:tabs>
-              <w:spacing w:line="22" w:lineRule="atLeast"/>
-              <w:ind w:left="454" w:hanging="454"/>
-            </w:pPr>
-            <w:r>
+              <w:spacing w:lineRule="atLeast" w:line="22" w:before="0" w:after="200"/>
+              <w:ind w:hanging="454" w:left="454"/>
+              <w:rPr/>
+            </w:pPr>
+            <w:r>
+              <w:rPr/>
               <w:t>2.6</w:t>
-            </w:r>
-            <w:r>
               <w:tab/>
               <w:t>Recueillir les observations et les commentaires du milieu de stage.</w:t>
             </w:r>
@@ -1340,6 +1319,7 @@
         </w:tc>
       </w:tr>
       <w:tr>
+        <w:trPr/>
         <w:tc>
           <w:tcPr>
             <w:tcW w:w="8630" w:type="dxa"/>
@@ -1351,11 +1331,12 @@
           </w:tcPr>
           <w:p>
             <w:pPr>
+              <w:pStyle w:val="Normal"/>
               <w:numPr>
                 <w:ilvl w:val="0"/>
                 <w:numId w:val="2"/>
               </w:numPr>
-              <w:ind w:left="454" w:hanging="454"/>
+              <w:ind w:hanging="454" w:left="454"/>
               <w:rPr>
                 <w:rFonts w:eastAsia="Calibri" w:cs="Calibri"/>
                 <w:b/>
@@ -1368,16 +1349,18 @@
                 <w:b/>
                 <w:szCs w:val="22"/>
               </w:rPr>
-              <w:lastRenderedPageBreak/>
-              <w:t xml:space="preserve">OBLIGATIONS DE L’ORGANISME </w:t>
-            </w:r>
-          </w:p>
-          <w:p>
-            <w:pPr>
+              <w:t>OBLIGATIONS DE L’ORGANISME</w:t>
+            </w:r>
+          </w:p>
+          <w:p>
+            <w:pPr>
+              <w:pStyle w:val="Normal"/>
               <w:tabs>
-                <w:tab w:val="center" w:pos="5040"/>
-                <w:tab w:val="right" w:pos="9720"/>
+                <w:tab w:val="clear" w:pos="708"/>
+                <w:tab w:val="center" w:pos="5040" w:leader="none"/>
+                <w:tab w:val="right" w:pos="9720" w:leader="none"/>
               </w:tabs>
+              <w:spacing w:before="0" w:after="200"/>
               <w:rPr>
                 <w:rFonts w:eastAsia="Calibri" w:cs="Calibri"/>
                 <w:szCs w:val="22"/>
@@ -1394,6 +1377,7 @@
         </w:tc>
       </w:tr>
       <w:tr>
+        <w:trPr/>
         <w:tc>
           <w:tcPr>
             <w:tcW w:w="8630" w:type="dxa"/>
@@ -1404,90 +1388,100 @@
           </w:tcPr>
           <w:p>
             <w:pPr>
+              <w:pStyle w:val="Normal"/>
               <w:tabs>
-                <w:tab w:val="left" w:pos="454"/>
-                <w:tab w:val="center" w:pos="5040"/>
-                <w:tab w:val="right" w:pos="9720"/>
+                <w:tab w:val="clear" w:pos="708"/>
+                <w:tab w:val="left" w:pos="454" w:leader="none"/>
+                <w:tab w:val="center" w:pos="5040" w:leader="none"/>
+                <w:tab w:val="right" w:pos="9720" w:leader="none"/>
               </w:tabs>
-              <w:spacing w:line="22" w:lineRule="atLeast"/>
-              <w:ind w:left="454" w:hanging="454"/>
-            </w:pPr>
-            <w:r>
+              <w:spacing w:lineRule="atLeast" w:line="22"/>
+              <w:ind w:hanging="454" w:left="454"/>
+              <w:rPr/>
+            </w:pPr>
+            <w:r>
+              <w:rPr/>
               <w:t>3.1</w:t>
-            </w:r>
-            <w:r>
               <w:tab/>
               <w:t>Offrir à l’ÉTUDIANT un milieu sécuritaire et propice à la réalisation des apprentissages visés.</w:t>
             </w:r>
           </w:p>
           <w:p>
             <w:pPr>
+              <w:pStyle w:val="Normal"/>
               <w:tabs>
-                <w:tab w:val="left" w:pos="454"/>
-                <w:tab w:val="center" w:pos="5040"/>
-                <w:tab w:val="right" w:pos="9720"/>
+                <w:tab w:val="clear" w:pos="708"/>
+                <w:tab w:val="left" w:pos="454" w:leader="none"/>
+                <w:tab w:val="center" w:pos="5040" w:leader="none"/>
+                <w:tab w:val="right" w:pos="9720" w:leader="none"/>
               </w:tabs>
-              <w:spacing w:line="22" w:lineRule="atLeast"/>
-              <w:ind w:left="454" w:hanging="454"/>
-            </w:pPr>
-            <w:r>
+              <w:spacing w:lineRule="atLeast" w:line="22"/>
+              <w:ind w:hanging="454" w:left="454"/>
+              <w:rPr/>
+            </w:pPr>
+            <w:r>
+              <w:rPr/>
               <w:t>3.2</w:t>
-            </w:r>
-            <w:r>
               <w:tab/>
-              <w:t xml:space="preserve">Accueillir l’ÉTUDIANT, l’intégrer au milieu de travail et lui assigner des tâches professionnelles respectant la description approuvée du stage. </w:t>
-            </w:r>
-          </w:p>
-          <w:p>
-            <w:pPr>
+              <w:t>Accueillir l’ÉTUDIANT, l’intégrer au milieu de travail et lui assigner des tâches professionnelles respectant la description approuvée du stage.</w:t>
+            </w:r>
+          </w:p>
+          <w:p>
+            <w:pPr>
+              <w:pStyle w:val="Normal"/>
               <w:tabs>
-                <w:tab w:val="left" w:pos="454"/>
-                <w:tab w:val="center" w:pos="5040"/>
-                <w:tab w:val="right" w:pos="9720"/>
+                <w:tab w:val="clear" w:pos="708"/>
+                <w:tab w:val="left" w:pos="454" w:leader="none"/>
+                <w:tab w:val="center" w:pos="5040" w:leader="none"/>
+                <w:tab w:val="right" w:pos="9720" w:leader="none"/>
               </w:tabs>
-              <w:spacing w:line="22" w:lineRule="atLeast"/>
-              <w:ind w:left="454" w:hanging="454"/>
-            </w:pPr>
-            <w:r>
+              <w:spacing w:lineRule="atLeast" w:line="22"/>
+              <w:ind w:hanging="454" w:left="454"/>
+              <w:rPr/>
+            </w:pPr>
+            <w:r>
+              <w:rPr/>
               <w:t>3.3</w:t>
-            </w:r>
-            <w:r>
               <w:tab/>
               <w:t>Superviser le travail de l’ÉTUDIANT et formuler des rétroactions constructives.</w:t>
             </w:r>
           </w:p>
           <w:p>
             <w:pPr>
+              <w:pStyle w:val="Normal"/>
               <w:tabs>
-                <w:tab w:val="left" w:pos="454"/>
-                <w:tab w:val="center" w:pos="5040"/>
-                <w:tab w:val="right" w:pos="9720"/>
+                <w:tab w:val="clear" w:pos="708"/>
+                <w:tab w:val="left" w:pos="454" w:leader="none"/>
+                <w:tab w:val="center" w:pos="5040" w:leader="none"/>
+                <w:tab w:val="right" w:pos="9720" w:leader="none"/>
               </w:tabs>
-              <w:spacing w:line="22" w:lineRule="atLeast"/>
-              <w:ind w:left="454" w:hanging="454"/>
-            </w:pPr>
-            <w:r>
+              <w:spacing w:lineRule="atLeast" w:line="22"/>
+              <w:ind w:hanging="454" w:left="454"/>
+              <w:rPr/>
+            </w:pPr>
+            <w:r>
+              <w:rPr/>
               <w:t>3.4</w:t>
-            </w:r>
-            <w:r>
               <w:tab/>
               <w:t>Informer rapidement l’ÉTUDIANT et le professeur de stage de tout changement apporté aux tâches décrites dans la description approuvée du stage.</w:t>
             </w:r>
           </w:p>
           <w:p>
             <w:pPr>
+              <w:pStyle w:val="Normal"/>
               <w:tabs>
-                <w:tab w:val="left" w:pos="454"/>
-                <w:tab w:val="center" w:pos="5040"/>
-                <w:tab w:val="right" w:pos="9720"/>
+                <w:tab w:val="clear" w:pos="708"/>
+                <w:tab w:val="left" w:pos="454" w:leader="none"/>
+                <w:tab w:val="center" w:pos="5040" w:leader="none"/>
+                <w:tab w:val="right" w:pos="9720" w:leader="none"/>
               </w:tabs>
-              <w:spacing w:line="22" w:lineRule="atLeast"/>
-              <w:ind w:left="454" w:hanging="454"/>
-            </w:pPr>
-            <w:r>
+              <w:spacing w:lineRule="atLeast" w:line="22" w:before="0" w:after="200"/>
+              <w:ind w:hanging="454" w:left="454"/>
+              <w:rPr/>
+            </w:pPr>
+            <w:r>
+              <w:rPr/>
               <w:t>3.5</w:t>
-            </w:r>
-            <w:r>
               <w:tab/>
               <w:t>Informer rapidement le professeur de stage et/ou la coordination de stage de toute situation particulière ou problématique entourant le stage.</w:t>
             </w:r>
@@ -1495,6 +1489,7 @@
         </w:tc>
       </w:tr>
       <w:tr>
+        <w:trPr/>
         <w:tc>
           <w:tcPr>
             <w:tcW w:w="8630" w:type="dxa"/>
@@ -1505,36 +1500,40 @@
           </w:tcPr>
           <w:p>
             <w:pPr>
+              <w:pStyle w:val="Normal"/>
               <w:tabs>
-                <w:tab w:val="left" w:pos="454"/>
-                <w:tab w:val="center" w:pos="5040"/>
-                <w:tab w:val="right" w:pos="9720"/>
+                <w:tab w:val="clear" w:pos="708"/>
+                <w:tab w:val="left" w:pos="454" w:leader="none"/>
+                <w:tab w:val="center" w:pos="5040" w:leader="none"/>
+                <w:tab w:val="right" w:pos="9720" w:leader="none"/>
               </w:tabs>
-              <w:spacing w:line="22" w:lineRule="atLeast"/>
-              <w:ind w:left="454" w:hanging="454"/>
-            </w:pPr>
-            <w:r>
+              <w:spacing w:lineRule="atLeast" w:line="22"/>
+              <w:ind w:hanging="454" w:left="454"/>
+              <w:rPr/>
+            </w:pPr>
+            <w:r>
+              <w:rPr/>
               <w:t>3.6</w:t>
-            </w:r>
-            <w:r>
               <w:tab/>
               <w:t>Collaborer avec le CÉGEP pour le suivi de l’accompagnement des étudiants, ce qui implique l’acceptation d’être possiblement contacté par le professeur de stage ou par la coordination.</w:t>
             </w:r>
           </w:p>
           <w:p>
             <w:pPr>
+              <w:pStyle w:val="Normal"/>
               <w:tabs>
-                <w:tab w:val="left" w:pos="454"/>
-                <w:tab w:val="center" w:pos="5040"/>
-                <w:tab w:val="right" w:pos="9720"/>
+                <w:tab w:val="clear" w:pos="708"/>
+                <w:tab w:val="left" w:pos="454" w:leader="none"/>
+                <w:tab w:val="center" w:pos="5040" w:leader="none"/>
+                <w:tab w:val="right" w:pos="9720" w:leader="none"/>
               </w:tabs>
-              <w:spacing w:line="22" w:lineRule="atLeast"/>
-              <w:ind w:left="454" w:hanging="454"/>
-            </w:pPr>
-            <w:r>
+              <w:spacing w:lineRule="atLeast" w:line="22" w:before="0" w:after="200"/>
+              <w:ind w:hanging="454" w:left="454"/>
+              <w:rPr/>
+            </w:pPr>
+            <w:r>
+              <w:rPr/>
               <w:t>3.7</w:t>
-            </w:r>
-            <w:r>
               <w:tab/>
               <w:t>En cas d’accident du travail impliquant l’étudiant, le superviseur en milieu de travail doit faire parvenir dans les meilleurs délais une déclaration au cégep Édouard-Montpetit.</w:t>
             </w:r>
@@ -1542,6 +1541,7 @@
         </w:tc>
       </w:tr>
       <w:tr>
+        <w:trPr/>
         <w:tc>
           <w:tcPr>
             <w:tcW w:w="8630" w:type="dxa"/>
@@ -1553,47 +1553,48 @@
           </w:tcPr>
           <w:p>
             <w:pPr>
+              <w:pStyle w:val="Normal"/>
               <w:tabs>
-                <w:tab w:val="left" w:pos="454"/>
-                <w:tab w:val="center" w:pos="5040"/>
-                <w:tab w:val="right" w:pos="9720"/>
+                <w:tab w:val="clear" w:pos="708"/>
+                <w:tab w:val="left" w:pos="454" w:leader="none"/>
+                <w:tab w:val="center" w:pos="5040" w:leader="none"/>
+                <w:tab w:val="right" w:pos="9720" w:leader="none"/>
               </w:tabs>
-              <w:spacing w:line="22" w:lineRule="atLeast"/>
-              <w:ind w:left="454" w:hanging="454"/>
-            </w:pPr>
-            <w:r>
+              <w:spacing w:lineRule="atLeast" w:line="22"/>
+              <w:ind w:hanging="454" w:left="454"/>
+              <w:rPr/>
+            </w:pPr>
+            <w:r>
+              <w:rPr/>
               <w:t>3.8</w:t>
-            </w:r>
-            <w:r>
               <w:tab/>
               <w:t>Autoriser le CÉGEP à communiquer avec lui lors de l’évaluation du programme d’études. Ce qui implique l’acceptation de recevoir par courriel ou par la poste un questionnaire portant, entre autres, sur l’appréciation des compétences démontrées par les étudiants lors du stage.</w:t>
             </w:r>
           </w:p>
           <w:p>
             <w:pPr>
+              <w:pStyle w:val="Normal"/>
               <w:tabs>
-                <w:tab w:val="left" w:pos="454"/>
-                <w:tab w:val="center" w:pos="5040"/>
-                <w:tab w:val="right" w:pos="9720"/>
+                <w:tab w:val="clear" w:pos="708"/>
+                <w:tab w:val="left" w:pos="454" w:leader="none"/>
+                <w:tab w:val="center" w:pos="5040" w:leader="none"/>
+                <w:tab w:val="right" w:pos="9720" w:leader="none"/>
               </w:tabs>
-              <w:spacing w:line="22" w:lineRule="atLeast"/>
-              <w:ind w:left="454" w:hanging="454"/>
-            </w:pPr>
-            <w:r>
+              <w:spacing w:lineRule="atLeast" w:line="22" w:before="0" w:after="200"/>
+              <w:ind w:hanging="454" w:left="454"/>
+              <w:rPr/>
+            </w:pPr>
+            <w:r>
+              <w:rPr/>
               <w:t>3.9</w:t>
-            </w:r>
-            <w:r>
               <w:tab/>
-              <w:t xml:space="preserve">Respecter la confidentialité de l’information qu’il a obtenue dans le cadre de la supervision de l’ÉTUDIANT et s’engager à ne pas divulguer celle-ci sans autorisation </w:t>
-            </w:r>
-            <w:r>
-              <w:lastRenderedPageBreak/>
-              <w:t>expresse et par écrit de la personne concernée.</w:t>
+              <w:t>Respecter la confidentialité de l’information qu’il a obtenue dans le cadre de la supervision de l’ÉTUDIANT et s’engager à ne pas divulguer celle-ci sans autorisation expresse et par écrit de la personne concernée.</w:t>
             </w:r>
           </w:p>
         </w:tc>
       </w:tr>
       <w:tr>
+        <w:trPr/>
         <w:tc>
           <w:tcPr>
             <w:tcW w:w="8630" w:type="dxa"/>
@@ -1605,11 +1606,13 @@
           </w:tcPr>
           <w:p>
             <w:pPr>
+              <w:pStyle w:val="Normal"/>
               <w:numPr>
                 <w:ilvl w:val="0"/>
                 <w:numId w:val="2"/>
               </w:numPr>
-              <w:ind w:left="454" w:hanging="454"/>
+              <w:spacing w:before="0" w:after="200"/>
+              <w:ind w:hanging="454" w:left="454"/>
               <w:rPr>
                 <w:rFonts w:eastAsia="Calibri" w:cs="Calibri"/>
                 <w:b/>
@@ -1622,13 +1625,13 @@
                 <w:b/>
                 <w:szCs w:val="22"/>
               </w:rPr>
-              <w:lastRenderedPageBreak/>
               <w:t>OBLIGATIONS DE L’ÉTUDIANT</w:t>
             </w:r>
           </w:p>
         </w:tc>
       </w:tr>
       <w:tr>
+        <w:trPr/>
         <w:tc>
           <w:tcPr>
             <w:tcW w:w="8630" w:type="dxa"/>
@@ -1639,18 +1642,20 @@
           </w:tcPr>
           <w:p>
             <w:pPr>
+              <w:pStyle w:val="Normal"/>
               <w:tabs>
-                <w:tab w:val="left" w:pos="454"/>
-                <w:tab w:val="center" w:pos="5040"/>
-                <w:tab w:val="right" w:pos="9720"/>
+                <w:tab w:val="clear" w:pos="708"/>
+                <w:tab w:val="left" w:pos="454" w:leader="none"/>
+                <w:tab w:val="center" w:pos="5040" w:leader="none"/>
+                <w:tab w:val="right" w:pos="9720" w:leader="none"/>
               </w:tabs>
-              <w:spacing w:line="22" w:lineRule="atLeast"/>
-              <w:ind w:left="454" w:hanging="454"/>
-            </w:pPr>
-            <w:r>
+              <w:spacing w:lineRule="atLeast" w:line="22" w:before="0" w:after="200"/>
+              <w:ind w:hanging="454" w:left="454"/>
+              <w:rPr/>
+            </w:pPr>
+            <w:r>
+              <w:rPr/>
               <w:t>4.1</w:t>
-            </w:r>
-            <w:r>
               <w:tab/>
               <w:t>Pendant la durée de son séjour dans l’ORGANISME, l’ÉTUDIANT demeure étudiant du CÉGEP mais est soumis aux règles et directives internes de l’ORGANISME, notamment en ce qui concerne la discipline, les règlements, l’horaire de travail, les règles de sécurité ainsi que celles relatives à la confidentialité. Par ailleurs, il doit s’intégrer le mieux possible à ce milieu d’apprentissage en se conformant à ses méthodes de travail, à ses habitudes sociales ou vestimentaires et en manifestant du respect aux personnes qui l’entourent.</w:t>
             </w:r>
@@ -1658,6 +1663,7 @@
         </w:tc>
       </w:tr>
       <w:tr>
+        <w:trPr/>
         <w:tc>
           <w:tcPr>
             <w:tcW w:w="8630" w:type="dxa"/>
@@ -1668,72 +1674,80 @@
           </w:tcPr>
           <w:p>
             <w:pPr>
+              <w:pStyle w:val="Normal"/>
               <w:tabs>
-                <w:tab w:val="left" w:pos="454"/>
-                <w:tab w:val="center" w:pos="5040"/>
-                <w:tab w:val="right" w:pos="9720"/>
+                <w:tab w:val="clear" w:pos="708"/>
+                <w:tab w:val="left" w:pos="454" w:leader="none"/>
+                <w:tab w:val="center" w:pos="5040" w:leader="none"/>
+                <w:tab w:val="right" w:pos="9720" w:leader="none"/>
               </w:tabs>
-              <w:spacing w:line="22" w:lineRule="atLeast"/>
-              <w:ind w:left="454" w:hanging="454"/>
-            </w:pPr>
-            <w:r>
+              <w:spacing w:lineRule="atLeast" w:line="22"/>
+              <w:ind w:hanging="454" w:left="454"/>
+              <w:rPr/>
+            </w:pPr>
+            <w:r>
+              <w:rPr/>
               <w:t>4.2</w:t>
-            </w:r>
-            <w:r>
               <w:tab/>
               <w:t>L’ÉTUDIANT s’engage à réaliser les tâches prévues par le stage. Il s’engage également à transmettre à son professeur de stage tout document requis pour le suivi et l’évaluation de son stage selon les modalités prévues.</w:t>
             </w:r>
           </w:p>
           <w:p>
             <w:pPr>
+              <w:pStyle w:val="Normal"/>
               <w:tabs>
-                <w:tab w:val="left" w:pos="454"/>
-                <w:tab w:val="center" w:pos="5040"/>
-                <w:tab w:val="right" w:pos="9720"/>
+                <w:tab w:val="clear" w:pos="708"/>
+                <w:tab w:val="left" w:pos="454" w:leader="none"/>
+                <w:tab w:val="center" w:pos="5040" w:leader="none"/>
+                <w:tab w:val="right" w:pos="9720" w:leader="none"/>
               </w:tabs>
-              <w:spacing w:line="22" w:lineRule="atLeast"/>
-              <w:ind w:left="454" w:hanging="454"/>
-            </w:pPr>
-            <w:r>
+              <w:spacing w:lineRule="atLeast" w:line="22"/>
+              <w:ind w:hanging="454" w:left="454"/>
+              <w:rPr/>
+            </w:pPr>
+            <w:r>
+              <w:rPr/>
               <w:t>4.3</w:t>
-            </w:r>
-            <w:r>
               <w:tab/>
               <w:t>L’ÉTUDIANT s’engage à faire rapidement tous les suivis requis auprès du CÉGEP et auprès de l’ORGANISME, notamment en cas d’absence du milieu de stage pour cause de maladie ou toute autre urgence.</w:t>
             </w:r>
           </w:p>
           <w:p>
             <w:pPr>
+              <w:pStyle w:val="Normal"/>
               <w:tabs>
-                <w:tab w:val="left" w:pos="454"/>
-                <w:tab w:val="center" w:pos="5040"/>
-                <w:tab w:val="right" w:pos="9720"/>
+                <w:tab w:val="clear" w:pos="708"/>
+                <w:tab w:val="left" w:pos="454" w:leader="none"/>
+                <w:tab w:val="center" w:pos="5040" w:leader="none"/>
+                <w:tab w:val="right" w:pos="9720" w:leader="none"/>
               </w:tabs>
-              <w:spacing w:line="22" w:lineRule="atLeast"/>
-              <w:ind w:left="454" w:hanging="454"/>
-            </w:pPr>
-            <w:r>
+              <w:spacing w:lineRule="atLeast" w:line="22"/>
+              <w:ind w:hanging="454" w:left="454"/>
+              <w:rPr/>
+            </w:pPr>
+            <w:r>
+              <w:rPr/>
               <w:t>4.4</w:t>
-            </w:r>
-            <w:r>
               <w:tab/>
               <w:t>L’ÉTUDIANT s’engage à ne pas divulguer, sans l’autorisation expresse et par écrit de l’ORGANISME, toute information qu’il aurait pu recueillir pendant la durée de son stage et dont l’ORGANISME lui aurait indiqué la nature confidentielle.</w:t>
             </w:r>
           </w:p>
           <w:p>
             <w:pPr>
+              <w:pStyle w:val="Normal"/>
               <w:tabs>
-                <w:tab w:val="left" w:pos="454"/>
-                <w:tab w:val="center" w:pos="5040"/>
-                <w:tab w:val="right" w:pos="9720"/>
+                <w:tab w:val="clear" w:pos="708"/>
+                <w:tab w:val="left" w:pos="454" w:leader="none"/>
+                <w:tab w:val="center" w:pos="5040" w:leader="none"/>
+                <w:tab w:val="right" w:pos="9720" w:leader="none"/>
               </w:tabs>
-              <w:spacing w:line="22" w:lineRule="atLeast"/>
-              <w:ind w:left="454" w:hanging="454"/>
-            </w:pPr>
-            <w:r>
+              <w:spacing w:lineRule="atLeast" w:line="22" w:before="0" w:after="200"/>
+              <w:ind w:hanging="454" w:left="454"/>
+              <w:rPr/>
+            </w:pPr>
+            <w:r>
+              <w:rPr/>
               <w:t>4.5</w:t>
-            </w:r>
-            <w:r>
               <w:tab/>
               <w:t>L’ÉTUDIANT s’engage à ne pas faire de copie illicite des logiciels informatiques appartenant à l’organisme ni implanter dans les systèmes internes de celui-ci des logiciels en provenance externe, sans l’autorisation expresse de l’ORGANISME.</w:t>
             </w:r>
@@ -1741,6 +1755,7 @@
         </w:tc>
       </w:tr>
       <w:tr>
+        <w:trPr/>
         <w:tc>
           <w:tcPr>
             <w:tcW w:w="8630" w:type="dxa"/>
@@ -1752,18 +1767,20 @@
           </w:tcPr>
           <w:p>
             <w:pPr>
+              <w:pStyle w:val="Normal"/>
               <w:tabs>
-                <w:tab w:val="left" w:pos="454"/>
-                <w:tab w:val="center" w:pos="5040"/>
-                <w:tab w:val="right" w:pos="9720"/>
+                <w:tab w:val="clear" w:pos="708"/>
+                <w:tab w:val="left" w:pos="454" w:leader="none"/>
+                <w:tab w:val="center" w:pos="5040" w:leader="none"/>
+                <w:tab w:val="right" w:pos="9720" w:leader="none"/>
               </w:tabs>
-              <w:spacing w:line="22" w:lineRule="atLeast"/>
-              <w:ind w:left="454" w:hanging="454"/>
-            </w:pPr>
-            <w:r>
+              <w:spacing w:lineRule="atLeast" w:line="22" w:before="0" w:after="200"/>
+              <w:ind w:hanging="454" w:left="454"/>
+              <w:rPr/>
+            </w:pPr>
+            <w:r>
+              <w:rPr/>
               <w:t>4.6</w:t>
-            </w:r>
-            <w:r>
               <w:tab/>
               <w:t>L’ÉTUDIANT doit se référer à son professeur ou à la coordination de stage pour toute situation problématique ou situation pouvant lui causer préjudice.</w:t>
             </w:r>
@@ -1771,6 +1788,7 @@
         </w:tc>
       </w:tr>
       <w:tr>
+        <w:trPr/>
         <w:tc>
           <w:tcPr>
             <w:tcW w:w="8630" w:type="dxa"/>
@@ -1782,11 +1800,13 @@
           </w:tcPr>
           <w:p>
             <w:pPr>
+              <w:pStyle w:val="Normal"/>
               <w:numPr>
                 <w:ilvl w:val="0"/>
                 <w:numId w:val="2"/>
               </w:numPr>
-              <w:ind w:left="454" w:hanging="454"/>
+              <w:spacing w:before="0" w:after="200"/>
+              <w:ind w:hanging="454" w:left="454"/>
               <w:rPr>
                 <w:rFonts w:eastAsia="Calibri" w:cs="Calibri"/>
                 <w:b/>
@@ -1806,6 +1826,7 @@
         </w:tc>
       </w:tr>
       <w:tr>
+        <w:trPr/>
         <w:tc>
           <w:tcPr>
             <w:tcW w:w="8630" w:type="dxa"/>
@@ -1817,21 +1838,22 @@
           </w:tcPr>
           <w:p>
             <w:pPr>
+              <w:pStyle w:val="Normal"/>
               <w:tabs>
-                <w:tab w:val="left" w:pos="454"/>
-                <w:tab w:val="center" w:pos="5040"/>
-                <w:tab w:val="right" w:pos="9720"/>
+                <w:tab w:val="clear" w:pos="708"/>
+                <w:tab w:val="left" w:pos="454" w:leader="none"/>
+                <w:tab w:val="center" w:pos="5040" w:leader="none"/>
+                <w:tab w:val="right" w:pos="9720" w:leader="none"/>
               </w:tabs>
-              <w:spacing w:line="22" w:lineRule="atLeast"/>
-              <w:ind w:left="454" w:hanging="454"/>
+              <w:spacing w:lineRule="atLeast" w:line="22" w:before="0" w:after="200"/>
+              <w:ind w:hanging="454" w:left="454"/>
               <w:rPr>
                 <w:rFonts w:eastAsia="Calibri"/>
               </w:rPr>
             </w:pPr>
             <w:r>
+              <w:rPr/>
               <w:t>5.1</w:t>
-            </w:r>
-            <w:r>
               <w:tab/>
               <w:t>L’ÉTUDIANT</w:t>
             </w:r>
@@ -1858,6 +1880,7 @@
         </w:tc>
       </w:tr>
       <w:tr>
+        <w:trPr/>
         <w:tc>
           <w:tcPr>
             <w:tcW w:w="8630" w:type="dxa"/>
@@ -1869,11 +1892,13 @@
           </w:tcPr>
           <w:p>
             <w:pPr>
+              <w:pStyle w:val="Normal"/>
               <w:numPr>
                 <w:ilvl w:val="0"/>
                 <w:numId w:val="2"/>
               </w:numPr>
-              <w:ind w:left="454" w:hanging="454"/>
+              <w:spacing w:before="0" w:after="200"/>
+              <w:ind w:hanging="454" w:left="454"/>
               <w:rPr>
                 <w:rFonts w:eastAsia="Calibri" w:cs="Calibri"/>
                 <w:b/>
@@ -1893,6 +1918,7 @@
         </w:tc>
       </w:tr>
       <w:tr>
+        <w:trPr/>
         <w:tc>
           <w:tcPr>
             <w:tcW w:w="8630" w:type="dxa"/>
@@ -1904,6 +1930,8 @@
           </w:tcPr>
           <w:p>
             <w:pPr>
+              <w:pStyle w:val="Normal"/>
+              <w:spacing w:before="0" w:after="200"/>
               <w:rPr>
                 <w:rFonts w:eastAsia="Calibri"/>
               </w:rPr>
@@ -1920,28 +1948,38 @@
     </w:tbl>
     <w:p>
       <w:pPr>
-        <w:spacing w:after="0" w:line="240" w:lineRule="auto"/>
+        <w:pStyle w:val="Normal"/>
+        <w:spacing w:lineRule="auto" w:line="240" w:before="0" w:after="0"/>
         <w:jc w:val="left"/>
+        <w:rPr/>
       </w:pPr>
+      <w:r>
+        <w:rPr/>
+      </w:r>
     </w:p>
     <w:tbl>
       <w:tblPr>
         <w:tblW w:w="8630" w:type="dxa"/>
         <w:jc w:val="center"/>
+        <w:tblInd w:w="0" w:type="dxa"/>
         <w:tblLayout w:type="fixed"/>
-        <w:tblLook w:val="04A0" w:firstRow="1" w:lastRow="0" w:firstColumn="1" w:lastColumn="0" w:noHBand="0" w:noVBand="1"/>
+        <w:tblCellMar>
+          <w:top w:w="0" w:type="dxa"/>
+          <w:left w:w="108" w:type="dxa"/>
+          <w:bottom w:w="0" w:type="dxa"/>
+          <w:right w:w="108" w:type="dxa"/>
+        </w:tblCellMar>
+        <w:tblLook w:val="04a0" w:noHBand="0" w:noVBand="1" w:firstColumn="1" w:lastRow="0" w:lastColumn="0" w:firstRow="1"/>
       </w:tblPr>
       <w:tblGrid>
-        <w:gridCol w:w="4316"/>
-        <w:gridCol w:w="4314"/>
+        <w:gridCol w:w="4315"/>
+        <w:gridCol w:w="4315"/>
       </w:tblGrid>
       <w:tr>
-        <w:trPr>
-          <w:jc w:val="center"/>
-        </w:trPr>
+        <w:trPr/>
         <w:tc>
           <w:tcPr>
-            <w:tcW w:w="8629" w:type="dxa"/>
+            <w:tcW w:w="8630" w:type="dxa"/>
             <w:gridSpan w:val="2"/>
             <w:tcBorders>
               <w:top w:val="single" w:sz="4" w:space="0" w:color="000000"/>
@@ -1952,11 +1990,13 @@
           </w:tcPr>
           <w:p>
             <w:pPr>
+              <w:pStyle w:val="Normal"/>
               <w:numPr>
                 <w:ilvl w:val="0"/>
                 <w:numId w:val="2"/>
               </w:numPr>
-              <w:ind w:left="454" w:hanging="454"/>
+              <w:spacing w:before="0" w:after="200"/>
+              <w:ind w:hanging="454" w:left="454"/>
               <w:rPr>
                 <w:rFonts w:eastAsia="Calibri" w:cs="Calibri"/>
                 <w:b/>
@@ -1970,16 +2010,13 @@
                 <w:b/>
                 <w:szCs w:val="22"/>
               </w:rPr>
-              <w:lastRenderedPageBreak/>
               <w:t>SIGNATURES</w:t>
             </w:r>
           </w:p>
         </w:tc>
       </w:tr>
       <w:tr>
-        <w:trPr>
-          <w:jc w:val="center"/>
-        </w:trPr>
+        <w:trPr/>
         <w:tc>
           <w:tcPr>
             <w:tcW w:w="4315" w:type="dxa"/>
@@ -1992,7 +2029,8 @@
           </w:tcPr>
           <w:p>
             <w:pPr>
-              <w:spacing w:after="0" w:line="240" w:lineRule="auto"/>
+              <w:pStyle w:val="Normal"/>
+              <w:spacing w:lineRule="auto" w:line="240" w:before="0" w:after="0"/>
               <w:rPr>
                 <w:rFonts w:eastAsia="Calibri" w:cs="Tahoma"/>
                 <w:b/>
@@ -2016,24 +2054,34 @@
           </w:p>
           <w:p>
             <w:pPr>
-              <w:spacing w:after="0" w:line="240" w:lineRule="auto"/>
-              <w:rPr>
-                <w:rFonts w:eastAsia="Calibri" w:cs="Tahoma"/>
-              </w:rPr>
-            </w:pPr>
-          </w:p>
-          <w:p>
-            <w:pPr>
-              <w:spacing w:after="0" w:line="240" w:lineRule="auto"/>
+              <w:pStyle w:val="Normal"/>
+              <w:spacing w:lineRule="auto" w:line="240" w:before="0" w:after="0"/>
+              <w:rPr>
+                <w:rFonts w:eastAsia="Calibri" w:cs="Tahoma"/>
+              </w:rPr>
+            </w:pPr>
+            <w:r>
+              <w:rPr>
+                <w:rFonts w:eastAsia="Calibri" w:cs="Tahoma"/>
+              </w:rPr>
+            </w:r>
+          </w:p>
+          <w:p>
+            <w:pPr>
+              <w:pStyle w:val="Normal"/>
+              <w:spacing w:lineRule="auto" w:line="240" w:before="0" w:after="0"/>
               <w:jc w:val="left"/>
-            </w:pPr>
-            <w:r>
+              <w:rPr/>
+            </w:pPr>
+            <w:r>
+              <w:rPr/>
               <w:t>{IMAGE SIGNATURE_DIRECTEUR}</w:t>
             </w:r>
           </w:p>
           <w:p>
             <w:pPr>
-              <w:spacing w:after="0" w:line="240" w:lineRule="auto"/>
+              <w:pStyle w:val="Normal"/>
+              <w:spacing w:lineRule="auto" w:line="240" w:before="0" w:after="0"/>
               <w:jc w:val="left"/>
               <w:rPr>
                 <w:rFonts w:eastAsia="Calibri" w:cs="Tahoma"/>
@@ -2048,6 +2096,8 @@
           </w:p>
           <w:p>
             <w:pPr>
+              <w:pStyle w:val="Normal"/>
+              <w:spacing w:before="0" w:after="200"/>
               <w:jc w:val="left"/>
               <w:rPr>
                 <w:rFonts w:eastAsia="Calibri" w:cs="Tahoma"/>
@@ -2062,6 +2112,7 @@
               <w:t>{NOM_DIRECTEUR}</w:t>
             </w:r>
             <w:r>
+              <w:rPr/>
               <w:br/>
             </w:r>
             <w:r>
@@ -2071,6 +2122,7 @@
               <w:t xml:space="preserve">Direction adjointe aux études </w:t>
             </w:r>
             <w:r>
+              <w:rPr/>
               <w:br/>
             </w:r>
             <w:r>
@@ -2081,129 +2133,6 @@
             </w:r>
           </w:p>
         </w:tc>
-        <w:tc>
-          <w:tcPr>
-            <w:tcW w:w="4314" w:type="dxa"/>
-            <w:tcBorders>
-              <w:top w:val="single" w:sz="4" w:space="0" w:color="000000"/>
-              <w:left w:val="single" w:sz="4" w:space="0" w:color="000000"/>
-              <w:bottom w:val="single" w:sz="4" w:space="0" w:color="000000"/>
-              <w:right w:val="single" w:sz="4" w:space="0" w:color="000000"/>
-            </w:tcBorders>
-          </w:tcPr>
-          <w:p>
-            <w:pPr>
-              <w:spacing w:after="0" w:line="240" w:lineRule="auto"/>
-              <w:rPr>
-                <w:rFonts w:eastAsia="Calibri" w:cs="Tahoma"/>
-              </w:rPr>
-            </w:pPr>
-            <w:r>
-              <w:rPr>
-                <w:rFonts w:eastAsia="Calibri" w:cs="Tahoma"/>
-              </w:rPr>
-              <w:t>Signé à Longueuil, le {</w:t>
-            </w:r>
-            <w:r>
-              <w:rPr>
-                <w:rFonts w:eastAsia="Calibri" w:cs="Tahoma"/>
-                <w:b/>
-                <w:bCs/>
-              </w:rPr>
-              <w:t>DATE_DU_JOUR}</w:t>
-            </w:r>
-          </w:p>
-          <w:p>
-            <w:pPr>
-              <w:spacing w:after="0" w:line="240" w:lineRule="auto"/>
-              <w:rPr>
-                <w:rFonts w:eastAsia="Calibri" w:cs="Tahoma"/>
-              </w:rPr>
-            </w:pPr>
-          </w:p>
-          <w:p>
-            <w:pPr>
-              <w:spacing w:after="0" w:line="240" w:lineRule="auto"/>
-              <w:jc w:val="left"/>
-            </w:pPr>
-            <w:r>
-              <w:t>{IMAGE SIGNATURE_COORDONNATEUR}</w:t>
-            </w:r>
-          </w:p>
-          <w:p>
-            <w:pPr>
-              <w:spacing w:after="0" w:line="240" w:lineRule="auto"/>
-              <w:jc w:val="left"/>
-              <w:rPr>
-                <w:rFonts w:eastAsia="Calibri" w:cs="Tahoma"/>
-              </w:rPr>
-            </w:pPr>
-            <w:r>
-              <w:rPr>
-                <w:rFonts w:eastAsia="Calibri" w:cs="Tahoma"/>
-              </w:rPr>
-              <w:t>________________________________</w:t>
-            </w:r>
-          </w:p>
-          <w:p>
-            <w:pPr>
-              <w:spacing w:after="0" w:line="240" w:lineRule="auto"/>
-              <w:jc w:val="left"/>
-              <w:rPr>
-                <w:rFonts w:eastAsia="Calibri" w:cs="Tahoma"/>
-              </w:rPr>
-            </w:pPr>
-            <w:r>
-              <w:rPr>
-                <w:rFonts w:eastAsia="Calibri" w:cs="Tahoma"/>
-                <w:b/>
-                <w:bCs/>
-              </w:rPr>
-              <w:t>{NOM_COORDONNATEUR}</w:t>
-            </w:r>
-            <w:r>
-              <w:br/>
-            </w:r>
-            <w:r>
-              <w:rPr>
-                <w:rFonts w:eastAsia="Calibri" w:cs="Tahoma"/>
-              </w:rPr>
-              <w:t xml:space="preserve">Coordination des stages pour le programme </w:t>
-            </w:r>
-            <w:r>
-              <w:br/>
-            </w:r>
-            <w:r>
-              <w:rPr>
-                <w:rFonts w:eastAsia="Calibri" w:cs="Tahoma"/>
-              </w:rPr>
-              <w:t>Techniques de l’informatique</w:t>
-            </w:r>
-          </w:p>
-          <w:p>
-            <w:pPr>
-              <w:tabs>
-                <w:tab w:val="left" w:pos="612"/>
-              </w:tabs>
-              <w:spacing w:after="0" w:line="240" w:lineRule="auto"/>
-              <w:rPr>
-                <w:rFonts w:eastAsia="Calibri" w:cs="Tahoma"/>
-                <w:bCs/>
-              </w:rPr>
-            </w:pPr>
-            <w:r>
-              <w:rPr>
-                <w:rFonts w:eastAsia="Calibri" w:cs="Tahoma"/>
-              </w:rPr>
-              <w:t>Cégep Édouard-Montpetit</w:t>
-            </w:r>
-          </w:p>
-        </w:tc>
-      </w:tr>
-      <w:tr>
-        <w:trPr>
-          <w:jc w:val="center"/>
-        </w:trPr>
         <w:tc>
           <w:tcPr>
             <w:tcW w:w="4315" w:type="dxa"/>
@@ -2216,72 +2145,77 @@
           </w:tcPr>
           <w:p>
             <w:pPr>
-              <w:spacing w:after="0" w:line="240" w:lineRule="auto"/>
-              <w:rPr>
-                <w:rFonts w:eastAsia="Calibri" w:cs="Tahoma"/>
-              </w:rPr>
-            </w:pPr>
-            <w:r>
-              <w:rPr>
-                <w:rFonts w:eastAsia="Calibri" w:cs="Tahoma"/>
-              </w:rPr>
-              <w:t xml:space="preserve">Signé à Longueuil, le </w:t>
-            </w:r>
-          </w:p>
-          <w:p>
-            <w:pPr>
-              <w:spacing w:after="0" w:line="240" w:lineRule="auto"/>
-              <w:rPr>
-                <w:rFonts w:eastAsia="Calibri" w:cs="Tahoma"/>
-              </w:rPr>
-            </w:pPr>
-          </w:p>
-          <w:p>
-            <w:pPr>
-              <w:spacing w:after="0" w:line="240" w:lineRule="auto"/>
-              <w:rPr>
-                <w:rFonts w:eastAsia="Calibri" w:cs="Tahoma"/>
-              </w:rPr>
-            </w:pPr>
-          </w:p>
-          <w:p>
-            <w:pPr>
-              <w:spacing w:after="0" w:line="240" w:lineRule="auto"/>
-              <w:rPr>
-                <w:rFonts w:eastAsia="Calibri" w:cs="Tahoma"/>
-              </w:rPr>
-            </w:pPr>
-          </w:p>
-          <w:p>
-            <w:pPr>
-              <w:spacing w:after="0" w:line="240" w:lineRule="auto"/>
-              <w:rPr>
-                <w:rFonts w:eastAsia="Calibri" w:cs="Tahoma"/>
-              </w:rPr>
-            </w:pPr>
-          </w:p>
-          <w:p>
-            <w:pPr>
-              <w:spacing w:after="0" w:line="240" w:lineRule="auto"/>
-              <w:rPr>
-                <w:rFonts w:eastAsia="Calibri" w:cs="Tahoma"/>
-              </w:rPr>
-            </w:pPr>
-            <w:r>
-              <w:rPr>
-                <w:rFonts w:eastAsia="Calibri" w:cs="Tahoma"/>
-              </w:rPr>
-              <w:t>___________________________________</w:t>
-            </w:r>
-          </w:p>
-          <w:p>
-            <w:pPr>
-              <w:spacing w:after="0" w:line="240" w:lineRule="auto"/>
+              <w:pStyle w:val="Normal"/>
+              <w:spacing w:lineRule="auto" w:line="240" w:before="0" w:after="0"/>
+              <w:rPr>
+                <w:rFonts w:eastAsia="Calibri" w:cs="Tahoma"/>
+              </w:rPr>
+            </w:pPr>
+            <w:r>
+              <w:rPr>
+                <w:rFonts w:eastAsia="Calibri" w:cs="Tahoma"/>
+              </w:rPr>
+              <w:t>Signé à Longueuil, le {</w:t>
+            </w:r>
+            <w:r>
               <w:rPr>
                 <w:rFonts w:eastAsia="Calibri" w:cs="Tahoma"/>
                 <w:b/>
                 <w:bCs/>
               </w:rPr>
+              <w:t>DATE_DU_JOUR}</w:t>
+            </w:r>
+          </w:p>
+          <w:p>
+            <w:pPr>
+              <w:pStyle w:val="Normal"/>
+              <w:spacing w:lineRule="auto" w:line="240" w:before="0" w:after="0"/>
+              <w:rPr>
+                <w:rFonts w:eastAsia="Calibri" w:cs="Tahoma"/>
+              </w:rPr>
+            </w:pPr>
+            <w:r>
+              <w:rPr>
+                <w:rFonts w:eastAsia="Calibri" w:cs="Tahoma"/>
+              </w:rPr>
+            </w:r>
+          </w:p>
+          <w:p>
+            <w:pPr>
+              <w:pStyle w:val="Normal"/>
+              <w:spacing w:lineRule="auto" w:line="240" w:before="0" w:after="0"/>
+              <w:jc w:val="left"/>
+              <w:rPr/>
+            </w:pPr>
+            <w:r>
+              <w:rPr/>
+              <w:t>{IMAGE SIGNATURE_COORDONNATEUR}</w:t>
+            </w:r>
+          </w:p>
+          <w:p>
+            <w:pPr>
+              <w:pStyle w:val="Normal"/>
+              <w:spacing w:lineRule="auto" w:line="240" w:before="0" w:after="0"/>
+              <w:jc w:val="left"/>
+              <w:rPr>
+                <w:rFonts w:eastAsia="Calibri" w:cs="Tahoma"/>
+              </w:rPr>
+            </w:pPr>
+            <w:r>
+              <w:rPr>
+                <w:rFonts w:eastAsia="Calibri" w:cs="Tahoma"/>
+              </w:rPr>
+              <w:t>________________________________</w:t>
+            </w:r>
+          </w:p>
+          <w:p>
+            <w:pPr>
+              <w:pStyle w:val="Normal"/>
+              <w:spacing w:lineRule="auto" w:line="240" w:before="0" w:after="0"/>
+              <w:jc w:val="left"/>
+              <w:rPr>
+                <w:rFonts w:eastAsia="Calibri" w:cs="Tahoma"/>
+              </w:rPr>
             </w:pPr>
             <w:r>
               <w:rPr>
@@ -2289,44 +2223,56 @@
                 <w:b/>
                 <w:bCs/>
               </w:rPr>
-              <w:t>{ETUDIANTNOM}</w:t>
-            </w:r>
-          </w:p>
-          <w:p>
-            <w:pPr>
-              <w:spacing w:after="0" w:line="240" w:lineRule="auto"/>
-              <w:rPr>
-                <w:rFonts w:eastAsia="Calibri" w:cs="Tahoma"/>
-                <w:b/>
-              </w:rPr>
-            </w:pPr>
-            <w:r>
+              <w:t>{NOM_COORDONNATEUR}</w:t>
+            </w:r>
+            <w:r>
+              <w:rPr/>
+              <w:br/>
+            </w:r>
+            <w:r>
+              <w:rPr>
+                <w:rFonts w:eastAsia="Calibri" w:cs="Tahoma"/>
+              </w:rPr>
+              <w:t xml:space="preserve">Coordination des stages pour le programme </w:t>
+            </w:r>
+            <w:r>
+              <w:rPr/>
+              <w:br/>
+            </w:r>
+            <w:r>
+              <w:rPr>
+                <w:rFonts w:eastAsia="Calibri" w:cs="Tahoma"/>
+              </w:rPr>
+              <w:t>Techniques de l’informatique</w:t>
+            </w:r>
+          </w:p>
+          <w:p>
+            <w:pPr>
+              <w:pStyle w:val="Normal"/>
+              <w:tabs>
+                <w:tab w:val="clear" w:pos="708"/>
+                <w:tab w:val="left" w:pos="612" w:leader="none"/>
+              </w:tabs>
+              <w:spacing w:lineRule="auto" w:line="240" w:before="0" w:after="0"/>
               <w:rPr>
                 <w:rFonts w:eastAsia="Calibri" w:cs="Tahoma"/>
                 <w:bCs/>
               </w:rPr>
-              <w:t>Étudiant(e)</w:t>
-            </w:r>
-          </w:p>
-          <w:p>
-            <w:pPr>
-              <w:rPr>
-                <w:rFonts w:eastAsia="Calibri" w:cs="Tahoma"/>
-                <w:b/>
-              </w:rPr>
-            </w:pPr>
-          </w:p>
-          <w:p>
-            <w:pPr>
-              <w:rPr>
-                <w:rFonts w:eastAsia="Calibri" w:cs="Tahoma"/>
-              </w:rPr>
-            </w:pPr>
+            </w:pPr>
+            <w:r>
+              <w:rPr>
+                <w:rFonts w:eastAsia="Calibri" w:cs="Tahoma"/>
+              </w:rPr>
+              <w:t>Cégep Édouard-Montpetit</w:t>
+            </w:r>
           </w:p>
         </w:tc>
+      </w:tr>
+      <w:tr>
+        <w:trPr/>
         <w:tc>
           <w:tcPr>
-            <w:tcW w:w="4314" w:type="dxa"/>
+            <w:tcW w:w="4315" w:type="dxa"/>
             <w:tcBorders>
               <w:top w:val="single" w:sz="4" w:space="0" w:color="000000"/>
               <w:left w:val="single" w:sz="4" w:space="0" w:color="000000"/>
@@ -2336,67 +2282,241 @@
           </w:tcPr>
           <w:p>
             <w:pPr>
-              <w:spacing w:after="0" w:line="240" w:lineRule="auto"/>
-              <w:rPr>
-                <w:rFonts w:eastAsia="Calibri" w:cs="Tahoma"/>
-              </w:rPr>
-            </w:pPr>
-            <w:r>
-              <w:rPr>
-                <w:rFonts w:eastAsia="Calibri" w:cs="Tahoma"/>
-              </w:rPr>
-              <w:t xml:space="preserve">Signé à                              </w:t>
-            </w:r>
-            <w:proofErr w:type="gramStart"/>
-            <w:r>
-              <w:rPr>
-                <w:rFonts w:eastAsia="Calibri" w:cs="Tahoma"/>
-              </w:rPr>
-              <w:t xml:space="preserve">  ,</w:t>
-            </w:r>
-            <w:proofErr w:type="gramEnd"/>
-            <w:r>
-              <w:rPr>
-                <w:rFonts w:eastAsia="Calibri" w:cs="Tahoma"/>
-              </w:rPr>
-              <w:t xml:space="preserve"> le </w:t>
-            </w:r>
-          </w:p>
-          <w:p>
-            <w:pPr>
-              <w:spacing w:after="0" w:line="240" w:lineRule="auto"/>
-              <w:rPr>
-                <w:rFonts w:eastAsia="Calibri" w:cs="Tahoma"/>
-              </w:rPr>
-            </w:pPr>
-          </w:p>
-          <w:p>
-            <w:pPr>
-              <w:spacing w:after="0" w:line="240" w:lineRule="auto"/>
-              <w:rPr>
-                <w:rFonts w:eastAsia="Calibri" w:cs="Tahoma"/>
-              </w:rPr>
-            </w:pPr>
-          </w:p>
-          <w:p>
-            <w:pPr>
-              <w:spacing w:after="0" w:line="240" w:lineRule="auto"/>
-              <w:rPr>
-                <w:rFonts w:eastAsia="Calibri" w:cs="Tahoma"/>
-              </w:rPr>
-            </w:pPr>
-          </w:p>
-          <w:p>
-            <w:pPr>
-              <w:spacing w:after="0" w:line="240" w:lineRule="auto"/>
-              <w:rPr>
-                <w:rFonts w:eastAsia="Calibri" w:cs="Tahoma"/>
-              </w:rPr>
-            </w:pPr>
-          </w:p>
-          <w:p>
-            <w:pPr>
-              <w:spacing w:after="0" w:line="240" w:lineRule="auto"/>
+              <w:pStyle w:val="Normal"/>
+              <w:spacing w:lineRule="auto" w:line="240" w:before="0" w:after="0"/>
+              <w:rPr>
+                <w:rFonts w:eastAsia="Calibri" w:cs="Tahoma"/>
+              </w:rPr>
+            </w:pPr>
+            <w:r>
+              <w:rPr>
+                <w:rFonts w:eastAsia="Calibri" w:cs="Tahoma"/>
+              </w:rPr>
+              <w:t>Signé à Longueuil, le</w:t>
+            </w:r>
+          </w:p>
+          <w:p>
+            <w:pPr>
+              <w:pStyle w:val="Normal"/>
+              <w:spacing w:lineRule="auto" w:line="240" w:before="0" w:after="0"/>
+              <w:rPr>
+                <w:rFonts w:eastAsia="Calibri" w:cs="Tahoma"/>
+              </w:rPr>
+            </w:pPr>
+            <w:r>
+              <w:rPr>
+                <w:rFonts w:eastAsia="Calibri" w:cs="Tahoma"/>
+              </w:rPr>
+            </w:r>
+          </w:p>
+          <w:p>
+            <w:pPr>
+              <w:pStyle w:val="Normal"/>
+              <w:spacing w:lineRule="auto" w:line="240" w:before="0" w:after="0"/>
+              <w:rPr>
+                <w:rFonts w:eastAsia="Calibri" w:cs="Tahoma"/>
+              </w:rPr>
+            </w:pPr>
+            <w:r>
+              <w:rPr>
+                <w:rFonts w:eastAsia="Calibri" w:cs="Tahoma"/>
+              </w:rPr>
+            </w:r>
+          </w:p>
+          <w:p>
+            <w:pPr>
+              <w:pStyle w:val="Normal"/>
+              <w:spacing w:lineRule="auto" w:line="240" w:before="0" w:after="0"/>
+              <w:rPr>
+                <w:rFonts w:eastAsia="Calibri" w:cs="Tahoma"/>
+              </w:rPr>
+            </w:pPr>
+            <w:r>
+              <w:rPr>
+                <w:rFonts w:eastAsia="Calibri" w:cs="Tahoma"/>
+              </w:rPr>
+            </w:r>
+          </w:p>
+          <w:p>
+            <w:pPr>
+              <w:pStyle w:val="Normal"/>
+              <w:spacing w:lineRule="auto" w:line="240" w:before="0" w:after="0"/>
+              <w:rPr>
+                <w:rFonts w:eastAsia="Calibri" w:cs="Tahoma"/>
+              </w:rPr>
+            </w:pPr>
+            <w:r>
+              <w:rPr>
+                <w:rFonts w:eastAsia="Calibri" w:cs="Tahoma"/>
+              </w:rPr>
+            </w:r>
+          </w:p>
+          <w:p>
+            <w:pPr>
+              <w:pStyle w:val="Normal"/>
+              <w:spacing w:lineRule="auto" w:line="240" w:before="0" w:after="0"/>
+              <w:rPr>
+                <w:rFonts w:eastAsia="Calibri" w:cs="Tahoma"/>
+              </w:rPr>
+            </w:pPr>
+            <w:r>
+              <w:rPr>
+                <w:rFonts w:eastAsia="Calibri" w:cs="Tahoma"/>
+              </w:rPr>
+              <w:t>___________________________________</w:t>
+            </w:r>
+          </w:p>
+          <w:p>
+            <w:pPr>
+              <w:pStyle w:val="Normal"/>
+              <w:spacing w:lineRule="auto" w:line="240" w:before="0" w:after="0"/>
+              <w:rPr>
+                <w:rFonts w:eastAsia="Calibri" w:cs="Tahoma"/>
+                <w:b/>
+                <w:bCs/>
+              </w:rPr>
+            </w:pPr>
+            <w:r>
+              <w:rPr>
+                <w:rFonts w:eastAsia="Calibri" w:cs="Tahoma"/>
+                <w:b/>
+                <w:bCs/>
+              </w:rPr>
+              <w:t>{ETUDIANTNOM}</w:t>
+            </w:r>
+          </w:p>
+          <w:p>
+            <w:pPr>
+              <w:pStyle w:val="Normal"/>
+              <w:spacing w:lineRule="auto" w:line="240" w:before="0" w:after="0"/>
+              <w:rPr>
+                <w:rFonts w:eastAsia="Calibri" w:cs="Tahoma"/>
+                <w:b/>
+              </w:rPr>
+            </w:pPr>
+            <w:r>
+              <w:rPr>
+                <w:rFonts w:eastAsia="Calibri" w:cs="Tahoma"/>
+                <w:bCs/>
+              </w:rPr>
+              <w:t>Étudiant(e)</w:t>
+            </w:r>
+          </w:p>
+          <w:p>
+            <w:pPr>
+              <w:pStyle w:val="Normal"/>
+              <w:rPr>
+                <w:rFonts w:eastAsia="Calibri" w:cs="Tahoma"/>
+                <w:b/>
+              </w:rPr>
+            </w:pPr>
+            <w:r>
+              <w:rPr>
+                <w:rFonts w:eastAsia="Calibri" w:cs="Tahoma"/>
+                <w:b/>
+              </w:rPr>
+            </w:r>
+          </w:p>
+          <w:p>
+            <w:pPr>
+              <w:pStyle w:val="Normal"/>
+              <w:spacing w:before="0" w:after="200"/>
+              <w:rPr>
+                <w:rFonts w:eastAsia="Calibri" w:cs="Tahoma"/>
+              </w:rPr>
+            </w:pPr>
+            <w:r>
+              <w:rPr>
+                <w:rFonts w:eastAsia="Calibri" w:cs="Tahoma"/>
+              </w:rPr>
+            </w:r>
+          </w:p>
+        </w:tc>
+        <w:tc>
+          <w:tcPr>
+            <w:tcW w:w="4315" w:type="dxa"/>
+            <w:tcBorders>
+              <w:top w:val="single" w:sz="4" w:space="0" w:color="000000"/>
+              <w:left w:val="single" w:sz="4" w:space="0" w:color="000000"/>
+              <w:bottom w:val="single" w:sz="4" w:space="0" w:color="000000"/>
+              <w:right w:val="single" w:sz="4" w:space="0" w:color="000000"/>
+            </w:tcBorders>
+          </w:tcPr>
+          <w:p>
+            <w:pPr>
+              <w:pStyle w:val="Normal"/>
+              <w:spacing w:lineRule="auto" w:line="240" w:before="0" w:after="0"/>
+              <w:rPr>
+                <w:rFonts w:eastAsia="Calibri" w:cs="Tahoma"/>
+              </w:rPr>
+            </w:pPr>
+            <w:r>
+              <w:rPr>
+                <w:rFonts w:eastAsia="Calibri" w:cs="Tahoma"/>
+              </w:rPr>
+              <w:t>Signé à                                , le</w:t>
+            </w:r>
+          </w:p>
+          <w:p>
+            <w:pPr>
+              <w:pStyle w:val="Normal"/>
+              <w:spacing w:lineRule="auto" w:line="240" w:before="0" w:after="0"/>
+              <w:rPr>
+                <w:rFonts w:eastAsia="Calibri" w:cs="Tahoma"/>
+              </w:rPr>
+            </w:pPr>
+            <w:r>
+              <w:rPr>
+                <w:rFonts w:eastAsia="Calibri" w:cs="Tahoma"/>
+              </w:rPr>
+            </w:r>
+          </w:p>
+          <w:p>
+            <w:pPr>
+              <w:pStyle w:val="Normal"/>
+              <w:spacing w:lineRule="auto" w:line="240" w:before="0" w:after="0"/>
+              <w:rPr>
+                <w:rFonts w:eastAsia="Calibri" w:cs="Tahoma"/>
+              </w:rPr>
+            </w:pPr>
+            <w:r>
+              <w:rPr>
+                <w:rFonts w:eastAsia="Calibri" w:cs="Tahoma"/>
+              </w:rPr>
+            </w:r>
+          </w:p>
+          <w:p>
+            <w:pPr>
+              <w:pStyle w:val="Normal"/>
+              <w:spacing w:lineRule="auto" w:line="240" w:before="0" w:after="0"/>
+              <w:rPr>
+                <w:rFonts w:eastAsia="Calibri" w:cs="Tahoma"/>
+              </w:rPr>
+            </w:pPr>
+            <w:r>
+              <w:rPr>
+                <w:rFonts w:eastAsia="Calibri" w:cs="Tahoma"/>
+              </w:rPr>
+            </w:r>
+          </w:p>
+          <w:p>
+            <w:pPr>
+              <w:pStyle w:val="Normal"/>
+              <w:spacing w:lineRule="auto" w:line="240" w:before="0" w:after="0"/>
+              <w:rPr>
+                <w:rFonts w:eastAsia="Calibri" w:cs="Tahoma"/>
+              </w:rPr>
+            </w:pPr>
+            <w:r>
+              <w:rPr>
+                <w:rFonts w:eastAsia="Calibri" w:cs="Tahoma"/>
+              </w:rPr>
+            </w:r>
+          </w:p>
+          <w:p>
+            <w:pPr>
+              <w:pStyle w:val="Normal"/>
+              <w:spacing w:lineRule="auto" w:line="240" w:before="0" w:after="0"/>
               <w:rPr>
                 <w:rFonts w:eastAsia="Calibri" w:cs="Tahoma"/>
               </w:rPr>
@@ -2410,7 +2530,8 @@
           </w:p>
           <w:p>
             <w:pPr>
-              <w:spacing w:after="0"/>
+              <w:pStyle w:val="Normal"/>
+              <w:spacing w:before="0" w:after="0"/>
               <w:rPr>
                 <w:rFonts w:eastAsia="Calibri" w:cs="Calibri"/>
                 <w:b/>
@@ -2423,64 +2544,42 @@
                 <w:b/>
                 <w:bCs/>
               </w:rPr>
+              <w:t>{nomRepresentant}</w:t>
+            </w:r>
+          </w:p>
+          <w:p>
+            <w:pPr>
+              <w:pStyle w:val="Normal"/>
+              <w:spacing w:before="0" w:after="0"/>
+              <w:rPr>
+                <w:rFonts w:eastAsia="Calibri" w:cs="Tahoma"/>
+              </w:rPr>
+            </w:pPr>
+            <w:r>
+              <w:rPr>
+                <w:rFonts w:eastAsia="Calibri" w:cs="Calibri"/>
+              </w:rPr>
               <w:t>{</w:t>
             </w:r>
-            <w:proofErr w:type="spellStart"/>
-            <w:proofErr w:type="gramStart"/>
             <w:r>
               <w:rPr>
                 <w:rFonts w:eastAsia="Calibri" w:cs="Calibri"/>
                 <w:b/>
                 <w:bCs/>
               </w:rPr>
-              <w:t>nomRepresentant</w:t>
-            </w:r>
-            <w:proofErr w:type="spellEnd"/>
-            <w:proofErr w:type="gramEnd"/>
-            <w:r>
-              <w:rPr>
-                <w:rFonts w:eastAsia="Calibri" w:cs="Calibri"/>
-                <w:b/>
-                <w:bCs/>
+              <w:t>titreRepresentant</w:t>
+            </w:r>
+            <w:r>
+              <w:rPr>
+                <w:rFonts w:eastAsia="Calibri" w:cs="Calibri"/>
               </w:rPr>
               <w:t>}</w:t>
             </w:r>
           </w:p>
           <w:p>
             <w:pPr>
-              <w:spacing w:after="0"/>
-              <w:rPr>
-                <w:rFonts w:eastAsia="Calibri" w:cs="Tahoma"/>
-              </w:rPr>
-            </w:pPr>
-            <w:r>
-              <w:rPr>
-                <w:rFonts w:eastAsia="Calibri" w:cs="Calibri"/>
-              </w:rPr>
-              <w:t>{</w:t>
-            </w:r>
-            <w:proofErr w:type="spellStart"/>
-            <w:proofErr w:type="gramStart"/>
-            <w:r>
-              <w:rPr>
-                <w:rFonts w:eastAsia="Calibri" w:cs="Calibri"/>
-                <w:b/>
-                <w:bCs/>
-              </w:rPr>
-              <w:t>titreRepresentant</w:t>
-            </w:r>
-            <w:proofErr w:type="spellEnd"/>
-            <w:proofErr w:type="gramEnd"/>
-            <w:r>
-              <w:rPr>
-                <w:rFonts w:eastAsia="Calibri" w:cs="Calibri"/>
-              </w:rPr>
-              <w:t>}</w:t>
-            </w:r>
-          </w:p>
-          <w:p>
-            <w:pPr>
-              <w:spacing w:after="0" w:line="240" w:lineRule="auto"/>
+              <w:pStyle w:val="Normal"/>
+              <w:spacing w:lineRule="auto" w:line="240" w:before="0" w:after="0"/>
               <w:jc w:val="left"/>
               <w:rPr>
                 <w:rFonts w:eastAsia="Calibri" w:cs="Tahoma"/>
@@ -2512,7 +2611,8 @@
     </w:tbl>
     <w:p>
       <w:pPr>
-        <w:spacing w:after="0" w:line="240" w:lineRule="auto"/>
+        <w:pStyle w:val="Normal"/>
+        <w:spacing w:lineRule="auto" w:line="240" w:before="0" w:after="0"/>
         <w:jc w:val="left"/>
         <w:rPr>
           <w:rFonts w:eastAsia="Arial"/>
@@ -2521,11 +2621,20 @@
         </w:rPr>
       </w:pPr>
       <w:r>
+        <w:rPr>
+          <w:rFonts w:eastAsia="Arial"/>
+          <w:b/>
+          <w:bCs/>
+        </w:rPr>
+      </w:r>
+      <w:r>
         <w:br w:type="page"/>
       </w:r>
     </w:p>
     <w:p>
       <w:pPr>
+        <w:pStyle w:val="Normal"/>
+        <w:spacing w:before="0" w:after="200"/>
         <w:jc w:val="center"/>
         <w:rPr>
           <w:rFonts w:eastAsia="Arial"/>
@@ -2539,19 +2648,26 @@
           <w:b/>
           <w:bCs/>
         </w:rPr>
-        <w:lastRenderedPageBreak/>
         <w:t>Annexe : description du mandat</w:t>
       </w:r>
     </w:p>
     <w:p>
       <w:pPr>
+        <w:pStyle w:val="Normal"/>
         <w:rPr>
           <w:rFonts w:eastAsia="Arial"/>
         </w:rPr>
       </w:pPr>
+      <w:r>
+        <w:rPr>
+          <w:rFonts w:eastAsia="Arial"/>
+        </w:rPr>
+      </w:r>
     </w:p>
     <w:p>
       <w:pPr>
+        <w:pStyle w:val="Normal"/>
+        <w:spacing w:before="0" w:after="200"/>
         <w:jc w:val="left"/>
         <w:rPr>
           <w:rFonts w:eastAsia="Arial"/>
@@ -2565,50 +2681,46 @@
       </w:r>
     </w:p>
     <w:sectPr>
-      <w:headerReference w:type="default" r:id="rId8"/>
-      <w:footerReference w:type="default" r:id="rId9"/>
-      <w:headerReference w:type="first" r:id="rId10"/>
-      <w:footerReference w:type="first" r:id="rId11"/>
+      <w:headerReference w:type="even" r:id="rId2"/>
+      <w:headerReference w:type="default" r:id="rId3"/>
+      <w:headerReference w:type="first" r:id="rId4"/>
+      <w:footerReference w:type="even" r:id="rId5"/>
+      <w:footerReference w:type="default" r:id="rId6"/>
+      <w:footerReference w:type="first" r:id="rId7"/>
+      <w:type w:val="nextPage"/>
       <w:pgSz w:w="12240" w:h="15840"/>
-      <w:pgMar w:top="1440" w:right="1800" w:bottom="1440" w:left="1800" w:header="708" w:footer="708" w:gutter="0"/>
-      <w:cols w:space="720"/>
-      <w:formProt w:val="0"/>
-      <w:docGrid w:linePitch="360"/>
+      <w:pgMar w:left="1800" w:right="1800" w:gutter="0" w:header="708" w:top="1440" w:footer="708" w:bottom="1440"/>
+      <w:pgNumType w:fmt="decimal"/>
+      <w:formProt w:val="false"/>
+      <w:textDirection w:val="lrTb"/>
+      <w:docGrid w:type="default" w:linePitch="360" w:charSpace="0"/>
     </w:sectPr>
   </w:body>
 </w:document>
 </file>
 
-<file path=word/endnotes.xml><?xml version="1.0" encoding="utf-8"?>
-<w:endnotes xmlns:wpc="http://schemas.microsoft.com/office/word/2010/wordprocessingCanvas" xmlns:cx="http://schemas.microsoft.com/office/drawing/2014/chartex" xmlns:cx1="http://schemas.microsoft.com/office/drawing/2015/9/8/chartex" xmlns:cx2="http://schemas.microsoft.com/office/drawing/2015/10/21/chartex" xmlns:cx3="http://schemas.microsoft.com/office/drawing/2016/5/9/chartex" xmlns:cx4="http://schemas.microsoft.com/office/drawing/2016/5/10/chartex" xmlns:cx5="http://schemas.microsoft.com/office/drawing/2016/5/11/chartex" xmlns:cx6="http://schemas.microsoft.com/office/drawing/2016/5/12/chartex" xmlns:cx7="http://schemas.microsoft.com/office/drawing/2016/5/13/chartex" xmlns:cx8="http://schemas.microsoft.com/office/drawing/2016/5/14/chartex" xmlns:mc="http://schemas.openxmlformats.org/markup-compatibility/2006" xmlns:aink="http://schemas.microsoft.com/office/drawing/2016/ink" xmlns:am3d="http://schemas.microsoft.com/office/drawing/2017/model3d" xmlns:o="urn:schemas-microsoft-com:office:office" xmlns:oel="http://schemas.microsoft.com/office/2019/extlst" xmlns:r="http://schemas.openxmlformats.org/officeDocument/2006/relationships" xmlns:m="http://schemas.openxmlformats.org/officeDocument/2006/math" xmlns:v="urn:schemas-microsoft-com:vml" xmlns:wp14="http://schemas.microsoft.com/office/word/2010/wordprocessingDrawing" xmlns:wp="http://schemas.openxmlformats.org/drawingml/2006/wordprocessingDrawing" xmlns:w10="urn:schemas-microsoft-com:office:word" xmlns:w="http://schemas.openxmlformats.org/wordprocessingml/2006/main" xmlns:w14="http://schemas.microsoft.com/office/word/2010/wordml" xmlns:w15="http://schemas.microsoft.com/office/word/2012/wordml" xmlns:w16cex="http://schemas.microsoft.com/office/word/2018/wordml/cex" xmlns:w16cid="http://schemas.microsoft.com/office/word/2016/wordml/cid" xmlns:w16="http://schemas.microsoft.com/office/word/2018/wordml" xmlns:w16du="http://schemas.microsoft.com/office/word/2023/wordml/word16du" xmlns:w16sdtdh="http://schemas.microsoft.com/office/word/2020/wordml/sdtdatahash" xmlns:w16sdtfl="http://schemas.microsoft.com/office/word/2024/wordml/sdtformatlock" xmlns:w16se="http://schemas.microsoft.com/office/word/2015/wordml/symex" xmlns:wpg="http://schemas.microsoft.com/office/word/2010/wordprocessingGroup" xmlns:wpi="http://schemas.microsoft.com/office/word/2010/wordprocessingInk" xmlns:wne="http://schemas.microsoft.com/office/word/2006/wordml" xmlns:wps="http://schemas.microsoft.com/office/word/2010/wordprocessingShape" mc:Ignorable="w14 w15 w16se w16cid w16 w16cex w16sdtdh w16sdtfl w16du wp14">
-  <w:endnote w:type="separator" w:id="-1">
-    <w:p>
-      <w:pPr>
-        <w:spacing w:after="0" w:line="240" w:lineRule="auto"/>
-      </w:pPr>
-      <w:r>
-        <w:separator/>
-      </w:r>
-    </w:p>
-  </w:endnote>
-  <w:endnote w:type="continuationSeparator" w:id="0">
-    <w:p>
-      <w:pPr>
-        <w:spacing w:after="0" w:line="240" w:lineRule="auto"/>
-      </w:pPr>
-      <w:r>
-        <w:continuationSeparator/>
-      </w:r>
-    </w:p>
-  </w:endnote>
-</w:endnotes>
+<file path=word/footer1.xml><?xml version="1.0" encoding="utf-8"?>
+<w:ftr xmlns:o="urn:schemas-microsoft-com:office:office" xmlns:r="http://schemas.openxmlformats.org/officeDocument/2006/relationships" xmlns:v="urn:schemas-microsoft-com:vml" xmlns:w="http://schemas.openxmlformats.org/wordprocessingml/2006/main" xmlns:w10="urn:schemas-microsoft-com:office:word" xmlns:wp="http://schemas.openxmlformats.org/drawingml/2006/wordprocessingDrawing" xmlns:pic="http://schemas.openxmlformats.org/drawingml/2006/picture" xmlns:wps="http://schemas.microsoft.com/office/word/2010/wordprocessingShape" xmlns:wpg="http://schemas.microsoft.com/office/word/2010/wordprocessingGroup" xmlns:mc="http://schemas.openxmlformats.org/markup-compatibility/2006" xmlns:wp14="http://schemas.microsoft.com/office/word/2010/wordprocessingDrawing" xmlns:w14="http://schemas.microsoft.com/office/word/2010/wordml" xmlns:w15="http://schemas.microsoft.com/office/word/2012/wordml" mc:Ignorable="w14 wp14 w15">
+  <w:p>
+    <w:pPr>
+      <w:pStyle w:val="Footer"/>
+      <w:spacing w:before="0" w:after="200"/>
+      <w:rPr/>
+    </w:pPr>
+    <w:r>
+      <w:rPr/>
+    </w:r>
+  </w:p>
+</w:ftr>
 </file>
 
-<file path=word/footer1.xml><?xml version="1.0" encoding="utf-8"?>
-<w:ftr xmlns:wpc="http://schemas.microsoft.com/office/word/2010/wordprocessingCanvas" xmlns:cx="http://schemas.microsoft.com/office/drawing/2014/chartex" xmlns:cx1="http://schemas.microsoft.com/office/drawing/2015/9/8/chartex" xmlns:cx2="http://schemas.microsoft.com/office/drawing/2015/10/21/chartex" xmlns:cx3="http://schemas.microsoft.com/office/drawing/2016/5/9/chartex" xmlns:cx4="http://schemas.microsoft.com/office/drawing/2016/5/10/chartex" xmlns:cx5="http://schemas.microsoft.com/office/drawing/2016/5/11/chartex" xmlns:cx6="http://schemas.microsoft.com/office/drawing/2016/5/12/chartex" xmlns:cx7="http://schemas.microsoft.com/office/drawing/2016/5/13/chartex" xmlns:cx8="http://schemas.microsoft.com/office/drawing/2016/5/14/chartex" xmlns:mc="http://schemas.openxmlformats.org/markup-compatibility/2006" xmlns:aink="http://schemas.microsoft.com/office/drawing/2016/ink" xmlns:am3d="http://schemas.microsoft.com/office/drawing/2017/model3d" xmlns:o="urn:schemas-microsoft-com:office:office" xmlns:oel="http://schemas.microsoft.com/office/2019/extlst" xmlns:r="http://schemas.openxmlformats.org/officeDocument/2006/relationships" xmlns:m="http://schemas.openxmlformats.org/officeDocument/2006/math" xmlns:v="urn:schemas-microsoft-com:vml" xmlns:wp14="http://schemas.microsoft.com/office/word/2010/wordprocessingDrawing" xmlns:wp="http://schemas.openxmlformats.org/drawingml/2006/wordprocessingDrawing" xmlns:w10="urn:schemas-microsoft-com:office:word" xmlns:w="http://schemas.openxmlformats.org/wordprocessingml/2006/main" xmlns:w14="http://schemas.microsoft.com/office/word/2010/wordml" xmlns:w15="http://schemas.microsoft.com/office/word/2012/wordml" xmlns:w16cex="http://schemas.microsoft.com/office/word/2018/wordml/cex" xmlns:w16cid="http://schemas.microsoft.com/office/word/2016/wordml/cid" xmlns:w16="http://schemas.microsoft.com/office/word/2018/wordml" xmlns:w16du="http://schemas.microsoft.com/office/word/2023/wordml/word16du" xmlns:w16sdtdh="http://schemas.microsoft.com/office/word/2020/wordml/sdtdatahash" xmlns:w16sdtfl="http://schemas.microsoft.com/office/word/2024/wordml/sdtformatlock" xmlns:w16se="http://schemas.microsoft.com/office/word/2015/wordml/symex" xmlns:wpg="http://schemas.microsoft.com/office/word/2010/wordprocessingGroup" xmlns:wpi="http://schemas.microsoft.com/office/word/2010/wordprocessingInk" xmlns:wne="http://schemas.microsoft.com/office/word/2006/wordml" xmlns:wps="http://schemas.microsoft.com/office/word/2010/wordprocessingShape" mc:Ignorable="w14 w15 w16se w16cid w16 w16cex w16sdtdh w16sdtfl w16du wp14">
+<file path=word/footer2.xml><?xml version="1.0" encoding="utf-8"?>
+<w:ftr xmlns:o="urn:schemas-microsoft-com:office:office" xmlns:r="http://schemas.openxmlformats.org/officeDocument/2006/relationships" xmlns:v="urn:schemas-microsoft-com:vml" xmlns:w="http://schemas.openxmlformats.org/wordprocessingml/2006/main" xmlns:w10="urn:schemas-microsoft-com:office:word" xmlns:wp="http://schemas.openxmlformats.org/drawingml/2006/wordprocessingDrawing" xmlns:pic="http://schemas.openxmlformats.org/drawingml/2006/picture" xmlns:wps="http://schemas.microsoft.com/office/word/2010/wordprocessingShape" xmlns:wpg="http://schemas.microsoft.com/office/word/2010/wordprocessingGroup" xmlns:mc="http://schemas.openxmlformats.org/markup-compatibility/2006" xmlns:wp14="http://schemas.microsoft.com/office/word/2010/wordprocessingDrawing" xmlns:w14="http://schemas.microsoft.com/office/word/2010/wordml" xmlns:w15="http://schemas.microsoft.com/office/word/2012/wordml" mc:Ignorable="w14 wp14 w15">
   <w:tbl>
     <w:tblPr>
       <w:tblW w:w="5000" w:type="pct"/>
+      <w:jc w:val="left"/>
+      <w:tblInd w:w="0" w:type="dxa"/>
       <w:tblLayout w:type="fixed"/>
       <w:tblCellMar>
         <w:top w:w="72" w:type="dxa"/>
@@ -2616,19 +2728,19 @@
         <w:bottom w:w="72" w:type="dxa"/>
         <w:right w:w="115" w:type="dxa"/>
       </w:tblCellMar>
-      <w:tblLook w:val="04A0" w:firstRow="1" w:lastRow="0" w:firstColumn="1" w:lastColumn="0" w:noHBand="0" w:noVBand="1"/>
+      <w:tblLook w:val="04a0" w:noHBand="0" w:noVBand="1" w:firstColumn="1" w:lastRow="0" w:lastColumn="0" w:firstRow="1"/>
     </w:tblPr>
     <w:tblGrid>
-      <w:gridCol w:w="8289"/>
-      <w:gridCol w:w="581"/>
+      <w:gridCol w:w="8074"/>
+      <w:gridCol w:w="566"/>
     </w:tblGrid>
     <w:tr>
       <w:trPr>
-        <w:trHeight w:val="344"/>
+        <w:trHeight w:val="344" w:hRule="atLeast"/>
       </w:trPr>
       <w:tc>
         <w:tcPr>
-          <w:tcW w:w="8073" w:type="dxa"/>
+          <w:tcW w:w="8074" w:type="dxa"/>
           <w:tcBorders>
             <w:top w:val="single" w:sz="4" w:space="0" w:color="34B616"/>
             <w:left w:val="single" w:sz="4" w:space="0" w:color="34B616"/>
@@ -2636,13 +2748,14 @@
         </w:tcPr>
         <w:p>
           <w:pPr>
-            <w:pStyle w:val="Pieddepage"/>
+            <w:pStyle w:val="Footer"/>
             <w:tabs>
               <w:tab w:val="clear" w:pos="8640"/>
-              <w:tab w:val="right" w:pos="9371"/>
-              <w:tab w:val="right" w:pos="9661"/>
+              <w:tab w:val="center" w:pos="4320" w:leader="none"/>
+              <w:tab w:val="right" w:pos="9371" w:leader="none"/>
+              <w:tab w:val="right" w:pos="9661" w:leader="none"/>
             </w:tabs>
-            <w:spacing w:after="0" w:line="240" w:lineRule="auto"/>
+            <w:spacing w:lineRule="auto" w:line="240" w:before="0" w:after="0"/>
             <w:rPr>
               <w:i/>
               <w:szCs w:val="20"/>
@@ -2655,63 +2768,9 @@
               <w:szCs w:val="18"/>
             </w:rPr>
             <w:t>Cégep Édouard-Montpetit – Service des programmes</w:t>
-          </w:r>
-          <w:r>
-            <w:rPr>
-              <w:i/>
-              <w:sz w:val="18"/>
-              <w:szCs w:val="18"/>
-            </w:rPr>
             <w:tab/>
-          </w:r>
-          <w:r>
-            <w:rPr>
-              <w:i/>
-              <w:sz w:val="18"/>
-              <w:szCs w:val="18"/>
-            </w:rPr>
             <w:tab/>
-            <w:t>Dernière mise à jour</w:t>
-          </w:r>
-          <w:r>
-            <w:rPr>
-              <w:i/>
-              <w:sz w:val="18"/>
-              <w:szCs w:val="18"/>
-            </w:rPr>
-            <w:t xml:space="preserve"> </w:t>
-          </w:r>
-          <w:r>
-            <w:rPr>
-              <w:i/>
-              <w:sz w:val="18"/>
-              <w:szCs w:val="18"/>
-            </w:rPr>
-            <w:t>: 2023-09</w:t>
-          </w:r>
-          <w:r>
-            <w:rPr>
-              <w:i/>
-              <w:sz w:val="18"/>
-              <w:szCs w:val="18"/>
-            </w:rPr>
-            <w:t xml:space="preserve">-23                           </w:t>
-          </w:r>
-          <w:r>
-            <w:rPr>
-              <w:i/>
-              <w:sz w:val="18"/>
-              <w:szCs w:val="18"/>
-            </w:rPr>
-            <w:t>25</w:t>
-          </w:r>
-          <w:r>
-            <w:rPr>
-              <w:i/>
-              <w:sz w:val="18"/>
-              <w:szCs w:val="18"/>
-            </w:rPr>
-            <w:t xml:space="preserve">      </w:t>
+            <w:t>Dernière mise à jour : 2023-09-23                           25</w:t>
           </w:r>
         </w:p>
       </w:tc>
@@ -2721,30 +2780,35 @@
           <w:tcBorders>
             <w:top w:val="single" w:sz="4" w:space="0" w:color="34B616"/>
           </w:tcBorders>
-          <w:shd w:val="clear" w:color="auto" w:fill="34B616"/>
+          <w:shd w:color="auto" w:fill="34B616" w:val="clear"/>
         </w:tcPr>
         <w:p>
           <w:pPr>
-            <w:pStyle w:val="En-tte"/>
-            <w:spacing w:after="0" w:line="240" w:lineRule="auto"/>
+            <w:pStyle w:val="Header"/>
+            <w:spacing w:lineRule="auto" w:line="240" w:before="0" w:after="0"/>
             <w:jc w:val="right"/>
             <w:rPr>
               <w:color w:val="34B616"/>
             </w:rPr>
           </w:pPr>
           <w:r>
+            <w:rPr/>
             <w:fldChar w:fldCharType="begin"/>
           </w:r>
           <w:r>
+            <w:rPr/>
             <w:instrText xml:space="preserve"> PAGE </w:instrText>
           </w:r>
           <w:r>
+            <w:rPr/>
             <w:fldChar w:fldCharType="separate"/>
           </w:r>
           <w:r>
+            <w:rPr/>
             <w:t>6</w:t>
           </w:r>
           <w:r>
+            <w:rPr/>
             <w:fldChar w:fldCharType="end"/>
           </w:r>
         </w:p>
@@ -2753,27 +2817,42 @@
   </w:tbl>
   <w:p>
     <w:pPr>
-      <w:pStyle w:val="Pieddepage"/>
+      <w:pStyle w:val="Footer"/>
       <w:rPr>
         <w:color w:val="34B616"/>
         <w:sz w:val="2"/>
         <w:szCs w:val="2"/>
       </w:rPr>
     </w:pPr>
+    <w:r>
+      <w:rPr>
+        <w:color w:val="34B616"/>
+        <w:sz w:val="2"/>
+        <w:szCs w:val="2"/>
+      </w:rPr>
+    </w:r>
   </w:p>
   <w:p>
     <w:pPr>
-      <w:pStyle w:val="Pieddepage"/>
+      <w:pStyle w:val="Footer"/>
       <w:rPr>
         <w:color w:val="34B616"/>
         <w:sz w:val="2"/>
         <w:szCs w:val="2"/>
       </w:rPr>
     </w:pPr>
+    <w:r>
+      <w:rPr>
+        <w:color w:val="34B616"/>
+        <w:sz w:val="2"/>
+        <w:szCs w:val="2"/>
+      </w:rPr>
+    </w:r>
   </w:p>
   <w:p>
     <w:pPr>
-      <w:pStyle w:val="Pieddepage"/>
+      <w:pStyle w:val="Footer"/>
+      <w:spacing w:before="0" w:after="200"/>
       <w:rPr>
         <w:color w:val="34B616"/>
         <w:sz w:val="2"/>
@@ -2787,40 +2866,21 @@
         <w:szCs w:val="2"/>
       </w:rPr>
       <w:tab/>
-    </w:r>
-    <w:r>
-      <w:rPr>
-        <w:color w:val="34B616"/>
-        <w:sz w:val="2"/>
-        <w:szCs w:val="2"/>
-      </w:rPr>
       <w:tab/>
-    </w:r>
-    <w:r>
-      <w:rPr>
-        <w:color w:val="34B616"/>
-        <w:sz w:val="2"/>
-        <w:szCs w:val="2"/>
-      </w:rPr>
       <w:tab/>
-    </w:r>
-    <w:r>
-      <w:rPr>
-        <w:color w:val="34B616"/>
-        <w:sz w:val="2"/>
-        <w:szCs w:val="2"/>
-      </w:rPr>
       <w:t xml:space="preserve">                    </w:t>
     </w:r>
   </w:p>
 </w:ftr>
 </file>
 
-<file path=word/footer2.xml><?xml version="1.0" encoding="utf-8"?>
-<w:ftr xmlns:wpc="http://schemas.microsoft.com/office/word/2010/wordprocessingCanvas" xmlns:cx="http://schemas.microsoft.com/office/drawing/2014/chartex" xmlns:cx1="http://schemas.microsoft.com/office/drawing/2015/9/8/chartex" xmlns:cx2="http://schemas.microsoft.com/office/drawing/2015/10/21/chartex" xmlns:cx3="http://schemas.microsoft.com/office/drawing/2016/5/9/chartex" xmlns:cx4="http://schemas.microsoft.com/office/drawing/2016/5/10/chartex" xmlns:cx5="http://schemas.microsoft.com/office/drawing/2016/5/11/chartex" xmlns:cx6="http://schemas.microsoft.com/office/drawing/2016/5/12/chartex" xmlns:cx7="http://schemas.microsoft.com/office/drawing/2016/5/13/chartex" xmlns:cx8="http://schemas.microsoft.com/office/drawing/2016/5/14/chartex" xmlns:mc="http://schemas.openxmlformats.org/markup-compatibility/2006" xmlns:aink="http://schemas.microsoft.com/office/drawing/2016/ink" xmlns:am3d="http://schemas.microsoft.com/office/drawing/2017/model3d" xmlns:o="urn:schemas-microsoft-com:office:office" xmlns:oel="http://schemas.microsoft.com/office/2019/extlst" xmlns:r="http://schemas.openxmlformats.org/officeDocument/2006/relationships" xmlns:m="http://schemas.openxmlformats.org/officeDocument/2006/math" xmlns:v="urn:schemas-microsoft-com:vml" xmlns:wp14="http://schemas.microsoft.com/office/word/2010/wordprocessingDrawing" xmlns:wp="http://schemas.openxmlformats.org/drawingml/2006/wordprocessingDrawing" xmlns:w10="urn:schemas-microsoft-com:office:word" xmlns:w="http://schemas.openxmlformats.org/wordprocessingml/2006/main" xmlns:w14="http://schemas.microsoft.com/office/word/2010/wordml" xmlns:w15="http://schemas.microsoft.com/office/word/2012/wordml" xmlns:w16cex="http://schemas.microsoft.com/office/word/2018/wordml/cex" xmlns:w16cid="http://schemas.microsoft.com/office/word/2016/wordml/cid" xmlns:w16="http://schemas.microsoft.com/office/word/2018/wordml" xmlns:w16du="http://schemas.microsoft.com/office/word/2023/wordml/word16du" xmlns:w16sdtdh="http://schemas.microsoft.com/office/word/2020/wordml/sdtdatahash" xmlns:w16sdtfl="http://schemas.microsoft.com/office/word/2024/wordml/sdtformatlock" xmlns:w16se="http://schemas.microsoft.com/office/word/2015/wordml/symex" xmlns:wpg="http://schemas.microsoft.com/office/word/2010/wordprocessingGroup" xmlns:wpi="http://schemas.microsoft.com/office/word/2010/wordprocessingInk" xmlns:wne="http://schemas.microsoft.com/office/word/2006/wordml" xmlns:wps="http://schemas.microsoft.com/office/word/2010/wordprocessingShape" mc:Ignorable="w14 w15 w16se w16cid w16 w16cex w16sdtdh w16sdtfl w16du wp14">
+<file path=word/footer3.xml><?xml version="1.0" encoding="utf-8"?>
+<w:ftr xmlns:o="urn:schemas-microsoft-com:office:office" xmlns:r="http://schemas.openxmlformats.org/officeDocument/2006/relationships" xmlns:v="urn:schemas-microsoft-com:vml" xmlns:w="http://schemas.openxmlformats.org/wordprocessingml/2006/main" xmlns:w10="urn:schemas-microsoft-com:office:word" xmlns:wp="http://schemas.openxmlformats.org/drawingml/2006/wordprocessingDrawing" xmlns:pic="http://schemas.openxmlformats.org/drawingml/2006/picture" xmlns:wps="http://schemas.microsoft.com/office/word/2010/wordprocessingShape" xmlns:wpg="http://schemas.microsoft.com/office/word/2010/wordprocessingGroup" xmlns:mc="http://schemas.openxmlformats.org/markup-compatibility/2006" xmlns:wp14="http://schemas.microsoft.com/office/word/2010/wordprocessingDrawing" xmlns:w14="http://schemas.microsoft.com/office/word/2010/wordml" xmlns:w15="http://schemas.microsoft.com/office/word/2012/wordml" mc:Ignorable="w14 wp14 w15">
   <w:tbl>
     <w:tblPr>
       <w:tblW w:w="5000" w:type="pct"/>
+      <w:jc w:val="left"/>
+      <w:tblInd w:w="0" w:type="dxa"/>
       <w:tblLayout w:type="fixed"/>
       <w:tblCellMar>
         <w:top w:w="72" w:type="dxa"/>
@@ -2828,19 +2888,19 @@
         <w:bottom w:w="72" w:type="dxa"/>
         <w:right w:w="115" w:type="dxa"/>
       </w:tblCellMar>
-      <w:tblLook w:val="04A0" w:firstRow="1" w:lastRow="0" w:firstColumn="1" w:lastColumn="0" w:noHBand="0" w:noVBand="1"/>
+      <w:tblLook w:val="04a0" w:noHBand="0" w:noVBand="1" w:firstColumn="1" w:lastRow="0" w:lastColumn="0" w:firstRow="1"/>
     </w:tblPr>
     <w:tblGrid>
-      <w:gridCol w:w="8289"/>
-      <w:gridCol w:w="581"/>
+      <w:gridCol w:w="8074"/>
+      <w:gridCol w:w="566"/>
     </w:tblGrid>
     <w:tr>
       <w:trPr>
-        <w:trHeight w:val="344"/>
+        <w:trHeight w:val="344" w:hRule="atLeast"/>
       </w:trPr>
       <w:tc>
         <w:tcPr>
-          <w:tcW w:w="8073" w:type="dxa"/>
+          <w:tcW w:w="8074" w:type="dxa"/>
           <w:tcBorders>
             <w:top w:val="single" w:sz="4" w:space="0" w:color="34B616"/>
             <w:left w:val="single" w:sz="4" w:space="0" w:color="34B616"/>
@@ -2848,13 +2908,14 @@
         </w:tcPr>
         <w:p>
           <w:pPr>
-            <w:pStyle w:val="Pieddepage"/>
+            <w:pStyle w:val="Footer"/>
             <w:tabs>
               <w:tab w:val="clear" w:pos="8640"/>
-              <w:tab w:val="right" w:pos="9371"/>
-              <w:tab w:val="right" w:pos="9661"/>
+              <w:tab w:val="center" w:pos="4320" w:leader="none"/>
+              <w:tab w:val="right" w:pos="9371" w:leader="none"/>
+              <w:tab w:val="right" w:pos="9661" w:leader="none"/>
             </w:tabs>
-            <w:spacing w:after="0" w:line="240" w:lineRule="auto"/>
+            <w:spacing w:lineRule="auto" w:line="240" w:before="0" w:after="0"/>
             <w:rPr>
               <w:i/>
               <w:szCs w:val="20"/>
@@ -2867,23 +2928,9 @@
               <w:szCs w:val="18"/>
             </w:rPr>
             <w:t>Cégep Édouard-Montpetit – Service des programmes</w:t>
-          </w:r>
-          <w:r>
-            <w:rPr>
-              <w:i/>
-              <w:sz w:val="18"/>
-              <w:szCs w:val="18"/>
-            </w:rPr>
             <w:tab/>
-          </w:r>
-          <w:r>
-            <w:rPr>
-              <w:i/>
-              <w:sz w:val="18"/>
-              <w:szCs w:val="18"/>
-            </w:rPr>
             <w:tab/>
-            <w:t>Dernière mise à jour : 2023-09-25</w:t>
+            <w:t>Dernière mise à jour : 2023-09-23                           25</w:t>
           </w:r>
         </w:p>
       </w:tc>
@@ -2893,30 +2940,35 @@
           <w:tcBorders>
             <w:top w:val="single" w:sz="4" w:space="0" w:color="34B616"/>
           </w:tcBorders>
-          <w:shd w:val="clear" w:color="auto" w:fill="34B616"/>
+          <w:shd w:color="auto" w:fill="34B616" w:val="clear"/>
         </w:tcPr>
         <w:p>
           <w:pPr>
-            <w:pStyle w:val="En-tte"/>
-            <w:spacing w:after="0" w:line="240" w:lineRule="auto"/>
+            <w:pStyle w:val="Header"/>
+            <w:spacing w:lineRule="auto" w:line="240" w:before="0" w:after="0"/>
             <w:jc w:val="right"/>
             <w:rPr>
               <w:color w:val="34B616"/>
             </w:rPr>
           </w:pPr>
           <w:r>
+            <w:rPr/>
             <w:fldChar w:fldCharType="begin"/>
           </w:r>
           <w:r>
+            <w:rPr/>
             <w:instrText xml:space="preserve"> PAGE </w:instrText>
           </w:r>
           <w:r>
+            <w:rPr/>
             <w:fldChar w:fldCharType="separate"/>
           </w:r>
           <w:r>
+            <w:rPr/>
             <w:t>6</w:t>
           </w:r>
           <w:r>
+            <w:rPr/>
             <w:fldChar w:fldCharType="end"/>
           </w:r>
         </w:p>
@@ -2925,27 +2977,42 @@
   </w:tbl>
   <w:p>
     <w:pPr>
-      <w:pStyle w:val="Pieddepage"/>
+      <w:pStyle w:val="Footer"/>
       <w:rPr>
         <w:color w:val="34B616"/>
         <w:sz w:val="2"/>
         <w:szCs w:val="2"/>
       </w:rPr>
     </w:pPr>
+    <w:r>
+      <w:rPr>
+        <w:color w:val="34B616"/>
+        <w:sz w:val="2"/>
+        <w:szCs w:val="2"/>
+      </w:rPr>
+    </w:r>
   </w:p>
   <w:p>
     <w:pPr>
-      <w:pStyle w:val="Pieddepage"/>
+      <w:pStyle w:val="Footer"/>
       <w:rPr>
         <w:color w:val="34B616"/>
         <w:sz w:val="2"/>
         <w:szCs w:val="2"/>
       </w:rPr>
     </w:pPr>
+    <w:r>
+      <w:rPr>
+        <w:color w:val="34B616"/>
+        <w:sz w:val="2"/>
+        <w:szCs w:val="2"/>
+      </w:rPr>
+    </w:r>
   </w:p>
   <w:p>
     <w:pPr>
-      <w:pStyle w:val="Pieddepage"/>
+      <w:pStyle w:val="Footer"/>
+      <w:spacing w:before="0" w:after="200"/>
       <w:rPr>
         <w:color w:val="34B616"/>
         <w:sz w:val="2"/>
@@ -2959,70 +3026,46 @@
         <w:szCs w:val="2"/>
       </w:rPr>
       <w:tab/>
-    </w:r>
-    <w:r>
-      <w:rPr>
-        <w:color w:val="34B616"/>
-        <w:sz w:val="2"/>
-        <w:szCs w:val="2"/>
-      </w:rPr>
       <w:tab/>
-    </w:r>
-    <w:r>
-      <w:rPr>
-        <w:color w:val="34B616"/>
-        <w:sz w:val="2"/>
-        <w:szCs w:val="2"/>
-      </w:rPr>
       <w:tab/>
+      <w:t xml:space="preserve">                    </w:t>
     </w:r>
   </w:p>
 </w:ftr>
 </file>
 
-<file path=word/footnotes.xml><?xml version="1.0" encoding="utf-8"?>
-<w:footnotes xmlns:wpc="http://schemas.microsoft.com/office/word/2010/wordprocessingCanvas" xmlns:cx="http://schemas.microsoft.com/office/drawing/2014/chartex" xmlns:cx1="http://schemas.microsoft.com/office/drawing/2015/9/8/chartex" xmlns:cx2="http://schemas.microsoft.com/office/drawing/2015/10/21/chartex" xmlns:cx3="http://schemas.microsoft.com/office/drawing/2016/5/9/chartex" xmlns:cx4="http://schemas.microsoft.com/office/drawing/2016/5/10/chartex" xmlns:cx5="http://schemas.microsoft.com/office/drawing/2016/5/11/chartex" xmlns:cx6="http://schemas.microsoft.com/office/drawing/2016/5/12/chartex" xmlns:cx7="http://schemas.microsoft.com/office/drawing/2016/5/13/chartex" xmlns:cx8="http://schemas.microsoft.com/office/drawing/2016/5/14/chartex" xmlns:mc="http://schemas.openxmlformats.org/markup-compatibility/2006" xmlns:aink="http://schemas.microsoft.com/office/drawing/2016/ink" xmlns:am3d="http://schemas.microsoft.com/office/drawing/2017/model3d" xmlns:o="urn:schemas-microsoft-com:office:office" xmlns:oel="http://schemas.microsoft.com/office/2019/extlst" xmlns:r="http://schemas.openxmlformats.org/officeDocument/2006/relationships" xmlns:m="http://schemas.openxmlformats.org/officeDocument/2006/math" xmlns:v="urn:schemas-microsoft-com:vml" xmlns:wp14="http://schemas.microsoft.com/office/word/2010/wordprocessingDrawing" xmlns:wp="http://schemas.openxmlformats.org/drawingml/2006/wordprocessingDrawing" xmlns:w10="urn:schemas-microsoft-com:office:word" xmlns:w="http://schemas.openxmlformats.org/wordprocessingml/2006/main" xmlns:w14="http://schemas.microsoft.com/office/word/2010/wordml" xmlns:w15="http://schemas.microsoft.com/office/word/2012/wordml" xmlns:w16cex="http://schemas.microsoft.com/office/word/2018/wordml/cex" xmlns:w16cid="http://schemas.microsoft.com/office/word/2016/wordml/cid" xmlns:w16="http://schemas.microsoft.com/office/word/2018/wordml" xmlns:w16du="http://schemas.microsoft.com/office/word/2023/wordml/word16du" xmlns:w16sdtdh="http://schemas.microsoft.com/office/word/2020/wordml/sdtdatahash" xmlns:w16sdtfl="http://schemas.microsoft.com/office/word/2024/wordml/sdtformatlock" xmlns:w16se="http://schemas.microsoft.com/office/word/2015/wordml/symex" xmlns:wpg="http://schemas.microsoft.com/office/word/2010/wordprocessingGroup" xmlns:wpi="http://schemas.microsoft.com/office/word/2010/wordprocessingInk" xmlns:wne="http://schemas.microsoft.com/office/word/2006/wordml" xmlns:wps="http://schemas.microsoft.com/office/word/2010/wordprocessingShape" mc:Ignorable="w14 w15 w16se w16cid w16 w16cex w16sdtdh w16sdtfl w16du wp14">
-  <w:footnote w:type="separator" w:id="-1">
-    <w:p>
-      <w:pPr>
-        <w:spacing w:after="0" w:line="240" w:lineRule="auto"/>
-      </w:pPr>
-      <w:r>
-        <w:separator/>
-      </w:r>
-    </w:p>
-  </w:footnote>
-  <w:footnote w:type="continuationSeparator" w:id="0">
-    <w:p>
-      <w:pPr>
-        <w:spacing w:after="0" w:line="240" w:lineRule="auto"/>
-      </w:pPr>
-      <w:r>
-        <w:continuationSeparator/>
-      </w:r>
-    </w:p>
-  </w:footnote>
-</w:footnotes>
+<file path=word/header1.xml><?xml version="1.0" encoding="utf-8"?>
+<w:hdr xmlns:o="urn:schemas-microsoft-com:office:office" xmlns:r="http://schemas.openxmlformats.org/officeDocument/2006/relationships" xmlns:v="urn:schemas-microsoft-com:vml" xmlns:w="http://schemas.openxmlformats.org/wordprocessingml/2006/main" xmlns:w10="urn:schemas-microsoft-com:office:word" xmlns:wp="http://schemas.openxmlformats.org/drawingml/2006/wordprocessingDrawing" xmlns:pic="http://schemas.openxmlformats.org/drawingml/2006/picture" xmlns:wps="http://schemas.microsoft.com/office/word/2010/wordprocessingShape" xmlns:wpg="http://schemas.microsoft.com/office/word/2010/wordprocessingGroup" xmlns:mc="http://schemas.openxmlformats.org/markup-compatibility/2006" xmlns:wp14="http://schemas.microsoft.com/office/word/2010/wordprocessingDrawing" xmlns:w14="http://schemas.microsoft.com/office/word/2010/wordml" xmlns:w15="http://schemas.microsoft.com/office/word/2012/wordml" mc:Ignorable="w14 wp14 w15">
+  <w:p>
+    <w:pPr>
+      <w:pStyle w:val="Header"/>
+      <w:spacing w:before="0" w:after="200"/>
+      <w:rPr/>
+    </w:pPr>
+    <w:r>
+      <w:rPr/>
+    </w:r>
+  </w:p>
+</w:hdr>
 </file>
 
-<file path=word/header1.xml><?xml version="1.0" encoding="utf-8"?>
-<w:hdr xmlns:wpc="http://schemas.microsoft.com/office/word/2010/wordprocessingCanvas" xmlns:cx="http://schemas.microsoft.com/office/drawing/2014/chartex" xmlns:cx1="http://schemas.microsoft.com/office/drawing/2015/9/8/chartex" xmlns:cx2="http://schemas.microsoft.com/office/drawing/2015/10/21/chartex" xmlns:cx3="http://schemas.microsoft.com/office/drawing/2016/5/9/chartex" xmlns:cx4="http://schemas.microsoft.com/office/drawing/2016/5/10/chartex" xmlns:cx5="http://schemas.microsoft.com/office/drawing/2016/5/11/chartex" xmlns:cx6="http://schemas.microsoft.com/office/drawing/2016/5/12/chartex" xmlns:cx7="http://schemas.microsoft.com/office/drawing/2016/5/13/chartex" xmlns:cx8="http://schemas.microsoft.com/office/drawing/2016/5/14/chartex" xmlns:mc="http://schemas.openxmlformats.org/markup-compatibility/2006" xmlns:aink="http://schemas.microsoft.com/office/drawing/2016/ink" xmlns:am3d="http://schemas.microsoft.com/office/drawing/2017/model3d" xmlns:o="urn:schemas-microsoft-com:office:office" xmlns:oel="http://schemas.microsoft.com/office/2019/extlst" xmlns:r="http://schemas.openxmlformats.org/officeDocument/2006/relationships" xmlns:m="http://schemas.openxmlformats.org/officeDocument/2006/math" xmlns:v="urn:schemas-microsoft-com:vml" xmlns:wp14="http://schemas.microsoft.com/office/word/2010/wordprocessingDrawing" xmlns:wp="http://schemas.openxmlformats.org/drawingml/2006/wordprocessingDrawing" xmlns:w10="urn:schemas-microsoft-com:office:word" xmlns:w="http://schemas.openxmlformats.org/wordprocessingml/2006/main" xmlns:w14="http://schemas.microsoft.com/office/word/2010/wordml" xmlns:w15="http://schemas.microsoft.com/office/word/2012/wordml" xmlns:w16cex="http://schemas.microsoft.com/office/word/2018/wordml/cex" xmlns:w16cid="http://schemas.microsoft.com/office/word/2016/wordml/cid" xmlns:w16="http://schemas.microsoft.com/office/word/2018/wordml" xmlns:w16du="http://schemas.microsoft.com/office/word/2023/wordml/word16du" xmlns:w16sdtdh="http://schemas.microsoft.com/office/word/2020/wordml/sdtdatahash" xmlns:w16sdtfl="http://schemas.microsoft.com/office/word/2024/wordml/sdtformatlock" xmlns:w16se="http://schemas.microsoft.com/office/word/2015/wordml/symex" xmlns:wpg="http://schemas.microsoft.com/office/word/2010/wordprocessingGroup" xmlns:wpi="http://schemas.microsoft.com/office/word/2010/wordprocessingInk" xmlns:wne="http://schemas.microsoft.com/office/word/2006/wordml" xmlns:wps="http://schemas.microsoft.com/office/word/2010/wordprocessingShape" mc:Ignorable="w14 w15 w16se w16cid w16 w16cex w16sdtdh w16sdtfl w16du wp14">
+<file path=word/header2.xml><?xml version="1.0" encoding="utf-8"?>
+<w:hdr xmlns:o="urn:schemas-microsoft-com:office:office" xmlns:r="http://schemas.openxmlformats.org/officeDocument/2006/relationships" xmlns:v="urn:schemas-microsoft-com:vml" xmlns:w="http://schemas.openxmlformats.org/wordprocessingml/2006/main" xmlns:w10="urn:schemas-microsoft-com:office:word" xmlns:wp="http://schemas.openxmlformats.org/drawingml/2006/wordprocessingDrawing" xmlns:pic="http://schemas.openxmlformats.org/drawingml/2006/picture" xmlns:wps="http://schemas.microsoft.com/office/word/2010/wordprocessingShape" xmlns:wpg="http://schemas.microsoft.com/office/word/2010/wordprocessingGroup" xmlns:mc="http://schemas.openxmlformats.org/markup-compatibility/2006" xmlns:wp14="http://schemas.microsoft.com/office/word/2010/wordprocessingDrawing" xmlns:w14="http://schemas.microsoft.com/office/word/2010/wordml" xmlns:w15="http://schemas.microsoft.com/office/word/2012/wordml" mc:Ignorable="w14 wp14 w15">
   <w:p>
     <w:pPr>
-      <w:pStyle w:val="Titre1"/>
+      <w:pStyle w:val="Heading1"/>
       <w:numPr>
         <w:ilvl w:val="0"/>
         <w:numId w:val="0"/>
       </w:numPr>
-      <w:ind w:left="432"/>
+      <w:spacing w:before="480" w:after="200"/>
+      <w:ind w:hanging="0" w:left="432"/>
       <w:jc w:val="right"/>
+      <w:rPr/>
     </w:pPr>
     <w:r>
-      <w:rPr>
-        <w:noProof/>
-      </w:rPr>
       <w:drawing>
-        <wp:anchor distT="0" distB="0" distL="0" distR="0" simplePos="0" relativeHeight="251657216" behindDoc="1" locked="0" layoutInCell="1" allowOverlap="1" wp14:anchorId="59106C48" wp14:editId="6616FAE4">
+        <wp:anchor behindDoc="1" distT="0" distB="0" distL="0" distR="0" simplePos="0" locked="0" layoutInCell="1" allowOverlap="1" relativeHeight="7">
           <wp:simplePos x="0" y="0"/>
           <wp:positionH relativeFrom="column">
             <wp:posOffset>1690370</wp:posOffset>
@@ -3069,48 +3112,60 @@
       </w:drawing>
     </w:r>
     <w:r>
+      <w:rPr/>
       <w:t xml:space="preserve">  </w:t>
     </w:r>
   </w:p>
   <w:p>
     <w:pPr>
-      <w:spacing w:after="0" w:line="240" w:lineRule="auto"/>
+      <w:pStyle w:val="Normal"/>
+      <w:spacing w:lineRule="auto" w:line="240" w:before="0" w:after="0"/>
+      <w:rPr/>
     </w:pPr>
+    <w:r>
+      <w:rPr/>
+    </w:r>
   </w:p>
   <w:p>
     <w:pPr>
-      <w:spacing w:after="0" w:line="240" w:lineRule="auto"/>
+      <w:pStyle w:val="Normal"/>
+      <w:spacing w:lineRule="auto" w:line="240" w:before="0" w:after="0"/>
+      <w:rPr/>
     </w:pPr>
+    <w:r>
+      <w:rPr/>
+    </w:r>
   </w:p>
   <w:p>
     <w:pPr>
-      <w:spacing w:after="0" w:line="240" w:lineRule="auto"/>
+      <w:pStyle w:val="Normal"/>
+      <w:spacing w:lineRule="auto" w:line="240" w:before="0" w:after="0"/>
+      <w:rPr/>
     </w:pPr>
+    <w:r>
+      <w:rPr/>
+    </w:r>
   </w:p>
 </w:hdr>
 </file>
 
-<file path=word/header2.xml><?xml version="1.0" encoding="utf-8"?>
-<w:hdr xmlns:wpc="http://schemas.microsoft.com/office/word/2010/wordprocessingCanvas" xmlns:cx="http://schemas.microsoft.com/office/drawing/2014/chartex" xmlns:cx1="http://schemas.microsoft.com/office/drawing/2015/9/8/chartex" xmlns:cx2="http://schemas.microsoft.com/office/drawing/2015/10/21/chartex" xmlns:cx3="http://schemas.microsoft.com/office/drawing/2016/5/9/chartex" xmlns:cx4="http://schemas.microsoft.com/office/drawing/2016/5/10/chartex" xmlns:cx5="http://schemas.microsoft.com/office/drawing/2016/5/11/chartex" xmlns:cx6="http://schemas.microsoft.com/office/drawing/2016/5/12/chartex" xmlns:cx7="http://schemas.microsoft.com/office/drawing/2016/5/13/chartex" xmlns:cx8="http://schemas.microsoft.com/office/drawing/2016/5/14/chartex" xmlns:mc="http://schemas.openxmlformats.org/markup-compatibility/2006" xmlns:aink="http://schemas.microsoft.com/office/drawing/2016/ink" xmlns:am3d="http://schemas.microsoft.com/office/drawing/2017/model3d" xmlns:o="urn:schemas-microsoft-com:office:office" xmlns:oel="http://schemas.microsoft.com/office/2019/extlst" xmlns:r="http://schemas.openxmlformats.org/officeDocument/2006/relationships" xmlns:m="http://schemas.openxmlformats.org/officeDocument/2006/math" xmlns:v="urn:schemas-microsoft-com:vml" xmlns:wp14="http://schemas.microsoft.com/office/word/2010/wordprocessingDrawing" xmlns:wp="http://schemas.openxmlformats.org/drawingml/2006/wordprocessingDrawing" xmlns:w10="urn:schemas-microsoft-com:office:word" xmlns:w="http://schemas.openxmlformats.org/wordprocessingml/2006/main" xmlns:w14="http://schemas.microsoft.com/office/word/2010/wordml" xmlns:w15="http://schemas.microsoft.com/office/word/2012/wordml" xmlns:w16cex="http://schemas.microsoft.com/office/word/2018/wordml/cex" xmlns:w16cid="http://schemas.microsoft.com/office/word/2016/wordml/cid" xmlns:w16="http://schemas.microsoft.com/office/word/2018/wordml" xmlns:w16du="http://schemas.microsoft.com/office/word/2023/wordml/word16du" xmlns:w16sdtdh="http://schemas.microsoft.com/office/word/2020/wordml/sdtdatahash" xmlns:w16sdtfl="http://schemas.microsoft.com/office/word/2024/wordml/sdtformatlock" xmlns:w16se="http://schemas.microsoft.com/office/word/2015/wordml/symex" xmlns:wpg="http://schemas.microsoft.com/office/word/2010/wordprocessingGroup" xmlns:wpi="http://schemas.microsoft.com/office/word/2010/wordprocessingInk" xmlns:wne="http://schemas.microsoft.com/office/word/2006/wordml" xmlns:wps="http://schemas.microsoft.com/office/word/2010/wordprocessingShape" mc:Ignorable="w14 w15 w16se w16cid w16 w16cex w16sdtdh w16sdtfl w16du wp14">
+<file path=word/header3.xml><?xml version="1.0" encoding="utf-8"?>
+<w:hdr xmlns:o="urn:schemas-microsoft-com:office:office" xmlns:r="http://schemas.openxmlformats.org/officeDocument/2006/relationships" xmlns:v="urn:schemas-microsoft-com:vml" xmlns:w="http://schemas.openxmlformats.org/wordprocessingml/2006/main" xmlns:w10="urn:schemas-microsoft-com:office:word" xmlns:wp="http://schemas.openxmlformats.org/drawingml/2006/wordprocessingDrawing" xmlns:pic="http://schemas.openxmlformats.org/drawingml/2006/picture" xmlns:wps="http://schemas.microsoft.com/office/word/2010/wordprocessingShape" xmlns:wpg="http://schemas.microsoft.com/office/word/2010/wordprocessingGroup" xmlns:mc="http://schemas.openxmlformats.org/markup-compatibility/2006" xmlns:wp14="http://schemas.microsoft.com/office/word/2010/wordprocessingDrawing" xmlns:w14="http://schemas.microsoft.com/office/word/2010/wordml" xmlns:w15="http://schemas.microsoft.com/office/word/2012/wordml" mc:Ignorable="w14 wp14 w15">
   <w:p>
     <w:pPr>
-      <w:pStyle w:val="Titre1"/>
+      <w:pStyle w:val="Heading1"/>
       <w:numPr>
         <w:ilvl w:val="0"/>
         <w:numId w:val="0"/>
       </w:numPr>
-      <w:ind w:left="432"/>
+      <w:spacing w:before="480" w:after="200"/>
+      <w:ind w:hanging="0" w:left="432"/>
       <w:jc w:val="right"/>
+      <w:rPr/>
     </w:pPr>
-    <w:bookmarkStart w:id="0" w:name="_Toc31780134"/>
-    <w:bookmarkStart w:id="1" w:name="_Toc255027"/>
-    <w:bookmarkStart w:id="2" w:name="_Toc254829"/>
     <w:r>
-      <w:rPr>
-        <w:noProof/>
-      </w:rPr>
       <w:drawing>
-        <wp:anchor distT="0" distB="0" distL="0" distR="0" simplePos="0" relativeHeight="251658240" behindDoc="1" locked="0" layoutInCell="1" allowOverlap="1" wp14:anchorId="1AA3FCE2" wp14:editId="20292DD7">
+        <wp:anchor behindDoc="1" distT="0" distB="0" distL="0" distR="0" simplePos="0" locked="0" layoutInCell="1" allowOverlap="1" relativeHeight="7">
           <wp:simplePos x="0" y="0"/>
           <wp:positionH relativeFrom="column">
             <wp:posOffset>1690370</wp:posOffset>
@@ -3157,39 +3212,303 @@
       </w:drawing>
     </w:r>
     <w:r>
-      <w:t xml:space="preserve"> </w:t>
-    </w:r>
-    <w:bookmarkEnd w:id="0"/>
-    <w:bookmarkEnd w:id="1"/>
-    <w:bookmarkEnd w:id="2"/>
-    <w:r>
-      <w:t xml:space="preserve"> </w:t>
+      <w:rPr/>
+      <w:t xml:space="preserve">  </w:t>
     </w:r>
   </w:p>
   <w:p>
     <w:pPr>
-      <w:spacing w:after="0" w:line="240" w:lineRule="auto"/>
+      <w:pStyle w:val="Normal"/>
+      <w:spacing w:lineRule="auto" w:line="240" w:before="0" w:after="0"/>
+      <w:rPr/>
     </w:pPr>
+    <w:r>
+      <w:rPr/>
+    </w:r>
   </w:p>
   <w:p>
     <w:pPr>
-      <w:spacing w:after="0" w:line="240" w:lineRule="auto"/>
+      <w:pStyle w:val="Normal"/>
+      <w:spacing w:lineRule="auto" w:line="240" w:before="0" w:after="0"/>
+      <w:rPr/>
     </w:pPr>
+    <w:r>
+      <w:rPr/>
+    </w:r>
   </w:p>
   <w:p>
     <w:pPr>
-      <w:spacing w:after="0" w:line="240" w:lineRule="auto"/>
+      <w:pStyle w:val="Normal"/>
+      <w:spacing w:lineRule="auto" w:line="240" w:before="0" w:after="0"/>
+      <w:rPr/>
     </w:pPr>
+    <w:r>
+      <w:rPr/>
+    </w:r>
   </w:p>
 </w:hdr>
 </file>
 
 <file path=word/numbering.xml><?xml version="1.0" encoding="utf-8"?>
-<w:numbering xmlns:wpc="http://schemas.microsoft.com/office/word/2010/wordprocessingCanvas" xmlns:cx="http://schemas.microsoft.com/office/drawing/2014/chartex" xmlns:cx1="http://schemas.microsoft.com/office/drawing/2015/9/8/chartex" xmlns:cx2="http://schemas.microsoft.com/office/drawing/2015/10/21/chartex" xmlns:cx3="http://schemas.microsoft.com/office/drawing/2016/5/9/chartex" xmlns:cx4="http://schemas.microsoft.com/office/drawing/2016/5/10/chartex" xmlns:cx5="http://schemas.microsoft.com/office/drawing/2016/5/11/chartex" xmlns:cx6="http://schemas.microsoft.com/office/drawing/2016/5/12/chartex" xmlns:cx7="http://schemas.microsoft.com/office/drawing/2016/5/13/chartex" xmlns:cx8="http://schemas.microsoft.com/office/drawing/2016/5/14/chartex" xmlns:mc="http://schemas.openxmlformats.org/markup-compatibility/2006" xmlns:aink="http://schemas.microsoft.com/office/drawing/2016/ink" xmlns:am3d="http://schemas.microsoft.com/office/drawing/2017/model3d" xmlns:o="urn:schemas-microsoft-com:office:office" xmlns:oel="http://schemas.microsoft.com/office/2019/extlst" xmlns:r="http://schemas.openxmlformats.org/officeDocument/2006/relationships" xmlns:m="http://schemas.openxmlformats.org/officeDocument/2006/math" xmlns:v="urn:schemas-microsoft-com:vml" xmlns:wp14="http://schemas.microsoft.com/office/word/2010/wordprocessingDrawing" xmlns:wp="http://schemas.openxmlformats.org/drawingml/2006/wordprocessingDrawing" xmlns:w10="urn:schemas-microsoft-com:office:word" xmlns:w="http://schemas.openxmlformats.org/wordprocessingml/2006/main" xmlns:w14="http://schemas.microsoft.com/office/word/2010/wordml" xmlns:w15="http://schemas.microsoft.com/office/word/2012/wordml" xmlns:w16cex="http://schemas.microsoft.com/office/word/2018/wordml/cex" xmlns:w16cid="http://schemas.microsoft.com/office/word/2016/wordml/cid" xmlns:w16="http://schemas.microsoft.com/office/word/2018/wordml" xmlns:w16du="http://schemas.microsoft.com/office/word/2023/wordml/word16du" xmlns:w16sdtdh="http://schemas.microsoft.com/office/word/2020/wordml/sdtdatahash" xmlns:w16sdtfl="http://schemas.microsoft.com/office/word/2024/wordml/sdtformatlock" xmlns:w16se="http://schemas.microsoft.com/office/word/2015/wordml/symex" xmlns:wpg="http://schemas.microsoft.com/office/word/2010/wordprocessingGroup" xmlns:wpi="http://schemas.microsoft.com/office/word/2010/wordprocessingInk" xmlns:wne="http://schemas.microsoft.com/office/word/2006/wordml" xmlns:wps="http://schemas.microsoft.com/office/word/2010/wordprocessingShape" mc:Ignorable="w14 w15 w16se w16cid w16 w16cex w16sdtdh w16sdtfl w16du wp14">
-  <w:abstractNum w:abstractNumId="0" w15:restartNumberingAfterBreak="0">
-    <w:nsid w:val="30A4532C"/>
-    <w:multiLevelType w:val="multilevel"/>
-    <w:tmpl w:val="E8F4866E"/>
+<w:numbering xmlns:w="http://schemas.openxmlformats.org/wordprocessingml/2006/main" xmlns:o="urn:schemas-microsoft-com:office:office" xmlns:r="http://schemas.openxmlformats.org/officeDocument/2006/relationships" xmlns:v="urn:schemas-microsoft-com:vml" xmlns:mc="http://schemas.openxmlformats.org/markup-compatibility/2006" xmlns:w14="http://schemas.microsoft.com/office/word/2010/wordml" mc:Ignorable="w14">
+  <w:abstractNum w:abstractNumId="1">
+    <w:lvl w:ilvl="0">
+      <w:start w:val="1"/>
+      <w:numFmt w:val="decimal"/>
+      <w:pStyle w:val="Heading1"/>
+      <w:lvlText w:val="%1"/>
+      <w:lvlJc w:val="left"/>
+      <w:pPr>
+        <w:tabs>
+          <w:tab w:val="num" w:pos="0"/>
+        </w:tabs>
+        <w:ind w:left="432" w:hanging="432"/>
+      </w:pPr>
+      <w:rPr/>
+    </w:lvl>
+    <w:lvl w:ilvl="1">
+      <w:start w:val="1"/>
+      <w:numFmt w:val="decimal"/>
+      <w:pStyle w:val="Heading2"/>
+      <w:lvlText w:val="%1.%2"/>
+      <w:lvlJc w:val="left"/>
+      <w:pPr>
+        <w:tabs>
+          <w:tab w:val="num" w:pos="0"/>
+        </w:tabs>
+        <w:ind w:left="576" w:hanging="576"/>
+      </w:pPr>
+      <w:rPr/>
+    </w:lvl>
+    <w:lvl w:ilvl="2">
+      <w:start w:val="1"/>
+      <w:numFmt w:val="decimal"/>
+      <w:pStyle w:val="Heading3"/>
+      <w:lvlText w:val="%1.%2.%3"/>
+      <w:lvlJc w:val="left"/>
+      <w:pPr>
+        <w:tabs>
+          <w:tab w:val="num" w:pos="0"/>
+        </w:tabs>
+        <w:ind w:left="720" w:hanging="720"/>
+      </w:pPr>
+      <w:rPr/>
+    </w:lvl>
+    <w:lvl w:ilvl="3">
+      <w:start w:val="1"/>
+      <w:numFmt w:val="decimal"/>
+      <w:pStyle w:val="Heading4"/>
+      <w:lvlText w:val="%1.%2.%3.%4"/>
+      <w:lvlJc w:val="left"/>
+      <w:pPr>
+        <w:tabs>
+          <w:tab w:val="num" w:pos="0"/>
+        </w:tabs>
+        <w:ind w:left="864" w:hanging="864"/>
+      </w:pPr>
+      <w:rPr/>
+    </w:lvl>
+    <w:lvl w:ilvl="4">
+      <w:start w:val="1"/>
+      <w:numFmt w:val="decimal"/>
+      <w:pStyle w:val="Heading5"/>
+      <w:lvlText w:val="%1.%2.%3.%4.%5"/>
+      <w:lvlJc w:val="left"/>
+      <w:pPr>
+        <w:tabs>
+          <w:tab w:val="num" w:pos="0"/>
+        </w:tabs>
+        <w:ind w:left="1008" w:hanging="1008"/>
+      </w:pPr>
+      <w:rPr/>
+    </w:lvl>
+    <w:lvl w:ilvl="5">
+      <w:start w:val="1"/>
+      <w:numFmt w:val="decimal"/>
+      <w:pStyle w:val="Heading6"/>
+      <w:lvlText w:val="%1.%2.%3.%4.%5.%6"/>
+      <w:lvlJc w:val="left"/>
+      <w:pPr>
+        <w:tabs>
+          <w:tab w:val="num" w:pos="0"/>
+        </w:tabs>
+        <w:ind w:left="1152" w:hanging="1152"/>
+      </w:pPr>
+      <w:rPr/>
+    </w:lvl>
+    <w:lvl w:ilvl="6">
+      <w:start w:val="1"/>
+      <w:numFmt w:val="decimal"/>
+      <w:pStyle w:val="Heading7"/>
+      <w:lvlText w:val="%1.%2.%3.%4.%5.%6.%7"/>
+      <w:lvlJc w:val="left"/>
+      <w:pPr>
+        <w:tabs>
+          <w:tab w:val="num" w:pos="0"/>
+        </w:tabs>
+        <w:ind w:left="1296" w:hanging="1296"/>
+      </w:pPr>
+      <w:rPr/>
+    </w:lvl>
+    <w:lvl w:ilvl="7">
+      <w:start w:val="1"/>
+      <w:numFmt w:val="decimal"/>
+      <w:pStyle w:val="Heading8"/>
+      <w:lvlText w:val="%1.%2.%3.%4.%5.%6.%7.%8"/>
+      <w:lvlJc w:val="left"/>
+      <w:pPr>
+        <w:tabs>
+          <w:tab w:val="num" w:pos="0"/>
+        </w:tabs>
+        <w:ind w:left="1440" w:hanging="1440"/>
+      </w:pPr>
+      <w:rPr/>
+    </w:lvl>
+    <w:lvl w:ilvl="8">
+      <w:start w:val="1"/>
+      <w:numFmt w:val="decimal"/>
+      <w:pStyle w:val="Heading9"/>
+      <w:lvlText w:val="%1.%2.%3.%4.%5.%6.%7.%8.%9"/>
+      <w:lvlJc w:val="left"/>
+      <w:pPr>
+        <w:tabs>
+          <w:tab w:val="num" w:pos="0"/>
+        </w:tabs>
+        <w:ind w:left="1584" w:hanging="1584"/>
+      </w:pPr>
+      <w:rPr/>
+    </w:lvl>
+  </w:abstractNum>
+  <w:abstractNum w:abstractNumId="2">
+    <w:lvl w:ilvl="0">
+      <w:start w:val="1"/>
+      <w:numFmt w:val="upperRoman"/>
+      <w:lvlText w:val="%1."/>
+      <w:lvlJc w:val="left"/>
+      <w:pPr>
+        <w:tabs>
+          <w:tab w:val="num" w:pos="0"/>
+        </w:tabs>
+        <w:ind w:left="720" w:hanging="720"/>
+      </w:pPr>
+      <w:rPr>
+        <w:b/>
+      </w:rPr>
+    </w:lvl>
+    <w:lvl w:ilvl="1">
+      <w:start w:val="1"/>
+      <w:numFmt w:val="decimal"/>
+      <w:isLgl/>
+      <w:lvlText w:val="%1.%2."/>
+      <w:lvlJc w:val="left"/>
+      <w:pPr>
+        <w:tabs>
+          <w:tab w:val="num" w:pos="0"/>
+        </w:tabs>
+        <w:ind w:left="360" w:hanging="360"/>
+      </w:pPr>
+      <w:rPr/>
+    </w:lvl>
+    <w:lvl w:ilvl="2">
+      <w:start w:val="1"/>
+      <w:numFmt w:val="decimal"/>
+      <w:isLgl/>
+      <w:lvlText w:val="%1.%2.%3."/>
+      <w:lvlJc w:val="left"/>
+      <w:pPr>
+        <w:tabs>
+          <w:tab w:val="num" w:pos="0"/>
+        </w:tabs>
+        <w:ind w:left="720" w:hanging="720"/>
+      </w:pPr>
+      <w:rPr/>
+    </w:lvl>
+    <w:lvl w:ilvl="3">
+      <w:start w:val="1"/>
+      <w:numFmt w:val="decimal"/>
+      <w:isLgl/>
+      <w:lvlText w:val="%1.%2.%3.%4."/>
+      <w:lvlJc w:val="left"/>
+      <w:pPr>
+        <w:tabs>
+          <w:tab w:val="num" w:pos="0"/>
+        </w:tabs>
+        <w:ind w:left="720" w:hanging="720"/>
+      </w:pPr>
+      <w:rPr/>
+    </w:lvl>
+    <w:lvl w:ilvl="4">
+      <w:start w:val="1"/>
+      <w:numFmt w:val="decimal"/>
+      <w:isLgl/>
+      <w:lvlText w:val="%1.%2.%3.%4.%5."/>
+      <w:lvlJc w:val="left"/>
+      <w:pPr>
+        <w:tabs>
+          <w:tab w:val="num" w:pos="0"/>
+        </w:tabs>
+        <w:ind w:left="1080" w:hanging="1080"/>
+      </w:pPr>
+      <w:rPr/>
+    </w:lvl>
+    <w:lvl w:ilvl="5">
+      <w:start w:val="1"/>
+      <w:numFmt w:val="decimal"/>
+      <w:isLgl/>
+      <w:lvlText w:val="%1.%2.%3.%4.%5.%6."/>
+      <w:lvlJc w:val="left"/>
+      <w:pPr>
+        <w:tabs>
+          <w:tab w:val="num" w:pos="0"/>
+        </w:tabs>
+        <w:ind w:left="1080" w:hanging="1080"/>
+      </w:pPr>
+      <w:rPr/>
+    </w:lvl>
+    <w:lvl w:ilvl="6">
+      <w:start w:val="1"/>
+      <w:numFmt w:val="decimal"/>
+      <w:isLgl/>
+      <w:lvlText w:val="%1.%2.%3.%4.%5.%6.%7."/>
+      <w:lvlJc w:val="left"/>
+      <w:pPr>
+        <w:tabs>
+          <w:tab w:val="num" w:pos="0"/>
+        </w:tabs>
+        <w:ind w:left="1440" w:hanging="1440"/>
+      </w:pPr>
+      <w:rPr/>
+    </w:lvl>
+    <w:lvl w:ilvl="7">
+      <w:start w:val="1"/>
+      <w:numFmt w:val="decimal"/>
+      <w:isLgl/>
+      <w:lvlText w:val="%1.%2.%3.%4.%5.%6.%7.%8."/>
+      <w:lvlJc w:val="left"/>
+      <w:pPr>
+        <w:tabs>
+          <w:tab w:val="num" w:pos="0"/>
+        </w:tabs>
+        <w:ind w:left="1440" w:hanging="1440"/>
+      </w:pPr>
+      <w:rPr/>
+    </w:lvl>
+    <w:lvl w:ilvl="8">
+      <w:start w:val="1"/>
+      <w:numFmt w:val="decimal"/>
+      <w:isLgl/>
+      <w:lvlText w:val="%1.%2.%3.%4.%5.%6.%7.%8.%9."/>
+      <w:lvlJc w:val="left"/>
+      <w:pPr>
+        <w:tabs>
+          <w:tab w:val="num" w:pos="0"/>
+        </w:tabs>
+        <w:ind w:left="1800" w:hanging="1800"/>
+      </w:pPr>
+      <w:rPr/>
+    </w:lvl>
+  </w:abstractNum>
+  <w:abstractNum w:abstractNumId="3">
     <w:lvl w:ilvl="0">
       <w:start w:val="1"/>
       <w:numFmt w:val="bullet"/>
@@ -3326,290 +3645,44 @@
       </w:rPr>
     </w:lvl>
   </w:abstractNum>
-  <w:abstractNum w:abstractNumId="1" w15:restartNumberingAfterBreak="0">
-    <w:nsid w:val="4276605B"/>
-    <w:multiLevelType w:val="multilevel"/>
-    <w:tmpl w:val="7AE405F2"/>
-    <w:lvl w:ilvl="0">
-      <w:start w:val="1"/>
-      <w:numFmt w:val="upperRoman"/>
-      <w:lvlText w:val="%1."/>
-      <w:lvlJc w:val="left"/>
-      <w:pPr>
-        <w:tabs>
-          <w:tab w:val="num" w:pos="0"/>
-        </w:tabs>
-        <w:ind w:left="720" w:hanging="720"/>
-      </w:pPr>
-      <w:rPr>
-        <w:b/>
-      </w:rPr>
-    </w:lvl>
-    <w:lvl w:ilvl="1">
-      <w:start w:val="1"/>
-      <w:numFmt w:val="decimal"/>
-      <w:isLgl/>
-      <w:lvlText w:val="%1.%2."/>
-      <w:lvlJc w:val="left"/>
-      <w:pPr>
-        <w:tabs>
-          <w:tab w:val="num" w:pos="0"/>
-        </w:tabs>
-        <w:ind w:left="360" w:hanging="360"/>
-      </w:pPr>
-    </w:lvl>
-    <w:lvl w:ilvl="2">
-      <w:start w:val="1"/>
-      <w:numFmt w:val="decimal"/>
-      <w:isLgl/>
-      <w:lvlText w:val="%1.%2.%3."/>
-      <w:lvlJc w:val="left"/>
-      <w:pPr>
-        <w:tabs>
-          <w:tab w:val="num" w:pos="0"/>
-        </w:tabs>
-        <w:ind w:left="720" w:hanging="720"/>
-      </w:pPr>
-    </w:lvl>
-    <w:lvl w:ilvl="3">
-      <w:start w:val="1"/>
-      <w:numFmt w:val="decimal"/>
-      <w:isLgl/>
-      <w:lvlText w:val="%1.%2.%3.%4."/>
-      <w:lvlJc w:val="left"/>
-      <w:pPr>
-        <w:tabs>
-          <w:tab w:val="num" w:pos="0"/>
-        </w:tabs>
-        <w:ind w:left="720" w:hanging="720"/>
-      </w:pPr>
-    </w:lvl>
-    <w:lvl w:ilvl="4">
-      <w:start w:val="1"/>
-      <w:numFmt w:val="decimal"/>
-      <w:isLgl/>
-      <w:lvlText w:val="%1.%2.%3.%4.%5."/>
-      <w:lvlJc w:val="left"/>
-      <w:pPr>
-        <w:tabs>
-          <w:tab w:val="num" w:pos="0"/>
-        </w:tabs>
-        <w:ind w:left="1080" w:hanging="1080"/>
-      </w:pPr>
-    </w:lvl>
-    <w:lvl w:ilvl="5">
-      <w:start w:val="1"/>
-      <w:numFmt w:val="decimal"/>
-      <w:isLgl/>
-      <w:lvlText w:val="%1.%2.%3.%4.%5.%6."/>
-      <w:lvlJc w:val="left"/>
-      <w:pPr>
-        <w:tabs>
-          <w:tab w:val="num" w:pos="0"/>
-        </w:tabs>
-        <w:ind w:left="1080" w:hanging="1080"/>
-      </w:pPr>
-    </w:lvl>
-    <w:lvl w:ilvl="6">
-      <w:start w:val="1"/>
-      <w:numFmt w:val="decimal"/>
-      <w:isLgl/>
-      <w:lvlText w:val="%1.%2.%3.%4.%5.%6.%7."/>
-      <w:lvlJc w:val="left"/>
-      <w:pPr>
-        <w:tabs>
-          <w:tab w:val="num" w:pos="0"/>
-        </w:tabs>
-        <w:ind w:left="1440" w:hanging="1440"/>
-      </w:pPr>
-    </w:lvl>
-    <w:lvl w:ilvl="7">
-      <w:start w:val="1"/>
-      <w:numFmt w:val="decimal"/>
-      <w:isLgl/>
-      <w:lvlText w:val="%1.%2.%3.%4.%5.%6.%7.%8."/>
-      <w:lvlJc w:val="left"/>
-      <w:pPr>
-        <w:tabs>
-          <w:tab w:val="num" w:pos="0"/>
-        </w:tabs>
-        <w:ind w:left="1440" w:hanging="1440"/>
-      </w:pPr>
-    </w:lvl>
-    <w:lvl w:ilvl="8">
-      <w:start w:val="1"/>
-      <w:numFmt w:val="decimal"/>
-      <w:isLgl/>
-      <w:lvlText w:val="%1.%2.%3.%4.%5.%6.%7.%8.%9."/>
-      <w:lvlJc w:val="left"/>
-      <w:pPr>
-        <w:tabs>
-          <w:tab w:val="num" w:pos="0"/>
-        </w:tabs>
-        <w:ind w:left="1800" w:hanging="1800"/>
-      </w:pPr>
-    </w:lvl>
-  </w:abstractNum>
-  <w:abstractNum w:abstractNumId="2" w15:restartNumberingAfterBreak="0">
-    <w:nsid w:val="6337081D"/>
-    <w:multiLevelType w:val="multilevel"/>
-    <w:tmpl w:val="5538A294"/>
-    <w:lvl w:ilvl="0">
-      <w:start w:val="1"/>
-      <w:numFmt w:val="decimal"/>
-      <w:pStyle w:val="Titre1"/>
-      <w:lvlText w:val="%1"/>
-      <w:lvlJc w:val="left"/>
-      <w:pPr>
-        <w:tabs>
-          <w:tab w:val="num" w:pos="0"/>
-        </w:tabs>
-        <w:ind w:left="432" w:hanging="432"/>
-      </w:pPr>
-    </w:lvl>
-    <w:lvl w:ilvl="1">
-      <w:start w:val="1"/>
-      <w:numFmt w:val="decimal"/>
-      <w:pStyle w:val="Titre2"/>
-      <w:lvlText w:val="%1.%2"/>
-      <w:lvlJc w:val="left"/>
-      <w:pPr>
-        <w:tabs>
-          <w:tab w:val="num" w:pos="0"/>
-        </w:tabs>
-        <w:ind w:left="576" w:hanging="576"/>
-      </w:pPr>
-    </w:lvl>
-    <w:lvl w:ilvl="2">
-      <w:start w:val="1"/>
-      <w:numFmt w:val="decimal"/>
-      <w:pStyle w:val="Titre3"/>
-      <w:lvlText w:val="%1.%2.%3"/>
-      <w:lvlJc w:val="left"/>
-      <w:pPr>
-        <w:tabs>
-          <w:tab w:val="num" w:pos="0"/>
-        </w:tabs>
-        <w:ind w:left="720" w:hanging="720"/>
-      </w:pPr>
-    </w:lvl>
-    <w:lvl w:ilvl="3">
-      <w:start w:val="1"/>
-      <w:numFmt w:val="decimal"/>
-      <w:pStyle w:val="Titre4"/>
-      <w:lvlText w:val="%1.%2.%3.%4"/>
-      <w:lvlJc w:val="left"/>
-      <w:pPr>
-        <w:tabs>
-          <w:tab w:val="num" w:pos="0"/>
-        </w:tabs>
-        <w:ind w:left="864" w:hanging="864"/>
-      </w:pPr>
-    </w:lvl>
-    <w:lvl w:ilvl="4">
-      <w:start w:val="1"/>
-      <w:numFmt w:val="decimal"/>
-      <w:pStyle w:val="Titre5"/>
-      <w:lvlText w:val="%1.%2.%3.%4.%5"/>
-      <w:lvlJc w:val="left"/>
-      <w:pPr>
-        <w:tabs>
-          <w:tab w:val="num" w:pos="0"/>
-        </w:tabs>
-        <w:ind w:left="1008" w:hanging="1008"/>
-      </w:pPr>
-    </w:lvl>
-    <w:lvl w:ilvl="5">
-      <w:start w:val="1"/>
-      <w:numFmt w:val="decimal"/>
-      <w:pStyle w:val="Titre6"/>
-      <w:lvlText w:val="%1.%2.%3.%4.%5.%6"/>
-      <w:lvlJc w:val="left"/>
-      <w:pPr>
-        <w:tabs>
-          <w:tab w:val="num" w:pos="0"/>
-        </w:tabs>
-        <w:ind w:left="1152" w:hanging="1152"/>
-      </w:pPr>
-    </w:lvl>
-    <w:lvl w:ilvl="6">
-      <w:start w:val="1"/>
-      <w:numFmt w:val="decimal"/>
-      <w:pStyle w:val="Titre7"/>
-      <w:lvlText w:val="%1.%2.%3.%4.%5.%6.%7"/>
-      <w:lvlJc w:val="left"/>
-      <w:pPr>
-        <w:tabs>
-          <w:tab w:val="num" w:pos="0"/>
-        </w:tabs>
-        <w:ind w:left="1296" w:hanging="1296"/>
-      </w:pPr>
-    </w:lvl>
-    <w:lvl w:ilvl="7">
-      <w:start w:val="1"/>
-      <w:numFmt w:val="decimal"/>
-      <w:pStyle w:val="Titre8"/>
-      <w:lvlText w:val="%1.%2.%3.%4.%5.%6.%7.%8"/>
-      <w:lvlJc w:val="left"/>
-      <w:pPr>
-        <w:tabs>
-          <w:tab w:val="num" w:pos="0"/>
-        </w:tabs>
-        <w:ind w:left="1440" w:hanging="1440"/>
-      </w:pPr>
-    </w:lvl>
-    <w:lvl w:ilvl="8">
-      <w:start w:val="1"/>
-      <w:numFmt w:val="decimal"/>
-      <w:pStyle w:val="Titre9"/>
-      <w:lvlText w:val="%1.%2.%3.%4.%5.%6.%7.%8.%9"/>
-      <w:lvlJc w:val="left"/>
-      <w:pPr>
-        <w:tabs>
-          <w:tab w:val="num" w:pos="0"/>
-        </w:tabs>
-        <w:ind w:left="1584" w:hanging="1584"/>
-      </w:pPr>
-    </w:lvl>
-  </w:abstractNum>
-  <w:num w:numId="1" w16cid:durableId="551578698">
+  <w:num w:numId="1">
+    <w:abstractNumId w:val="1"/>
+  </w:num>
+  <w:num w:numId="2">
     <w:abstractNumId w:val="2"/>
   </w:num>
-  <w:num w:numId="2" w16cid:durableId="1333490058">
-    <w:abstractNumId w:val="1"/>
-  </w:num>
-  <w:num w:numId="3" w16cid:durableId="89981577">
-    <w:abstractNumId w:val="0"/>
+  <w:num w:numId="3">
+    <w:abstractNumId w:val="3"/>
   </w:num>
 </w:numbering>
 </file>
 
 <file path=word/styles.xml><?xml version="1.0" encoding="utf-8"?>
-<w:styles xmlns:mc="http://schemas.openxmlformats.org/markup-compatibility/2006" xmlns:r="http://schemas.openxmlformats.org/officeDocument/2006/relationships" xmlns:w="http://schemas.openxmlformats.org/wordprocessingml/2006/main" xmlns:w14="http://schemas.microsoft.com/office/word/2010/wordml" xmlns:w15="http://schemas.microsoft.com/office/word/2012/wordml" xmlns:w16cex="http://schemas.microsoft.com/office/word/2018/wordml/cex" xmlns:w16cid="http://schemas.microsoft.com/office/word/2016/wordml/cid" xmlns:w16="http://schemas.microsoft.com/office/word/2018/wordml" xmlns:w16du="http://schemas.microsoft.com/office/word/2023/wordml/word16du" xmlns:w16sdtdh="http://schemas.microsoft.com/office/word/2020/wordml/sdtdatahash" xmlns:w16sdtfl="http://schemas.microsoft.com/office/word/2024/wordml/sdtformatlock" xmlns:w16se="http://schemas.microsoft.com/office/word/2015/wordml/symex" mc:Ignorable="w14 w15 w16se w16cid w16 w16cex w16sdtdh w16sdtfl w16du">
+<w:styles xmlns:w="http://schemas.openxmlformats.org/wordprocessingml/2006/main" xmlns:w14="http://schemas.microsoft.com/office/word/2010/wordml" xmlns:mc="http://schemas.openxmlformats.org/markup-compatibility/2006" mc:Ignorable="w14">
   <w:docDefaults>
     <w:rPrDefault>
       <w:rPr>
-        <w:rFonts w:ascii="Calibri" w:eastAsia="Times New Roman" w:hAnsi="Calibri" w:cs="Times New Roman"/>
+        <w:rFonts w:ascii="Calibri" w:hAnsi="Calibri" w:eastAsia="Times New Roman" w:cs="Times New Roman"/>
         <w:lang w:val="fr-CA" w:eastAsia="fr-CA" w:bidi="ar-SA"/>
       </w:rPr>
     </w:rPrDefault>
     <w:pPrDefault>
       <w:pPr>
-        <w:suppressAutoHyphens/>
+        <w:suppressAutoHyphens w:val="true"/>
       </w:pPr>
     </w:pPrDefault>
   </w:docDefaults>
   <w:latentStyles w:defLockedState="0" w:defUIPriority="99" w:defSemiHidden="0" w:defUnhideWhenUsed="0" w:defQFormat="0" w:count="376">
     <w:lsdException w:name="Normal" w:uiPriority="0" w:qFormat="1"/>
     <w:lsdException w:name="heading 1" w:uiPriority="9" w:qFormat="1"/>
-    <w:lsdException w:name="heading 2" w:semiHidden="1" w:uiPriority="9" w:unhideWhenUsed="1" w:qFormat="1"/>
-    <w:lsdException w:name="heading 3" w:semiHidden="1" w:uiPriority="9" w:unhideWhenUsed="1" w:qFormat="1"/>
-    <w:lsdException w:name="heading 4" w:semiHidden="1" w:uiPriority="9" w:unhideWhenUsed="1" w:qFormat="1"/>
-    <w:lsdException w:name="heading 5" w:semiHidden="1" w:uiPriority="9" w:unhideWhenUsed="1" w:qFormat="1"/>
-    <w:lsdException w:name="heading 6" w:semiHidden="1" w:uiPriority="9" w:unhideWhenUsed="1" w:qFormat="1"/>
-    <w:lsdException w:name="heading 7" w:semiHidden="1" w:uiPriority="9" w:unhideWhenUsed="1" w:qFormat="1"/>
-    <w:lsdException w:name="heading 8" w:semiHidden="1" w:uiPriority="9" w:unhideWhenUsed="1" w:qFormat="1"/>
-    <w:lsdException w:name="heading 9" w:semiHidden="1" w:uiPriority="9" w:unhideWhenUsed="1" w:qFormat="1"/>
+    <w:lsdException w:name="heading 2" w:uiPriority="9" w:semiHidden="1" w:unhideWhenUsed="1" w:qFormat="1"/>
+    <w:lsdException w:name="heading 3" w:uiPriority="9" w:semiHidden="1" w:unhideWhenUsed="1" w:qFormat="1"/>
+    <w:lsdException w:name="heading 4" w:uiPriority="9" w:semiHidden="1" w:unhideWhenUsed="1" w:qFormat="1"/>
+    <w:lsdException w:name="heading 5" w:uiPriority="9" w:semiHidden="1" w:unhideWhenUsed="1" w:qFormat="1"/>
+    <w:lsdException w:name="heading 6" w:uiPriority="9" w:semiHidden="1" w:unhideWhenUsed="1" w:qFormat="1"/>
+    <w:lsdException w:name="heading 7" w:uiPriority="9" w:semiHidden="1" w:unhideWhenUsed="1" w:qFormat="1"/>
+    <w:lsdException w:name="heading 8" w:uiPriority="9" w:semiHidden="1" w:unhideWhenUsed="1" w:qFormat="1"/>
+    <w:lsdException w:name="heading 9" w:uiPriority="9" w:semiHidden="1" w:unhideWhenUsed="1" w:qFormat="1"/>
     <w:lsdException w:name="index 1" w:semiHidden="1" w:unhideWhenUsed="1"/>
     <w:lsdException w:name="index 2" w:semiHidden="1" w:unhideWhenUsed="1"/>
     <w:lsdException w:name="index 3" w:semiHidden="1" w:unhideWhenUsed="1"/>
@@ -3619,29 +3692,29 @@
     <w:lsdException w:name="index 7" w:semiHidden="1" w:unhideWhenUsed="1"/>
     <w:lsdException w:name="index 8" w:semiHidden="1" w:unhideWhenUsed="1"/>
     <w:lsdException w:name="index 9" w:semiHidden="1" w:unhideWhenUsed="1"/>
-    <w:lsdException w:name="toc 1" w:semiHidden="1" w:uiPriority="39" w:unhideWhenUsed="1"/>
-    <w:lsdException w:name="toc 2" w:semiHidden="1" w:uiPriority="39" w:unhideWhenUsed="1"/>
-    <w:lsdException w:name="toc 3" w:semiHidden="1" w:uiPriority="39" w:unhideWhenUsed="1"/>
-    <w:lsdException w:name="toc 4" w:semiHidden="1" w:uiPriority="39" w:unhideWhenUsed="1"/>
-    <w:lsdException w:name="toc 5" w:semiHidden="1" w:uiPriority="39" w:unhideWhenUsed="1"/>
-    <w:lsdException w:name="toc 6" w:semiHidden="1" w:uiPriority="39" w:unhideWhenUsed="1"/>
-    <w:lsdException w:name="toc 7" w:semiHidden="1" w:uiPriority="39" w:unhideWhenUsed="1"/>
-    <w:lsdException w:name="toc 8" w:semiHidden="1" w:uiPriority="39" w:unhideWhenUsed="1"/>
-    <w:lsdException w:name="toc 9" w:semiHidden="1" w:uiPriority="39" w:unhideWhenUsed="1"/>
+    <w:lsdException w:name="toc 1" w:uiPriority="39" w:semiHidden="1" w:unhideWhenUsed="1"/>
+    <w:lsdException w:name="toc 2" w:uiPriority="39" w:semiHidden="1" w:unhideWhenUsed="1"/>
+    <w:lsdException w:name="toc 3" w:uiPriority="39" w:semiHidden="1" w:unhideWhenUsed="1"/>
+    <w:lsdException w:name="toc 4" w:uiPriority="39" w:semiHidden="1" w:unhideWhenUsed="1"/>
+    <w:lsdException w:name="toc 5" w:uiPriority="39" w:semiHidden="1" w:unhideWhenUsed="1"/>
+    <w:lsdException w:name="toc 6" w:uiPriority="39" w:semiHidden="1" w:unhideWhenUsed="1"/>
+    <w:lsdException w:name="toc 7" w:uiPriority="39" w:semiHidden="1" w:unhideWhenUsed="1"/>
+    <w:lsdException w:name="toc 8" w:uiPriority="39" w:semiHidden="1" w:unhideWhenUsed="1"/>
+    <w:lsdException w:name="toc 9" w:uiPriority="39" w:semiHidden="1" w:unhideWhenUsed="1"/>
     <w:lsdException w:name="Normal Indent" w:semiHidden="1" w:unhideWhenUsed="1"/>
     <w:lsdException w:name="footnote text" w:semiHidden="1" w:unhideWhenUsed="1"/>
     <w:lsdException w:name="annotation text" w:semiHidden="1" w:unhideWhenUsed="1"/>
     <w:lsdException w:name="header" w:semiHidden="1" w:unhideWhenUsed="1"/>
     <w:lsdException w:name="footer" w:semiHidden="1" w:unhideWhenUsed="1"/>
     <w:lsdException w:name="index heading" w:semiHidden="1" w:unhideWhenUsed="1"/>
-    <w:lsdException w:name="caption" w:semiHidden="1" w:uiPriority="35" w:unhideWhenUsed="1" w:qFormat="1"/>
+    <w:lsdException w:name="caption" w:uiPriority="35" w:semiHidden="1" w:unhideWhenUsed="1" w:qFormat="1"/>
     <w:lsdException w:name="table of figures" w:semiHidden="1" w:unhideWhenUsed="1"/>
     <w:lsdException w:name="envelope address" w:semiHidden="1" w:unhideWhenUsed="1"/>
     <w:lsdException w:name="envelope return" w:semiHidden="1" w:unhideWhenUsed="1"/>
-    <w:lsdException w:name="footnote reference" w:semiHidden="1" w:uiPriority="0" w:unhideWhenUsed="1"/>
+    <w:lsdException w:name="footnote reference" w:uiPriority="0" w:semiHidden="1" w:unhideWhenUsed="1"/>
     <w:lsdException w:name="annotation reference" w:semiHidden="1" w:unhideWhenUsed="1"/>
     <w:lsdException w:name="line number" w:semiHidden="1" w:unhideWhenUsed="1"/>
-    <w:lsdException w:name="page number" w:semiHidden="1" w:uiPriority="0" w:unhideWhenUsed="1"/>
+    <w:lsdException w:name="page number" w:uiPriority="0" w:semiHidden="1" w:unhideWhenUsed="1"/>
     <w:lsdException w:name="endnote reference" w:semiHidden="1" w:unhideWhenUsed="1"/>
     <w:lsdException w:name="endnote text" w:semiHidden="1" w:unhideWhenUsed="1"/>
     <w:lsdException w:name="table of authorities" w:semiHidden="1" w:unhideWhenUsed="1"/>
@@ -3665,9 +3738,9 @@
     <w:lsdException w:name="Title" w:uiPriority="0" w:qFormat="1"/>
     <w:lsdException w:name="Closing" w:semiHidden="1" w:unhideWhenUsed="1"/>
     <w:lsdException w:name="Signature" w:semiHidden="1" w:unhideWhenUsed="1"/>
-    <w:lsdException w:name="Default Paragraph Font" w:semiHidden="1" w:uiPriority="1" w:unhideWhenUsed="1"/>
+    <w:lsdException w:name="Default Paragraph Font" w:uiPriority="1" w:semiHidden="1" w:unhideWhenUsed="1"/>
     <w:lsdException w:name="Body Text" w:semiHidden="1" w:unhideWhenUsed="1"/>
-    <w:lsdException w:name="Body Text Indent" w:semiHidden="1" w:uiPriority="0" w:unhideWhenUsed="1"/>
+    <w:lsdException w:name="Body Text Indent" w:uiPriority="0" w:semiHidden="1" w:unhideWhenUsed="1"/>
     <w:lsdException w:name="List Continue" w:semiHidden="1" w:unhideWhenUsed="1"/>
     <w:lsdException w:name="List Continue 2" w:semiHidden="1" w:unhideWhenUsed="1"/>
     <w:lsdException w:name="List Continue 3" w:semiHidden="1" w:unhideWhenUsed="1"/>
@@ -3865,8 +3938,8 @@
     <w:lsdException w:name="Subtle Reference" w:uiPriority="31" w:qFormat="1"/>
     <w:lsdException w:name="Intense Reference" w:uiPriority="32" w:qFormat="1"/>
     <w:lsdException w:name="Book Title" w:uiPriority="33" w:qFormat="1"/>
-    <w:lsdException w:name="Bibliography" w:semiHidden="1" w:uiPriority="37" w:unhideWhenUsed="1"/>
-    <w:lsdException w:name="TOC Heading" w:semiHidden="1" w:uiPriority="39" w:unhideWhenUsed="1" w:qFormat="1"/>
+    <w:lsdException w:name="Bibliography" w:uiPriority="37" w:semiHidden="1" w:unhideWhenUsed="1"/>
+    <w:lsdException w:name="TOC Heading" w:uiPriority="39" w:semiHidden="1" w:unhideWhenUsed="1" w:qFormat="1"/>
     <w:lsdException w:name="Plain Table 1" w:uiPriority="41"/>
     <w:lsdException w:name="Plain Table 2" w:uiPriority="42"/>
     <w:lsdException w:name="Plain Table 3" w:uiPriority="43"/>
@@ -3977,35 +4050,42 @@
     <w:lsdException w:name="Unresolved Mention" w:semiHidden="1" w:unhideWhenUsed="1"/>
     <w:lsdException w:name="Smart Link" w:semiHidden="1" w:unhideWhenUsed="1"/>
   </w:latentStyles>
-  <w:style w:type="paragraph" w:default="1" w:styleId="Normal">
+  <w:style w:type="paragraph" w:styleId="Normal" w:default="1">
     <w:name w:val="Normal"/>
     <w:qFormat/>
-    <w:rsid w:val="00315B86"/>
+    <w:rsid w:val="00315b86"/>
     <w:pPr>
-      <w:spacing w:after="200" w:line="276" w:lineRule="auto"/>
+      <w:widowControl/>
+      <w:suppressAutoHyphens w:val="true"/>
+      <w:bidi w:val="0"/>
+      <w:spacing w:lineRule="auto" w:line="276" w:before="0" w:after="200"/>
       <w:jc w:val="both"/>
     </w:pPr>
     <w:rPr>
-      <w:rFonts w:ascii="Calibri Light" w:hAnsi="Calibri Light"/>
+      <w:rFonts w:ascii="Calibri Light" w:hAnsi="Calibri Light" w:eastAsia="Times New Roman" w:cs="Times New Roman"/>
+      <w:color w:val="auto"/>
+      <w:kern w:val="0"/>
       <w:sz w:val="22"/>
       <w:szCs w:val="24"/>
-    </w:rPr>
-  </w:style>
-  <w:style w:type="paragraph" w:styleId="Titre1">
+      <w:lang w:val="fr-CA" w:eastAsia="fr-CA" w:bidi="ar-SA"/>
+    </w:rPr>
+  </w:style>
+  <w:style w:type="paragraph" w:styleId="Heading1">
     <w:name w:val="heading 1"/>
     <w:basedOn w:val="Normal"/>
     <w:next w:val="Normal"/>
     <w:link w:val="Titre1Car"/>
     <w:uiPriority w:val="9"/>
     <w:qFormat/>
-    <w:rsid w:val="00540C8E"/>
+    <w:rsid w:val="00540c8e"/>
     <w:pPr>
-      <w:keepNext/>
+      <w:keepNext w:val="true"/>
       <w:keepLines/>
       <w:numPr>
+        <w:ilvl w:val="0"/>
         <w:numId w:val="1"/>
       </w:numPr>
-      <w:spacing w:before="480"/>
+      <w:spacing w:before="480" w:after="200"/>
       <w:outlineLvl w:val="0"/>
     </w:pPr>
     <w:rPr>
@@ -4017,7 +4097,7 @@
       <w:szCs w:val="28"/>
     </w:rPr>
   </w:style>
-  <w:style w:type="paragraph" w:styleId="Titre2">
+  <w:style w:type="paragraph" w:styleId="Heading2">
     <w:name w:val="heading 2"/>
     <w:basedOn w:val="Normal"/>
     <w:next w:val="Normal"/>
@@ -4025,15 +4105,15 @@
     <w:uiPriority w:val="9"/>
     <w:unhideWhenUsed/>
     <w:qFormat/>
-    <w:rsid w:val="00C51201"/>
+    <w:rsid w:val="00c51201"/>
     <w:pPr>
-      <w:keepNext/>
+      <w:keepNext w:val="true"/>
       <w:keepLines/>
       <w:numPr>
         <w:ilvl w:val="1"/>
         <w:numId w:val="1"/>
       </w:numPr>
-      <w:spacing w:before="200"/>
+      <w:spacing w:before="200" w:after="200"/>
       <w:outlineLvl w:val="1"/>
     </w:pPr>
     <w:rPr>
@@ -4044,7 +4124,7 @@
       <w:szCs w:val="26"/>
     </w:rPr>
   </w:style>
-  <w:style w:type="paragraph" w:styleId="Titre3">
+  <w:style w:type="paragraph" w:styleId="Heading3">
     <w:name w:val="heading 3"/>
     <w:basedOn w:val="Normal"/>
     <w:next w:val="Normal"/>
@@ -4052,15 +4132,15 @@
     <w:uiPriority w:val="9"/>
     <w:unhideWhenUsed/>
     <w:qFormat/>
-    <w:rsid w:val="00B71991"/>
+    <w:rsid w:val="00b71991"/>
     <w:pPr>
-      <w:keepNext/>
+      <w:keepNext w:val="true"/>
       <w:keepLines/>
       <w:numPr>
         <w:ilvl w:val="2"/>
         <w:numId w:val="1"/>
       </w:numPr>
-      <w:spacing w:before="200"/>
+      <w:spacing w:before="200" w:after="200"/>
       <w:outlineLvl w:val="2"/>
     </w:pPr>
     <w:rPr>
@@ -4069,7 +4149,7 @@
       <w:color w:val="92D050"/>
     </w:rPr>
   </w:style>
-  <w:style w:type="paragraph" w:styleId="Titre4">
+  <w:style w:type="paragraph" w:styleId="Heading4">
     <w:name w:val="heading 4"/>
     <w:basedOn w:val="Normal"/>
     <w:next w:val="Normal"/>
@@ -4077,19 +4157,20 @@
     <w:uiPriority w:val="9"/>
     <w:unhideWhenUsed/>
     <w:qFormat/>
-    <w:rsid w:val="00725E5F"/>
+    <w:rsid w:val="00725e5f"/>
     <w:pPr>
-      <w:keepNext/>
+      <w:keepNext w:val="true"/>
       <w:keepLines/>
       <w:numPr>
         <w:ilvl w:val="3"/>
         <w:numId w:val="1"/>
       </w:numPr>
       <w:tabs>
-        <w:tab w:val="left" w:pos="1440"/>
+        <w:tab w:val="clear" w:pos="708"/>
+        <w:tab w:val="left" w:pos="1440" w:leader="none"/>
       </w:tabs>
-      <w:spacing w:before="200"/>
-      <w:ind w:left="1440" w:hanging="1440"/>
+      <w:spacing w:before="200" w:after="200"/>
+      <w:ind w:hanging="1440" w:left="1440"/>
       <w:outlineLvl w:val="3"/>
     </w:pPr>
     <w:rPr>
@@ -4099,7 +4180,7 @@
       <w:color w:val="000000"/>
     </w:rPr>
   </w:style>
-  <w:style w:type="paragraph" w:styleId="Titre5">
+  <w:style w:type="paragraph" w:styleId="Heading5">
     <w:name w:val="heading 5"/>
     <w:basedOn w:val="Normal"/>
     <w:next w:val="Normal"/>
@@ -4107,15 +4188,15 @@
     <w:uiPriority w:val="9"/>
     <w:unhideWhenUsed/>
     <w:qFormat/>
-    <w:rsid w:val="00725E5F"/>
+    <w:rsid w:val="00725e5f"/>
     <w:pPr>
-      <w:keepNext/>
+      <w:keepNext w:val="true"/>
       <w:keepLines/>
       <w:numPr>
         <w:ilvl w:val="4"/>
         <w:numId w:val="1"/>
       </w:numPr>
-      <w:spacing w:before="200"/>
+      <w:spacing w:before="200" w:after="200"/>
       <w:outlineLvl w:val="4"/>
     </w:pPr>
     <w:rPr>
@@ -4123,7 +4204,7 @@
       <w:color w:val="243F60"/>
     </w:rPr>
   </w:style>
-  <w:style w:type="paragraph" w:styleId="Titre6">
+  <w:style w:type="paragraph" w:styleId="Heading6">
     <w:name w:val="heading 6"/>
     <w:basedOn w:val="Normal"/>
     <w:next w:val="Normal"/>
@@ -4131,15 +4212,15 @@
     <w:uiPriority w:val="9"/>
     <w:unhideWhenUsed/>
     <w:qFormat/>
-    <w:rsid w:val="00745A08"/>
+    <w:rsid w:val="00745a08"/>
     <w:pPr>
-      <w:keepNext/>
+      <w:keepNext w:val="true"/>
       <w:keepLines/>
       <w:numPr>
         <w:ilvl w:val="5"/>
         <w:numId w:val="1"/>
       </w:numPr>
-      <w:spacing w:before="200"/>
+      <w:spacing w:before="200" w:after="200"/>
       <w:outlineLvl w:val="5"/>
     </w:pPr>
     <w:rPr>
@@ -4149,7 +4230,7 @@
       <w:color w:val="243F60"/>
     </w:rPr>
   </w:style>
-  <w:style w:type="paragraph" w:styleId="Titre7">
+  <w:style w:type="paragraph" w:styleId="Heading7">
     <w:name w:val="heading 7"/>
     <w:basedOn w:val="Normal"/>
     <w:next w:val="Normal"/>
@@ -4158,15 +4239,15 @@
     <w:semiHidden/>
     <w:unhideWhenUsed/>
     <w:qFormat/>
-    <w:rsid w:val="00745A08"/>
+    <w:rsid w:val="00745a08"/>
     <w:pPr>
-      <w:keepNext/>
+      <w:keepNext w:val="true"/>
       <w:keepLines/>
       <w:numPr>
         <w:ilvl w:val="6"/>
         <w:numId w:val="1"/>
       </w:numPr>
-      <w:spacing w:before="200"/>
+      <w:spacing w:before="200" w:after="200"/>
       <w:outlineLvl w:val="6"/>
     </w:pPr>
     <w:rPr>
@@ -4176,7 +4257,7 @@
       <w:color w:val="404040"/>
     </w:rPr>
   </w:style>
-  <w:style w:type="paragraph" w:styleId="Titre8">
+  <w:style w:type="paragraph" w:styleId="Heading8">
     <w:name w:val="heading 8"/>
     <w:basedOn w:val="Normal"/>
     <w:next w:val="Normal"/>
@@ -4185,15 +4266,15 @@
     <w:semiHidden/>
     <w:unhideWhenUsed/>
     <w:qFormat/>
-    <w:rsid w:val="00745A08"/>
+    <w:rsid w:val="00745a08"/>
     <w:pPr>
-      <w:keepNext/>
+      <w:keepNext w:val="true"/>
       <w:keepLines/>
       <w:numPr>
         <w:ilvl w:val="7"/>
         <w:numId w:val="1"/>
       </w:numPr>
-      <w:spacing w:before="200"/>
+      <w:spacing w:before="200" w:after="200"/>
       <w:outlineLvl w:val="7"/>
     </w:pPr>
     <w:rPr>
@@ -4203,7 +4284,7 @@
       <w:szCs w:val="20"/>
     </w:rPr>
   </w:style>
-  <w:style w:type="paragraph" w:styleId="Titre9">
+  <w:style w:type="paragraph" w:styleId="Heading9">
     <w:name w:val="heading 9"/>
     <w:basedOn w:val="Normal"/>
     <w:next w:val="Normal"/>
@@ -4212,15 +4293,15 @@
     <w:semiHidden/>
     <w:unhideWhenUsed/>
     <w:qFormat/>
-    <w:rsid w:val="00745A08"/>
+    <w:rsid w:val="00745a08"/>
     <w:pPr>
-      <w:keepNext/>
+      <w:keepNext w:val="true"/>
       <w:keepLines/>
       <w:numPr>
         <w:ilvl w:val="8"/>
         <w:numId w:val="1"/>
       </w:numPr>
-      <w:spacing w:before="200"/>
+      <w:spacing w:before="200" w:after="200"/>
       <w:outlineLvl w:val="8"/>
     </w:pPr>
     <w:rPr>
@@ -4232,39 +4313,20 @@
       <w:szCs w:val="20"/>
     </w:rPr>
   </w:style>
-  <w:style w:type="character" w:default="1" w:styleId="Policepardfaut">
+  <w:style w:type="character" w:styleId="DefaultParagraphFont" w:default="1">
     <w:name w:val="Default Paragraph Font"/>
     <w:uiPriority w:val="1"/>
     <w:semiHidden/>
     <w:unhideWhenUsed/>
-  </w:style>
-  <w:style w:type="table" w:default="1" w:styleId="TableauNormal">
-    <w:name w:val="Normal Table"/>
-    <w:uiPriority w:val="99"/>
-    <w:semiHidden/>
-    <w:unhideWhenUsed/>
-    <w:tblPr>
-      <w:tblInd w:w="0" w:type="dxa"/>
-      <w:tblCellMar>
-        <w:top w:w="0" w:type="dxa"/>
-        <w:left w:w="108" w:type="dxa"/>
-        <w:bottom w:w="0" w:type="dxa"/>
-        <w:right w:w="108" w:type="dxa"/>
-      </w:tblCellMar>
-    </w:tblPr>
-  </w:style>
-  <w:style w:type="numbering" w:default="1" w:styleId="Aucuneliste">
-    <w:name w:val="No List"/>
-    <w:uiPriority w:val="99"/>
-    <w:semiHidden/>
-    <w:unhideWhenUsed/>
-  </w:style>
-  <w:style w:type="character" w:customStyle="1" w:styleId="Titre1Car">
+    <w:qFormat/>
+    <w:rPr/>
+  </w:style>
+  <w:style w:type="character" w:styleId="Titre1Car" w:customStyle="1">
     <w:name w:val="Titre 1 Car"/>
-    <w:link w:val="Titre1"/>
+    <w:link w:val="Heading1"/>
     <w:uiPriority w:val="9"/>
     <w:qFormat/>
-    <w:rsid w:val="00540C8E"/>
+    <w:rsid w:val="00540c8e"/>
     <w:rPr>
       <w:rFonts w:ascii="Calibri Light" w:hAnsi="Calibri Light"/>
       <w:b/>
@@ -4275,12 +4337,12 @@
       <w:szCs w:val="28"/>
     </w:rPr>
   </w:style>
-  <w:style w:type="character" w:customStyle="1" w:styleId="Titre2Car">
+  <w:style w:type="character" w:styleId="Titre2Car" w:customStyle="1">
     <w:name w:val="Titre 2 Car"/>
-    <w:link w:val="Titre2"/>
+    <w:link w:val="Heading2"/>
     <w:uiPriority w:val="9"/>
     <w:qFormat/>
-    <w:rsid w:val="00C51201"/>
+    <w:rsid w:val="00c51201"/>
     <w:rPr>
       <w:rFonts w:ascii="Calibri Light" w:hAnsi="Calibri Light"/>
       <w:b/>
@@ -4290,12 +4352,12 @@
       <w:szCs w:val="26"/>
     </w:rPr>
   </w:style>
-  <w:style w:type="character" w:customStyle="1" w:styleId="Titre3Car">
+  <w:style w:type="character" w:styleId="Titre3Car" w:customStyle="1">
     <w:name w:val="Titre 3 Car"/>
-    <w:link w:val="Titre3"/>
+    <w:link w:val="Heading3"/>
     <w:uiPriority w:val="9"/>
     <w:qFormat/>
-    <w:rsid w:val="00B71991"/>
+    <w:rsid w:val="00b71991"/>
     <w:rPr>
       <w:rFonts w:ascii="Calibri Light" w:hAnsi="Calibri Light"/>
       <w:b/>
@@ -4305,12 +4367,12 @@
       <w:szCs w:val="24"/>
     </w:rPr>
   </w:style>
-  <w:style w:type="character" w:customStyle="1" w:styleId="Titre4Car">
+  <w:style w:type="character" w:styleId="Titre4Car" w:customStyle="1">
     <w:name w:val="Titre 4 Car"/>
-    <w:link w:val="Titre4"/>
+    <w:link w:val="Heading4"/>
     <w:uiPriority w:val="9"/>
     <w:qFormat/>
-    <w:rsid w:val="00725E5F"/>
+    <w:rsid w:val="00725e5f"/>
     <w:rPr>
       <w:bCs/>
       <w:iCs/>
@@ -4319,24 +4381,24 @@
       <w:szCs w:val="24"/>
     </w:rPr>
   </w:style>
-  <w:style w:type="character" w:customStyle="1" w:styleId="Titre5Car">
+  <w:style w:type="character" w:styleId="Titre5Car" w:customStyle="1">
     <w:name w:val="Titre 5 Car"/>
-    <w:link w:val="Titre5"/>
+    <w:link w:val="Heading5"/>
     <w:uiPriority w:val="9"/>
     <w:qFormat/>
-    <w:rsid w:val="00725E5F"/>
+    <w:rsid w:val="00725e5f"/>
     <w:rPr>
       <w:color w:val="243F60"/>
       <w:sz w:val="22"/>
       <w:szCs w:val="24"/>
     </w:rPr>
   </w:style>
-  <w:style w:type="character" w:customStyle="1" w:styleId="Titre6Car">
+  <w:style w:type="character" w:styleId="Titre6Car" w:customStyle="1">
     <w:name w:val="Titre 6 Car"/>
-    <w:link w:val="Titre6"/>
+    <w:link w:val="Heading6"/>
     <w:uiPriority w:val="9"/>
     <w:qFormat/>
-    <w:rsid w:val="00745A08"/>
+    <w:rsid w:val="00745a08"/>
     <w:rPr>
       <w:rFonts w:ascii="Cambria" w:hAnsi="Cambria"/>
       <w:i/>
@@ -4346,13 +4408,13 @@
       <w:szCs w:val="24"/>
     </w:rPr>
   </w:style>
-  <w:style w:type="character" w:customStyle="1" w:styleId="Titre7Car">
+  <w:style w:type="character" w:styleId="Titre7Car" w:customStyle="1">
     <w:name w:val="Titre 7 Car"/>
-    <w:link w:val="Titre7"/>
+    <w:link w:val="Heading7"/>
     <w:uiPriority w:val="9"/>
     <w:semiHidden/>
     <w:qFormat/>
-    <w:rsid w:val="00745A08"/>
+    <w:rsid w:val="00745a08"/>
     <w:rPr>
       <w:rFonts w:ascii="Cambria" w:hAnsi="Cambria"/>
       <w:i/>
@@ -4362,25 +4424,25 @@
       <w:szCs w:val="24"/>
     </w:rPr>
   </w:style>
-  <w:style w:type="character" w:customStyle="1" w:styleId="Titre8Car">
+  <w:style w:type="character" w:styleId="Titre8Car" w:customStyle="1">
     <w:name w:val="Titre 8 Car"/>
-    <w:link w:val="Titre8"/>
+    <w:link w:val="Heading8"/>
     <w:uiPriority w:val="9"/>
     <w:semiHidden/>
     <w:qFormat/>
-    <w:rsid w:val="00745A08"/>
+    <w:rsid w:val="00745a08"/>
     <w:rPr>
       <w:rFonts w:ascii="Cambria" w:hAnsi="Cambria"/>
       <w:color w:val="404040"/>
     </w:rPr>
   </w:style>
-  <w:style w:type="character" w:customStyle="1" w:styleId="Titre9Car">
+  <w:style w:type="character" w:styleId="Titre9Car" w:customStyle="1">
     <w:name w:val="Titre 9 Car"/>
-    <w:link w:val="Titre9"/>
+    <w:link w:val="Heading9"/>
     <w:uiPriority w:val="9"/>
     <w:semiHidden/>
     <w:qFormat/>
-    <w:rsid w:val="00745A08"/>
+    <w:rsid w:val="00745a08"/>
     <w:rPr>
       <w:rFonts w:ascii="Cambria" w:hAnsi="Cambria"/>
       <w:i/>
@@ -4388,42 +4450,42 @@
       <w:color w:val="404040"/>
     </w:rPr>
   </w:style>
-  <w:style w:type="character" w:customStyle="1" w:styleId="En-tteCar">
+  <w:style w:type="character" w:styleId="En-tteCar" w:customStyle="1">
     <w:name w:val="En-tête Car"/>
-    <w:link w:val="En-tte"/>
+    <w:link w:val="Header"/>
     <w:uiPriority w:val="99"/>
     <w:qFormat/>
-    <w:rsid w:val="0004348A"/>
+    <w:rsid w:val="0004348a"/>
     <w:rPr>
       <w:sz w:val="24"/>
       <w:szCs w:val="24"/>
     </w:rPr>
   </w:style>
-  <w:style w:type="character" w:customStyle="1" w:styleId="PieddepageCar">
+  <w:style w:type="character" w:styleId="PieddepageCar" w:customStyle="1">
     <w:name w:val="Pied de page Car"/>
-    <w:link w:val="Pieddepage"/>
+    <w:link w:val="Footer"/>
     <w:uiPriority w:val="99"/>
     <w:qFormat/>
-    <w:rsid w:val="0004348A"/>
+    <w:rsid w:val="0004348a"/>
     <w:rPr>
       <w:sz w:val="24"/>
       <w:szCs w:val="24"/>
     </w:rPr>
   </w:style>
-  <w:style w:type="character" w:styleId="Lienhypertexte">
+  <w:style w:type="character" w:styleId="Hyperlink">
     <w:name w:val="Hyperlink"/>
     <w:uiPriority w:val="99"/>
     <w:unhideWhenUsed/>
-    <w:rsid w:val="001A51F3"/>
+    <w:rsid w:val="001a51f3"/>
     <w:rPr>
       <w:rFonts w:ascii="Calibri Light" w:hAnsi="Calibri Light"/>
-      <w:b w:val="0"/>
-      <w:i w:val="0"/>
-      <w:caps w:val="0"/>
-      <w:smallCaps w:val="0"/>
-      <w:strike w:val="0"/>
-      <w:dstrike w:val="0"/>
-      <w:vanish w:val="0"/>
+      <w:b w:val="false"/>
+      <w:i w:val="false"/>
+      <w:caps w:val="false"/>
+      <w:smallCaps w:val="false"/>
+      <w:strike w:val="false"/>
+      <w:dstrike w:val="false"/>
+      <w:vanish w:val="false"/>
       <w:color w:val="auto"/>
       <w:position w:val="0"/>
       <w:sz w:val="20"/>
@@ -4439,9 +4501,9 @@
       </w14:textOutline>
     </w:rPr>
   </w:style>
-  <w:style w:type="character" w:customStyle="1" w:styleId="TextedebullesCar">
+  <w:style w:type="character" w:styleId="TextedebullesCar" w:customStyle="1">
     <w:name w:val="Texte de bulles Car"/>
-    <w:link w:val="Textedebulles"/>
+    <w:link w:val="BalloonText"/>
     <w:uiPriority w:val="99"/>
     <w:semiHidden/>
     <w:qFormat/>
@@ -4452,47 +4514,55 @@
       <w:szCs w:val="18"/>
     </w:rPr>
   </w:style>
-  <w:style w:type="character" w:customStyle="1" w:styleId="FootnoteCharacters">
-    <w:name w:val="Footnote Characters"/>
+  <w:style w:type="character" w:styleId="FootnoteCharactersuser" w:customStyle="1">
+    <w:name w:val="Footnote Characters (user)"/>
     <w:unhideWhenUsed/>
     <w:qFormat/>
-    <w:rsid w:val="00540C8E"/>
+    <w:rsid w:val="00540c8e"/>
     <w:rPr>
       <w:vertAlign w:val="superscript"/>
     </w:rPr>
   </w:style>
-  <w:style w:type="character" w:styleId="Appelnotedebasdep">
+  <w:style w:type="character" w:styleId="FootnoteCharacters">
+    <w:name w:val="Footnote Characters"/>
+    <w:qFormat/>
+    <w:rPr>
+      <w:vertAlign w:val="superscript"/>
+    </w:rPr>
+  </w:style>
+  <w:style w:type="character" w:styleId="FootnoteReference">
     <w:name w:val="footnote reference"/>
     <w:rPr>
       <w:vertAlign w:val="superscript"/>
     </w:rPr>
   </w:style>
-  <w:style w:type="character" w:customStyle="1" w:styleId="NotedebasdepageCar">
+  <w:style w:type="character" w:styleId="NotedebasdepageCar" w:customStyle="1">
     <w:name w:val="Note de bas de page Car"/>
     <w:uiPriority w:val="99"/>
     <w:qFormat/>
-    <w:rsid w:val="00540C8E"/>
+    <w:rsid w:val="00540c8e"/>
     <w:rPr>
       <w:rFonts w:ascii="Calibri Light" w:hAnsi="Calibri Light"/>
     </w:rPr>
   </w:style>
-  <w:style w:type="character" w:customStyle="1" w:styleId="NotedebasdepageCar1">
+  <w:style w:type="character" w:styleId="NotedebasdepageCar1" w:customStyle="1">
     <w:name w:val="Note de bas de page Car1"/>
-    <w:link w:val="Notedebasdepage"/>
+    <w:link w:val="FootnoteText"/>
     <w:uiPriority w:val="99"/>
     <w:qFormat/>
-    <w:rsid w:val="00540C8E"/>
+    <w:rsid w:val="00540c8e"/>
     <w:rPr>
       <w:rFonts w:eastAsia="Calibri"/>
       <w:lang w:eastAsia="en-US"/>
     </w:rPr>
   </w:style>
-  <w:style w:type="character" w:customStyle="1" w:styleId="uppercase">
+  <w:style w:type="character" w:styleId="uppercase" w:customStyle="1">
     <w:name w:val="uppercase"/>
     <w:qFormat/>
-    <w:rsid w:val="00540C8E"/>
-  </w:style>
-  <w:style w:type="character" w:customStyle="1" w:styleId="Mentionnonrsolue1">
+    <w:rsid w:val="00540c8e"/>
+    <w:rPr/>
+  </w:style>
+  <w:style w:type="character" w:styleId="Mentionnonrsolue1" w:customStyle="1">
     <w:name w:val="Mention non résolue1"/>
     <w:uiPriority w:val="99"/>
     <w:semiHidden/>
@@ -4501,26 +4571,25 @@
     <w:rsid w:val="00150613"/>
     <w:rPr>
       <w:color w:val="808080"/>
-      <w:shd w:val="clear" w:color="auto" w:fill="E6E6E6"/>
-    </w:rPr>
-  </w:style>
-  <w:style w:type="character" w:customStyle="1" w:styleId="SansinterligneCar">
+      <w:shd w:fill="E6E6E6" w:val="clear"/>
+    </w:rPr>
+  </w:style>
+  <w:style w:type="character" w:styleId="SansinterligneCar" w:customStyle="1">
     <w:name w:val="Sans interligne Car"/>
-    <w:link w:val="Sansinterligne"/>
+    <w:link w:val="NoSpacing"/>
     <w:qFormat/>
-    <w:rsid w:val="00345EF7"/>
+    <w:rsid w:val="00345ef7"/>
     <w:rPr>
       <w:rFonts w:eastAsia="Calibri" w:cs="Calibri"/>
       <w:lang w:eastAsia="en-US"/>
     </w:rPr>
   </w:style>
-  <w:style w:type="character" w:customStyle="1" w:styleId="RetraitcorpsdetexteCar">
+  <w:style w:type="character" w:styleId="RetraitcorpsdetexteCar" w:customStyle="1">
     <w:name w:val="Retrait corps de texte Car"/>
-    <w:basedOn w:val="Policepardfaut"/>
-    <w:link w:val="Retraitcorpsdetexte"/>
+    <w:basedOn w:val="DefaultParagraphFont"/>
     <w:semiHidden/>
     <w:qFormat/>
-    <w:rsid w:val="008755C9"/>
+    <w:rsid w:val="008755c9"/>
     <w:rPr>
       <w:rFonts w:ascii="Times New Roman" w:hAnsi="Times New Roman"/>
       <w:sz w:val="24"/>
@@ -4528,26 +4597,26 @@
       <w:lang w:eastAsia="en-US"/>
     </w:rPr>
   </w:style>
-  <w:style w:type="character" w:customStyle="1" w:styleId="Retraitcorpsdetexte3Car">
+  <w:style w:type="character" w:styleId="Retraitcorpsdetexte3Car" w:customStyle="1">
     <w:name w:val="Retrait corps de texte 3 Car"/>
-    <w:basedOn w:val="Policepardfaut"/>
-    <w:link w:val="Retraitcorpsdetexte3"/>
+    <w:basedOn w:val="DefaultParagraphFont"/>
+    <w:link w:val="BodyTextIndent3"/>
     <w:uiPriority w:val="99"/>
     <w:semiHidden/>
     <w:qFormat/>
-    <w:rsid w:val="00013E32"/>
+    <w:rsid w:val="00013e32"/>
     <w:rPr>
       <w:rFonts w:ascii="Calibri Light" w:hAnsi="Calibri Light"/>
       <w:sz w:val="16"/>
       <w:szCs w:val="16"/>
     </w:rPr>
   </w:style>
-  <w:style w:type="character" w:customStyle="1" w:styleId="TitreCar">
+  <w:style w:type="character" w:styleId="TitreCar" w:customStyle="1">
     <w:name w:val="Titre Car"/>
-    <w:basedOn w:val="Policepardfaut"/>
-    <w:link w:val="Titre"/>
+    <w:basedOn w:val="DefaultParagraphFont"/>
+    <w:link w:val="Title"/>
     <w:qFormat/>
-    <w:rsid w:val="00013E32"/>
+    <w:rsid w:val="00013e32"/>
     <w:rPr>
       <w:rFonts w:ascii="Times New Roman" w:hAnsi="Times New Roman"/>
       <w:sz w:val="28"/>
@@ -4555,147 +4624,157 @@
       <w:lang w:eastAsia="fr-FR"/>
     </w:rPr>
   </w:style>
-  <w:style w:type="character" w:customStyle="1" w:styleId="CorpsdetexteCar">
+  <w:style w:type="character" w:styleId="CorpsdetexteCar" w:customStyle="1">
     <w:name w:val="Corps de texte Car"/>
-    <w:basedOn w:val="Policepardfaut"/>
-    <w:link w:val="Corpsdetexte"/>
+    <w:basedOn w:val="DefaultParagraphFont"/>
     <w:uiPriority w:val="99"/>
     <w:semiHidden/>
     <w:qFormat/>
-    <w:rsid w:val="008B26C2"/>
+    <w:rsid w:val="008b26c2"/>
     <w:rPr>
       <w:rFonts w:ascii="Calibri Light" w:hAnsi="Calibri Light"/>
       <w:sz w:val="22"/>
       <w:szCs w:val="24"/>
     </w:rPr>
   </w:style>
-  <w:style w:type="character" w:styleId="Marquedecommentaire">
+  <w:style w:type="character" w:styleId="CommentReference">
     <w:name w:val="annotation reference"/>
-    <w:basedOn w:val="Policepardfaut"/>
+    <w:basedOn w:val="DefaultParagraphFont"/>
     <w:uiPriority w:val="99"/>
     <w:semiHidden/>
     <w:unhideWhenUsed/>
     <w:qFormat/>
-    <w:rsid w:val="00030D3D"/>
+    <w:rsid w:val="00030d3d"/>
     <w:rPr>
       <w:sz w:val="16"/>
       <w:szCs w:val="16"/>
     </w:rPr>
   </w:style>
-  <w:style w:type="character" w:customStyle="1" w:styleId="CommentaireCar">
+  <w:style w:type="character" w:styleId="CommentaireCar" w:customStyle="1">
     <w:name w:val="Commentaire Car"/>
-    <w:basedOn w:val="Policepardfaut"/>
-    <w:link w:val="Commentaire"/>
+    <w:basedOn w:val="DefaultParagraphFont"/>
+    <w:link w:val="CommentText"/>
     <w:uiPriority w:val="99"/>
     <w:semiHidden/>
     <w:qFormat/>
-    <w:rsid w:val="00030D3D"/>
+    <w:rsid w:val="00030d3d"/>
     <w:rPr>
       <w:rFonts w:ascii="Calibri Light" w:hAnsi="Calibri Light"/>
     </w:rPr>
   </w:style>
-  <w:style w:type="character" w:customStyle="1" w:styleId="ObjetducommentaireCar">
+  <w:style w:type="character" w:styleId="ObjetducommentaireCar" w:customStyle="1">
     <w:name w:val="Objet du commentaire Car"/>
     <w:basedOn w:val="CommentaireCar"/>
-    <w:link w:val="Objetducommentaire"/>
+    <w:link w:val="annotationsubject"/>
     <w:uiPriority w:val="99"/>
     <w:semiHidden/>
     <w:qFormat/>
-    <w:rsid w:val="00030D3D"/>
+    <w:rsid w:val="00030d3d"/>
     <w:rPr>
       <w:rFonts w:ascii="Calibri Light" w:hAnsi="Calibri Light"/>
       <w:b/>
       <w:bCs/>
     </w:rPr>
   </w:style>
-  <w:style w:type="character" w:styleId="Numrodepage">
+  <w:style w:type="character" w:styleId="PageNumber">
     <w:name w:val="page number"/>
-    <w:basedOn w:val="Policepardfaut"/>
-    <w:rsid w:val="00BD4A41"/>
-  </w:style>
-  <w:style w:type="character" w:customStyle="1" w:styleId="NotedefinCar">
+    <w:basedOn w:val="DefaultParagraphFont"/>
+    <w:rsid w:val="00bd4a41"/>
+    <w:rPr/>
+  </w:style>
+  <w:style w:type="character" w:styleId="NotedefinCar" w:customStyle="1">
     <w:name w:val="Note de fin Car"/>
-    <w:basedOn w:val="Policepardfaut"/>
-    <w:link w:val="Notedefin"/>
+    <w:basedOn w:val="DefaultParagraphFont"/>
+    <w:link w:val="EndnoteText"/>
     <w:uiPriority w:val="99"/>
     <w:semiHidden/>
     <w:qFormat/>
-    <w:rsid w:val="003B39AE"/>
+    <w:rsid w:val="003b39ae"/>
     <w:rPr>
       <w:rFonts w:ascii="Calibri Light" w:hAnsi="Calibri Light"/>
     </w:rPr>
   </w:style>
-  <w:style w:type="character" w:customStyle="1" w:styleId="EndnoteCharacters">
-    <w:name w:val="Endnote Characters"/>
-    <w:basedOn w:val="Policepardfaut"/>
+  <w:style w:type="character" w:styleId="EndnoteCharactersuser" w:customStyle="1">
+    <w:name w:val="Endnote Characters (user)"/>
+    <w:basedOn w:val="DefaultParagraphFont"/>
     <w:uiPriority w:val="99"/>
     <w:semiHidden/>
     <w:unhideWhenUsed/>
     <w:qFormat/>
-    <w:rsid w:val="003B39AE"/>
+    <w:rsid w:val="003b39ae"/>
     <w:rPr>
       <w:vertAlign w:val="superscript"/>
     </w:rPr>
   </w:style>
-  <w:style w:type="character" w:styleId="Appeldenotedefin">
+  <w:style w:type="character" w:styleId="EndnoteCharacters">
+    <w:name w:val="Endnote Characters"/>
+    <w:qFormat/>
+    <w:rPr>
+      <w:vertAlign w:val="superscript"/>
+    </w:rPr>
+  </w:style>
+  <w:style w:type="character" w:styleId="EndnoteReference">
     <w:name w:val="endnote reference"/>
     <w:rPr>
       <w:vertAlign w:val="superscript"/>
     </w:rPr>
   </w:style>
-  <w:style w:type="character" w:customStyle="1" w:styleId="PieddepageCar1">
+  <w:style w:type="character" w:styleId="PieddepageCar1" w:customStyle="1">
     <w:name w:val="Pied de page Car1"/>
-    <w:basedOn w:val="Policepardfaut"/>
+    <w:basedOn w:val="DefaultParagraphFont"/>
     <w:uiPriority w:val="99"/>
     <w:qFormat/>
-    <w:rsid w:val="00D22458"/>
-  </w:style>
-  <w:style w:type="character" w:styleId="lev">
+    <w:rsid w:val="00d22458"/>
+    <w:rPr/>
+  </w:style>
+  <w:style w:type="character" w:styleId="Strong">
     <w:name w:val="Strong"/>
-    <w:basedOn w:val="Policepardfaut"/>
+    <w:basedOn w:val="DefaultParagraphFont"/>
     <w:uiPriority w:val="22"/>
     <w:qFormat/>
-    <w:rsid w:val="001163F9"/>
+    <w:rsid w:val="001163f9"/>
     <w:rPr>
       <w:b/>
       <w:bCs/>
     </w:rPr>
   </w:style>
-  <w:style w:type="paragraph" w:customStyle="1" w:styleId="Heading">
+  <w:style w:type="paragraph" w:styleId="Heading" w:customStyle="1">
     <w:name w:val="Heading"/>
     <w:basedOn w:val="Normal"/>
-    <w:next w:val="Corpsdetexte"/>
+    <w:next w:val="BodyText"/>
     <w:qFormat/>
     <w:pPr>
-      <w:keepNext/>
+      <w:keepNext w:val="true"/>
       <w:spacing w:before="240" w:after="120"/>
     </w:pPr>
     <w:rPr>
-      <w:rFonts w:ascii="Liberation Sans" w:eastAsia="Nimbus Sans" w:hAnsi="Liberation Sans" w:cs="FreeSans"/>
+      <w:rFonts w:ascii="Liberation Sans" w:hAnsi="Liberation Sans" w:eastAsia="Nimbus Sans" w:cs="FreeSans"/>
       <w:sz w:val="28"/>
       <w:szCs w:val="28"/>
     </w:rPr>
   </w:style>
-  <w:style w:type="paragraph" w:styleId="Corpsdetexte">
+  <w:style w:type="paragraph" w:styleId="BodyText">
     <w:name w:val="Body Text"/>
     <w:basedOn w:val="Normal"/>
     <w:link w:val="CorpsdetexteCar"/>
     <w:uiPriority w:val="99"/>
     <w:semiHidden/>
     <w:unhideWhenUsed/>
-    <w:rsid w:val="008B26C2"/>
+    <w:rsid w:val="008b26c2"/>
     <w:pPr>
-      <w:spacing w:after="120"/>
+      <w:spacing w:before="0" w:after="120"/>
     </w:pPr>
-  </w:style>
-  <w:style w:type="paragraph" w:styleId="Liste">
+    <w:rPr/>
+  </w:style>
+  <w:style w:type="paragraph" w:styleId="List">
     <w:name w:val="List"/>
-    <w:basedOn w:val="Corpsdetexte"/>
+    <w:basedOn w:val="BodyText"/>
+    <w:pPr/>
     <w:rPr>
       <w:rFonts w:cs="FreeSans"/>
     </w:rPr>
   </w:style>
-  <w:style w:type="paragraph" w:styleId="Lgende">
+  <w:style w:type="paragraph" w:styleId="Caption">
     <w:name w:val="caption"/>
     <w:basedOn w:val="Normal"/>
     <w:qFormat/>
@@ -4710,7 +4789,7 @@
       <w:sz w:val="24"/>
     </w:rPr>
   </w:style>
-  <w:style w:type="paragraph" w:customStyle="1" w:styleId="Index">
+  <w:style w:type="paragraph" w:styleId="Index" w:customStyle="1">
     <w:name w:val="Index"/>
     <w:basedOn w:val="Normal"/>
     <w:qFormat/>
@@ -4721,61 +4800,68 @@
       <w:rFonts w:cs="FreeSans"/>
     </w:rPr>
   </w:style>
-  <w:style w:type="paragraph" w:customStyle="1" w:styleId="HeaderandFooter">
+  <w:style w:type="paragraph" w:styleId="HeaderandFooter" w:customStyle="1">
     <w:name w:val="Header and Footer"/>
     <w:basedOn w:val="Normal"/>
     <w:qFormat/>
-  </w:style>
-  <w:style w:type="paragraph" w:styleId="En-tte">
+    <w:pPr/>
+    <w:rPr/>
+  </w:style>
+  <w:style w:type="paragraph" w:styleId="Header">
     <w:name w:val="header"/>
     <w:basedOn w:val="Normal"/>
     <w:link w:val="En-tteCar"/>
     <w:uiPriority w:val="99"/>
     <w:unhideWhenUsed/>
-    <w:rsid w:val="0004348A"/>
+    <w:rsid w:val="0004348a"/>
     <w:pPr>
       <w:tabs>
-        <w:tab w:val="center" w:pos="4320"/>
-        <w:tab w:val="right" w:pos="8640"/>
+        <w:tab w:val="clear" w:pos="708"/>
+        <w:tab w:val="center" w:pos="4320" w:leader="none"/>
+        <w:tab w:val="right" w:pos="8640" w:leader="none"/>
       </w:tabs>
     </w:pPr>
-  </w:style>
-  <w:style w:type="paragraph" w:styleId="Pieddepage">
+    <w:rPr/>
+  </w:style>
+  <w:style w:type="paragraph" w:styleId="Footer">
     <w:name w:val="footer"/>
     <w:basedOn w:val="Normal"/>
     <w:link w:val="PieddepageCar"/>
     <w:uiPriority w:val="99"/>
     <w:unhideWhenUsed/>
-    <w:rsid w:val="0004348A"/>
+    <w:rsid w:val="0004348a"/>
     <w:pPr>
       <w:tabs>
-        <w:tab w:val="center" w:pos="4320"/>
-        <w:tab w:val="right" w:pos="8640"/>
+        <w:tab w:val="clear" w:pos="708"/>
+        <w:tab w:val="center" w:pos="4320" w:leader="none"/>
+        <w:tab w:val="right" w:pos="8640" w:leader="none"/>
       </w:tabs>
     </w:pPr>
-  </w:style>
-  <w:style w:type="paragraph" w:customStyle="1" w:styleId="Pieddepage1">
+    <w:rPr/>
+  </w:style>
+  <w:style w:type="paragraph" w:styleId="Pieddepage1" w:customStyle="1">
     <w:name w:val="Pied de page1"/>
     <w:basedOn w:val="Normal"/>
-    <w:next w:val="Pieddepage"/>
+    <w:next w:val="Footer"/>
     <w:uiPriority w:val="99"/>
     <w:unhideWhenUsed/>
     <w:qFormat/>
     <w:rsid w:val="00510433"/>
     <w:pPr>
       <w:tabs>
-        <w:tab w:val="center" w:pos="4320"/>
-        <w:tab w:val="right" w:pos="8640"/>
+        <w:tab w:val="clear" w:pos="708"/>
+        <w:tab w:val="center" w:pos="4320" w:leader="none"/>
+        <w:tab w:val="right" w:pos="8640" w:leader="none"/>
       </w:tabs>
       <w:jc w:val="left"/>
     </w:pPr>
     <w:rPr>
-      <w:rFonts w:ascii="Calibri" w:eastAsia="Calibri" w:hAnsi="Calibri"/>
+      <w:rFonts w:ascii="Calibri" w:hAnsi="Calibri" w:eastAsia="Calibri"/>
       <w:szCs w:val="22"/>
       <w:lang w:eastAsia="en-US"/>
     </w:rPr>
   </w:style>
-  <w:style w:type="paragraph" w:styleId="Textedebulles">
+  <w:style w:type="paragraph" w:styleId="BalloonText">
     <w:name w:val="Balloon Text"/>
     <w:basedOn w:val="Normal"/>
     <w:link w:val="TextedebullesCar"/>
@@ -4784,60 +4870,62 @@
     <w:unhideWhenUsed/>
     <w:qFormat/>
     <w:rsid w:val="00510433"/>
+    <w:pPr/>
     <w:rPr>
       <w:rFonts w:ascii="Segoe UI" w:hAnsi="Segoe UI" w:cs="Segoe UI"/>
       <w:sz w:val="18"/>
       <w:szCs w:val="18"/>
     </w:rPr>
   </w:style>
-  <w:style w:type="paragraph" w:styleId="Notedebasdepage">
+  <w:style w:type="paragraph" w:styleId="FootnoteText">
     <w:name w:val="footnote text"/>
     <w:basedOn w:val="Normal"/>
     <w:link w:val="NotedebasdepageCar1"/>
     <w:uiPriority w:val="99"/>
     <w:unhideWhenUsed/>
-    <w:rsid w:val="00540C8E"/>
+    <w:rsid w:val="00540c8e"/>
     <w:pPr>
-      <w:spacing w:after="0" w:line="240" w:lineRule="auto"/>
+      <w:spacing w:lineRule="auto" w:line="240" w:before="0" w:after="0"/>
       <w:jc w:val="left"/>
     </w:pPr>
     <w:rPr>
-      <w:rFonts w:ascii="Calibri" w:eastAsia="Calibri" w:hAnsi="Calibri"/>
+      <w:rFonts w:ascii="Calibri" w:hAnsi="Calibri" w:eastAsia="Calibri"/>
       <w:sz w:val="20"/>
       <w:szCs w:val="20"/>
       <w:lang w:eastAsia="en-US"/>
     </w:rPr>
   </w:style>
-  <w:style w:type="paragraph" w:styleId="Paragraphedeliste">
+  <w:style w:type="paragraph" w:styleId="ListParagraph">
     <w:name w:val="List Paragraph"/>
     <w:basedOn w:val="Normal"/>
     <w:uiPriority w:val="34"/>
     <w:qFormat/>
-    <w:rsid w:val="0048363D"/>
+    <w:rsid w:val="0048363d"/>
     <w:pPr>
-      <w:spacing w:after="160" w:line="259" w:lineRule="auto"/>
+      <w:spacing w:lineRule="auto" w:line="259" w:before="0" w:after="160"/>
       <w:ind w:left="720"/>
       <w:contextualSpacing/>
       <w:jc w:val="left"/>
     </w:pPr>
     <w:rPr>
-      <w:rFonts w:ascii="Calibri" w:eastAsia="Calibri" w:hAnsi="Calibri"/>
+      <w:rFonts w:ascii="Calibri" w:hAnsi="Calibri" w:eastAsia="Calibri"/>
       <w:szCs w:val="22"/>
       <w:lang w:eastAsia="en-US"/>
     </w:rPr>
   </w:style>
-  <w:style w:type="paragraph" w:styleId="TM1">
+  <w:style w:type="paragraph" w:styleId="TOC1">
     <w:name w:val="toc 1"/>
     <w:basedOn w:val="Normal"/>
     <w:next w:val="Normal"/>
     <w:autoRedefine/>
     <w:uiPriority w:val="39"/>
     <w:unhideWhenUsed/>
-    <w:rsid w:val="002C3B79"/>
+    <w:rsid w:val="002c3b79"/>
     <w:pPr>
       <w:tabs>
-        <w:tab w:val="left" w:pos="426"/>
-        <w:tab w:val="right" w:leader="dot" w:pos="8630"/>
+        <w:tab w:val="clear" w:pos="708"/>
+        <w:tab w:val="left" w:pos="426" w:leader="none"/>
+        <w:tab w:val="right" w:pos="8630" w:leader="dot"/>
       </w:tabs>
       <w:spacing w:before="120" w:after="120"/>
       <w:jc w:val="left"/>
@@ -4851,21 +4939,22 @@
       <w:szCs w:val="20"/>
     </w:rPr>
   </w:style>
-  <w:style w:type="paragraph" w:styleId="TM2">
+  <w:style w:type="paragraph" w:styleId="TOC2">
     <w:name w:val="toc 2"/>
     <w:basedOn w:val="Normal"/>
     <w:next w:val="Normal"/>
     <w:autoRedefine/>
     <w:uiPriority w:val="39"/>
     <w:unhideWhenUsed/>
-    <w:rsid w:val="00D22458"/>
+    <w:rsid w:val="00d22458"/>
     <w:pPr>
       <w:tabs>
-        <w:tab w:val="left" w:pos="880"/>
-        <w:tab w:val="right" w:leader="dot" w:pos="8630"/>
+        <w:tab w:val="clear" w:pos="708"/>
+        <w:tab w:val="left" w:pos="880" w:leader="none"/>
+        <w:tab w:val="right" w:pos="8630" w:leader="dot"/>
       </w:tabs>
-      <w:spacing w:after="0"/>
-      <w:ind w:left="896" w:hanging="470"/>
+      <w:spacing w:before="0" w:after="0"/>
+      <w:ind w:hanging="470" w:left="896"/>
       <w:jc w:val="left"/>
     </w:pPr>
     <w:rPr>
@@ -4875,66 +4964,71 @@
       <w:szCs w:val="20"/>
     </w:rPr>
   </w:style>
-  <w:style w:type="paragraph" w:styleId="Sansinterligne">
+  <w:style w:type="paragraph" w:styleId="NoSpacing">
     <w:name w:val="No Spacing"/>
     <w:basedOn w:val="Normal"/>
     <w:link w:val="SansinterligneCar"/>
     <w:qFormat/>
-    <w:rsid w:val="00345EF7"/>
+    <w:rsid w:val="00345ef7"/>
     <w:pPr>
-      <w:spacing w:before="240" w:after="0" w:line="240" w:lineRule="auto"/>
+      <w:spacing w:lineRule="auto" w:line="240" w:before="240" w:after="0"/>
     </w:pPr>
     <w:rPr>
-      <w:rFonts w:ascii="Calibri" w:eastAsia="Calibri" w:hAnsi="Calibri" w:cs="Calibri"/>
+      <w:rFonts w:ascii="Calibri" w:hAnsi="Calibri" w:eastAsia="Calibri" w:cs="Calibri"/>
       <w:sz w:val="20"/>
       <w:szCs w:val="20"/>
       <w:lang w:eastAsia="en-US"/>
     </w:rPr>
   </w:style>
-  <w:style w:type="paragraph" w:styleId="Titreindex">
+  <w:style w:type="paragraph" w:styleId="IndexHeading">
     <w:name w:val="index heading"/>
     <w:basedOn w:val="Heading"/>
-  </w:style>
-  <w:style w:type="paragraph" w:styleId="En-ttedetabledesmatires">
+    <w:pPr/>
+    <w:rPr/>
+  </w:style>
+  <w:style w:type="paragraph" w:styleId="TOCHeading">
     <w:name w:val="TOC Heading"/>
-    <w:basedOn w:val="Titre1"/>
+    <w:basedOn w:val="Heading1"/>
     <w:next w:val="Normal"/>
     <w:uiPriority w:val="39"/>
     <w:unhideWhenUsed/>
     <w:qFormat/>
-    <w:rsid w:val="00C51201"/>
+    <w:rsid w:val="00c51201"/>
     <w:pPr>
       <w:numPr>
+        <w:ilvl w:val="0"/>
         <w:numId w:val="0"/>
       </w:numPr>
-      <w:spacing w:before="240" w:after="0" w:line="259" w:lineRule="auto"/>
+      <w:spacing w:lineRule="auto" w:line="259" w:before="240" w:after="0"/>
       <w:jc w:val="left"/>
       <w:outlineLvl w:val="9"/>
     </w:pPr>
     <w:rPr>
-      <w:b w:val="0"/>
-      <w:bCs w:val="0"/>
-      <w:smallCaps w:val="0"/>
+      <w:b w:val="false"/>
+      <w:bCs w:val="false"/>
+      <w:caps w:val="false"/>
+      <w:smallCaps w:val="false"/>
       <w:color w:val="2F5496"/>
       <w:sz w:val="32"/>
       <w:szCs w:val="32"/>
     </w:rPr>
   </w:style>
-  <w:style w:type="paragraph" w:styleId="TM3">
+  <w:style w:type="paragraph" w:styleId="TOC3">
     <w:name w:val="toc 3"/>
     <w:basedOn w:val="Normal"/>
     <w:next w:val="Normal"/>
     <w:autoRedefine/>
     <w:uiPriority w:val="39"/>
     <w:unhideWhenUsed/>
-    <w:rsid w:val="00D22458"/>
+    <w:rsid w:val="00d22458"/>
     <w:pPr>
       <w:tabs>
-        <w:tab w:val="left" w:pos="1418"/>
-        <w:tab w:val="right" w:leader="dot" w:pos="8630"/>
+        <w:tab w:val="clear" w:pos="708"/>
+        <w:tab w:val="left" w:pos="1418" w:leader="none"/>
+        <w:tab w:val="right" w:pos="8630" w:leader="dot"/>
       </w:tabs>
-      <w:spacing w:after="0"/>
-      <w:ind w:left="1418" w:hanging="567"/>
+      <w:spacing w:before="0" w:after="0"/>
+      <w:ind w:hanging="567" w:left="1418"/>
       <w:jc w:val="left"/>
     </w:pPr>
     <w:rPr>
@@ -4945,16 +5039,16 @@
       <w:szCs w:val="20"/>
     </w:rPr>
   </w:style>
-  <w:style w:type="paragraph" w:styleId="TM4">
+  <w:style w:type="paragraph" w:styleId="TOC4">
     <w:name w:val="toc 4"/>
     <w:basedOn w:val="Normal"/>
     <w:next w:val="Normal"/>
     <w:autoRedefine/>
     <w:uiPriority w:val="39"/>
     <w:unhideWhenUsed/>
-    <w:rsid w:val="001A51F3"/>
+    <w:rsid w:val="001a51f3"/>
     <w:pPr>
-      <w:spacing w:after="0"/>
+      <w:spacing w:before="0" w:after="0"/>
       <w:ind w:left="660"/>
       <w:jc w:val="left"/>
     </w:pPr>
@@ -4964,16 +5058,16 @@
       <w:szCs w:val="18"/>
     </w:rPr>
   </w:style>
-  <w:style w:type="paragraph" w:styleId="TM5">
+  <w:style w:type="paragraph" w:styleId="TOC5">
     <w:name w:val="toc 5"/>
     <w:basedOn w:val="Normal"/>
     <w:next w:val="Normal"/>
     <w:autoRedefine/>
     <w:uiPriority w:val="39"/>
     <w:unhideWhenUsed/>
-    <w:rsid w:val="001A51F3"/>
+    <w:rsid w:val="001a51f3"/>
     <w:pPr>
-      <w:spacing w:after="0"/>
+      <w:spacing w:before="0" w:after="0"/>
       <w:ind w:left="880"/>
       <w:jc w:val="left"/>
     </w:pPr>
@@ -4983,16 +5077,16 @@
       <w:szCs w:val="18"/>
     </w:rPr>
   </w:style>
-  <w:style w:type="paragraph" w:styleId="TM6">
+  <w:style w:type="paragraph" w:styleId="TOC6">
     <w:name w:val="toc 6"/>
     <w:basedOn w:val="Normal"/>
     <w:next w:val="Normal"/>
     <w:autoRedefine/>
     <w:uiPriority w:val="39"/>
     <w:unhideWhenUsed/>
-    <w:rsid w:val="001A51F3"/>
+    <w:rsid w:val="001a51f3"/>
     <w:pPr>
-      <w:spacing w:after="0"/>
+      <w:spacing w:before="0" w:after="0"/>
       <w:ind w:left="1100"/>
       <w:jc w:val="left"/>
     </w:pPr>
@@ -5002,16 +5096,16 @@
       <w:szCs w:val="18"/>
     </w:rPr>
   </w:style>
-  <w:style w:type="paragraph" w:styleId="TM7">
+  <w:style w:type="paragraph" w:styleId="TOC7">
     <w:name w:val="toc 7"/>
     <w:basedOn w:val="Normal"/>
     <w:next w:val="Normal"/>
     <w:autoRedefine/>
     <w:uiPriority w:val="39"/>
     <w:unhideWhenUsed/>
-    <w:rsid w:val="001A51F3"/>
+    <w:rsid w:val="001a51f3"/>
     <w:pPr>
-      <w:spacing w:after="0"/>
+      <w:spacing w:before="0" w:after="0"/>
       <w:ind w:left="1320"/>
       <w:jc w:val="left"/>
     </w:pPr>
@@ -5021,16 +5115,16 @@
       <w:szCs w:val="18"/>
     </w:rPr>
   </w:style>
-  <w:style w:type="paragraph" w:styleId="TM8">
+  <w:style w:type="paragraph" w:styleId="TOC8">
     <w:name w:val="toc 8"/>
     <w:basedOn w:val="Normal"/>
     <w:next w:val="Normal"/>
     <w:autoRedefine/>
     <w:uiPriority w:val="39"/>
     <w:unhideWhenUsed/>
-    <w:rsid w:val="001A51F3"/>
+    <w:rsid w:val="001a51f3"/>
     <w:pPr>
-      <w:spacing w:after="0"/>
+      <w:spacing w:before="0" w:after="0"/>
       <w:ind w:left="1540"/>
       <w:jc w:val="left"/>
     </w:pPr>
@@ -5040,16 +5134,16 @@
       <w:szCs w:val="18"/>
     </w:rPr>
   </w:style>
-  <w:style w:type="paragraph" w:styleId="TM9">
+  <w:style w:type="paragraph" w:styleId="TOC9">
     <w:name w:val="toc 9"/>
     <w:basedOn w:val="Normal"/>
     <w:next w:val="Normal"/>
     <w:autoRedefine/>
     <w:uiPriority w:val="39"/>
     <w:unhideWhenUsed/>
-    <w:rsid w:val="001A51F3"/>
+    <w:rsid w:val="001a51f3"/>
     <w:pPr>
-      <w:spacing w:after="0"/>
+      <w:spacing w:before="0" w:after="0"/>
       <w:ind w:left="1760"/>
       <w:jc w:val="left"/>
     </w:pPr>
@@ -5059,16 +5153,16 @@
       <w:szCs w:val="18"/>
     </w:rPr>
   </w:style>
-  <w:style w:type="paragraph" w:styleId="Retraitcorpsdetexte">
+  <w:style w:type="paragraph" w:styleId="BodyTextIndent">
     <w:name w:val="Body Text Indent"/>
     <w:basedOn w:val="Normal"/>
     <w:link w:val="RetraitcorpsdetexteCar"/>
     <w:semiHidden/>
     <w:unhideWhenUsed/>
-    <w:rsid w:val="008755C9"/>
+    <w:rsid w:val="008755c9"/>
     <w:pPr>
-      <w:spacing w:after="0" w:line="240" w:lineRule="auto"/>
-      <w:ind w:left="360" w:hanging="180"/>
+      <w:spacing w:lineRule="auto" w:line="240" w:before="0" w:after="0"/>
+      <w:ind w:hanging="180" w:left="360"/>
       <w:jc w:val="left"/>
     </w:pPr>
     <w:rPr>
@@ -5077,7 +5171,7 @@
       <w:lang w:eastAsia="en-US"/>
     </w:rPr>
   </w:style>
-  <w:style w:type="paragraph" w:styleId="Retraitcorpsdetexte3">
+  <w:style w:type="paragraph" w:styleId="BodyTextIndent3">
     <w:name w:val="Body Text Indent 3"/>
     <w:basedOn w:val="Normal"/>
     <w:link w:val="Retraitcorpsdetexte3Car"/>
@@ -5085,9 +5179,9 @@
     <w:semiHidden/>
     <w:unhideWhenUsed/>
     <w:qFormat/>
-    <w:rsid w:val="00013E32"/>
+    <w:rsid w:val="00013e32"/>
     <w:pPr>
-      <w:spacing w:after="120"/>
+      <w:spacing w:before="0" w:after="120"/>
       <w:ind w:left="283"/>
     </w:pPr>
     <w:rPr>
@@ -5095,14 +5189,14 @@
       <w:szCs w:val="16"/>
     </w:rPr>
   </w:style>
-  <w:style w:type="paragraph" w:styleId="Titre">
+  <w:style w:type="paragraph" w:styleId="Title">
     <w:name w:val="Title"/>
     <w:basedOn w:val="Normal"/>
     <w:link w:val="TitreCar"/>
     <w:qFormat/>
-    <w:rsid w:val="00013E32"/>
+    <w:rsid w:val="00013e32"/>
     <w:pPr>
-      <w:spacing w:after="0" w:line="240" w:lineRule="auto"/>
+      <w:spacing w:lineRule="auto" w:line="240" w:before="0" w:after="0"/>
       <w:jc w:val="center"/>
     </w:pPr>
     <w:rPr>
@@ -5111,78 +5205,110 @@
       <w:lang w:eastAsia="fr-FR"/>
     </w:rPr>
   </w:style>
-  <w:style w:type="paragraph" w:styleId="Commentaire">
+  <w:style w:type="paragraph" w:styleId="CommentText">
     <w:name w:val="annotation text"/>
     <w:basedOn w:val="Normal"/>
     <w:link w:val="CommentaireCar"/>
     <w:uiPriority w:val="99"/>
     <w:semiHidden/>
     <w:unhideWhenUsed/>
-    <w:rsid w:val="00030D3D"/>
+    <w:rsid w:val="00030d3d"/>
     <w:pPr>
-      <w:spacing w:line="240" w:lineRule="auto"/>
+      <w:spacing w:lineRule="auto" w:line="240"/>
     </w:pPr>
     <w:rPr>
       <w:sz w:val="20"/>
       <w:szCs w:val="20"/>
     </w:rPr>
   </w:style>
-  <w:style w:type="paragraph" w:styleId="Objetducommentaire">
+  <w:style w:type="paragraph" w:styleId="annotationsubject">
     <w:name w:val="annotation subject"/>
-    <w:basedOn w:val="Commentaire"/>
-    <w:next w:val="Commentaire"/>
+    <w:basedOn w:val="CommentText"/>
+    <w:next w:val="CommentText"/>
     <w:link w:val="ObjetducommentaireCar"/>
     <w:uiPriority w:val="99"/>
     <w:semiHidden/>
     <w:unhideWhenUsed/>
     <w:qFormat/>
-    <w:rsid w:val="00030D3D"/>
+    <w:rsid w:val="00030d3d"/>
+    <w:pPr/>
     <w:rPr>
       <w:b/>
       <w:bCs/>
     </w:rPr>
   </w:style>
-  <w:style w:type="paragraph" w:styleId="Notedefin">
+  <w:style w:type="paragraph" w:styleId="EndnoteText">
     <w:name w:val="endnote text"/>
     <w:basedOn w:val="Normal"/>
     <w:link w:val="NotedefinCar"/>
     <w:uiPriority w:val="99"/>
     <w:semiHidden/>
     <w:unhideWhenUsed/>
-    <w:rsid w:val="003B39AE"/>
+    <w:rsid w:val="003b39ae"/>
     <w:pPr>
-      <w:spacing w:after="0" w:line="240" w:lineRule="auto"/>
+      <w:spacing w:lineRule="auto" w:line="240" w:before="0" w:after="0"/>
     </w:pPr>
     <w:rPr>
       <w:sz w:val="20"/>
       <w:szCs w:val="20"/>
     </w:rPr>
   </w:style>
-  <w:style w:type="paragraph" w:styleId="Rvision">
+  <w:style w:type="paragraph" w:styleId="Revision">
     <w:name w:val="Revision"/>
     <w:uiPriority w:val="99"/>
     <w:semiHidden/>
     <w:qFormat/>
     <w:rsid w:val="00711121"/>
-    <w:rPr>
-      <w:rFonts w:ascii="Calibri Light" w:hAnsi="Calibri Light"/>
+    <w:pPr>
+      <w:widowControl/>
+      <w:suppressAutoHyphens w:val="true"/>
+      <w:bidi w:val="0"/>
+      <w:spacing w:before="0" w:after="0"/>
+      <w:jc w:val="left"/>
+    </w:pPr>
+    <w:rPr>
+      <w:rFonts w:ascii="Calibri Light" w:hAnsi="Calibri Light" w:eastAsia="Times New Roman" w:cs="Times New Roman"/>
+      <w:color w:val="auto"/>
+      <w:kern w:val="0"/>
       <w:sz w:val="22"/>
       <w:szCs w:val="24"/>
-    </w:rPr>
+      <w:lang w:val="fr-CA" w:eastAsia="fr-CA" w:bidi="ar-SA"/>
+    </w:rPr>
+  </w:style>
+  <w:style w:type="numbering" w:styleId="NoList" w:default="1">
+    <w:name w:val="No List"/>
+    <w:uiPriority w:val="99"/>
+    <w:semiHidden/>
+    <w:unhideWhenUsed/>
+    <w:qFormat/>
+  </w:style>
+  <w:style w:type="table" w:default="1" w:styleId="TableauNormal">
+    <w:name w:val="Normal Table"/>
+    <w:uiPriority w:val="99"/>
+    <w:semiHidden/>
+    <w:unhideWhenUsed/>
+    <w:tblPr>
+      <w:tblCellMar>
+        <w:top w:w="0" w:type="dxa"/>
+        <w:left w:w="108" w:type="dxa"/>
+        <w:bottom w:w="0" w:type="dxa"/>
+        <w:right w:w="108" w:type="dxa"/>
+      </w:tblCellMar>
+    </w:tblPr>
   </w:style>
   <w:style w:type="table" w:styleId="Grilledutableau">
     <w:name w:val="Table Grid"/>
     <w:basedOn w:val="TableauNormal"/>
     <w:uiPriority w:val="59"/>
-    <w:rsid w:val="009937BE"/>
+    <w:rsid w:val="009937be"/>
     <w:tblPr>
       <w:tblBorders>
-        <w:top w:val="single" w:sz="4" w:space="0" w:color="auto"/>
-        <w:left w:val="single" w:sz="4" w:space="0" w:color="auto"/>
-        <w:bottom w:val="single" w:sz="4" w:space="0" w:color="auto"/>
-        <w:right w:val="single" w:sz="4" w:space="0" w:color="auto"/>
-        <w:insideH w:val="single" w:sz="4" w:space="0" w:color="auto"/>
-        <w:insideV w:val="single" w:sz="4" w:space="0" w:color="auto"/>
+        <w:top w:val="single" w:color="auto" w:sz="4" w:space="0"/>
+        <w:left w:val="single" w:color="auto" w:sz="4" w:space="0"/>
+        <w:bottom w:val="single" w:color="auto" w:sz="4" w:space="0"/>
+        <w:right w:val="single" w:color="auto" w:sz="4" w:space="0"/>
+        <w:insideH w:val="single" w:color="auto" w:sz="4" w:space="0"/>
+        <w:insideV w:val="single" w:color="auto" w:sz="4" w:space="0"/>
       </w:tblBorders>
     </w:tblPr>
   </w:style>
@@ -5190,7 +5316,7 @@
     <w:name w:val="Grid Table 1 Light"/>
     <w:basedOn w:val="TableauNormal"/>
     <w:uiPriority w:val="46"/>
-    <w:rsid w:val="006C36CE"/>
+    <w:rsid w:val="006c36ce"/>
     <w:rPr>
       <w:sz w:val="22"/>
       <w:szCs w:val="22"/>
@@ -5200,12 +5326,12 @@
       <w:tblStyleRowBandSize w:val="1"/>
       <w:tblStyleColBandSize w:val="1"/>
       <w:tblBorders>
-        <w:top w:val="single" w:sz="4" w:space="0" w:color="999999"/>
-        <w:left w:val="single" w:sz="4" w:space="0" w:color="999999"/>
-        <w:bottom w:val="single" w:sz="4" w:space="0" w:color="999999"/>
-        <w:right w:val="single" w:sz="4" w:space="0" w:color="999999"/>
-        <w:insideH w:val="single" w:sz="4" w:space="0" w:color="999999"/>
-        <w:insideV w:val="single" w:sz="4" w:space="0" w:color="999999"/>
+        <w:top w:val="single" w:color="999999" w:sz="4" w:space="0"/>
+        <w:left w:val="single" w:color="999999" w:sz="4" w:space="0"/>
+        <w:bottom w:val="single" w:color="999999" w:sz="4" w:space="0"/>
+        <w:right w:val="single" w:color="999999" w:sz="4" w:space="0"/>
+        <w:insideH w:val="single" w:color="999999" w:sz="4" w:space="0"/>
+        <w:insideV w:val="single" w:color="999999" w:sz="4" w:space="0"/>
       </w:tblBorders>
     </w:tblPr>
     <w:tblStylePr w:type="firstRow">
@@ -5216,7 +5342,7 @@
       <w:tblPr/>
       <w:tcPr>
         <w:tcBorders>
-          <w:bottom w:val="single" w:sz="12" w:space="0" w:color="666666"/>
+          <w:bottom w:val="single" w:color="666666" w:sz="12" w:space="0"/>
         </w:tcBorders>
       </w:tcPr>
     </w:tblStylePr>
@@ -5228,7 +5354,7 @@
       <w:tblPr/>
       <w:tcPr>
         <w:tcBorders>
-          <w:top w:val="double" w:sz="2" w:space="0" w:color="666666"/>
+          <w:top w:val="double" w:color="666666" w:sz="2" w:space="0"/>
         </w:tcBorders>
       </w:tcPr>
     </w:tblStylePr>
@@ -5237,19 +5363,21 @@
         <w:b/>
         <w:bCs/>
       </w:rPr>
+      <w:tblPr/>
     </w:tblStylePr>
     <w:tblStylePr w:type="lastCol">
       <w:rPr>
         <w:b/>
         <w:bCs/>
       </w:rPr>
+      <w:tblPr/>
     </w:tblStylePr>
   </w:style>
   <w:style w:type="table" w:customStyle="1" w:styleId="Grilledutableau2">
     <w:name w:val="Grille du tableau2"/>
     <w:basedOn w:val="TableauNormal"/>
     <w:uiPriority w:val="59"/>
-    <w:rsid w:val="00BF7FBB"/>
+    <w:rsid w:val="00bf7fbb"/>
     <w:rPr>
       <w:sz w:val="22"/>
       <w:szCs w:val="22"/>
@@ -5257,12 +5385,12 @@
     </w:rPr>
     <w:tblPr>
       <w:tblBorders>
-        <w:top w:val="single" w:sz="4" w:space="0" w:color="auto"/>
-        <w:left w:val="single" w:sz="4" w:space="0" w:color="auto"/>
-        <w:bottom w:val="single" w:sz="4" w:space="0" w:color="auto"/>
-        <w:right w:val="single" w:sz="4" w:space="0" w:color="auto"/>
-        <w:insideH w:val="single" w:sz="4" w:space="0" w:color="auto"/>
-        <w:insideV w:val="single" w:sz="4" w:space="0" w:color="auto"/>
+        <w:top w:val="single" w:color="auto" w:sz="4" w:space="0"/>
+        <w:left w:val="single" w:color="auto" w:sz="4" w:space="0"/>
+        <w:bottom w:val="single" w:color="auto" w:sz="4" w:space="0"/>
+        <w:right w:val="single" w:color="auto" w:sz="4" w:space="0"/>
+        <w:insideH w:val="single" w:color="auto" w:sz="4" w:space="0"/>
+        <w:insideV w:val="single" w:color="auto" w:sz="4" w:space="0"/>
       </w:tblBorders>
     </w:tblPr>
   </w:style>
@@ -5270,54 +5398,54 @@
 </file>
 
 <file path=word/theme/theme1.xml><?xml version="1.0" encoding="utf-8"?>
-<a:theme xmlns:a="http://schemas.openxmlformats.org/drawingml/2006/main" name="Thème Office">
+<a:theme xmlns:a="http://schemas.openxmlformats.org/drawingml/2006/main" xmlns:r="http://schemas.openxmlformats.org/officeDocument/2006/relationships" name="Thème Office">
   <a:themeElements>
     <a:clrScheme name="Office">
       <a:dk1>
         <a:srgbClr val="000000"/>
       </a:dk1>
       <a:lt1>
-        <a:srgbClr val="FFFFFF"/>
+        <a:srgbClr val="ffffff"/>
       </a:lt1>
       <a:dk2>
-        <a:srgbClr val="44546A"/>
+        <a:srgbClr val="44546a"/>
       </a:dk2>
       <a:lt2>
-        <a:srgbClr val="E7E6E6"/>
+        <a:srgbClr val="e7e6e6"/>
       </a:lt2>
       <a:accent1>
-        <a:srgbClr val="4472C4"/>
+        <a:srgbClr val="4472c4"/>
       </a:accent1>
       <a:accent2>
-        <a:srgbClr val="ED7D31"/>
+        <a:srgbClr val="ed7d31"/>
       </a:accent2>
       <a:accent3>
-        <a:srgbClr val="A5A5A5"/>
+        <a:srgbClr val="a5a5a5"/>
       </a:accent3>
       <a:accent4>
-        <a:srgbClr val="FFC000"/>
+        <a:srgbClr val="ffc000"/>
       </a:accent4>
       <a:accent5>
-        <a:srgbClr val="5B9BD5"/>
+        <a:srgbClr val="5b9bd5"/>
       </a:accent5>
       <a:accent6>
-        <a:srgbClr val="70AD47"/>
+        <a:srgbClr val="70ad47"/>
       </a:accent6>
       <a:hlink>
-        <a:srgbClr val="0563C1"/>
+        <a:srgbClr val="0563c1"/>
       </a:hlink>
       <a:folHlink>
-        <a:srgbClr val="954F72"/>
+        <a:srgbClr val="954f72"/>
       </a:folHlink>
     </a:clrScheme>
     <a:fontScheme name="Office">
       <a:majorFont>
-        <a:latin typeface="Calibri Light" panose="020F0302020204030204"/>
+        <a:latin typeface="Calibri Light" panose="020F0302020204030204" pitchFamily="0" charset="1"/>
         <a:ea typeface=""/>
         <a:cs typeface=""/>
       </a:majorFont>
       <a:minorFont>
-        <a:latin typeface="Calibri" panose="020F0502020204030204"/>
+        <a:latin typeface="Calibri" panose="020F0502020204030204" pitchFamily="0" charset="1"/>
         <a:ea typeface=""/>
         <a:cs typeface=""/>
       </a:minorFont>
@@ -5349,7 +5477,7 @@
             </a:gs>
           </a:gsLst>
           <a:lin ang="5400000" scaled="0"/>
-          <a:tileRect/>
+          <a:tileRect l="0" t="0" r="0" b="0"/>
         </a:gradFill>
         <a:gradFill>
           <a:gsLst>
@@ -5373,7 +5501,7 @@
             </a:gs>
           </a:gsLst>
           <a:lin ang="5400000" scaled="0"/>
-          <a:tileRect/>
+          <a:tileRect l="0" t="0" r="0" b="0"/>
         </a:gradFill>
       </a:fillStyleLst>
       <a:lnStyleLst>
@@ -5433,13 +5561,11 @@
             </a:gs>
           </a:gsLst>
           <a:lin ang="5400000" scaled="0"/>
-          <a:tileRect/>
+          <a:tileRect l="0" t="0" r="0" b="0"/>
         </a:gradFill>
       </a:bgFillStyleLst>
     </a:fmtScheme>
   </a:themeElements>
-  <a:objectDefaults/>
-  <a:extraClrSchemeLst/>
 </a:theme>
 </file>
 
